--- a/15运维服务过程管理文件/CYYH-ITSS-15-02 服务报告管理流程.docx
+++ b/15运维服务过程管理文件/CYYH-ITSS-15-02 服务报告管理流程.docx
@@ -1,7 +1,6 @@
 
 <file path=word/document.xml><?xml version="1.0" encoding="utf-8"?>
-<w:document xmlns:wpc="http://schemas.microsoft.com/office/word/2010/wordprocessingCanvas" xmlns:mc="http://schemas.openxmlformats.org/markup-compatibility/2006" xmlns:o="urn:schemas-microsoft-com:office:office" xmlns:r="http://schemas.openxmlformats.org/officeDocument/2006/relationships" xmlns:m="http://schemas.openxmlformats.org/officeDocument/2006/math" xmlns:v="urn:schemas-microsoft-com:vml" xmlns:wp14="http://schemas.microsoft.com/office/word/2010/wordprocessingDrawing" xmlns:wp="http://schemas.openxmlformats.org/drawingml/2006/wordprocessingDrawing" xmlns:w10="urn:schemas-microsoft-com:office:word" xmlns:w="http://schemas.openxmlformats.org/wordprocessingml/2006/main" xmlns:w14="http://schemas.microsoft.com/office/word/2010/wordml" xmlns:w15="http://schemas.microsoft.com/office/word/2012/wordml" xmlns:wne="http://schemas.microsoft.com/office/word/2006/wordml" xmlns:wpg="http://schemas.microsoft.com/office/word/2010/wordprocessingGroup" xmlns:wpi="http://schemas.microsoft.com/office/word/2010/wordprocessingInk" xmlns:wps="http://schemas.microsoft.com/office/word/2010/wordprocessingShape" mc:Ignorable="w14 w15 wp14">
-  <!-- Generated by Aspose.Words for .NET 13.3.0.1 -->
+<w:document xmlns:wpc="http://schemas.microsoft.com/office/word/2010/wordprocessingCanvas" xmlns:mc="http://schemas.openxmlformats.org/markup-compatibility/2006" xmlns:o="urn:schemas-microsoft-com:office:office" xmlns:r="http://schemas.openxmlformats.org/officeDocument/2006/relationships" xmlns:m="http://schemas.openxmlformats.org/officeDocument/2006/math" xmlns:v="urn:schemas-microsoft-com:vml" xmlns:wp14="http://schemas.microsoft.com/office/word/2010/wordprocessingDrawing" xmlns:wp="http://schemas.openxmlformats.org/drawingml/2006/wordprocessingDrawing" xmlns:w="http://schemas.openxmlformats.org/wordprocessingml/2006/main" xmlns:w14="http://schemas.microsoft.com/office/word/2010/wordml" xmlns:w10="urn:schemas-microsoft-com:office:word" xmlns:w15="http://schemas.microsoft.com/office/word/2012/wordml" xmlns:wpg="http://schemas.microsoft.com/office/word/2010/wordprocessingGroup" xmlns:wpi="http://schemas.microsoft.com/office/word/2010/wordprocessingInk" xmlns:wne="http://schemas.microsoft.com/office/word/2006/wordml" xmlns:wps="http://schemas.microsoft.com/office/word/2010/wordprocessingShape" xmlns:wpsCustomData="http://www.wps.cn/officeDocument/2013/wpsCustomData" mc:Ignorable="w14 w15 wp14">
   <w:body>
     <w:p>
       <w:pPr>
@@ -13,7 +12,7 @@
         </w:rPr>
         <w:drawing>
           <wp:inline distT="0" distB="0" distL="0" distR="0">
-            <wp:extent cx="687324" cy="249261"/>
+            <wp:extent cx="687070" cy="248920"/>
             <wp:effectExtent l="0" t="0" r="0" b="0"/>
             <wp:docPr id="2" name="IM 2"/>
             <wp:cNvGraphicFramePr/>
@@ -25,13 +24,13 @@
                     <pic:cNvPicPr/>
                   </pic:nvPicPr>
                   <pic:blipFill>
-                    <a:blip xmlns:r="http://schemas.openxmlformats.org/officeDocument/2006/relationships" r:embed="rId4"/>
+                    <a:blip r:embed="rId10"/>
                     <a:stretch>
                       <a:fillRect/>
                     </a:stretch>
                   </pic:blipFill>
                   <pic:spPr>
-                    <a:xfrm rot="0">
+                    <a:xfrm>
                       <a:off x="0" y="0"/>
                       <a:ext cx="687324" cy="249261"/>
                     </a:xfrm>
@@ -48,31 +47,31 @@
     </w:p>
     <w:p>
       <w:pPr>
-        <w:pStyle w:val="BodyText"/>
+        <w:pStyle w:val="2"/>
         <w:spacing w:line="270" w:lineRule="auto"/>
       </w:pPr>
     </w:p>
     <w:p>
       <w:pPr>
-        <w:pStyle w:val="BodyText"/>
+        <w:pStyle w:val="2"/>
         <w:spacing w:line="270" w:lineRule="auto"/>
       </w:pPr>
     </w:p>
     <w:p>
       <w:pPr>
-        <w:pStyle w:val="BodyText"/>
+        <w:pStyle w:val="2"/>
         <w:spacing w:line="271" w:lineRule="auto"/>
       </w:pPr>
     </w:p>
     <w:p>
       <w:pPr>
-        <w:pStyle w:val="BodyText"/>
+        <w:pStyle w:val="2"/>
         <w:spacing w:line="271" w:lineRule="auto"/>
       </w:pPr>
     </w:p>
     <w:p>
       <w:pPr>
-        <w:pStyle w:val="BodyText"/>
+        <w:pStyle w:val="2"/>
         <w:spacing w:line="271" w:lineRule="auto"/>
       </w:pPr>
     </w:p>
@@ -81,14 +80,14 @@
         <w:spacing w:before="139" w:line="225" w:lineRule="auto"/>
         <w:ind w:left="1201"/>
         <w:rPr>
-          <w:rFonts w:ascii="SimHei" w:eastAsia="SimHei" w:hAnsi="SimHei" w:cs="SimHei"/>
+          <w:rFonts w:ascii="黑体" w:hAnsi="黑体" w:eastAsia="黑体" w:cs="黑体"/>
           <w:sz w:val="43"/>
           <w:szCs w:val="43"/>
         </w:rPr>
       </w:pPr>
       <w:r>
         <w:rPr>
-          <w:rFonts w:ascii="SimHei" w:eastAsia="SimHei" w:hAnsi="SimHei" w:cs="SimHei"/>
+          <w:rFonts w:ascii="黑体" w:hAnsi="黑体" w:eastAsia="黑体" w:cs="黑体"/>
           <w:b/>
           <w:bCs/>
           <w:spacing w:val="6"/>
@@ -100,13 +99,13 @@
     </w:p>
     <w:p>
       <w:pPr>
-        <w:pStyle w:val="BodyText"/>
+        <w:pStyle w:val="2"/>
         <w:spacing w:line="314" w:lineRule="auto"/>
       </w:pPr>
     </w:p>
     <w:p>
       <w:pPr>
-        <w:pStyle w:val="BodyText"/>
+        <w:pStyle w:val="2"/>
         <w:spacing w:line="315" w:lineRule="auto"/>
       </w:pPr>
     </w:p>
@@ -115,14 +114,14 @@
         <w:spacing w:before="139" w:line="225" w:lineRule="auto"/>
         <w:ind w:left="2525"/>
         <w:rPr>
-          <w:rFonts w:ascii="SimHei" w:eastAsia="SimHei" w:hAnsi="SimHei" w:cs="SimHei"/>
+          <w:rFonts w:ascii="黑体" w:hAnsi="黑体" w:eastAsia="黑体" w:cs="黑体"/>
           <w:sz w:val="43"/>
           <w:szCs w:val="43"/>
         </w:rPr>
       </w:pPr>
       <w:r>
         <w:rPr>
-          <w:rFonts w:ascii="SimHei" w:eastAsia="SimHei" w:hAnsi="SimHei" w:cs="SimHei"/>
+          <w:rFonts w:ascii="黑体" w:hAnsi="黑体" w:eastAsia="黑体" w:cs="黑体"/>
           <w:b/>
           <w:bCs/>
           <w:spacing w:val="4"/>
@@ -134,139 +133,63 @@
     </w:p>
     <w:p>
       <w:pPr>
-        <w:pStyle w:val="BodyText"/>
+        <w:pStyle w:val="2"/>
         <w:spacing w:line="249" w:lineRule="auto"/>
       </w:pPr>
     </w:p>
     <w:p>
       <w:pPr>
-        <w:pStyle w:val="BodyText"/>
+        <w:pStyle w:val="2"/>
         <w:spacing w:line="249" w:lineRule="auto"/>
       </w:pPr>
     </w:p>
     <w:p>
       <w:pPr>
-        <w:pStyle w:val="BodyText"/>
+        <w:pStyle w:val="2"/>
         <w:spacing w:line="249" w:lineRule="auto"/>
       </w:pPr>
     </w:p>
     <w:p>
       <w:pPr>
-        <w:pStyle w:val="BodyText"/>
+        <w:pStyle w:val="2"/>
         <w:spacing w:line="249" w:lineRule="auto"/>
       </w:pPr>
     </w:p>
     <w:p>
       <w:pPr>
-        <w:pStyle w:val="BodyText"/>
+        <w:pStyle w:val="2"/>
         <w:spacing w:line="249" w:lineRule="auto"/>
       </w:pPr>
     </w:p>
     <w:p>
       <w:pPr>
-        <w:pStyle w:val="BodyText"/>
+        <w:pStyle w:val="2"/>
         <w:spacing w:line="249" w:lineRule="auto"/>
       </w:pPr>
     </w:p>
     <w:p>
       <w:pPr>
-        <w:pStyle w:val="BodyText"/>
-        <w:spacing w:line="249" w:lineRule="auto"/>
-      </w:pPr>
-    </w:p>
-    <w:p>
-      <w:pPr>
-        <w:pStyle w:val="BodyText"/>
-        <w:spacing w:line="249" w:lineRule="auto"/>
-      </w:pPr>
-    </w:p>
-    <w:p>
-      <w:pPr>
-        <w:pStyle w:val="BodyText"/>
-        <w:spacing w:line="249" w:lineRule="auto"/>
-      </w:pPr>
-    </w:p>
-    <w:p>
-      <w:pPr>
-        <w:pStyle w:val="BodyText"/>
-        <w:spacing w:line="249" w:lineRule="auto"/>
-      </w:pPr>
-    </w:p>
-    <w:p>
-      <w:pPr>
-        <w:pStyle w:val="BodyText"/>
-        <w:spacing w:line="249" w:lineRule="auto"/>
-      </w:pPr>
-    </w:p>
-    <w:p>
-      <w:pPr>
-        <w:pStyle w:val="BodyText"/>
-        <w:spacing w:line="249" w:lineRule="auto"/>
-      </w:pPr>
-    </w:p>
-    <w:p>
-      <w:pPr>
-        <w:pStyle w:val="BodyText"/>
-        <w:spacing w:line="249" w:lineRule="auto"/>
-      </w:pPr>
-    </w:p>
-    <w:p>
-      <w:pPr>
-        <w:pStyle w:val="BodyText"/>
-        <w:spacing w:line="249" w:lineRule="auto"/>
-      </w:pPr>
-    </w:p>
-    <w:p>
-      <w:pPr>
-        <w:pStyle w:val="BodyText"/>
-        <w:spacing w:line="249" w:lineRule="auto"/>
-      </w:pPr>
-    </w:p>
-    <w:p>
-      <w:pPr>
-        <w:pStyle w:val="BodyText"/>
-        <w:spacing w:line="249" w:lineRule="auto"/>
-      </w:pPr>
-    </w:p>
-    <w:p>
-      <w:pPr>
-        <w:pStyle w:val="BodyText"/>
-        <w:spacing w:line="249" w:lineRule="auto"/>
-      </w:pPr>
-    </w:p>
-    <w:p>
-      <w:pPr>
-        <w:pStyle w:val="BodyText"/>
-        <w:spacing w:line="249" w:lineRule="auto"/>
-      </w:pPr>
-    </w:p>
-    <w:p>
-      <w:pPr>
-        <w:pStyle w:val="BodyText"/>
-        <w:spacing w:line="249" w:lineRule="auto"/>
-      </w:pPr>
-    </w:p>
-    <w:p>
-      <w:pPr>
-        <w:pStyle w:val="BodyText"/>
+        <w:pStyle w:val="2"/>
         <w:spacing w:line="250" w:lineRule="auto"/>
       </w:pPr>
-    </w:p>
-    <w:p>
-      <w:pPr>
-        <w:pStyle w:val="BodyText"/>
+      <w:bookmarkStart w:id="14" w:name="_GoBack"/>
+      <w:bookmarkEnd w:id="14"/>
+    </w:p>
+    <w:p>
+      <w:pPr>
+        <w:pStyle w:val="2"/>
         <w:spacing w:line="250" w:lineRule="auto"/>
       </w:pPr>
     </w:p>
     <w:p>
       <w:pPr>
-        <w:pStyle w:val="BodyText"/>
+        <w:pStyle w:val="2"/>
         <w:spacing w:line="250" w:lineRule="auto"/>
       </w:pPr>
     </w:p>
     <w:p>
       <w:pPr>
-        <w:pStyle w:val="BodyText"/>
+        <w:pStyle w:val="2"/>
         <w:spacing w:line="250" w:lineRule="auto"/>
       </w:pPr>
     </w:p>
@@ -276,14 +199,14 @@
         <w:ind w:left="2990"/>
         <w:outlineLvl w:val="0"/>
         <w:rPr>
-          <w:rFonts w:ascii="SimHei" w:eastAsia="SimHei" w:hAnsi="SimHei" w:cs="SimHei"/>
+          <w:rFonts w:ascii="黑体" w:hAnsi="黑体" w:eastAsia="黑体" w:cs="黑体"/>
           <w:sz w:val="30"/>
           <w:szCs w:val="30"/>
         </w:rPr>
       </w:pPr>
       <w:r>
         <w:rPr>
-          <w:rFonts w:ascii="SimHei" w:eastAsia="SimHei" w:hAnsi="SimHei" w:cs="SimHei"/>
+          <w:rFonts w:ascii="黑体" w:hAnsi="黑体" w:eastAsia="黑体" w:cs="黑体"/>
           <w:b/>
           <w:bCs/>
           <w:spacing w:val="-3"/>
@@ -294,7 +217,7 @@
       </w:r>
       <w:r>
         <w:rPr>
-          <w:rFonts w:ascii="SimHei" w:eastAsia="SimHei" w:hAnsi="SimHei" w:cs="SimHei"/>
+          <w:rFonts w:ascii="黑体" w:hAnsi="黑体" w:eastAsia="黑体" w:cs="黑体"/>
           <w:spacing w:val="-3"/>
           <w:sz w:val="30"/>
           <w:szCs w:val="30"/>
@@ -303,7 +226,7 @@
       </w:r>
       <w:r>
         <w:rPr>
-          <w:rFonts w:ascii="SimHei" w:eastAsia="SimHei" w:hAnsi="SimHei" w:cs="SimHei"/>
+          <w:rFonts w:ascii="黑体" w:hAnsi="黑体" w:eastAsia="黑体" w:cs="黑体"/>
           <w:b/>
           <w:bCs/>
           <w:spacing w:val="-3"/>
@@ -318,14 +241,14 @@
         <w:spacing w:before="269" w:line="221" w:lineRule="auto"/>
         <w:ind w:left="2980"/>
         <w:rPr>
-          <w:rFonts w:ascii="SimHei" w:eastAsia="SimHei" w:hAnsi="SimHei" w:cs="SimHei"/>
+          <w:rFonts w:ascii="黑体" w:hAnsi="黑体" w:eastAsia="黑体" w:cs="黑体"/>
           <w:sz w:val="30"/>
           <w:szCs w:val="30"/>
         </w:rPr>
       </w:pPr>
       <w:r>
         <w:rPr>
-          <w:rFonts w:ascii="SimHei" w:eastAsia="SimHei" w:hAnsi="SimHei" w:cs="SimHei"/>
+          <w:rFonts w:ascii="黑体" w:hAnsi="黑体" w:eastAsia="黑体" w:cs="黑体"/>
           <w:b/>
           <w:bCs/>
           <w:spacing w:val="-8"/>
@@ -336,7 +259,7 @@
       </w:r>
       <w:r>
         <w:rPr>
-          <w:rFonts w:ascii="SimHei" w:eastAsia="SimHei" w:hAnsi="SimHei" w:cs="SimHei"/>
+          <w:rFonts w:ascii="黑体" w:hAnsi="黑体" w:eastAsia="黑体" w:cs="黑体"/>
           <w:spacing w:val="-8"/>
           <w:sz w:val="30"/>
           <w:szCs w:val="30"/>
@@ -345,7 +268,7 @@
       </w:r>
       <w:r>
         <w:rPr>
-          <w:rFonts w:ascii="Calibri" w:eastAsia="Calibri" w:hAnsi="Calibri" w:cs="Calibri"/>
+          <w:rFonts w:ascii="Calibri" w:hAnsi="Calibri" w:eastAsia="Calibri" w:cs="Calibri"/>
           <w:b/>
           <w:bCs/>
           <w:spacing w:val="-8"/>
@@ -356,7 +279,7 @@
       </w:r>
       <w:r>
         <w:rPr>
-          <w:rFonts w:ascii="SimHei" w:eastAsia="SimHei" w:hAnsi="SimHei" w:cs="SimHei"/>
+          <w:rFonts w:ascii="黑体" w:hAnsi="黑体" w:eastAsia="黑体" w:cs="黑体"/>
           <w:b/>
           <w:bCs/>
           <w:spacing w:val="-8"/>
@@ -371,14 +294,14 @@
         <w:spacing w:before="270" w:line="222" w:lineRule="auto"/>
         <w:ind w:left="2984"/>
         <w:rPr>
-          <w:rFonts w:ascii="Calibri" w:eastAsia="Calibri" w:hAnsi="Calibri" w:cs="Calibri"/>
+          <w:rFonts w:ascii="Calibri" w:hAnsi="Calibri" w:eastAsia="Calibri" w:cs="Calibri"/>
           <w:sz w:val="30"/>
           <w:szCs w:val="30"/>
         </w:rPr>
       </w:pPr>
       <w:r>
         <w:rPr>
-          <w:rFonts w:ascii="SimHei" w:eastAsia="SimHei" w:hAnsi="SimHei" w:cs="SimHei"/>
+          <w:rFonts w:ascii="黑体" w:hAnsi="黑体" w:eastAsia="黑体" w:cs="黑体"/>
           <w:b/>
           <w:bCs/>
           <w:spacing w:val="-2"/>
@@ -389,7 +312,7 @@
       </w:r>
       <w:r>
         <w:rPr>
-          <w:rFonts w:ascii="Calibri" w:eastAsia="Calibri" w:hAnsi="Calibri" w:cs="Calibri"/>
+          <w:rFonts w:ascii="Calibri" w:hAnsi="Calibri" w:eastAsia="Calibri" w:cs="Calibri"/>
           <w:b/>
           <w:bCs/>
           <w:spacing w:val="-2"/>
@@ -404,14 +327,14 @@
         <w:spacing w:before="270" w:line="222" w:lineRule="auto"/>
         <w:ind w:left="2986"/>
         <w:rPr>
-          <w:rFonts w:ascii="SimHei" w:eastAsia="SimHei" w:hAnsi="SimHei" w:cs="SimHei"/>
+          <w:rFonts w:ascii="黑体" w:hAnsi="黑体" w:eastAsia="黑体" w:cs="黑体"/>
           <w:sz w:val="30"/>
           <w:szCs w:val="30"/>
         </w:rPr>
       </w:pPr>
       <w:r>
         <w:rPr>
-          <w:rFonts w:ascii="SimHei" w:eastAsia="SimHei" w:hAnsi="SimHei" w:cs="SimHei"/>
+          <w:rFonts w:ascii="黑体" w:hAnsi="黑体" w:eastAsia="黑体" w:cs="黑体"/>
           <w:b/>
           <w:bCs/>
           <w:spacing w:val="-3"/>
@@ -426,14 +349,14 @@
         <w:spacing w:before="268" w:line="222" w:lineRule="auto"/>
         <w:ind w:left="2986"/>
         <w:rPr>
-          <w:rFonts w:ascii="SimHei" w:eastAsia="SimHei" w:hAnsi="SimHei" w:cs="SimHei"/>
+          <w:rFonts w:ascii="黑体" w:hAnsi="黑体" w:eastAsia="黑体" w:cs="黑体"/>
           <w:sz w:val="30"/>
           <w:szCs w:val="30"/>
         </w:rPr>
       </w:pPr>
       <w:r>
         <w:rPr>
-          <w:rFonts w:ascii="SimHei" w:eastAsia="SimHei" w:hAnsi="SimHei" w:cs="SimHei"/>
+          <w:rFonts w:ascii="黑体" w:hAnsi="黑体" w:eastAsia="黑体" w:cs="黑体"/>
           <w:b/>
           <w:bCs/>
           <w:spacing w:val="-3"/>
@@ -448,14 +371,14 @@
         <w:spacing w:before="269" w:line="221" w:lineRule="auto"/>
         <w:ind w:left="2986"/>
         <w:rPr>
-          <w:rFonts w:ascii="SimHei" w:eastAsia="SimHei" w:hAnsi="SimHei" w:cs="SimHei"/>
+          <w:rFonts w:ascii="黑体" w:hAnsi="黑体" w:eastAsia="黑体" w:cs="黑体"/>
           <w:sz w:val="30"/>
           <w:szCs w:val="30"/>
         </w:rPr>
       </w:pPr>
       <w:r>
         <w:rPr>
-          <w:rFonts w:ascii="SimHei" w:eastAsia="SimHei" w:hAnsi="SimHei" w:cs="SimHei"/>
+          <w:rFonts w:ascii="黑体" w:hAnsi="黑体" w:eastAsia="黑体" w:cs="黑体"/>
           <w:b/>
           <w:bCs/>
           <w:spacing w:val="-4"/>
@@ -470,14 +393,14 @@
         <w:spacing w:before="274" w:line="221" w:lineRule="auto"/>
         <w:ind w:left="2980"/>
         <w:rPr>
-          <w:rFonts w:ascii="SimHei" w:eastAsia="SimHei" w:hAnsi="SimHei" w:cs="SimHei"/>
+          <w:rFonts w:ascii="黑体" w:hAnsi="黑体" w:eastAsia="黑体" w:cs="黑体"/>
           <w:sz w:val="30"/>
           <w:szCs w:val="30"/>
         </w:rPr>
       </w:pPr>
       <w:r>
         <w:rPr>
-          <w:rFonts w:ascii="SimHei" w:eastAsia="SimHei" w:hAnsi="SimHei" w:cs="SimHei"/>
+          <w:rFonts w:ascii="黑体" w:hAnsi="黑体" w:eastAsia="黑体" w:cs="黑体"/>
           <w:b/>
           <w:bCs/>
           <w:spacing w:val="-6"/>
@@ -488,7 +411,7 @@
       </w:r>
       <w:r>
         <w:rPr>
-          <w:rFonts w:ascii="Calibri" w:eastAsia="Calibri" w:hAnsi="Calibri" w:cs="Calibri"/>
+          <w:rFonts w:ascii="Calibri" w:hAnsi="Calibri" w:eastAsia="Calibri" w:cs="Calibri"/>
           <w:b/>
           <w:bCs/>
           <w:spacing w:val="18"/>
@@ -500,7 +423,7 @@
       </w:r>
       <w:r>
         <w:rPr>
-          <w:rFonts w:ascii="Calibri" w:eastAsia="Calibri" w:hAnsi="Calibri" w:cs="Calibri"/>
+          <w:rFonts w:ascii="Calibri" w:hAnsi="Calibri" w:eastAsia="Calibri" w:cs="Calibri"/>
           <w:b/>
           <w:bCs/>
           <w:spacing w:val="-6"/>
@@ -515,15 +438,15 @@
       <w:pPr>
         <w:spacing w:line="221" w:lineRule="auto"/>
         <w:rPr>
-          <w:rFonts w:ascii="SimHei" w:eastAsia="SimHei" w:hAnsi="SimHei" w:cs="SimHei"/>
+          <w:rFonts w:ascii="黑体" w:hAnsi="黑体" w:eastAsia="黑体" w:cs="黑体"/>
           <w:sz w:val="30"/>
           <w:szCs w:val="30"/>
         </w:rPr>
         <w:sectPr>
-          <w:footerReference w:type="default" r:id="rId5"/>
+          <w:footerReference r:id="rId5" w:type="default"/>
           <w:pgSz w:w="11910" w:h="16840"/>
           <w:pgMar w:top="877" w:right="1786" w:bottom="1196" w:left="1677" w:header="0" w:footer="982" w:gutter="0"/>
-          <w:cols w:space="720"/>
+          <w:cols w:space="720" w:num="1"/>
         </w:sectPr>
       </w:pPr>
     </w:p>
@@ -537,7 +460,7 @@
         </w:rPr>
         <w:drawing>
           <wp:inline distT="0" distB="0" distL="0" distR="0">
-            <wp:extent cx="687324" cy="249261"/>
+            <wp:extent cx="687070" cy="248920"/>
             <wp:effectExtent l="0" t="0" r="0" b="0"/>
             <wp:docPr id="4" name="IM 4"/>
             <wp:cNvGraphicFramePr/>
@@ -549,13 +472,13 @@
                     <pic:cNvPicPr/>
                   </pic:nvPicPr>
                   <pic:blipFill>
-                    <a:blip xmlns:r="http://schemas.openxmlformats.org/officeDocument/2006/relationships" r:embed="rId4"/>
+                    <a:blip r:embed="rId10"/>
                     <a:stretch>
                       <a:fillRect/>
                     </a:stretch>
                   </pic:blipFill>
                   <pic:spPr>
-                    <a:xfrm rot="0">
+                    <a:xfrm>
                       <a:off x="0" y="0"/>
                       <a:ext cx="687324" cy="249261"/>
                     </a:xfrm>
@@ -575,14 +498,14 @@
         <w:spacing w:before="320" w:line="222" w:lineRule="auto"/>
         <w:ind w:left="3399"/>
         <w:rPr>
-          <w:rFonts w:ascii="SimHei" w:eastAsia="SimHei" w:hAnsi="SimHei" w:cs="SimHei"/>
+          <w:rFonts w:ascii="黑体" w:hAnsi="黑体" w:eastAsia="黑体" w:cs="黑体"/>
           <w:sz w:val="30"/>
           <w:szCs w:val="30"/>
         </w:rPr>
       </w:pPr>
       <w:r>
         <w:rPr>
-          <w:rFonts w:ascii="SimHei" w:eastAsia="SimHei" w:hAnsi="SimHei" w:cs="SimHei"/>
+          <w:rFonts w:ascii="黑体" w:hAnsi="黑体" w:eastAsia="黑体" w:cs="黑体"/>
           <w:b/>
           <w:bCs/>
           <w:spacing w:val="-5"/>
@@ -599,18 +522,24 @@
     </w:p>
     <w:tbl>
       <w:tblPr>
-        <w:tblStyle w:val="TableNormal"/>
+        <w:tblStyle w:val="5"/>
         <w:tblW w:w="8508" w:type="dxa"/>
         <w:tblInd w:w="164" w:type="dxa"/>
         <w:tblBorders>
-          <w:top w:val="single" w:sz="2" w:space="0" w:color="000000"/>
-          <w:left w:val="single" w:sz="2" w:space="0" w:color="000000"/>
-          <w:bottom w:val="single" w:sz="2" w:space="0" w:color="000000"/>
-          <w:right w:val="single" w:sz="2" w:space="0" w:color="000000"/>
-          <w:insideH w:val="single" w:sz="2" w:space="0" w:color="000000"/>
-          <w:insideV w:val="single" w:sz="2" w:space="0" w:color="000000"/>
+          <w:top w:val="single" w:color="000000" w:sz="2" w:space="0"/>
+          <w:left w:val="single" w:color="000000" w:sz="2" w:space="0"/>
+          <w:bottom w:val="single" w:color="000000" w:sz="2" w:space="0"/>
+          <w:right w:val="single" w:color="000000" w:sz="2" w:space="0"/>
+          <w:insideH w:val="single" w:color="000000" w:sz="2" w:space="0"/>
+          <w:insideV w:val="single" w:color="000000" w:sz="2" w:space="0"/>
         </w:tblBorders>
         <w:tblLayout w:type="fixed"/>
+        <w:tblCellMar>
+          <w:top w:w="0" w:type="dxa"/>
+          <w:left w:w="0" w:type="dxa"/>
+          <w:bottom w:w="0" w:type="dxa"/>
+          <w:right w:w="0" w:type="dxa"/>
+        </w:tblCellMar>
       </w:tblPr>
       <w:tblGrid>
         <w:gridCol w:w="1582"/>
@@ -621,20 +550,23 @@
       </w:tblGrid>
       <w:tr>
         <w:tblPrEx>
-          <w:tblW w:w="8508" w:type="dxa"/>
-          <w:tblInd w:w="164" w:type="dxa"/>
           <w:tblBorders>
-            <w:top w:val="single" w:sz="2" w:space="0" w:color="000000"/>
-            <w:left w:val="single" w:sz="2" w:space="0" w:color="000000"/>
-            <w:bottom w:val="single" w:sz="2" w:space="0" w:color="000000"/>
-            <w:right w:val="single" w:sz="2" w:space="0" w:color="000000"/>
-            <w:insideH w:val="single" w:sz="2" w:space="0" w:color="000000"/>
-            <w:insideV w:val="single" w:sz="2" w:space="0" w:color="000000"/>
+            <w:top w:val="single" w:color="000000" w:sz="2" w:space="0"/>
+            <w:left w:val="single" w:color="000000" w:sz="2" w:space="0"/>
+            <w:bottom w:val="single" w:color="000000" w:sz="2" w:space="0"/>
+            <w:right w:val="single" w:color="000000" w:sz="2" w:space="0"/>
+            <w:insideH w:val="single" w:color="000000" w:sz="2" w:space="0"/>
+            <w:insideV w:val="single" w:color="000000" w:sz="2" w:space="0"/>
           </w:tblBorders>
-          <w:tblLayout w:type="fixed"/>
+          <w:tblCellMar>
+            <w:top w:w="0" w:type="dxa"/>
+            <w:left w:w="0" w:type="dxa"/>
+            <w:bottom w:w="0" w:type="dxa"/>
+            <w:right w:w="0" w:type="dxa"/>
+          </w:tblCellMar>
         </w:tblPrEx>
         <w:trPr>
-          <w:trHeight w:val="632"/>
+          <w:trHeight w:val="632" w:hRule="atLeast"/>
         </w:trPr>
         <w:tc>
           <w:tcPr>
@@ -645,14 +577,14 @@
               <w:spacing w:before="178" w:line="222" w:lineRule="auto"/>
               <w:ind w:left="229"/>
               <w:rPr>
-                <w:rFonts w:ascii="SimHei" w:eastAsia="SimHei" w:hAnsi="SimHei" w:cs="SimHei"/>
+                <w:rFonts w:ascii="黑体" w:hAnsi="黑体" w:eastAsia="黑体" w:cs="黑体"/>
                 <w:sz w:val="28"/>
                 <w:szCs w:val="28"/>
               </w:rPr>
             </w:pPr>
             <w:r>
               <w:rPr>
-                <w:rFonts w:ascii="SimHei" w:eastAsia="SimHei" w:hAnsi="SimHei" w:cs="SimHei"/>
+                <w:rFonts w:ascii="黑体" w:hAnsi="黑体" w:eastAsia="黑体" w:cs="黑体"/>
                 <w:spacing w:val="-4"/>
                 <w:sz w:val="28"/>
                 <w:szCs w:val="28"/>
@@ -670,14 +602,14 @@
               <w:spacing w:before="178" w:line="222" w:lineRule="auto"/>
               <w:ind w:left="368"/>
               <w:rPr>
-                <w:rFonts w:ascii="SimHei" w:eastAsia="SimHei" w:hAnsi="SimHei" w:cs="SimHei"/>
+                <w:rFonts w:ascii="黑体" w:hAnsi="黑体" w:eastAsia="黑体" w:cs="黑体"/>
                 <w:sz w:val="28"/>
                 <w:szCs w:val="28"/>
               </w:rPr>
             </w:pPr>
             <w:r>
               <w:rPr>
-                <w:rFonts w:ascii="SimHei" w:eastAsia="SimHei" w:hAnsi="SimHei" w:cs="SimHei"/>
+                <w:rFonts w:ascii="黑体" w:hAnsi="黑体" w:eastAsia="黑体" w:cs="黑体"/>
                 <w:spacing w:val="-3"/>
                 <w:sz w:val="28"/>
                 <w:szCs w:val="28"/>
@@ -695,14 +627,14 @@
               <w:spacing w:before="178" w:line="222" w:lineRule="auto"/>
               <w:ind w:left="433"/>
               <w:rPr>
-                <w:rFonts w:ascii="SimHei" w:eastAsia="SimHei" w:hAnsi="SimHei" w:cs="SimHei"/>
+                <w:rFonts w:ascii="黑体" w:hAnsi="黑体" w:eastAsia="黑体" w:cs="黑体"/>
                 <w:sz w:val="28"/>
                 <w:szCs w:val="28"/>
               </w:rPr>
             </w:pPr>
             <w:r>
               <w:rPr>
-                <w:rFonts w:ascii="SimHei" w:eastAsia="SimHei" w:hAnsi="SimHei" w:cs="SimHei"/>
+                <w:rFonts w:ascii="黑体" w:hAnsi="黑体" w:eastAsia="黑体" w:cs="黑体"/>
                 <w:spacing w:val="-3"/>
                 <w:sz w:val="28"/>
                 <w:szCs w:val="28"/>
@@ -720,14 +652,14 @@
               <w:spacing w:before="178" w:line="223" w:lineRule="auto"/>
               <w:ind w:left="443"/>
               <w:rPr>
-                <w:rFonts w:ascii="SimHei" w:eastAsia="SimHei" w:hAnsi="SimHei" w:cs="SimHei"/>
+                <w:rFonts w:ascii="黑体" w:hAnsi="黑体" w:eastAsia="黑体" w:cs="黑体"/>
                 <w:sz w:val="28"/>
                 <w:szCs w:val="28"/>
               </w:rPr>
             </w:pPr>
             <w:r>
               <w:rPr>
-                <w:rFonts w:ascii="SimHei" w:eastAsia="SimHei" w:hAnsi="SimHei" w:cs="SimHei"/>
+                <w:rFonts w:ascii="黑体" w:hAnsi="黑体" w:eastAsia="黑体" w:cs="黑体"/>
                 <w:spacing w:val="-6"/>
                 <w:sz w:val="28"/>
                 <w:szCs w:val="28"/>
@@ -745,14 +677,14 @@
               <w:spacing w:before="177" w:line="222" w:lineRule="auto"/>
               <w:ind w:left="331"/>
               <w:rPr>
-                <w:rFonts w:ascii="SimHei" w:eastAsia="SimHei" w:hAnsi="SimHei" w:cs="SimHei"/>
+                <w:rFonts w:ascii="黑体" w:hAnsi="黑体" w:eastAsia="黑体" w:cs="黑体"/>
                 <w:sz w:val="28"/>
                 <w:szCs w:val="28"/>
               </w:rPr>
             </w:pPr>
             <w:r>
               <w:rPr>
-                <w:rFonts w:ascii="SimHei" w:eastAsia="SimHei" w:hAnsi="SimHei" w:cs="SimHei"/>
+                <w:rFonts w:ascii="黑体" w:hAnsi="黑体" w:eastAsia="黑体" w:cs="黑体"/>
                 <w:spacing w:val="-2"/>
                 <w:sz w:val="28"/>
                 <w:szCs w:val="28"/>
@@ -764,12 +696,23 @@
       </w:tr>
       <w:tr>
         <w:tblPrEx>
-          <w:tblW w:w="8508" w:type="dxa"/>
-          <w:tblInd w:w="164" w:type="dxa"/>
-          <w:tblLayout w:type="fixed"/>
+          <w:tblBorders>
+            <w:top w:val="single" w:color="000000" w:sz="2" w:space="0"/>
+            <w:left w:val="single" w:color="000000" w:sz="2" w:space="0"/>
+            <w:bottom w:val="single" w:color="000000" w:sz="2" w:space="0"/>
+            <w:right w:val="single" w:color="000000" w:sz="2" w:space="0"/>
+            <w:insideH w:val="single" w:color="000000" w:sz="2" w:space="0"/>
+            <w:insideV w:val="single" w:color="000000" w:sz="2" w:space="0"/>
+          </w:tblBorders>
+          <w:tblCellMar>
+            <w:top w:w="0" w:type="dxa"/>
+            <w:left w:w="0" w:type="dxa"/>
+            <w:bottom w:w="0" w:type="dxa"/>
+            <w:right w:w="0" w:type="dxa"/>
+          </w:tblCellMar>
         </w:tblPrEx>
         <w:trPr>
-          <w:trHeight w:val="865"/>
+          <w:trHeight w:val="865" w:hRule="atLeast"/>
         </w:trPr>
         <w:tc>
           <w:tcPr>
@@ -780,14 +723,14 @@
               <w:spacing w:before="177" w:line="241" w:lineRule="auto"/>
               <w:ind w:left="310"/>
               <w:rPr>
-                <w:rFonts w:ascii="SimHei" w:eastAsia="SimHei" w:hAnsi="SimHei" w:cs="SimHei"/>
+                <w:rFonts w:ascii="黑体" w:hAnsi="黑体" w:eastAsia="黑体" w:cs="黑体"/>
                 <w:sz w:val="28"/>
                 <w:szCs w:val="28"/>
               </w:rPr>
             </w:pPr>
             <w:r>
               <w:rPr>
-                <w:rFonts w:ascii="SimHei" w:eastAsia="SimHei" w:hAnsi="SimHei" w:cs="SimHei"/>
+                <w:rFonts w:ascii="黑体" w:hAnsi="黑体" w:eastAsia="黑体" w:cs="黑体"/>
                 <w:spacing w:val="-1"/>
                 <w:sz w:val="28"/>
                 <w:szCs w:val="28"/>
@@ -805,14 +748,14 @@
               <w:spacing w:before="178" w:line="223" w:lineRule="auto"/>
               <w:ind w:left="559" w:right="27" w:hanging="420"/>
               <w:rPr>
-                <w:rFonts w:ascii="SimHei" w:eastAsia="SimHei" w:hAnsi="SimHei" w:cs="SimHei"/>
+                <w:rFonts w:ascii="黑体" w:hAnsi="黑体" w:eastAsia="黑体" w:cs="黑体"/>
                 <w:sz w:val="28"/>
                 <w:szCs w:val="28"/>
               </w:rPr>
             </w:pPr>
             <w:r>
               <w:rPr>
-                <w:rFonts w:ascii="SimHei" w:eastAsia="SimHei" w:hAnsi="SimHei" w:cs="SimHei"/>
+                <w:rFonts w:ascii="黑体" w:hAnsi="黑体" w:eastAsia="黑体" w:cs="黑体"/>
                 <w:spacing w:val="-2"/>
                 <w:sz w:val="28"/>
                 <w:szCs w:val="28"/>
@@ -821,7 +764,7 @@
             </w:r>
             <w:r>
               <w:rPr>
-                <w:rFonts w:ascii="SimHei" w:eastAsia="SimHei" w:hAnsi="SimHei" w:cs="SimHei"/>
+                <w:rFonts w:ascii="黑体" w:hAnsi="黑体" w:eastAsia="黑体" w:cs="黑体"/>
                 <w:spacing w:val="-3"/>
                 <w:sz w:val="28"/>
                 <w:szCs w:val="28"/>
@@ -839,14 +782,14 @@
               <w:spacing w:before="177" w:line="223" w:lineRule="auto"/>
               <w:ind w:left="444"/>
               <w:rPr>
-                <w:rFonts w:ascii="SimHei" w:eastAsia="SimHei" w:hAnsi="SimHei" w:cs="SimHei"/>
+                <w:rFonts w:ascii="黑体" w:hAnsi="黑体" w:eastAsia="黑体" w:cs="黑体"/>
                 <w:sz w:val="28"/>
                 <w:szCs w:val="28"/>
               </w:rPr>
             </w:pPr>
             <w:r>
               <w:rPr>
-                <w:rFonts w:ascii="SimHei" w:eastAsia="SimHei" w:hAnsi="SimHei" w:cs="SimHei"/>
+                <w:rFonts w:ascii="黑体" w:hAnsi="黑体" w:eastAsia="黑体" w:cs="黑体"/>
                 <w:spacing w:val="-7"/>
                 <w:sz w:val="28"/>
                 <w:szCs w:val="28"/>
@@ -864,14 +807,14 @@
               <w:spacing w:before="177" w:line="222" w:lineRule="auto"/>
               <w:ind w:left="494"/>
               <w:rPr>
-                <w:rFonts w:ascii="SimHei" w:eastAsia="SimHei" w:hAnsi="SimHei" w:cs="SimHei"/>
+                <w:rFonts w:ascii="黑体" w:hAnsi="黑体" w:eastAsia="黑体" w:cs="黑体"/>
                 <w:sz w:val="28"/>
                 <w:szCs w:val="28"/>
               </w:rPr>
             </w:pPr>
             <w:r>
               <w:rPr>
-                <w:rFonts w:ascii="SimHei" w:eastAsia="SimHei" w:hAnsi="SimHei" w:cs="SimHei"/>
+                <w:rFonts w:ascii="黑体" w:hAnsi="黑体" w:eastAsia="黑体" w:cs="黑体"/>
                 <w:spacing w:val="-5"/>
                 <w:sz w:val="28"/>
                 <w:szCs w:val="28"/>
@@ -889,14 +832,14 @@
               <w:spacing w:before="177" w:line="241" w:lineRule="auto"/>
               <w:ind w:left="331"/>
               <w:rPr>
-                <w:rFonts w:ascii="SimHei" w:eastAsia="SimHei" w:hAnsi="SimHei" w:cs="SimHei"/>
+                <w:rFonts w:ascii="黑体" w:hAnsi="黑体" w:eastAsia="黑体" w:cs="黑体"/>
                 <w:sz w:val="28"/>
                 <w:szCs w:val="28"/>
               </w:rPr>
             </w:pPr>
             <w:r>
               <w:rPr>
-                <w:rFonts w:ascii="SimHei" w:eastAsia="SimHei" w:hAnsi="SimHei" w:cs="SimHei"/>
+                <w:rFonts w:ascii="黑体" w:hAnsi="黑体" w:eastAsia="黑体" w:cs="黑体"/>
                 <w:spacing w:val="-1"/>
                 <w:sz w:val="28"/>
                 <w:szCs w:val="28"/>
@@ -908,12 +851,23 @@
       </w:tr>
       <w:tr>
         <w:tblPrEx>
-          <w:tblW w:w="8508" w:type="dxa"/>
-          <w:tblInd w:w="164" w:type="dxa"/>
-          <w:tblLayout w:type="fixed"/>
+          <w:tblBorders>
+            <w:top w:val="single" w:color="000000" w:sz="2" w:space="0"/>
+            <w:left w:val="single" w:color="000000" w:sz="2" w:space="0"/>
+            <w:bottom w:val="single" w:color="000000" w:sz="2" w:space="0"/>
+            <w:right w:val="single" w:color="000000" w:sz="2" w:space="0"/>
+            <w:insideH w:val="single" w:color="000000" w:sz="2" w:space="0"/>
+            <w:insideV w:val="single" w:color="000000" w:sz="2" w:space="0"/>
+          </w:tblBorders>
+          <w:tblCellMar>
+            <w:top w:w="0" w:type="dxa"/>
+            <w:left w:w="0" w:type="dxa"/>
+            <w:bottom w:w="0" w:type="dxa"/>
+            <w:right w:w="0" w:type="dxa"/>
+          </w:tblCellMar>
         </w:tblPrEx>
         <w:trPr>
-          <w:trHeight w:val="627"/>
+          <w:trHeight w:val="627" w:hRule="atLeast"/>
         </w:trPr>
         <w:tc>
           <w:tcPr>
@@ -921,7 +875,7 @@
           </w:tcPr>
           <w:p>
             <w:pPr>
-              <w:pStyle w:val="TableText"/>
+              <w:pStyle w:val="6"/>
             </w:pPr>
           </w:p>
         </w:tc>
@@ -931,7 +885,7 @@
           </w:tcPr>
           <w:p>
             <w:pPr>
-              <w:pStyle w:val="TableText"/>
+              <w:pStyle w:val="6"/>
             </w:pPr>
           </w:p>
         </w:tc>
@@ -941,7 +895,7 @@
           </w:tcPr>
           <w:p>
             <w:pPr>
-              <w:pStyle w:val="TableText"/>
+              <w:pStyle w:val="6"/>
             </w:pPr>
           </w:p>
         </w:tc>
@@ -951,7 +905,7 @@
           </w:tcPr>
           <w:p>
             <w:pPr>
-              <w:pStyle w:val="TableText"/>
+              <w:pStyle w:val="6"/>
             </w:pPr>
           </w:p>
         </w:tc>
@@ -961,19 +915,30 @@
           </w:tcPr>
           <w:p>
             <w:pPr>
-              <w:pStyle w:val="TableText"/>
+              <w:pStyle w:val="6"/>
             </w:pPr>
           </w:p>
         </w:tc>
       </w:tr>
       <w:tr>
         <w:tblPrEx>
-          <w:tblW w:w="8508" w:type="dxa"/>
-          <w:tblInd w:w="164" w:type="dxa"/>
-          <w:tblLayout w:type="fixed"/>
+          <w:tblBorders>
+            <w:top w:val="single" w:color="000000" w:sz="2" w:space="0"/>
+            <w:left w:val="single" w:color="000000" w:sz="2" w:space="0"/>
+            <w:bottom w:val="single" w:color="000000" w:sz="2" w:space="0"/>
+            <w:right w:val="single" w:color="000000" w:sz="2" w:space="0"/>
+            <w:insideH w:val="single" w:color="000000" w:sz="2" w:space="0"/>
+            <w:insideV w:val="single" w:color="000000" w:sz="2" w:space="0"/>
+          </w:tblBorders>
+          <w:tblCellMar>
+            <w:top w:w="0" w:type="dxa"/>
+            <w:left w:w="0" w:type="dxa"/>
+            <w:bottom w:w="0" w:type="dxa"/>
+            <w:right w:w="0" w:type="dxa"/>
+          </w:tblCellMar>
         </w:tblPrEx>
         <w:trPr>
-          <w:trHeight w:val="628"/>
+          <w:trHeight w:val="628" w:hRule="atLeast"/>
         </w:trPr>
         <w:tc>
           <w:tcPr>
@@ -981,7 +946,7 @@
           </w:tcPr>
           <w:p>
             <w:pPr>
-              <w:pStyle w:val="TableText"/>
+              <w:pStyle w:val="6"/>
             </w:pPr>
           </w:p>
         </w:tc>
@@ -991,7 +956,7 @@
           </w:tcPr>
           <w:p>
             <w:pPr>
-              <w:pStyle w:val="TableText"/>
+              <w:pStyle w:val="6"/>
             </w:pPr>
           </w:p>
         </w:tc>
@@ -1001,7 +966,7 @@
           </w:tcPr>
           <w:p>
             <w:pPr>
-              <w:pStyle w:val="TableText"/>
+              <w:pStyle w:val="6"/>
             </w:pPr>
           </w:p>
         </w:tc>
@@ -1011,7 +976,7 @@
           </w:tcPr>
           <w:p>
             <w:pPr>
-              <w:pStyle w:val="TableText"/>
+              <w:pStyle w:val="6"/>
             </w:pPr>
           </w:p>
         </w:tc>
@@ -1021,19 +986,30 @@
           </w:tcPr>
           <w:p>
             <w:pPr>
-              <w:pStyle w:val="TableText"/>
+              <w:pStyle w:val="6"/>
             </w:pPr>
           </w:p>
         </w:tc>
       </w:tr>
       <w:tr>
         <w:tblPrEx>
-          <w:tblW w:w="8508" w:type="dxa"/>
-          <w:tblInd w:w="164" w:type="dxa"/>
-          <w:tblLayout w:type="fixed"/>
+          <w:tblBorders>
+            <w:top w:val="single" w:color="000000" w:sz="2" w:space="0"/>
+            <w:left w:val="single" w:color="000000" w:sz="2" w:space="0"/>
+            <w:bottom w:val="single" w:color="000000" w:sz="2" w:space="0"/>
+            <w:right w:val="single" w:color="000000" w:sz="2" w:space="0"/>
+            <w:insideH w:val="single" w:color="000000" w:sz="2" w:space="0"/>
+            <w:insideV w:val="single" w:color="000000" w:sz="2" w:space="0"/>
+          </w:tblBorders>
+          <w:tblCellMar>
+            <w:top w:w="0" w:type="dxa"/>
+            <w:left w:w="0" w:type="dxa"/>
+            <w:bottom w:w="0" w:type="dxa"/>
+            <w:right w:w="0" w:type="dxa"/>
+          </w:tblCellMar>
         </w:tblPrEx>
         <w:trPr>
-          <w:trHeight w:val="628"/>
+          <w:trHeight w:val="628" w:hRule="atLeast"/>
         </w:trPr>
         <w:tc>
           <w:tcPr>
@@ -1041,7 +1017,7 @@
           </w:tcPr>
           <w:p>
             <w:pPr>
-              <w:pStyle w:val="TableText"/>
+              <w:pStyle w:val="6"/>
             </w:pPr>
           </w:p>
         </w:tc>
@@ -1051,7 +1027,7 @@
           </w:tcPr>
           <w:p>
             <w:pPr>
-              <w:pStyle w:val="TableText"/>
+              <w:pStyle w:val="6"/>
             </w:pPr>
           </w:p>
         </w:tc>
@@ -1061,7 +1037,7 @@
           </w:tcPr>
           <w:p>
             <w:pPr>
-              <w:pStyle w:val="TableText"/>
+              <w:pStyle w:val="6"/>
             </w:pPr>
           </w:p>
         </w:tc>
@@ -1071,7 +1047,7 @@
           </w:tcPr>
           <w:p>
             <w:pPr>
-              <w:pStyle w:val="TableText"/>
+              <w:pStyle w:val="6"/>
             </w:pPr>
           </w:p>
         </w:tc>
@@ -1081,19 +1057,30 @@
           </w:tcPr>
           <w:p>
             <w:pPr>
-              <w:pStyle w:val="TableText"/>
+              <w:pStyle w:val="6"/>
             </w:pPr>
           </w:p>
         </w:tc>
       </w:tr>
       <w:tr>
         <w:tblPrEx>
-          <w:tblW w:w="8508" w:type="dxa"/>
-          <w:tblInd w:w="164" w:type="dxa"/>
-          <w:tblLayout w:type="fixed"/>
+          <w:tblBorders>
+            <w:top w:val="single" w:color="000000" w:sz="2" w:space="0"/>
+            <w:left w:val="single" w:color="000000" w:sz="2" w:space="0"/>
+            <w:bottom w:val="single" w:color="000000" w:sz="2" w:space="0"/>
+            <w:right w:val="single" w:color="000000" w:sz="2" w:space="0"/>
+            <w:insideH w:val="single" w:color="000000" w:sz="2" w:space="0"/>
+            <w:insideV w:val="single" w:color="000000" w:sz="2" w:space="0"/>
+          </w:tblBorders>
+          <w:tblCellMar>
+            <w:top w:w="0" w:type="dxa"/>
+            <w:left w:w="0" w:type="dxa"/>
+            <w:bottom w:w="0" w:type="dxa"/>
+            <w:right w:w="0" w:type="dxa"/>
+          </w:tblCellMar>
         </w:tblPrEx>
         <w:trPr>
-          <w:trHeight w:val="629"/>
+          <w:trHeight w:val="629" w:hRule="atLeast"/>
         </w:trPr>
         <w:tc>
           <w:tcPr>
@@ -1101,7 +1088,7 @@
           </w:tcPr>
           <w:p>
             <w:pPr>
-              <w:pStyle w:val="TableText"/>
+              <w:pStyle w:val="6"/>
             </w:pPr>
           </w:p>
         </w:tc>
@@ -1111,7 +1098,7 @@
           </w:tcPr>
           <w:p>
             <w:pPr>
-              <w:pStyle w:val="TableText"/>
+              <w:pStyle w:val="6"/>
             </w:pPr>
           </w:p>
         </w:tc>
@@ -1121,7 +1108,7 @@
           </w:tcPr>
           <w:p>
             <w:pPr>
-              <w:pStyle w:val="TableText"/>
+              <w:pStyle w:val="6"/>
             </w:pPr>
           </w:p>
         </w:tc>
@@ -1131,7 +1118,7 @@
           </w:tcPr>
           <w:p>
             <w:pPr>
-              <w:pStyle w:val="TableText"/>
+              <w:pStyle w:val="6"/>
             </w:pPr>
           </w:p>
         </w:tc>
@@ -1141,19 +1128,30 @@
           </w:tcPr>
           <w:p>
             <w:pPr>
-              <w:pStyle w:val="TableText"/>
+              <w:pStyle w:val="6"/>
             </w:pPr>
           </w:p>
         </w:tc>
       </w:tr>
       <w:tr>
         <w:tblPrEx>
-          <w:tblW w:w="8508" w:type="dxa"/>
-          <w:tblInd w:w="164" w:type="dxa"/>
-          <w:tblLayout w:type="fixed"/>
+          <w:tblBorders>
+            <w:top w:val="single" w:color="000000" w:sz="2" w:space="0"/>
+            <w:left w:val="single" w:color="000000" w:sz="2" w:space="0"/>
+            <w:bottom w:val="single" w:color="000000" w:sz="2" w:space="0"/>
+            <w:right w:val="single" w:color="000000" w:sz="2" w:space="0"/>
+            <w:insideH w:val="single" w:color="000000" w:sz="2" w:space="0"/>
+            <w:insideV w:val="single" w:color="000000" w:sz="2" w:space="0"/>
+          </w:tblBorders>
+          <w:tblCellMar>
+            <w:top w:w="0" w:type="dxa"/>
+            <w:left w:w="0" w:type="dxa"/>
+            <w:bottom w:w="0" w:type="dxa"/>
+            <w:right w:w="0" w:type="dxa"/>
+          </w:tblCellMar>
         </w:tblPrEx>
         <w:trPr>
-          <w:trHeight w:val="627"/>
+          <w:trHeight w:val="627" w:hRule="atLeast"/>
         </w:trPr>
         <w:tc>
           <w:tcPr>
@@ -1161,7 +1159,7 @@
           </w:tcPr>
           <w:p>
             <w:pPr>
-              <w:pStyle w:val="TableText"/>
+              <w:pStyle w:val="6"/>
             </w:pPr>
           </w:p>
         </w:tc>
@@ -1171,7 +1169,7 @@
           </w:tcPr>
           <w:p>
             <w:pPr>
-              <w:pStyle w:val="TableText"/>
+              <w:pStyle w:val="6"/>
             </w:pPr>
           </w:p>
         </w:tc>
@@ -1181,7 +1179,7 @@
           </w:tcPr>
           <w:p>
             <w:pPr>
-              <w:pStyle w:val="TableText"/>
+              <w:pStyle w:val="6"/>
             </w:pPr>
           </w:p>
         </w:tc>
@@ -1191,7 +1189,7 @@
           </w:tcPr>
           <w:p>
             <w:pPr>
-              <w:pStyle w:val="TableText"/>
+              <w:pStyle w:val="6"/>
             </w:pPr>
           </w:p>
         </w:tc>
@@ -1201,19 +1199,30 @@
           </w:tcPr>
           <w:p>
             <w:pPr>
-              <w:pStyle w:val="TableText"/>
+              <w:pStyle w:val="6"/>
             </w:pPr>
           </w:p>
         </w:tc>
       </w:tr>
       <w:tr>
         <w:tblPrEx>
-          <w:tblW w:w="8508" w:type="dxa"/>
-          <w:tblInd w:w="164" w:type="dxa"/>
-          <w:tblLayout w:type="fixed"/>
+          <w:tblBorders>
+            <w:top w:val="single" w:color="000000" w:sz="2" w:space="0"/>
+            <w:left w:val="single" w:color="000000" w:sz="2" w:space="0"/>
+            <w:bottom w:val="single" w:color="000000" w:sz="2" w:space="0"/>
+            <w:right w:val="single" w:color="000000" w:sz="2" w:space="0"/>
+            <w:insideH w:val="single" w:color="000000" w:sz="2" w:space="0"/>
+            <w:insideV w:val="single" w:color="000000" w:sz="2" w:space="0"/>
+          </w:tblBorders>
+          <w:tblCellMar>
+            <w:top w:w="0" w:type="dxa"/>
+            <w:left w:w="0" w:type="dxa"/>
+            <w:bottom w:w="0" w:type="dxa"/>
+            <w:right w:w="0" w:type="dxa"/>
+          </w:tblCellMar>
         </w:tblPrEx>
         <w:trPr>
-          <w:trHeight w:val="632"/>
+          <w:trHeight w:val="632" w:hRule="atLeast"/>
         </w:trPr>
         <w:tc>
           <w:tcPr>
@@ -1221,7 +1230,7 @@
           </w:tcPr>
           <w:p>
             <w:pPr>
-              <w:pStyle w:val="TableText"/>
+              <w:pStyle w:val="6"/>
             </w:pPr>
           </w:p>
         </w:tc>
@@ -1231,7 +1240,7 @@
           </w:tcPr>
           <w:p>
             <w:pPr>
-              <w:pStyle w:val="TableText"/>
+              <w:pStyle w:val="6"/>
             </w:pPr>
           </w:p>
         </w:tc>
@@ -1241,7 +1250,7 @@
           </w:tcPr>
           <w:p>
             <w:pPr>
-              <w:pStyle w:val="TableText"/>
+              <w:pStyle w:val="6"/>
             </w:pPr>
           </w:p>
         </w:tc>
@@ -1251,7 +1260,7 @@
           </w:tcPr>
           <w:p>
             <w:pPr>
-              <w:pStyle w:val="TableText"/>
+              <w:pStyle w:val="6"/>
             </w:pPr>
           </w:p>
         </w:tc>
@@ -1261,7 +1270,7 @@
           </w:tcPr>
           <w:p>
             <w:pPr>
-              <w:pStyle w:val="TableText"/>
+              <w:pStyle w:val="6"/>
             </w:pPr>
           </w:p>
         </w:tc>
@@ -1269,16 +1278,16 @@
     </w:tbl>
     <w:p>
       <w:pPr>
-        <w:pStyle w:val="BodyText"/>
+        <w:pStyle w:val="2"/>
       </w:pPr>
     </w:p>
     <w:p>
       <w:pPr>
         <w:sectPr>
-          <w:footerReference w:type="default" r:id="rId6"/>
+          <w:footerReference r:id="rId6" w:type="default"/>
           <w:pgSz w:w="11910" w:h="16840"/>
           <w:pgMar w:top="877" w:right="1557" w:bottom="1196" w:left="1677" w:header="0" w:footer="982" w:gutter="0"/>
-          <w:cols w:space="720"/>
+          <w:cols w:space="720" w:num="1"/>
         </w:sectPr>
       </w:pPr>
     </w:p>
@@ -1293,7 +1302,7 @@
         </w:rPr>
         <w:drawing>
           <wp:inline distT="0" distB="0" distL="0" distR="0">
-            <wp:extent cx="687324" cy="249261"/>
+            <wp:extent cx="687070" cy="248920"/>
             <wp:effectExtent l="0" t="0" r="0" b="0"/>
             <wp:docPr id="6" name="IM 6"/>
             <wp:cNvGraphicFramePr/>
@@ -1305,13 +1314,13 @@
                     <pic:cNvPicPr/>
                   </pic:nvPicPr>
                   <pic:blipFill>
-                    <a:blip xmlns:r="http://schemas.openxmlformats.org/officeDocument/2006/relationships" r:embed="rId4"/>
+                    <a:blip r:embed="rId10"/>
                     <a:stretch>
                       <a:fillRect/>
                     </a:stretch>
                   </pic:blipFill>
                   <pic:spPr>
-                    <a:xfrm rot="0">
+                    <a:xfrm>
                       <a:off x="0" y="0"/>
                       <a:ext cx="687324" cy="249261"/>
                     </a:xfrm>
@@ -1329,7 +1338,7 @@
     <w:sdt>
       <w:sdtPr>
         <w:rPr>
-          <w:rFonts w:ascii="SimSun" w:eastAsia="SimSun" w:hAnsi="SimSun" w:cs="SimSun"/>
+          <w:rFonts w:ascii="宋体" w:hAnsi="宋体" w:eastAsia="宋体" w:cs="宋体"/>
           <w:sz w:val="24"/>
           <w:szCs w:val="24"/>
         </w:rPr>
@@ -1341,7 +1350,7 @@
       </w:sdtPr>
       <w:sdtEndPr>
         <w:rPr>
-          <w:rFonts w:ascii="SimSun" w:eastAsia="SimSun" w:hAnsi="SimSun" w:cs="SimSun"/>
+          <w:rFonts w:ascii="宋体" w:hAnsi="宋体" w:eastAsia="宋体" w:cs="宋体"/>
           <w:sz w:val="24"/>
           <w:szCs w:val="24"/>
         </w:rPr>
@@ -1352,14 +1361,14 @@
             <w:spacing w:before="186" w:line="221" w:lineRule="auto"/>
             <w:ind w:left="4191"/>
             <w:rPr>
-              <w:rFonts w:ascii="SimSun" w:eastAsia="SimSun" w:hAnsi="SimSun" w:cs="SimSun"/>
+              <w:rFonts w:ascii="宋体" w:hAnsi="宋体" w:eastAsia="宋体" w:cs="宋体"/>
               <w:sz w:val="24"/>
               <w:szCs w:val="24"/>
             </w:rPr>
           </w:pPr>
           <w:r>
             <w:rPr>
-              <w:rFonts w:ascii="SimSun" w:eastAsia="SimSun" w:hAnsi="SimSun" w:cs="SimSun"/>
+              <w:rFonts w:ascii="宋体" w:hAnsi="宋体" w:eastAsia="宋体" w:cs="宋体"/>
               <w:spacing w:val="-28"/>
               <w:sz w:val="24"/>
               <w:szCs w:val="24"/>
@@ -1375,7 +1384,7 @@
             <w:spacing w:before="177" w:line="185" w:lineRule="auto"/>
             <w:ind w:left="18"/>
             <w:rPr>
-              <w:rFonts w:ascii="SimSun" w:eastAsia="SimSun" w:hAnsi="SimSun" w:cs="SimSun"/>
+              <w:rFonts w:ascii="宋体" w:hAnsi="宋体" w:eastAsia="宋体" w:cs="宋体"/>
               <w:sz w:val="24"/>
               <w:szCs w:val="24"/>
             </w:rPr>
@@ -1391,7 +1400,7 @@
           </w:r>
           <w:r>
             <w:rPr>
-              <w:rFonts w:ascii="SimSun" w:eastAsia="SimSun" w:hAnsi="SimSun" w:cs="SimSun"/>
+              <w:rFonts w:ascii="宋体" w:hAnsi="宋体" w:eastAsia="宋体" w:cs="宋体"/>
               <w:spacing w:val="-8"/>
               <w:sz w:val="24"/>
               <w:szCs w:val="24"/>
@@ -1400,7 +1409,7 @@
           </w:r>
           <w:r>
             <w:rPr>
-              <w:rFonts w:ascii="SimSun" w:eastAsia="SimSun" w:hAnsi="SimSun" w:cs="SimSun"/>
+              <w:rFonts w:ascii="宋体" w:hAnsi="宋体" w:eastAsia="宋体" w:cs="宋体"/>
               <w:spacing w:val="11"/>
               <w:sz w:val="24"/>
               <w:szCs w:val="24"/>
@@ -1409,7 +1418,7 @@
           </w:r>
           <w:r>
             <w:rPr>
-              <w:rFonts w:ascii="SimSun" w:eastAsia="SimSun" w:hAnsi="SimSun" w:cs="SimSun"/>
+              <w:rFonts w:ascii="宋体" w:hAnsi="宋体" w:eastAsia="宋体" w:cs="宋体"/>
               <w:spacing w:val="-8"/>
               <w:sz w:val="24"/>
               <w:szCs w:val="24"/>
@@ -1418,7 +1427,7 @@
           </w:r>
           <w:r>
             <w:rPr>
-              <w:rFonts w:ascii="SimSun" w:eastAsia="SimSun" w:hAnsi="SimSun" w:cs="SimSun"/>
+              <w:rFonts w:ascii="宋体" w:hAnsi="宋体" w:eastAsia="宋体" w:cs="宋体"/>
               <w:sz w:val="24"/>
               <w:szCs w:val="24"/>
             </w:rPr>
@@ -1426,7 +1435,7 @@
           </w:r>
           <w:r>
             <w:rPr>
-              <w:rFonts w:ascii="SimSun" w:eastAsia="SimSun" w:hAnsi="SimSun" w:cs="SimSun"/>
+              <w:rFonts w:ascii="宋体" w:hAnsi="宋体" w:eastAsia="宋体" w:cs="宋体"/>
               <w:spacing w:val="-102"/>
               <w:sz w:val="24"/>
               <w:szCs w:val="24"/>
@@ -1435,7 +1444,7 @@
           </w:r>
           <w:r>
             <w:rPr>
-              <w:rFonts w:ascii="SimSun" w:eastAsia="SimSun" w:hAnsi="SimSun" w:cs="SimSun"/>
+              <w:rFonts w:ascii="宋体" w:hAnsi="宋体" w:eastAsia="宋体" w:cs="宋体"/>
               <w:spacing w:val="-9"/>
               <w:sz w:val="24"/>
               <w:szCs w:val="24"/>
@@ -1454,7 +1463,7 @@
             <w:spacing w:before="227" w:line="185" w:lineRule="auto"/>
             <w:ind w:left="3"/>
             <w:rPr>
-              <w:rFonts w:ascii="SimSun" w:eastAsia="SimSun" w:hAnsi="SimSun" w:cs="SimSun"/>
+              <w:rFonts w:ascii="宋体" w:hAnsi="宋体" w:eastAsia="宋体" w:cs="宋体"/>
               <w:sz w:val="24"/>
               <w:szCs w:val="24"/>
             </w:rPr>
@@ -1470,7 +1479,7 @@
           </w:r>
           <w:r>
             <w:rPr>
-              <w:rFonts w:ascii="SimSun" w:eastAsia="SimSun" w:hAnsi="SimSun" w:cs="SimSun"/>
+              <w:rFonts w:ascii="宋体" w:hAnsi="宋体" w:eastAsia="宋体" w:cs="宋体"/>
               <w:spacing w:val="-5"/>
               <w:sz w:val="24"/>
               <w:szCs w:val="24"/>
@@ -1479,7 +1488,7 @@
           </w:r>
           <w:r>
             <w:rPr>
-              <w:rFonts w:ascii="SimSun" w:eastAsia="SimSun" w:hAnsi="SimSun" w:cs="SimSun"/>
+              <w:rFonts w:ascii="宋体" w:hAnsi="宋体" w:eastAsia="宋体" w:cs="宋体"/>
               <w:spacing w:val="11"/>
               <w:sz w:val="24"/>
               <w:szCs w:val="24"/>
@@ -1488,7 +1497,7 @@
           </w:r>
           <w:r>
             <w:rPr>
-              <w:rFonts w:ascii="SimSun" w:eastAsia="SimSun" w:hAnsi="SimSun" w:cs="SimSun"/>
+              <w:rFonts w:ascii="宋体" w:hAnsi="宋体" w:eastAsia="宋体" w:cs="宋体"/>
               <w:spacing w:val="-5"/>
               <w:sz w:val="24"/>
               <w:szCs w:val="24"/>
@@ -1497,7 +1506,7 @@
           </w:r>
           <w:r>
             <w:rPr>
-              <w:rFonts w:ascii="SimSun" w:eastAsia="SimSun" w:hAnsi="SimSun" w:cs="SimSun"/>
+              <w:rFonts w:ascii="宋体" w:hAnsi="宋体" w:eastAsia="宋体" w:cs="宋体"/>
               <w:sz w:val="24"/>
               <w:szCs w:val="24"/>
             </w:rPr>
@@ -1505,7 +1514,7 @@
           </w:r>
           <w:r>
             <w:rPr>
-              <w:rFonts w:ascii="SimSun" w:eastAsia="SimSun" w:hAnsi="SimSun" w:cs="SimSun"/>
+              <w:rFonts w:ascii="宋体" w:hAnsi="宋体" w:eastAsia="宋体" w:cs="宋体"/>
               <w:spacing w:val="-102"/>
               <w:sz w:val="24"/>
               <w:szCs w:val="24"/>
@@ -1514,7 +1523,7 @@
           </w:r>
           <w:r>
             <w:rPr>
-              <w:rFonts w:ascii="SimSun" w:eastAsia="SimSun" w:hAnsi="SimSun" w:cs="SimSun"/>
+              <w:rFonts w:ascii="宋体" w:hAnsi="宋体" w:eastAsia="宋体" w:cs="宋体"/>
               <w:spacing w:val="-9"/>
               <w:sz w:val="24"/>
               <w:szCs w:val="24"/>
@@ -1533,7 +1542,7 @@
             <w:spacing w:before="225" w:line="185" w:lineRule="auto"/>
             <w:ind w:left="5"/>
             <w:rPr>
-              <w:rFonts w:ascii="SimSun" w:eastAsia="SimSun" w:hAnsi="SimSun" w:cs="SimSun"/>
+              <w:rFonts w:ascii="宋体" w:hAnsi="宋体" w:eastAsia="宋体" w:cs="宋体"/>
               <w:sz w:val="24"/>
               <w:szCs w:val="24"/>
             </w:rPr>
@@ -1549,7 +1558,7 @@
           </w:r>
           <w:r>
             <w:rPr>
-              <w:rFonts w:ascii="SimSun" w:eastAsia="SimSun" w:hAnsi="SimSun" w:cs="SimSun"/>
+              <w:rFonts w:ascii="宋体" w:hAnsi="宋体" w:eastAsia="宋体" w:cs="宋体"/>
               <w:spacing w:val="-5"/>
               <w:sz w:val="24"/>
               <w:szCs w:val="24"/>
@@ -1558,7 +1567,7 @@
           </w:r>
           <w:r>
             <w:rPr>
-              <w:rFonts w:ascii="SimSun" w:eastAsia="SimSun" w:hAnsi="SimSun" w:cs="SimSun"/>
+              <w:rFonts w:ascii="宋体" w:hAnsi="宋体" w:eastAsia="宋体" w:cs="宋体"/>
               <w:spacing w:val="10"/>
               <w:sz w:val="24"/>
               <w:szCs w:val="24"/>
@@ -1567,7 +1576,7 @@
           </w:r>
           <w:r>
             <w:rPr>
-              <w:rFonts w:ascii="SimSun" w:eastAsia="SimSun" w:hAnsi="SimSun" w:cs="SimSun"/>
+              <w:rFonts w:ascii="宋体" w:hAnsi="宋体" w:eastAsia="宋体" w:cs="宋体"/>
               <w:spacing w:val="-5"/>
               <w:sz w:val="24"/>
               <w:szCs w:val="24"/>
@@ -1576,7 +1585,7 @@
           </w:r>
           <w:r>
             <w:rPr>
-              <w:rFonts w:ascii="SimSun" w:eastAsia="SimSun" w:hAnsi="SimSun" w:cs="SimSun"/>
+              <w:rFonts w:ascii="宋体" w:hAnsi="宋体" w:eastAsia="宋体" w:cs="宋体"/>
               <w:sz w:val="24"/>
               <w:szCs w:val="24"/>
             </w:rPr>
@@ -1584,7 +1593,7 @@
           </w:r>
           <w:r>
             <w:rPr>
-              <w:rFonts w:ascii="SimSun" w:eastAsia="SimSun" w:hAnsi="SimSun" w:cs="SimSun"/>
+              <w:rFonts w:ascii="宋体" w:hAnsi="宋体" w:eastAsia="宋体" w:cs="宋体"/>
               <w:spacing w:val="-102"/>
               <w:sz w:val="24"/>
               <w:szCs w:val="24"/>
@@ -1593,7 +1602,7 @@
           </w:r>
           <w:r>
             <w:rPr>
-              <w:rFonts w:ascii="SimSun" w:eastAsia="SimSun" w:hAnsi="SimSun" w:cs="SimSun"/>
+              <w:rFonts w:ascii="宋体" w:hAnsi="宋体" w:eastAsia="宋体" w:cs="宋体"/>
               <w:spacing w:val="-9"/>
               <w:sz w:val="24"/>
               <w:szCs w:val="24"/>
@@ -1611,7 +1620,7 @@
             </w:tabs>
             <w:spacing w:before="227" w:line="185" w:lineRule="auto"/>
             <w:rPr>
-              <w:rFonts w:ascii="SimSun" w:eastAsia="SimSun" w:hAnsi="SimSun" w:cs="SimSun"/>
+              <w:rFonts w:ascii="宋体" w:hAnsi="宋体" w:eastAsia="宋体" w:cs="宋体"/>
               <w:sz w:val="24"/>
               <w:szCs w:val="24"/>
             </w:rPr>
@@ -1627,7 +1636,7 @@
           </w:r>
           <w:r>
             <w:rPr>
-              <w:rFonts w:ascii="SimSun" w:eastAsia="SimSun" w:hAnsi="SimSun" w:cs="SimSun"/>
+              <w:rFonts w:ascii="宋体" w:hAnsi="宋体" w:eastAsia="宋体" w:cs="宋体"/>
               <w:spacing w:val="-4"/>
               <w:sz w:val="24"/>
               <w:szCs w:val="24"/>
@@ -1636,7 +1645,7 @@
           </w:r>
           <w:r>
             <w:rPr>
-              <w:rFonts w:ascii="SimSun" w:eastAsia="SimSun" w:hAnsi="SimSun" w:cs="SimSun"/>
+              <w:rFonts w:ascii="宋体" w:hAnsi="宋体" w:eastAsia="宋体" w:cs="宋体"/>
               <w:spacing w:val="10"/>
               <w:sz w:val="24"/>
               <w:szCs w:val="24"/>
@@ -1645,7 +1654,7 @@
           </w:r>
           <w:r>
             <w:rPr>
-              <w:rFonts w:ascii="SimSun" w:eastAsia="SimSun" w:hAnsi="SimSun" w:cs="SimSun"/>
+              <w:rFonts w:ascii="宋体" w:hAnsi="宋体" w:eastAsia="宋体" w:cs="宋体"/>
               <w:spacing w:val="-4"/>
               <w:sz w:val="24"/>
               <w:szCs w:val="24"/>
@@ -1654,7 +1663,7 @@
           </w:r>
           <w:r>
             <w:rPr>
-              <w:rFonts w:ascii="SimSun" w:eastAsia="SimSun" w:hAnsi="SimSun" w:cs="SimSun"/>
+              <w:rFonts w:ascii="宋体" w:hAnsi="宋体" w:eastAsia="宋体" w:cs="宋体"/>
               <w:sz w:val="24"/>
               <w:szCs w:val="24"/>
             </w:rPr>
@@ -1662,7 +1671,7 @@
           </w:r>
           <w:r>
             <w:rPr>
-              <w:rFonts w:ascii="SimSun" w:eastAsia="SimSun" w:hAnsi="SimSun" w:cs="SimSun"/>
+              <w:rFonts w:ascii="宋体" w:hAnsi="宋体" w:eastAsia="宋体" w:cs="宋体"/>
               <w:spacing w:val="-96"/>
               <w:sz w:val="24"/>
               <w:szCs w:val="24"/>
@@ -1671,7 +1680,7 @@
           </w:r>
           <w:r>
             <w:rPr>
-              <w:rFonts w:ascii="SimSun" w:eastAsia="SimSun" w:hAnsi="SimSun" w:cs="SimSun"/>
+              <w:rFonts w:ascii="宋体" w:hAnsi="宋体" w:eastAsia="宋体" w:cs="宋体"/>
               <w:spacing w:val="-15"/>
               <w:sz w:val="24"/>
               <w:szCs w:val="24"/>
@@ -1690,7 +1699,7 @@
             <w:spacing w:before="228" w:line="185" w:lineRule="auto"/>
             <w:ind w:left="441"/>
             <w:rPr>
-              <w:rFonts w:ascii="SimSun" w:eastAsia="SimSun" w:hAnsi="SimSun" w:cs="SimSun"/>
+              <w:rFonts w:ascii="宋体" w:hAnsi="宋体" w:eastAsia="宋体" w:cs="宋体"/>
               <w:sz w:val="24"/>
               <w:szCs w:val="24"/>
             </w:rPr>
@@ -1706,7 +1715,7 @@
           </w:r>
           <w:r>
             <w:rPr>
-              <w:rFonts w:ascii="SimSun" w:eastAsia="SimSun" w:hAnsi="SimSun" w:cs="SimSun"/>
+              <w:rFonts w:ascii="宋体" w:hAnsi="宋体" w:eastAsia="宋体" w:cs="宋体"/>
               <w:spacing w:val="-2"/>
               <w:sz w:val="24"/>
               <w:szCs w:val="24"/>
@@ -1715,7 +1724,7 @@
           </w:r>
           <w:r>
             <w:rPr>
-              <w:rFonts w:ascii="SimSun" w:eastAsia="SimSun" w:hAnsi="SimSun" w:cs="SimSun"/>
+              <w:rFonts w:ascii="宋体" w:hAnsi="宋体" w:eastAsia="宋体" w:cs="宋体"/>
               <w:sz w:val="24"/>
               <w:szCs w:val="24"/>
             </w:rPr>
@@ -1723,7 +1732,7 @@
           </w:r>
           <w:r>
             <w:rPr>
-              <w:rFonts w:ascii="SimSun" w:eastAsia="SimSun" w:hAnsi="SimSun" w:cs="SimSun"/>
+              <w:rFonts w:ascii="宋体" w:hAnsi="宋体" w:eastAsia="宋体" w:cs="宋体"/>
               <w:spacing w:val="-58"/>
               <w:sz w:val="24"/>
               <w:szCs w:val="24"/>
@@ -1732,7 +1741,7 @@
           </w:r>
           <w:r>
             <w:rPr>
-              <w:rFonts w:ascii="SimSun" w:eastAsia="SimSun" w:hAnsi="SimSun" w:cs="SimSun"/>
+              <w:rFonts w:ascii="宋体" w:hAnsi="宋体" w:eastAsia="宋体" w:cs="宋体"/>
               <w:spacing w:val="-15"/>
               <w:sz w:val="24"/>
               <w:szCs w:val="24"/>
@@ -1751,7 +1760,7 @@
             <w:spacing w:before="225" w:line="185" w:lineRule="auto"/>
             <w:ind w:left="441"/>
             <w:rPr>
-              <w:rFonts w:ascii="SimSun" w:eastAsia="SimSun" w:hAnsi="SimSun" w:cs="SimSun"/>
+              <w:rFonts w:ascii="宋体" w:hAnsi="宋体" w:eastAsia="宋体" w:cs="宋体"/>
               <w:sz w:val="24"/>
               <w:szCs w:val="24"/>
             </w:rPr>
@@ -1767,7 +1776,7 @@
           </w:r>
           <w:r>
             <w:rPr>
-              <w:rFonts w:ascii="SimSun" w:eastAsia="SimSun" w:hAnsi="SimSun" w:cs="SimSun"/>
+              <w:rFonts w:ascii="宋体" w:hAnsi="宋体" w:eastAsia="宋体" w:cs="宋体"/>
               <w:spacing w:val="-2"/>
               <w:sz w:val="24"/>
               <w:szCs w:val="24"/>
@@ -1776,7 +1785,7 @@
           </w:r>
           <w:r>
             <w:rPr>
-              <w:rFonts w:ascii="SimSun" w:eastAsia="SimSun" w:hAnsi="SimSun" w:cs="SimSun"/>
+              <w:rFonts w:ascii="宋体" w:hAnsi="宋体" w:eastAsia="宋体" w:cs="宋体"/>
               <w:sz w:val="24"/>
               <w:szCs w:val="24"/>
             </w:rPr>
@@ -1784,7 +1793,7 @@
           </w:r>
           <w:r>
             <w:rPr>
-              <w:rFonts w:ascii="SimSun" w:eastAsia="SimSun" w:hAnsi="SimSun" w:cs="SimSun"/>
+              <w:rFonts w:ascii="宋体" w:hAnsi="宋体" w:eastAsia="宋体" w:cs="宋体"/>
               <w:spacing w:val="-58"/>
               <w:sz w:val="24"/>
               <w:szCs w:val="24"/>
@@ -1793,7 +1802,7 @@
           </w:r>
           <w:r>
             <w:rPr>
-              <w:rFonts w:ascii="SimSun" w:eastAsia="SimSun" w:hAnsi="SimSun" w:cs="SimSun"/>
+              <w:rFonts w:ascii="宋体" w:hAnsi="宋体" w:eastAsia="宋体" w:cs="宋体"/>
               <w:spacing w:val="-15"/>
               <w:sz w:val="24"/>
               <w:szCs w:val="24"/>
@@ -1812,7 +1821,7 @@
             <w:spacing w:before="227" w:line="185" w:lineRule="auto"/>
             <w:ind w:left="5"/>
             <w:rPr>
-              <w:rFonts w:ascii="SimSun" w:eastAsia="SimSun" w:hAnsi="SimSun" w:cs="SimSun"/>
+              <w:rFonts w:ascii="宋体" w:hAnsi="宋体" w:eastAsia="宋体" w:cs="宋体"/>
               <w:sz w:val="24"/>
               <w:szCs w:val="24"/>
             </w:rPr>
@@ -1828,7 +1837,7 @@
           </w:r>
           <w:r>
             <w:rPr>
-              <w:rFonts w:ascii="SimSun" w:eastAsia="SimSun" w:hAnsi="SimSun" w:cs="SimSun"/>
+              <w:rFonts w:ascii="宋体" w:hAnsi="宋体" w:eastAsia="宋体" w:cs="宋体"/>
               <w:spacing w:val="-5"/>
               <w:sz w:val="24"/>
               <w:szCs w:val="24"/>
@@ -1837,7 +1846,7 @@
           </w:r>
           <w:r>
             <w:rPr>
-              <w:rFonts w:ascii="SimSun" w:eastAsia="SimSun" w:hAnsi="SimSun" w:cs="SimSun"/>
+              <w:rFonts w:ascii="宋体" w:hAnsi="宋体" w:eastAsia="宋体" w:cs="宋体"/>
               <w:spacing w:val="14"/>
               <w:sz w:val="24"/>
               <w:szCs w:val="24"/>
@@ -1846,7 +1855,7 @@
           </w:r>
           <w:r>
             <w:rPr>
-              <w:rFonts w:ascii="SimSun" w:eastAsia="SimSun" w:hAnsi="SimSun" w:cs="SimSun"/>
+              <w:rFonts w:ascii="宋体" w:hAnsi="宋体" w:eastAsia="宋体" w:cs="宋体"/>
               <w:spacing w:val="-5"/>
               <w:sz w:val="24"/>
               <w:szCs w:val="24"/>
@@ -1855,7 +1864,7 @@
           </w:r>
           <w:r>
             <w:rPr>
-              <w:rFonts w:ascii="SimSun" w:eastAsia="SimSun" w:hAnsi="SimSun" w:cs="SimSun"/>
+              <w:rFonts w:ascii="宋体" w:hAnsi="宋体" w:eastAsia="宋体" w:cs="宋体"/>
               <w:sz w:val="24"/>
               <w:szCs w:val="24"/>
             </w:rPr>
@@ -1863,7 +1872,7 @@
           </w:r>
           <w:r>
             <w:rPr>
-              <w:rFonts w:ascii="SimSun" w:eastAsia="SimSun" w:hAnsi="SimSun" w:cs="SimSun"/>
+              <w:rFonts w:ascii="宋体" w:hAnsi="宋体" w:eastAsia="宋体" w:cs="宋体"/>
               <w:spacing w:val="-99"/>
               <w:sz w:val="24"/>
               <w:szCs w:val="24"/>
@@ -1872,7 +1881,7 @@
           </w:r>
           <w:r>
             <w:rPr>
-              <w:rFonts w:ascii="SimSun" w:eastAsia="SimSun" w:hAnsi="SimSun" w:cs="SimSun"/>
+              <w:rFonts w:ascii="宋体" w:hAnsi="宋体" w:eastAsia="宋体" w:cs="宋体"/>
               <w:spacing w:val="-12"/>
               <w:sz w:val="24"/>
               <w:szCs w:val="24"/>
@@ -1891,7 +1900,7 @@
             <w:spacing w:before="226" w:line="184" w:lineRule="auto"/>
             <w:ind w:left="2"/>
             <w:rPr>
-              <w:rFonts w:ascii="SimSun" w:eastAsia="SimSun" w:hAnsi="SimSun" w:cs="SimSun"/>
+              <w:rFonts w:ascii="宋体" w:hAnsi="宋体" w:eastAsia="宋体" w:cs="宋体"/>
               <w:sz w:val="24"/>
               <w:szCs w:val="24"/>
             </w:rPr>
@@ -1907,7 +1916,7 @@
           </w:r>
           <w:r>
             <w:rPr>
-              <w:rFonts w:ascii="SimSun" w:eastAsia="SimSun" w:hAnsi="SimSun" w:cs="SimSun"/>
+              <w:rFonts w:ascii="宋体" w:hAnsi="宋体" w:eastAsia="宋体" w:cs="宋体"/>
               <w:spacing w:val="-5"/>
               <w:sz w:val="24"/>
               <w:szCs w:val="24"/>
@@ -1916,7 +1925,7 @@
           </w:r>
           <w:r>
             <w:rPr>
-              <w:rFonts w:ascii="SimSun" w:eastAsia="SimSun" w:hAnsi="SimSun" w:cs="SimSun"/>
+              <w:rFonts w:ascii="宋体" w:hAnsi="宋体" w:eastAsia="宋体" w:cs="宋体"/>
               <w:spacing w:val="12"/>
               <w:sz w:val="24"/>
               <w:szCs w:val="24"/>
@@ -1925,7 +1934,7 @@
           </w:r>
           <w:r>
             <w:rPr>
-              <w:rFonts w:ascii="SimSun" w:eastAsia="SimSun" w:hAnsi="SimSun" w:cs="SimSun"/>
+              <w:rFonts w:ascii="宋体" w:hAnsi="宋体" w:eastAsia="宋体" w:cs="宋体"/>
               <w:spacing w:val="-5"/>
               <w:sz w:val="24"/>
               <w:szCs w:val="24"/>
@@ -1934,7 +1943,7 @@
           </w:r>
           <w:r>
             <w:rPr>
-              <w:rFonts w:ascii="SimSun" w:eastAsia="SimSun" w:hAnsi="SimSun" w:cs="SimSun"/>
+              <w:rFonts w:ascii="宋体" w:hAnsi="宋体" w:eastAsia="宋体" w:cs="宋体"/>
               <w:sz w:val="24"/>
               <w:szCs w:val="24"/>
             </w:rPr>
@@ -1942,7 +1951,7 @@
           </w:r>
           <w:r>
             <w:rPr>
-              <w:rFonts w:ascii="SimSun" w:eastAsia="SimSun" w:hAnsi="SimSun" w:cs="SimSun"/>
+              <w:rFonts w:ascii="宋体" w:hAnsi="宋体" w:eastAsia="宋体" w:cs="宋体"/>
               <w:spacing w:val="-99"/>
               <w:sz w:val="24"/>
               <w:szCs w:val="24"/>
@@ -1951,7 +1960,7 @@
           </w:r>
           <w:r>
             <w:rPr>
-              <w:rFonts w:ascii="SimSun" w:eastAsia="SimSun" w:hAnsi="SimSun" w:cs="SimSun"/>
+              <w:rFonts w:ascii="宋体" w:hAnsi="宋体" w:eastAsia="宋体" w:cs="宋体"/>
               <w:spacing w:val="-12"/>
               <w:sz w:val="24"/>
               <w:szCs w:val="24"/>
@@ -1970,7 +1979,7 @@
             <w:spacing w:before="226" w:line="185" w:lineRule="auto"/>
             <w:ind w:left="444"/>
             <w:rPr>
-              <w:rFonts w:ascii="SimSun" w:eastAsia="SimSun" w:hAnsi="SimSun" w:cs="SimSun"/>
+              <w:rFonts w:ascii="宋体" w:hAnsi="宋体" w:eastAsia="宋体" w:cs="宋体"/>
               <w:sz w:val="24"/>
               <w:szCs w:val="24"/>
             </w:rPr>
@@ -1986,7 +1995,7 @@
           </w:r>
           <w:r>
             <w:rPr>
-              <w:rFonts w:ascii="SimSun" w:eastAsia="SimSun" w:hAnsi="SimSun" w:cs="SimSun"/>
+              <w:rFonts w:ascii="宋体" w:hAnsi="宋体" w:eastAsia="宋体" w:cs="宋体"/>
               <w:spacing w:val="-4"/>
               <w:sz w:val="24"/>
               <w:szCs w:val="24"/>
@@ -1995,7 +2004,7 @@
           </w:r>
           <w:r>
             <w:rPr>
-              <w:rFonts w:ascii="SimSun" w:eastAsia="SimSun" w:hAnsi="SimSun" w:cs="SimSun"/>
+              <w:rFonts w:ascii="宋体" w:hAnsi="宋体" w:eastAsia="宋体" w:cs="宋体"/>
               <w:spacing w:val="-49"/>
               <w:sz w:val="24"/>
               <w:szCs w:val="24"/>
@@ -2004,7 +2013,7 @@
           </w:r>
           <w:r>
             <w:rPr>
-              <w:rFonts w:ascii="SimSun" w:eastAsia="SimSun" w:hAnsi="SimSun" w:cs="SimSun"/>
+              <w:rFonts w:ascii="宋体" w:hAnsi="宋体" w:eastAsia="宋体" w:cs="宋体"/>
               <w:spacing w:val="-4"/>
               <w:sz w:val="24"/>
               <w:szCs w:val="24"/>
@@ -2013,7 +2022,7 @@
           </w:r>
           <w:r>
             <w:rPr>
-              <w:rFonts w:ascii="SimSun" w:eastAsia="SimSun" w:hAnsi="SimSun" w:cs="SimSun"/>
+              <w:rFonts w:ascii="宋体" w:hAnsi="宋体" w:eastAsia="宋体" w:cs="宋体"/>
               <w:sz w:val="24"/>
               <w:szCs w:val="24"/>
             </w:rPr>
@@ -2021,7 +2030,7 @@
           </w:r>
           <w:r>
             <w:rPr>
-              <w:rFonts w:ascii="SimSun" w:eastAsia="SimSun" w:hAnsi="SimSun" w:cs="SimSun"/>
+              <w:rFonts w:ascii="宋体" w:hAnsi="宋体" w:eastAsia="宋体" w:cs="宋体"/>
               <w:spacing w:val="-61"/>
               <w:sz w:val="24"/>
               <w:szCs w:val="24"/>
@@ -2030,7 +2039,7 @@
           </w:r>
           <w:r>
             <w:rPr>
-              <w:rFonts w:ascii="SimSun" w:eastAsia="SimSun" w:hAnsi="SimSun" w:cs="SimSun"/>
+              <w:rFonts w:ascii="宋体" w:hAnsi="宋体" w:eastAsia="宋体" w:cs="宋体"/>
               <w:spacing w:val="-12"/>
               <w:sz w:val="24"/>
               <w:szCs w:val="24"/>
@@ -2049,7 +2058,7 @@
             <w:spacing w:before="227" w:line="185" w:lineRule="auto"/>
             <w:ind w:left="444"/>
             <w:rPr>
-              <w:rFonts w:ascii="SimSun" w:eastAsia="SimSun" w:hAnsi="SimSun" w:cs="SimSun"/>
+              <w:rFonts w:ascii="宋体" w:hAnsi="宋体" w:eastAsia="宋体" w:cs="宋体"/>
               <w:sz w:val="24"/>
               <w:szCs w:val="24"/>
             </w:rPr>
@@ -2065,7 +2074,7 @@
           </w:r>
           <w:r>
             <w:rPr>
-              <w:rFonts w:ascii="SimSun" w:eastAsia="SimSun" w:hAnsi="SimSun" w:cs="SimSun"/>
+              <w:rFonts w:ascii="宋体" w:hAnsi="宋体" w:eastAsia="宋体" w:cs="宋体"/>
               <w:spacing w:val="-2"/>
               <w:sz w:val="24"/>
               <w:szCs w:val="24"/>
@@ -2074,7 +2083,7 @@
           </w:r>
           <w:r>
             <w:rPr>
-              <w:rFonts w:ascii="SimSun" w:eastAsia="SimSun" w:hAnsi="SimSun" w:cs="SimSun"/>
+              <w:rFonts w:ascii="宋体" w:hAnsi="宋体" w:eastAsia="宋体" w:cs="宋体"/>
               <w:sz w:val="24"/>
               <w:szCs w:val="24"/>
             </w:rPr>
@@ -2082,7 +2091,7 @@
           </w:r>
           <w:r>
             <w:rPr>
-              <w:rFonts w:ascii="SimSun" w:eastAsia="SimSun" w:hAnsi="SimSun" w:cs="SimSun"/>
+              <w:rFonts w:ascii="宋体" w:hAnsi="宋体" w:eastAsia="宋体" w:cs="宋体"/>
               <w:spacing w:val="-57"/>
               <w:sz w:val="24"/>
               <w:szCs w:val="24"/>
@@ -2091,7 +2100,7 @@
           </w:r>
           <w:r>
             <w:rPr>
-              <w:rFonts w:ascii="SimSun" w:eastAsia="SimSun" w:hAnsi="SimSun" w:cs="SimSun"/>
+              <w:rFonts w:ascii="宋体" w:hAnsi="宋体" w:eastAsia="宋体" w:cs="宋体"/>
               <w:spacing w:val="-16"/>
               <w:sz w:val="24"/>
               <w:szCs w:val="24"/>
@@ -2110,7 +2119,7 @@
             <w:spacing w:before="228" w:line="185" w:lineRule="auto"/>
             <w:ind w:left="6"/>
             <w:rPr>
-              <w:rFonts w:ascii="SimSun" w:eastAsia="SimSun" w:hAnsi="SimSun" w:cs="SimSun"/>
+              <w:rFonts w:ascii="宋体" w:hAnsi="宋体" w:eastAsia="宋体" w:cs="宋体"/>
               <w:sz w:val="24"/>
               <w:szCs w:val="24"/>
             </w:rPr>
@@ -2126,7 +2135,7 @@
           </w:r>
           <w:r>
             <w:rPr>
-              <w:rFonts w:ascii="SimSun" w:eastAsia="SimSun" w:hAnsi="SimSun" w:cs="SimSun"/>
+              <w:rFonts w:ascii="宋体" w:hAnsi="宋体" w:eastAsia="宋体" w:cs="宋体"/>
               <w:spacing w:val="-6"/>
               <w:sz w:val="24"/>
               <w:szCs w:val="24"/>
@@ -2135,7 +2144,7 @@
           </w:r>
           <w:r>
             <w:rPr>
-              <w:rFonts w:ascii="SimSun" w:eastAsia="SimSun" w:hAnsi="SimSun" w:cs="SimSun"/>
+              <w:rFonts w:ascii="宋体" w:hAnsi="宋体" w:eastAsia="宋体" w:cs="宋体"/>
               <w:spacing w:val="13"/>
               <w:sz w:val="24"/>
               <w:szCs w:val="24"/>
@@ -2144,7 +2153,7 @@
           </w:r>
           <w:r>
             <w:rPr>
-              <w:rFonts w:ascii="SimSun" w:eastAsia="SimSun" w:hAnsi="SimSun" w:cs="SimSun"/>
+              <w:rFonts w:ascii="宋体" w:hAnsi="宋体" w:eastAsia="宋体" w:cs="宋体"/>
               <w:spacing w:val="-6"/>
               <w:sz w:val="24"/>
               <w:szCs w:val="24"/>
@@ -2153,7 +2162,7 @@
           </w:r>
           <w:r>
             <w:rPr>
-              <w:rFonts w:ascii="SimSun" w:eastAsia="SimSun" w:hAnsi="SimSun" w:cs="SimSun"/>
+              <w:rFonts w:ascii="宋体" w:hAnsi="宋体" w:eastAsia="宋体" w:cs="宋体"/>
               <w:sz w:val="24"/>
               <w:szCs w:val="24"/>
             </w:rPr>
@@ -2161,7 +2170,7 @@
           </w:r>
           <w:r>
             <w:rPr>
-              <w:rFonts w:ascii="SimSun" w:eastAsia="SimSun" w:hAnsi="SimSun" w:cs="SimSun"/>
+              <w:rFonts w:ascii="宋体" w:hAnsi="宋体" w:eastAsia="宋体" w:cs="宋体"/>
               <w:spacing w:val="-100"/>
               <w:sz w:val="24"/>
               <w:szCs w:val="24"/>
@@ -2170,7 +2179,7 @@
           </w:r>
           <w:r>
             <w:rPr>
-              <w:rFonts w:ascii="SimSun" w:eastAsia="SimSun" w:hAnsi="SimSun" w:cs="SimSun"/>
+              <w:rFonts w:ascii="宋体" w:hAnsi="宋体" w:eastAsia="宋体" w:cs="宋体"/>
               <w:spacing w:val="-11"/>
               <w:sz w:val="24"/>
               <w:szCs w:val="24"/>
@@ -2189,7 +2198,7 @@
             <w:spacing w:before="225" w:line="219" w:lineRule="auto"/>
             <w:ind w:left="1"/>
             <w:rPr>
-              <w:rFonts w:ascii="SimSun" w:eastAsia="SimSun" w:hAnsi="SimSun" w:cs="SimSun"/>
+              <w:rFonts w:ascii="宋体" w:hAnsi="宋体" w:eastAsia="宋体" w:cs="宋体"/>
               <w:sz w:val="24"/>
               <w:szCs w:val="24"/>
             </w:rPr>
@@ -2205,7 +2214,7 @@
           </w:r>
           <w:r>
             <w:rPr>
-              <w:rFonts w:ascii="SimSun" w:eastAsia="SimSun" w:hAnsi="SimSun" w:cs="SimSun"/>
+              <w:rFonts w:ascii="宋体" w:hAnsi="宋体" w:eastAsia="宋体" w:cs="宋体"/>
               <w:spacing w:val="-2"/>
               <w:sz w:val="24"/>
               <w:szCs w:val="24"/>
@@ -2214,7 +2223,7 @@
           </w:r>
           <w:r>
             <w:rPr>
-              <w:rFonts w:ascii="SimSun" w:eastAsia="SimSun" w:hAnsi="SimSun" w:cs="SimSun"/>
+              <w:rFonts w:ascii="宋体" w:hAnsi="宋体" w:eastAsia="宋体" w:cs="宋体"/>
               <w:sz w:val="24"/>
               <w:szCs w:val="24"/>
             </w:rPr>
@@ -2222,7 +2231,7 @@
           </w:r>
           <w:r>
             <w:rPr>
-              <w:rFonts w:ascii="SimSun" w:eastAsia="SimSun" w:hAnsi="SimSun" w:cs="SimSun"/>
+              <w:rFonts w:ascii="宋体" w:hAnsi="宋体" w:eastAsia="宋体" w:cs="宋体"/>
               <w:spacing w:val="-100"/>
               <w:sz w:val="24"/>
               <w:szCs w:val="24"/>
@@ -2231,7 +2240,7 @@
           </w:r>
           <w:r>
             <w:rPr>
-              <w:rFonts w:ascii="SimSun" w:eastAsia="SimSun" w:hAnsi="SimSun" w:cs="SimSun"/>
+              <w:rFonts w:ascii="宋体" w:hAnsi="宋体" w:eastAsia="宋体" w:cs="宋体"/>
               <w:spacing w:val="-11"/>
               <w:sz w:val="24"/>
               <w:szCs w:val="24"/>
@@ -2248,15 +2257,15 @@
       <w:pPr>
         <w:spacing w:line="219" w:lineRule="auto"/>
         <w:rPr>
-          <w:rFonts w:ascii="SimSun" w:eastAsia="SimSun" w:hAnsi="SimSun" w:cs="SimSun"/>
+          <w:rFonts w:ascii="宋体" w:hAnsi="宋体" w:eastAsia="宋体" w:cs="宋体"/>
           <w:sz w:val="24"/>
           <w:szCs w:val="24"/>
         </w:rPr>
         <w:sectPr>
-          <w:footerReference w:type="default" r:id="rId7"/>
+          <w:footerReference r:id="rId7" w:type="default"/>
           <w:pgSz w:w="11910" w:h="16840"/>
           <w:pgMar w:top="877" w:right="1561" w:bottom="1196" w:left="1587" w:header="0" w:footer="982" w:gutter="0"/>
-          <w:cols w:space="720"/>
+          <w:cols w:space="720" w:num="1"/>
         </w:sectPr>
       </w:pPr>
     </w:p>
@@ -2270,7 +2279,7 @@
         </w:rPr>
         <w:drawing>
           <wp:inline distT="0" distB="0" distL="0" distR="0">
-            <wp:extent cx="687324" cy="249261"/>
+            <wp:extent cx="687070" cy="248920"/>
             <wp:effectExtent l="0" t="0" r="0" b="0"/>
             <wp:docPr id="8" name="IM 8"/>
             <wp:cNvGraphicFramePr/>
@@ -2282,13 +2291,13 @@
                     <pic:cNvPicPr/>
                   </pic:nvPicPr>
                   <pic:blipFill>
-                    <a:blip xmlns:r="http://schemas.openxmlformats.org/officeDocument/2006/relationships" r:embed="rId4"/>
+                    <a:blip r:embed="rId10"/>
                     <a:stretch>
                       <a:fillRect/>
                     </a:stretch>
                   </pic:blipFill>
                   <pic:spPr>
-                    <a:xfrm rot="0">
+                    <a:xfrm>
                       <a:off x="0" y="0"/>
                       <a:ext cx="687324" cy="249261"/>
                     </a:xfrm>
@@ -2305,23 +2314,11 @@
     </w:p>
     <w:p>
       <w:pPr>
-        <w:pStyle w:val="BodyText"/>
-        <w:spacing w:line="255" w:lineRule="auto"/>
-      </w:pPr>
-    </w:p>
-    <w:p>
-      <w:pPr>
-        <w:pStyle w:val="BodyText"/>
-        <w:spacing w:line="255" w:lineRule="auto"/>
-      </w:pPr>
-    </w:p>
-    <w:p>
-      <w:pPr>
         <w:spacing w:before="101" w:line="227" w:lineRule="auto"/>
         <w:ind w:left="150"/>
         <w:outlineLvl w:val="0"/>
         <w:rPr>
-          <w:rFonts w:ascii="SimHei" w:eastAsia="SimHei" w:hAnsi="SimHei" w:cs="SimHei"/>
+          <w:rFonts w:ascii="黑体" w:hAnsi="黑体" w:eastAsia="黑体" w:cs="黑体"/>
           <w:sz w:val="31"/>
           <w:szCs w:val="31"/>
         </w:rPr>
@@ -2330,7 +2327,7 @@
       <w:bookmarkEnd w:id="0"/>
       <w:r>
         <w:rPr>
-          <w:rFonts w:ascii="SimHei" w:eastAsia="SimHei" w:hAnsi="SimHei" w:cs="SimHei"/>
+          <w:rFonts w:ascii="黑体" w:hAnsi="黑体" w:eastAsia="黑体" w:cs="黑体"/>
           <w:b/>
           <w:bCs/>
           <w:spacing w:val="-4"/>
@@ -2341,7 +2338,7 @@
       </w:r>
       <w:r>
         <w:rPr>
-          <w:rFonts w:ascii="SimHei" w:eastAsia="SimHei" w:hAnsi="SimHei" w:cs="SimHei"/>
+          <w:rFonts w:ascii="黑体" w:hAnsi="黑体" w:eastAsia="黑体" w:cs="黑体"/>
           <w:spacing w:val="29"/>
           <w:sz w:val="31"/>
           <w:szCs w:val="31"/>
@@ -2350,7 +2347,7 @@
       </w:r>
       <w:r>
         <w:rPr>
-          <w:rFonts w:ascii="SimHei" w:eastAsia="SimHei" w:hAnsi="SimHei" w:cs="SimHei"/>
+          <w:rFonts w:ascii="黑体" w:hAnsi="黑体" w:eastAsia="黑体" w:cs="黑体"/>
           <w:b/>
           <w:bCs/>
           <w:spacing w:val="-4"/>
@@ -2362,55 +2359,37 @@
     </w:p>
     <w:p>
       <w:pPr>
-        <w:pStyle w:val="BodyText"/>
-        <w:spacing w:line="263" w:lineRule="auto"/>
-      </w:pPr>
-    </w:p>
-    <w:p>
-      <w:pPr>
-        <w:pStyle w:val="BodyText"/>
-        <w:spacing w:line="263" w:lineRule="auto"/>
-      </w:pPr>
-    </w:p>
-    <w:p>
-      <w:pPr>
         <w:spacing w:before="78" w:line="218" w:lineRule="auto"/>
         <w:ind w:left="612"/>
         <w:rPr>
-          <w:rFonts w:ascii="SimSun" w:eastAsia="SimSun" w:hAnsi="SimSun" w:cs="SimSun"/>
-          <w:sz w:val="24"/>
-          <w:szCs w:val="24"/>
-        </w:rPr>
-      </w:pPr>
-      <w:r>
-        <w:rPr>
-          <w:rFonts w:ascii="SimSun" w:eastAsia="SimSun" w:hAnsi="SimSun" w:cs="SimSun"/>
+          <w:rFonts w:ascii="宋体" w:hAnsi="宋体" w:eastAsia="宋体" w:cs="宋体"/>
+          <w:sz w:val="24"/>
+          <w:szCs w:val="24"/>
+        </w:rPr>
+      </w:pPr>
+      <w:r>
+        <w:rPr>
+          <w:rFonts w:ascii="宋体" w:hAnsi="宋体" w:eastAsia="宋体" w:cs="宋体"/>
           <w:spacing w:val="-1"/>
           <w:sz w:val="24"/>
           <w:szCs w:val="24"/>
         </w:rPr>
         <w:t>本文档定义了服务报告管理流程，主要内容包括：</w:t>
       </w:r>
-    </w:p>
-    <w:p>
-      <w:pPr>
-        <w:pStyle w:val="BodyText"/>
-        <w:spacing w:line="259" w:lineRule="auto"/>
-      </w:pPr>
     </w:p>
     <w:p>
       <w:pPr>
         <w:spacing w:before="78" w:line="238" w:lineRule="auto"/>
         <w:ind w:left="622"/>
         <w:rPr>
-          <w:rFonts w:ascii="SimSun" w:eastAsia="SimSun" w:hAnsi="SimSun" w:cs="SimSun"/>
-          <w:sz w:val="24"/>
-          <w:szCs w:val="24"/>
-        </w:rPr>
-      </w:pPr>
-      <w:r>
-        <w:rPr>
-          <w:rFonts w:ascii="Wingdings" w:eastAsia="Wingdings" w:hAnsi="Wingdings" w:cs="Wingdings"/>
+          <w:rFonts w:ascii="宋体" w:hAnsi="宋体" w:eastAsia="宋体" w:cs="宋体"/>
+          <w:sz w:val="24"/>
+          <w:szCs w:val="24"/>
+        </w:rPr>
+      </w:pPr>
+      <w:r>
+        <w:rPr>
+          <w:rFonts w:ascii="Wingdings" w:hAnsi="Wingdings" w:eastAsia="Wingdings" w:cs="Wingdings"/>
           <w:spacing w:val="-2"/>
           <w:sz w:val="24"/>
           <w:szCs w:val="24"/>
@@ -2419,7 +2398,7 @@
       </w:r>
       <w:r>
         <w:rPr>
-          <w:rFonts w:ascii="Wingdings" w:eastAsia="Wingdings" w:hAnsi="Wingdings" w:cs="Wingdings"/>
+          <w:rFonts w:ascii="Wingdings" w:hAnsi="Wingdings" w:eastAsia="Wingdings" w:cs="Wingdings"/>
           <w:spacing w:val="-33"/>
           <w:sz w:val="24"/>
           <w:szCs w:val="24"/>
@@ -2428,7 +2407,7 @@
       </w:r>
       <w:r>
         <w:rPr>
-          <w:rFonts w:ascii="SimSun" w:eastAsia="SimSun" w:hAnsi="SimSun" w:cs="SimSun"/>
+          <w:rFonts w:ascii="宋体" w:hAnsi="宋体" w:eastAsia="宋体" w:cs="宋体"/>
           <w:spacing w:val="-2"/>
           <w:sz w:val="24"/>
           <w:szCs w:val="24"/>
@@ -2441,14 +2420,14 @@
         <w:spacing w:before="161" w:line="239" w:lineRule="auto"/>
         <w:ind w:left="622"/>
         <w:rPr>
-          <w:rFonts w:ascii="SimSun" w:eastAsia="SimSun" w:hAnsi="SimSun" w:cs="SimSun"/>
-          <w:sz w:val="24"/>
-          <w:szCs w:val="24"/>
-        </w:rPr>
-      </w:pPr>
-      <w:r>
-        <w:rPr>
-          <w:rFonts w:ascii="Wingdings" w:eastAsia="Wingdings" w:hAnsi="Wingdings" w:cs="Wingdings"/>
+          <w:rFonts w:ascii="宋体" w:hAnsi="宋体" w:eastAsia="宋体" w:cs="宋体"/>
+          <w:sz w:val="24"/>
+          <w:szCs w:val="24"/>
+        </w:rPr>
+      </w:pPr>
+      <w:r>
+        <w:rPr>
+          <w:rFonts w:ascii="Wingdings" w:hAnsi="Wingdings" w:eastAsia="Wingdings" w:cs="Wingdings"/>
           <w:spacing w:val="-2"/>
           <w:sz w:val="24"/>
           <w:szCs w:val="24"/>
@@ -2457,7 +2436,7 @@
       </w:r>
       <w:r>
         <w:rPr>
-          <w:rFonts w:ascii="Wingdings" w:eastAsia="Wingdings" w:hAnsi="Wingdings" w:cs="Wingdings"/>
+          <w:rFonts w:ascii="Wingdings" w:hAnsi="Wingdings" w:eastAsia="Wingdings" w:cs="Wingdings"/>
           <w:spacing w:val="-37"/>
           <w:sz w:val="24"/>
           <w:szCs w:val="24"/>
@@ -2466,7 +2445,7 @@
       </w:r>
       <w:r>
         <w:rPr>
-          <w:rFonts w:ascii="SimSun" w:eastAsia="SimSun" w:hAnsi="SimSun" w:cs="SimSun"/>
+          <w:rFonts w:ascii="宋体" w:hAnsi="宋体" w:eastAsia="宋体" w:cs="宋体"/>
           <w:spacing w:val="-2"/>
           <w:sz w:val="24"/>
           <w:szCs w:val="24"/>
@@ -2479,14 +2458,14 @@
         <w:spacing w:before="161" w:line="296" w:lineRule="auto"/>
         <w:ind w:left="1035" w:right="74" w:hanging="413"/>
         <w:rPr>
-          <w:rFonts w:ascii="SimSun" w:eastAsia="SimSun" w:hAnsi="SimSun" w:cs="SimSun"/>
-          <w:sz w:val="24"/>
-          <w:szCs w:val="24"/>
-        </w:rPr>
-      </w:pPr>
-      <w:r>
-        <w:rPr>
-          <w:rFonts w:ascii="Wingdings" w:eastAsia="Wingdings" w:hAnsi="Wingdings" w:cs="Wingdings"/>
+          <w:rFonts w:ascii="宋体" w:hAnsi="宋体" w:eastAsia="宋体" w:cs="宋体"/>
+          <w:sz w:val="24"/>
+          <w:szCs w:val="24"/>
+        </w:rPr>
+      </w:pPr>
+      <w:r>
+        <w:rPr>
+          <w:rFonts w:ascii="Wingdings" w:hAnsi="Wingdings" w:eastAsia="Wingdings" w:cs="Wingdings"/>
           <w:spacing w:val="-2"/>
           <w:sz w:val="24"/>
           <w:szCs w:val="24"/>
@@ -2495,7 +2474,7 @@
       </w:r>
       <w:r>
         <w:rPr>
-          <w:rFonts w:ascii="Wingdings" w:eastAsia="Wingdings" w:hAnsi="Wingdings" w:cs="Wingdings"/>
+          <w:rFonts w:ascii="Wingdings" w:hAnsi="Wingdings" w:eastAsia="Wingdings" w:cs="Wingdings"/>
           <w:spacing w:val="-48"/>
           <w:sz w:val="24"/>
           <w:szCs w:val="24"/>
@@ -2504,21 +2483,12 @@
       </w:r>
       <w:r>
         <w:rPr>
-          <w:rFonts w:ascii="SimSun" w:eastAsia="SimSun" w:hAnsi="SimSun" w:cs="SimSun"/>
+          <w:rFonts w:ascii="宋体" w:hAnsi="宋体" w:eastAsia="宋体" w:cs="宋体"/>
           <w:spacing w:val="-2"/>
           <w:sz w:val="24"/>
           <w:szCs w:val="24"/>
         </w:rPr>
-        <w:t>流程角色和职责，描述流程中主要的角色，以及角色所担负的职责和需</w:t>
-      </w:r>
-      <w:r>
-        <w:rPr>
-          <w:rFonts w:ascii="SimSun" w:eastAsia="SimSun" w:hAnsi="SimSun" w:cs="SimSun"/>
-          <w:spacing w:val="-2"/>
-          <w:sz w:val="24"/>
-          <w:szCs w:val="24"/>
-        </w:rPr>
-        <w:t>具备的技能要求。</w:t>
+        <w:t>流程角色和职责，描述流程中主要的角色，以及角色所担负的职责和需具备的技能要求。</w:t>
       </w:r>
     </w:p>
     <w:p>
@@ -2526,14 +2496,14 @@
         <w:spacing w:before="175" w:line="296" w:lineRule="auto"/>
         <w:ind w:left="1032" w:right="74" w:hanging="410"/>
         <w:rPr>
-          <w:rFonts w:ascii="SimSun" w:eastAsia="SimSun" w:hAnsi="SimSun" w:cs="SimSun"/>
-          <w:sz w:val="24"/>
-          <w:szCs w:val="24"/>
-        </w:rPr>
-      </w:pPr>
-      <w:r>
-        <w:rPr>
-          <w:rFonts w:ascii="Wingdings" w:eastAsia="Wingdings" w:hAnsi="Wingdings" w:cs="Wingdings"/>
+          <w:rFonts w:ascii="宋体" w:hAnsi="宋体" w:eastAsia="宋体" w:cs="宋体"/>
+          <w:sz w:val="24"/>
+          <w:szCs w:val="24"/>
+        </w:rPr>
+      </w:pPr>
+      <w:r>
+        <w:rPr>
+          <w:rFonts w:ascii="Wingdings" w:hAnsi="Wingdings" w:eastAsia="Wingdings" w:cs="Wingdings"/>
           <w:spacing w:val="-2"/>
           <w:sz w:val="24"/>
           <w:szCs w:val="24"/>
@@ -2542,7 +2512,7 @@
       </w:r>
       <w:r>
         <w:rPr>
-          <w:rFonts w:ascii="Wingdings" w:eastAsia="Wingdings" w:hAnsi="Wingdings" w:cs="Wingdings"/>
+          <w:rFonts w:ascii="Wingdings" w:hAnsi="Wingdings" w:eastAsia="Wingdings" w:cs="Wingdings"/>
           <w:spacing w:val="-48"/>
           <w:sz w:val="24"/>
           <w:szCs w:val="24"/>
@@ -2551,7 +2521,7 @@
       </w:r>
       <w:r>
         <w:rPr>
-          <w:rFonts w:ascii="SimSun" w:eastAsia="SimSun" w:hAnsi="SimSun" w:cs="SimSun"/>
+          <w:rFonts w:ascii="宋体" w:hAnsi="宋体" w:eastAsia="宋体" w:cs="宋体"/>
           <w:spacing w:val="-2"/>
           <w:sz w:val="24"/>
           <w:szCs w:val="24"/>
@@ -2560,7 +2530,7 @@
       </w:r>
       <w:r>
         <w:rPr>
-          <w:rFonts w:ascii="SimSun" w:eastAsia="SimSun" w:hAnsi="SimSun" w:cs="SimSun"/>
+          <w:rFonts w:ascii="宋体" w:hAnsi="宋体" w:eastAsia="宋体" w:cs="宋体"/>
           <w:spacing w:val="-3"/>
           <w:sz w:val="24"/>
           <w:szCs w:val="24"/>
@@ -2573,14 +2543,14 @@
         <w:spacing w:before="178" w:line="239" w:lineRule="auto"/>
         <w:ind w:left="622"/>
         <w:rPr>
-          <w:rFonts w:ascii="SimSun" w:eastAsia="SimSun" w:hAnsi="SimSun" w:cs="SimSun"/>
-          <w:sz w:val="24"/>
-          <w:szCs w:val="24"/>
-        </w:rPr>
-      </w:pPr>
-      <w:r>
-        <w:rPr>
-          <w:rFonts w:ascii="Wingdings" w:eastAsia="Wingdings" w:hAnsi="Wingdings" w:cs="Wingdings"/>
+          <w:rFonts w:ascii="宋体" w:hAnsi="宋体" w:eastAsia="宋体" w:cs="宋体"/>
+          <w:sz w:val="24"/>
+          <w:szCs w:val="24"/>
+        </w:rPr>
+      </w:pPr>
+      <w:r>
+        <w:rPr>
+          <w:rFonts w:ascii="Wingdings" w:hAnsi="Wingdings" w:eastAsia="Wingdings" w:cs="Wingdings"/>
           <w:spacing w:val="-2"/>
           <w:sz w:val="24"/>
           <w:szCs w:val="24"/>
@@ -2589,7 +2559,7 @@
       </w:r>
       <w:r>
         <w:rPr>
-          <w:rFonts w:ascii="Wingdings" w:eastAsia="Wingdings" w:hAnsi="Wingdings" w:cs="Wingdings"/>
+          <w:rFonts w:ascii="Wingdings" w:hAnsi="Wingdings" w:eastAsia="Wingdings" w:cs="Wingdings"/>
           <w:spacing w:val="-41"/>
           <w:sz w:val="24"/>
           <w:szCs w:val="24"/>
@@ -2598,25 +2568,13 @@
       </w:r>
       <w:r>
         <w:rPr>
-          <w:rFonts w:ascii="SimSun" w:eastAsia="SimSun" w:hAnsi="SimSun" w:cs="SimSun"/>
+          <w:rFonts w:ascii="宋体" w:hAnsi="宋体" w:eastAsia="宋体" w:cs="宋体"/>
           <w:spacing w:val="-2"/>
           <w:sz w:val="24"/>
           <w:szCs w:val="24"/>
         </w:rPr>
         <w:t>流程持续改进，定义流程回顾和改进方法。</w:t>
       </w:r>
-    </w:p>
-    <w:p>
-      <w:pPr>
-        <w:pStyle w:val="BodyText"/>
-        <w:spacing w:line="257" w:lineRule="auto"/>
-      </w:pPr>
-    </w:p>
-    <w:p>
-      <w:pPr>
-        <w:pStyle w:val="BodyText"/>
-        <w:spacing w:line="258" w:lineRule="auto"/>
-      </w:pPr>
     </w:p>
     <w:p>
       <w:pPr>
@@ -2624,7 +2582,7 @@
         <w:ind w:left="132"/>
         <w:outlineLvl w:val="0"/>
         <w:rPr>
-          <w:rFonts w:ascii="SimHei" w:eastAsia="SimHei" w:hAnsi="SimHei" w:cs="SimHei"/>
+          <w:rFonts w:ascii="黑体" w:hAnsi="黑体" w:eastAsia="黑体" w:cs="黑体"/>
           <w:sz w:val="31"/>
           <w:szCs w:val="31"/>
         </w:rPr>
@@ -2633,7 +2591,7 @@
       <w:bookmarkEnd w:id="1"/>
       <w:r>
         <w:rPr>
-          <w:rFonts w:ascii="SimHei" w:eastAsia="SimHei" w:hAnsi="SimHei" w:cs="SimHei"/>
+          <w:rFonts w:ascii="黑体" w:hAnsi="黑体" w:eastAsia="黑体" w:cs="黑体"/>
           <w:b/>
           <w:bCs/>
           <w:sz w:val="31"/>
@@ -2643,7 +2601,7 @@
       </w:r>
       <w:r>
         <w:rPr>
-          <w:rFonts w:ascii="SimHei" w:eastAsia="SimHei" w:hAnsi="SimHei" w:cs="SimHei"/>
+          <w:rFonts w:ascii="黑体" w:hAnsi="黑体" w:eastAsia="黑体" w:cs="黑体"/>
           <w:spacing w:val="28"/>
           <w:sz w:val="31"/>
           <w:szCs w:val="31"/>
@@ -2652,7 +2610,7 @@
       </w:r>
       <w:r>
         <w:rPr>
-          <w:rFonts w:ascii="SimHei" w:eastAsia="SimHei" w:hAnsi="SimHei" w:cs="SimHei"/>
+          <w:rFonts w:ascii="黑体" w:hAnsi="黑体" w:eastAsia="黑体" w:cs="黑体"/>
           <w:b/>
           <w:bCs/>
           <w:sz w:val="31"/>
@@ -2663,29 +2621,17 @@
     </w:p>
     <w:p>
       <w:pPr>
-        <w:pStyle w:val="BodyText"/>
-        <w:spacing w:line="263" w:lineRule="auto"/>
-      </w:pPr>
-    </w:p>
-    <w:p>
-      <w:pPr>
-        <w:pStyle w:val="BodyText"/>
-        <w:spacing w:line="263" w:lineRule="auto"/>
-      </w:pPr>
-    </w:p>
-    <w:p>
-      <w:pPr>
         <w:spacing w:before="79" w:line="364" w:lineRule="auto"/>
         <w:ind w:left="130" w:right="115" w:firstLine="480"/>
         <w:rPr>
-          <w:rFonts w:ascii="SimSun" w:eastAsia="SimSun" w:hAnsi="SimSun" w:cs="SimSun"/>
-          <w:sz w:val="24"/>
-          <w:szCs w:val="24"/>
-        </w:rPr>
-      </w:pPr>
-      <w:r>
-        <w:rPr>
-          <w:rFonts w:ascii="SimSun" w:eastAsia="SimSun" w:hAnsi="SimSun" w:cs="SimSun"/>
+          <w:rFonts w:ascii="宋体" w:hAnsi="宋体" w:eastAsia="宋体" w:cs="宋体"/>
+          <w:sz w:val="24"/>
+          <w:szCs w:val="24"/>
+        </w:rPr>
+      </w:pPr>
+      <w:r>
+        <w:rPr>
+          <w:rFonts w:ascii="宋体" w:hAnsi="宋体" w:eastAsia="宋体" w:cs="宋体"/>
           <w:spacing w:val="-6"/>
           <w:sz w:val="24"/>
           <w:szCs w:val="24"/>
@@ -2694,7 +2640,7 @@
       </w:r>
       <w:r>
         <w:rPr>
-          <w:rFonts w:ascii="SimSun" w:eastAsia="SimSun" w:hAnsi="SimSun" w:cs="SimSun"/>
+          <w:rFonts w:ascii="宋体" w:hAnsi="宋体" w:eastAsia="宋体" w:cs="宋体"/>
           <w:spacing w:val="-7"/>
           <w:sz w:val="24"/>
           <w:szCs w:val="24"/>
@@ -2703,7 +2649,7 @@
       </w:r>
       <w:r>
         <w:rPr>
-          <w:rFonts w:ascii="SimSun" w:eastAsia="SimSun" w:hAnsi="SimSun" w:cs="SimSun"/>
+          <w:rFonts w:ascii="宋体" w:hAnsi="宋体" w:eastAsia="宋体" w:cs="宋体"/>
           <w:spacing w:val="-1"/>
           <w:sz w:val="24"/>
           <w:szCs w:val="24"/>
@@ -2716,14 +2662,14 @@
         <w:spacing w:before="144" w:line="239" w:lineRule="auto"/>
         <w:ind w:left="622"/>
         <w:rPr>
-          <w:rFonts w:ascii="SimSun" w:eastAsia="SimSun" w:hAnsi="SimSun" w:cs="SimSun"/>
-          <w:sz w:val="24"/>
-          <w:szCs w:val="24"/>
-        </w:rPr>
-      </w:pPr>
-      <w:r>
-        <w:rPr>
-          <w:rFonts w:ascii="Wingdings" w:eastAsia="Wingdings" w:hAnsi="Wingdings" w:cs="Wingdings"/>
+          <w:rFonts w:ascii="宋体" w:hAnsi="宋体" w:eastAsia="宋体" w:cs="宋体"/>
+          <w:sz w:val="24"/>
+          <w:szCs w:val="24"/>
+        </w:rPr>
+      </w:pPr>
+      <w:r>
+        <w:rPr>
+          <w:rFonts w:ascii="Wingdings" w:hAnsi="Wingdings" w:eastAsia="Wingdings" w:cs="Wingdings"/>
           <w:spacing w:val="-3"/>
           <w:sz w:val="24"/>
           <w:szCs w:val="24"/>
@@ -2732,7 +2678,7 @@
       </w:r>
       <w:r>
         <w:rPr>
-          <w:rFonts w:ascii="Wingdings" w:eastAsia="Wingdings" w:hAnsi="Wingdings" w:cs="Wingdings"/>
+          <w:rFonts w:ascii="Wingdings" w:hAnsi="Wingdings" w:eastAsia="Wingdings" w:cs="Wingdings"/>
           <w:spacing w:val="-48"/>
           <w:sz w:val="24"/>
           <w:szCs w:val="24"/>
@@ -2741,7 +2687,7 @@
       </w:r>
       <w:r>
         <w:rPr>
-          <w:rFonts w:ascii="SimSun" w:eastAsia="SimSun" w:hAnsi="SimSun" w:cs="SimSun"/>
+          <w:rFonts w:ascii="宋体" w:hAnsi="宋体" w:eastAsia="宋体" w:cs="宋体"/>
           <w:spacing w:val="-3"/>
           <w:sz w:val="24"/>
           <w:szCs w:val="24"/>
@@ -2754,14 +2700,14 @@
         <w:spacing w:before="160" w:line="239" w:lineRule="auto"/>
         <w:ind w:left="622"/>
         <w:rPr>
-          <w:rFonts w:ascii="SimSun" w:eastAsia="SimSun" w:hAnsi="SimSun" w:cs="SimSun"/>
-          <w:sz w:val="24"/>
-          <w:szCs w:val="24"/>
-        </w:rPr>
-      </w:pPr>
-      <w:r>
-        <w:rPr>
-          <w:rFonts w:ascii="Wingdings" w:eastAsia="Wingdings" w:hAnsi="Wingdings" w:cs="Wingdings"/>
+          <w:rFonts w:ascii="宋体" w:hAnsi="宋体" w:eastAsia="宋体" w:cs="宋体"/>
+          <w:sz w:val="24"/>
+          <w:szCs w:val="24"/>
+        </w:rPr>
+      </w:pPr>
+      <w:r>
+        <w:rPr>
+          <w:rFonts w:ascii="Wingdings" w:hAnsi="Wingdings" w:eastAsia="Wingdings" w:cs="Wingdings"/>
           <w:spacing w:val="-3"/>
           <w:sz w:val="24"/>
           <w:szCs w:val="24"/>
@@ -2770,7 +2716,7 @@
       </w:r>
       <w:r>
         <w:rPr>
-          <w:rFonts w:ascii="Wingdings" w:eastAsia="Wingdings" w:hAnsi="Wingdings" w:cs="Wingdings"/>
+          <w:rFonts w:ascii="Wingdings" w:hAnsi="Wingdings" w:eastAsia="Wingdings" w:cs="Wingdings"/>
           <w:spacing w:val="-47"/>
           <w:sz w:val="24"/>
           <w:szCs w:val="24"/>
@@ -2779,25 +2725,13 @@
       </w:r>
       <w:r>
         <w:rPr>
-          <w:rFonts w:ascii="SimSun" w:eastAsia="SimSun" w:hAnsi="SimSun" w:cs="SimSun"/>
+          <w:rFonts w:ascii="宋体" w:hAnsi="宋体" w:eastAsia="宋体" w:cs="宋体"/>
           <w:spacing w:val="-3"/>
           <w:sz w:val="24"/>
           <w:szCs w:val="24"/>
         </w:rPr>
         <w:t>软件运维服务业务线。</w:t>
       </w:r>
-    </w:p>
-    <w:p>
-      <w:pPr>
-        <w:pStyle w:val="BodyText"/>
-        <w:spacing w:line="258" w:lineRule="auto"/>
-      </w:pPr>
-    </w:p>
-    <w:p>
-      <w:pPr>
-        <w:pStyle w:val="BodyText"/>
-        <w:spacing w:line="259" w:lineRule="auto"/>
-      </w:pPr>
     </w:p>
     <w:p>
       <w:pPr>
@@ -2805,7 +2739,7 @@
         <w:ind w:left="134"/>
         <w:outlineLvl w:val="0"/>
         <w:rPr>
-          <w:rFonts w:ascii="SimHei" w:eastAsia="SimHei" w:hAnsi="SimHei" w:cs="SimHei"/>
+          <w:rFonts w:ascii="黑体" w:hAnsi="黑体" w:eastAsia="黑体" w:cs="黑体"/>
           <w:sz w:val="31"/>
           <w:szCs w:val="31"/>
         </w:rPr>
@@ -2814,7 +2748,7 @@
       <w:bookmarkEnd w:id="2"/>
       <w:r>
         <w:rPr>
-          <w:rFonts w:ascii="SimHei" w:eastAsia="SimHei" w:hAnsi="SimHei" w:cs="SimHei"/>
+          <w:rFonts w:ascii="黑体" w:hAnsi="黑体" w:eastAsia="黑体" w:cs="黑体"/>
           <w:b/>
           <w:bCs/>
           <w:sz w:val="31"/>
@@ -2824,7 +2758,7 @@
       </w:r>
       <w:r>
         <w:rPr>
-          <w:rFonts w:ascii="SimHei" w:eastAsia="SimHei" w:hAnsi="SimHei" w:cs="SimHei"/>
+          <w:rFonts w:ascii="黑体" w:hAnsi="黑体" w:eastAsia="黑体" w:cs="黑体"/>
           <w:spacing w:val="26"/>
           <w:sz w:val="31"/>
           <w:szCs w:val="31"/>
@@ -2833,7 +2767,7 @@
       </w:r>
       <w:r>
         <w:rPr>
-          <w:rFonts w:ascii="SimHei" w:eastAsia="SimHei" w:hAnsi="SimHei" w:cs="SimHei"/>
+          <w:rFonts w:ascii="黑体" w:hAnsi="黑体" w:eastAsia="黑体" w:cs="黑体"/>
           <w:b/>
           <w:bCs/>
           <w:sz w:val="31"/>
@@ -2844,48 +2778,27 @@
     </w:p>
     <w:p>
       <w:pPr>
-        <w:pStyle w:val="BodyText"/>
-        <w:spacing w:line="265" w:lineRule="auto"/>
-      </w:pPr>
-    </w:p>
-    <w:p>
-      <w:pPr>
-        <w:pStyle w:val="BodyText"/>
-        <w:spacing w:line="266" w:lineRule="auto"/>
-      </w:pPr>
-    </w:p>
-    <w:p>
-      <w:pPr>
         <w:spacing w:before="79" w:line="364" w:lineRule="auto"/>
         <w:ind w:left="132" w:right="7" w:firstLine="480"/>
         <w:jc w:val="both"/>
         <w:rPr>
-          <w:rFonts w:ascii="SimSun" w:eastAsia="SimSun" w:hAnsi="SimSun" w:cs="SimSun"/>
-          <w:sz w:val="24"/>
-          <w:szCs w:val="24"/>
-        </w:rPr>
-      </w:pPr>
-      <w:r>
-        <w:rPr>
-          <w:rFonts w:ascii="SimSun" w:eastAsia="SimSun" w:hAnsi="SimSun" w:cs="SimSun"/>
+          <w:rFonts w:ascii="宋体" w:hAnsi="宋体" w:eastAsia="宋体" w:cs="宋体"/>
+          <w:sz w:val="24"/>
+          <w:szCs w:val="24"/>
+        </w:rPr>
+      </w:pPr>
+      <w:r>
+        <w:rPr>
+          <w:rFonts w:ascii="宋体" w:hAnsi="宋体" w:eastAsia="宋体" w:cs="宋体"/>
           <w:spacing w:val="-3"/>
           <w:sz w:val="24"/>
           <w:szCs w:val="24"/>
         </w:rPr>
-        <w:t>规范公司内部服务报告过程的管理，对客户提供优良的服务保证，提高公司</w:t>
-      </w:r>
-      <w:r>
-        <w:rPr>
-          <w:rFonts w:ascii="SimSun" w:eastAsia="SimSun" w:hAnsi="SimSun" w:cs="SimSun"/>
-          <w:spacing w:val="-3"/>
-          <w:sz w:val="24"/>
-          <w:szCs w:val="24"/>
-        </w:rPr>
-        <w:t>员工的服务水平和服务意识，确保负责人能及时、全面了解和掌握服务项目进展</w:t>
-      </w:r>
-      <w:r>
-        <w:rPr>
-          <w:rFonts w:ascii="SimSun" w:eastAsia="SimSun" w:hAnsi="SimSun" w:cs="SimSun"/>
+        <w:t>规范公司内部服务报告过程的管理，对客户提供优良的服务保证，提高公司员工的服务水平和服务意识，确保负责人能及时、全面了解和掌握服务项目进展</w:t>
+      </w:r>
+      <w:r>
+        <w:rPr>
+          <w:rFonts w:ascii="宋体" w:hAnsi="宋体" w:eastAsia="宋体" w:cs="宋体"/>
           <w:spacing w:val="-10"/>
           <w:sz w:val="24"/>
           <w:szCs w:val="24"/>
@@ -2894,7 +2807,7 @@
       </w:r>
       <w:r>
         <w:rPr>
-          <w:rFonts w:ascii="SimSun" w:eastAsia="SimSun" w:hAnsi="SimSun" w:cs="SimSun"/>
+          <w:rFonts w:ascii="宋体" w:hAnsi="宋体" w:eastAsia="宋体" w:cs="宋体"/>
           <w:sz w:val="24"/>
           <w:szCs w:val="24"/>
         </w:rPr>
@@ -2902,78 +2815,13 @@
       </w:r>
       <w:r>
         <w:rPr>
-          <w:rFonts w:ascii="SimSun" w:eastAsia="SimSun" w:hAnsi="SimSun" w:cs="SimSun"/>
+          <w:rFonts w:ascii="宋体" w:hAnsi="宋体" w:eastAsia="宋体" w:cs="宋体"/>
           <w:spacing w:val="-1"/>
           <w:sz w:val="24"/>
           <w:szCs w:val="24"/>
         </w:rPr>
         <w:t>及在必要时进行持续改进。</w:t>
       </w:r>
-    </w:p>
-    <w:p>
-      <w:pPr>
-        <w:spacing w:line="364" w:lineRule="auto"/>
-        <w:rPr>
-          <w:rFonts w:ascii="SimSun" w:eastAsia="SimSun" w:hAnsi="SimSun" w:cs="SimSun"/>
-          <w:sz w:val="24"/>
-          <w:szCs w:val="24"/>
-        </w:rPr>
-        <w:sectPr>
-          <w:footerReference w:type="default" r:id="rId8"/>
-          <w:pgSz w:w="11910" w:h="16840"/>
-          <w:pgMar w:top="877" w:right="1786" w:bottom="1196" w:left="1677" w:header="0" w:footer="982" w:gutter="0"/>
-          <w:cols w:space="720"/>
-        </w:sectPr>
-      </w:pPr>
-    </w:p>
-    <w:p>
-      <w:pPr>
-        <w:spacing w:line="392" w:lineRule="exact"/>
-      </w:pPr>
-      <w:r>
-        <w:rPr>
-          <w:position w:val="-7"/>
-        </w:rPr>
-        <w:drawing>
-          <wp:inline distT="0" distB="0" distL="0" distR="0">
-            <wp:extent cx="687324" cy="249261"/>
-            <wp:effectExtent l="0" t="0" r="0" b="0"/>
-            <wp:docPr id="10" name="IM 10"/>
-            <wp:cNvGraphicFramePr/>
-            <a:graphic xmlns:a="http://schemas.openxmlformats.org/drawingml/2006/main">
-              <a:graphicData uri="http://schemas.openxmlformats.org/drawingml/2006/picture">
-                <pic:pic xmlns:pic="http://schemas.openxmlformats.org/drawingml/2006/picture">
-                  <pic:nvPicPr>
-                    <pic:cNvPr id="10" name="IM 10"/>
-                    <pic:cNvPicPr/>
-                  </pic:nvPicPr>
-                  <pic:blipFill>
-                    <a:blip xmlns:r="http://schemas.openxmlformats.org/officeDocument/2006/relationships" r:embed="rId4"/>
-                    <a:stretch>
-                      <a:fillRect/>
-                    </a:stretch>
-                  </pic:blipFill>
-                  <pic:spPr>
-                    <a:xfrm rot="0">
-                      <a:off x="0" y="0"/>
-                      <a:ext cx="687324" cy="249261"/>
-                    </a:xfrm>
-                    <a:prstGeom prst="rect">
-                      <a:avLst/>
-                    </a:prstGeom>
-                  </pic:spPr>
-                </pic:pic>
-              </a:graphicData>
-            </a:graphic>
-          </wp:inline>
-        </w:drawing>
-      </w:r>
-    </w:p>
-    <w:p>
-      <w:pPr>
-        <w:pStyle w:val="BodyText"/>
-        <w:spacing w:line="274" w:lineRule="auto"/>
-      </w:pPr>
     </w:p>
     <w:p>
       <w:pPr>
@@ -2981,7 +2829,7 @@
         <w:ind w:left="126"/>
         <w:outlineLvl w:val="0"/>
         <w:rPr>
-          <w:rFonts w:ascii="SimHei" w:eastAsia="SimHei" w:hAnsi="SimHei" w:cs="SimHei"/>
+          <w:rFonts w:ascii="黑体" w:hAnsi="黑体" w:eastAsia="黑体" w:cs="黑体"/>
           <w:sz w:val="31"/>
           <w:szCs w:val="31"/>
         </w:rPr>
@@ -2992,7 +2840,7 @@
       <w:bookmarkEnd w:id="4"/>
       <w:r>
         <w:rPr>
-          <w:rFonts w:ascii="SimHei" w:eastAsia="SimHei" w:hAnsi="SimHei" w:cs="SimHei"/>
+          <w:rFonts w:ascii="黑体" w:hAnsi="黑体" w:eastAsia="黑体" w:cs="黑体"/>
           <w:b/>
           <w:bCs/>
           <w:spacing w:val="1"/>
@@ -3003,7 +2851,7 @@
       </w:r>
       <w:r>
         <w:rPr>
-          <w:rFonts w:ascii="SimHei" w:eastAsia="SimHei" w:hAnsi="SimHei" w:cs="SimHei"/>
+          <w:rFonts w:ascii="黑体" w:hAnsi="黑体" w:eastAsia="黑体" w:cs="黑体"/>
           <w:spacing w:val="29"/>
           <w:sz w:val="31"/>
           <w:szCs w:val="31"/>
@@ -3012,7 +2860,7 @@
       </w:r>
       <w:r>
         <w:rPr>
-          <w:rFonts w:ascii="SimHei" w:eastAsia="SimHei" w:hAnsi="SimHei" w:cs="SimHei"/>
+          <w:rFonts w:ascii="黑体" w:hAnsi="黑体" w:eastAsia="黑体" w:cs="黑体"/>
           <w:b/>
           <w:bCs/>
           <w:spacing w:val="1"/>
@@ -3024,23 +2872,11 @@
     </w:p>
     <w:p>
       <w:pPr>
-        <w:pStyle w:val="BodyText"/>
-        <w:spacing w:line="280" w:lineRule="auto"/>
-      </w:pPr>
-    </w:p>
-    <w:p>
-      <w:pPr>
-        <w:pStyle w:val="BodyText"/>
-        <w:spacing w:line="280" w:lineRule="auto"/>
-      </w:pPr>
-    </w:p>
-    <w:p>
-      <w:pPr>
         <w:spacing w:before="98" w:line="222" w:lineRule="auto"/>
         <w:ind w:left="126"/>
         <w:outlineLvl w:val="1"/>
         <w:rPr>
-          <w:rFonts w:ascii="SimHei" w:eastAsia="SimHei" w:hAnsi="SimHei" w:cs="SimHei"/>
+          <w:rFonts w:ascii="黑体" w:hAnsi="黑体" w:eastAsia="黑体" w:cs="黑体"/>
           <w:sz w:val="30"/>
           <w:szCs w:val="30"/>
         </w:rPr>
@@ -3049,7 +2885,7 @@
       <w:bookmarkEnd w:id="5"/>
       <w:r>
         <w:rPr>
-          <w:rFonts w:ascii="SimHei" w:eastAsia="SimHei" w:hAnsi="SimHei" w:cs="SimHei"/>
+          <w:rFonts w:ascii="黑体" w:hAnsi="黑体" w:eastAsia="黑体" w:cs="黑体"/>
           <w:b/>
           <w:bCs/>
           <w:spacing w:val="-5"/>
@@ -3060,7 +2896,7 @@
       </w:r>
       <w:r>
         <w:rPr>
-          <w:rFonts w:ascii="SimHei" w:eastAsia="SimHei" w:hAnsi="SimHei" w:cs="SimHei"/>
+          <w:rFonts w:ascii="黑体" w:hAnsi="黑体" w:eastAsia="黑体" w:cs="黑体"/>
           <w:spacing w:val="15"/>
           <w:sz w:val="30"/>
           <w:szCs w:val="30"/>
@@ -3069,7 +2905,7 @@
       </w:r>
       <w:r>
         <w:rPr>
-          <w:rFonts w:ascii="SimHei" w:eastAsia="SimHei" w:hAnsi="SimHei" w:cs="SimHei"/>
+          <w:rFonts w:ascii="黑体" w:hAnsi="黑体" w:eastAsia="黑体" w:cs="黑体"/>
           <w:b/>
           <w:bCs/>
           <w:spacing w:val="-5"/>
@@ -3081,49 +2917,37 @@
     </w:p>
     <w:p>
       <w:pPr>
-        <w:pStyle w:val="BodyText"/>
-        <w:spacing w:line="401" w:lineRule="auto"/>
-      </w:pPr>
-    </w:p>
-    <w:p>
-      <w:pPr>
         <w:spacing w:before="78" w:line="218" w:lineRule="auto"/>
         <w:ind w:left="611"/>
         <w:rPr>
-          <w:rFonts w:ascii="SimSun" w:eastAsia="SimSun" w:hAnsi="SimSun" w:cs="SimSun"/>
-          <w:sz w:val="24"/>
-          <w:szCs w:val="24"/>
-        </w:rPr>
-      </w:pPr>
-      <w:r>
-        <w:rPr>
-          <w:rFonts w:ascii="SimSun" w:eastAsia="SimSun" w:hAnsi="SimSun" w:cs="SimSun"/>
+          <w:rFonts w:ascii="宋体" w:hAnsi="宋体" w:eastAsia="宋体" w:cs="宋体"/>
+          <w:sz w:val="24"/>
+          <w:szCs w:val="24"/>
+        </w:rPr>
+      </w:pPr>
+      <w:r>
+        <w:rPr>
+          <w:rFonts w:ascii="宋体" w:hAnsi="宋体" w:eastAsia="宋体" w:cs="宋体"/>
           <w:spacing w:val="-1"/>
           <w:sz w:val="24"/>
           <w:szCs w:val="24"/>
         </w:rPr>
         <w:t>服务报告的基本要求包括：</w:t>
       </w:r>
-    </w:p>
-    <w:p>
-      <w:pPr>
-        <w:pStyle w:val="BodyText"/>
-        <w:spacing w:line="259" w:lineRule="auto"/>
-      </w:pPr>
     </w:p>
     <w:p>
       <w:pPr>
         <w:spacing w:before="78" w:line="238" w:lineRule="auto"/>
         <w:ind w:left="622"/>
         <w:rPr>
-          <w:rFonts w:ascii="SimSun" w:eastAsia="SimSun" w:hAnsi="SimSun" w:cs="SimSun"/>
-          <w:sz w:val="24"/>
-          <w:szCs w:val="24"/>
-        </w:rPr>
-      </w:pPr>
-      <w:r>
-        <w:rPr>
-          <w:rFonts w:ascii="Wingdings" w:eastAsia="Wingdings" w:hAnsi="Wingdings" w:cs="Wingdings"/>
+          <w:rFonts w:ascii="宋体" w:hAnsi="宋体" w:eastAsia="宋体" w:cs="宋体"/>
+          <w:sz w:val="24"/>
+          <w:szCs w:val="24"/>
+        </w:rPr>
+      </w:pPr>
+      <w:r>
+        <w:rPr>
+          <w:rFonts w:ascii="Wingdings" w:hAnsi="Wingdings" w:eastAsia="Wingdings" w:cs="Wingdings"/>
           <w:spacing w:val="-2"/>
           <w:sz w:val="24"/>
           <w:szCs w:val="24"/>
@@ -3132,7 +2956,7 @@
       </w:r>
       <w:r>
         <w:rPr>
-          <w:rFonts w:ascii="Wingdings" w:eastAsia="Wingdings" w:hAnsi="Wingdings" w:cs="Wingdings"/>
+          <w:rFonts w:ascii="Wingdings" w:hAnsi="Wingdings" w:eastAsia="Wingdings" w:cs="Wingdings"/>
           <w:spacing w:val="-37"/>
           <w:sz w:val="24"/>
           <w:szCs w:val="24"/>
@@ -3141,7 +2965,7 @@
       </w:r>
       <w:r>
         <w:rPr>
-          <w:rFonts w:ascii="SimSun" w:eastAsia="SimSun" w:hAnsi="SimSun" w:cs="SimSun"/>
+          <w:rFonts w:ascii="宋体" w:hAnsi="宋体" w:eastAsia="宋体" w:cs="宋体"/>
           <w:spacing w:val="-2"/>
           <w:sz w:val="24"/>
           <w:szCs w:val="24"/>
@@ -3154,14 +2978,14 @@
         <w:spacing w:before="160" w:line="238" w:lineRule="auto"/>
         <w:ind w:left="622"/>
         <w:rPr>
-          <w:rFonts w:ascii="SimSun" w:eastAsia="SimSun" w:hAnsi="SimSun" w:cs="SimSun"/>
-          <w:sz w:val="24"/>
-          <w:szCs w:val="24"/>
-        </w:rPr>
-      </w:pPr>
-      <w:r>
-        <w:rPr>
-          <w:rFonts w:ascii="Wingdings" w:eastAsia="Wingdings" w:hAnsi="Wingdings" w:cs="Wingdings"/>
+          <w:rFonts w:ascii="宋体" w:hAnsi="宋体" w:eastAsia="宋体" w:cs="宋体"/>
+          <w:sz w:val="24"/>
+          <w:szCs w:val="24"/>
+        </w:rPr>
+      </w:pPr>
+      <w:r>
+        <w:rPr>
+          <w:rFonts w:ascii="Wingdings" w:hAnsi="Wingdings" w:eastAsia="Wingdings" w:cs="Wingdings"/>
           <w:spacing w:val="-2"/>
           <w:sz w:val="24"/>
           <w:szCs w:val="24"/>
@@ -3170,7 +2994,7 @@
       </w:r>
       <w:r>
         <w:rPr>
-          <w:rFonts w:ascii="Wingdings" w:eastAsia="Wingdings" w:hAnsi="Wingdings" w:cs="Wingdings"/>
+          <w:rFonts w:ascii="Wingdings" w:hAnsi="Wingdings" w:eastAsia="Wingdings" w:cs="Wingdings"/>
           <w:spacing w:val="-35"/>
           <w:sz w:val="24"/>
           <w:szCs w:val="24"/>
@@ -3179,7 +3003,7 @@
       </w:r>
       <w:r>
         <w:rPr>
-          <w:rFonts w:ascii="SimSun" w:eastAsia="SimSun" w:hAnsi="SimSun" w:cs="SimSun"/>
+          <w:rFonts w:ascii="宋体" w:hAnsi="宋体" w:eastAsia="宋体" w:cs="宋体"/>
           <w:spacing w:val="-2"/>
           <w:sz w:val="24"/>
           <w:szCs w:val="24"/>
@@ -3192,14 +3016,14 @@
         <w:spacing w:before="162" w:line="296" w:lineRule="auto"/>
         <w:ind w:left="1038" w:right="74" w:hanging="416"/>
         <w:rPr>
-          <w:rFonts w:ascii="SimSun" w:eastAsia="SimSun" w:hAnsi="SimSun" w:cs="SimSun"/>
-          <w:sz w:val="24"/>
-          <w:szCs w:val="24"/>
-        </w:rPr>
-      </w:pPr>
-      <w:r>
-        <w:rPr>
-          <w:rFonts w:ascii="Wingdings" w:eastAsia="Wingdings" w:hAnsi="Wingdings" w:cs="Wingdings"/>
+          <w:rFonts w:ascii="宋体" w:hAnsi="宋体" w:eastAsia="宋体" w:cs="宋体"/>
+          <w:sz w:val="24"/>
+          <w:szCs w:val="24"/>
+        </w:rPr>
+      </w:pPr>
+      <w:r>
+        <w:rPr>
+          <w:rFonts w:ascii="Wingdings" w:hAnsi="Wingdings" w:eastAsia="Wingdings" w:cs="Wingdings"/>
           <w:spacing w:val="-2"/>
           <w:sz w:val="24"/>
           <w:szCs w:val="24"/>
@@ -3208,7 +3032,7 @@
       </w:r>
       <w:r>
         <w:rPr>
-          <w:rFonts w:ascii="Wingdings" w:eastAsia="Wingdings" w:hAnsi="Wingdings" w:cs="Wingdings"/>
+          <w:rFonts w:ascii="Wingdings" w:hAnsi="Wingdings" w:eastAsia="Wingdings" w:cs="Wingdings"/>
           <w:spacing w:val="-48"/>
           <w:sz w:val="24"/>
           <w:szCs w:val="24"/>
@@ -3217,7 +3041,7 @@
       </w:r>
       <w:r>
         <w:rPr>
-          <w:rFonts w:ascii="SimSun" w:eastAsia="SimSun" w:hAnsi="SimSun" w:cs="SimSun"/>
+          <w:rFonts w:ascii="宋体" w:hAnsi="宋体" w:eastAsia="宋体" w:cs="宋体"/>
           <w:spacing w:val="-2"/>
           <w:sz w:val="24"/>
           <w:szCs w:val="24"/>
@@ -3226,7 +3050,7 @@
       </w:r>
       <w:r>
         <w:rPr>
-          <w:rFonts w:ascii="SimSun" w:eastAsia="SimSun" w:hAnsi="SimSun" w:cs="SimSun"/>
+          <w:rFonts w:ascii="宋体" w:hAnsi="宋体" w:eastAsia="宋体" w:cs="宋体"/>
           <w:spacing w:val="-3"/>
           <w:sz w:val="24"/>
           <w:szCs w:val="24"/>
@@ -3239,14 +3063,14 @@
         <w:spacing w:before="177" w:line="295" w:lineRule="auto"/>
         <w:ind w:left="1031" w:right="74" w:hanging="409"/>
         <w:rPr>
-          <w:rFonts w:ascii="SimSun" w:eastAsia="SimSun" w:hAnsi="SimSun" w:cs="SimSun"/>
-          <w:sz w:val="24"/>
-          <w:szCs w:val="24"/>
-        </w:rPr>
-      </w:pPr>
-      <w:r>
-        <w:rPr>
-          <w:rFonts w:ascii="Wingdings" w:eastAsia="Wingdings" w:hAnsi="Wingdings" w:cs="Wingdings"/>
+          <w:rFonts w:ascii="宋体" w:hAnsi="宋体" w:eastAsia="宋体" w:cs="宋体"/>
+          <w:sz w:val="24"/>
+          <w:szCs w:val="24"/>
+        </w:rPr>
+      </w:pPr>
+      <w:r>
+        <w:rPr>
+          <w:rFonts w:ascii="Wingdings" w:hAnsi="Wingdings" w:eastAsia="Wingdings" w:cs="Wingdings"/>
           <w:spacing w:val="-2"/>
           <w:sz w:val="24"/>
           <w:szCs w:val="24"/>
@@ -3255,7 +3079,7 @@
       </w:r>
       <w:r>
         <w:rPr>
-          <w:rFonts w:ascii="Wingdings" w:eastAsia="Wingdings" w:hAnsi="Wingdings" w:cs="Wingdings"/>
+          <w:rFonts w:ascii="Wingdings" w:hAnsi="Wingdings" w:eastAsia="Wingdings" w:cs="Wingdings"/>
           <w:spacing w:val="-48"/>
           <w:sz w:val="24"/>
           <w:szCs w:val="24"/>
@@ -3264,7 +3088,7 @@
       </w:r>
       <w:r>
         <w:rPr>
-          <w:rFonts w:ascii="SimSun" w:eastAsia="SimSun" w:hAnsi="SimSun" w:cs="SimSun"/>
+          <w:rFonts w:ascii="宋体" w:hAnsi="宋体" w:eastAsia="宋体" w:cs="宋体"/>
           <w:spacing w:val="-2"/>
           <w:sz w:val="24"/>
           <w:szCs w:val="24"/>
@@ -3273,7 +3097,7 @@
       </w:r>
       <w:r>
         <w:rPr>
-          <w:rFonts w:ascii="SimSun" w:eastAsia="SimSun" w:hAnsi="SimSun" w:cs="SimSun"/>
+          <w:rFonts w:ascii="宋体" w:hAnsi="宋体" w:eastAsia="宋体" w:cs="宋体"/>
           <w:spacing w:val="-4"/>
           <w:sz w:val="24"/>
           <w:szCs w:val="24"/>
@@ -3286,14 +3110,14 @@
         <w:spacing w:before="177" w:line="296" w:lineRule="auto"/>
         <w:ind w:left="1029" w:right="74" w:hanging="407"/>
         <w:rPr>
-          <w:rFonts w:ascii="SimSun" w:eastAsia="SimSun" w:hAnsi="SimSun" w:cs="SimSun"/>
-          <w:sz w:val="24"/>
-          <w:szCs w:val="24"/>
-        </w:rPr>
-      </w:pPr>
-      <w:r>
-        <w:rPr>
-          <w:rFonts w:ascii="Wingdings" w:eastAsia="Wingdings" w:hAnsi="Wingdings" w:cs="Wingdings"/>
+          <w:rFonts w:ascii="宋体" w:hAnsi="宋体" w:eastAsia="宋体" w:cs="宋体"/>
+          <w:sz w:val="24"/>
+          <w:szCs w:val="24"/>
+        </w:rPr>
+      </w:pPr>
+      <w:r>
+        <w:rPr>
+          <w:rFonts w:ascii="Wingdings" w:hAnsi="Wingdings" w:eastAsia="Wingdings" w:cs="Wingdings"/>
           <w:spacing w:val="-2"/>
           <w:sz w:val="24"/>
           <w:szCs w:val="24"/>
@@ -3302,7 +3126,7 @@
       </w:r>
       <w:r>
         <w:rPr>
-          <w:rFonts w:ascii="Wingdings" w:eastAsia="Wingdings" w:hAnsi="Wingdings" w:cs="Wingdings"/>
+          <w:rFonts w:ascii="Wingdings" w:hAnsi="Wingdings" w:eastAsia="Wingdings" w:cs="Wingdings"/>
           <w:spacing w:val="-48"/>
           <w:sz w:val="24"/>
           <w:szCs w:val="24"/>
@@ -3311,7 +3135,7 @@
       </w:r>
       <w:r>
         <w:rPr>
-          <w:rFonts w:ascii="SimSun" w:eastAsia="SimSun" w:hAnsi="SimSun" w:cs="SimSun"/>
+          <w:rFonts w:ascii="宋体" w:hAnsi="宋体" w:eastAsia="宋体" w:cs="宋体"/>
           <w:spacing w:val="-2"/>
           <w:sz w:val="24"/>
           <w:szCs w:val="24"/>
@@ -3320,7 +3144,7 @@
       </w:r>
       <w:r>
         <w:rPr>
-          <w:rFonts w:ascii="SimSun" w:eastAsia="SimSun" w:hAnsi="SimSun" w:cs="SimSun"/>
+          <w:rFonts w:ascii="宋体" w:hAnsi="宋体" w:eastAsia="宋体" w:cs="宋体"/>
           <w:spacing w:val="-1"/>
           <w:sz w:val="24"/>
           <w:szCs w:val="24"/>
@@ -3333,14 +3157,14 @@
         <w:spacing w:before="178" w:line="238" w:lineRule="auto"/>
         <w:ind w:left="622"/>
         <w:rPr>
-          <w:rFonts w:ascii="SimSun" w:eastAsia="SimSun" w:hAnsi="SimSun" w:cs="SimSun"/>
-          <w:sz w:val="24"/>
-          <w:szCs w:val="24"/>
-        </w:rPr>
-      </w:pPr>
-      <w:r>
-        <w:rPr>
-          <w:rFonts w:ascii="Wingdings" w:eastAsia="Wingdings" w:hAnsi="Wingdings" w:cs="Wingdings"/>
+          <w:rFonts w:ascii="宋体" w:hAnsi="宋体" w:eastAsia="宋体" w:cs="宋体"/>
+          <w:sz w:val="24"/>
+          <w:szCs w:val="24"/>
+        </w:rPr>
+      </w:pPr>
+      <w:r>
+        <w:rPr>
+          <w:rFonts w:ascii="Wingdings" w:hAnsi="Wingdings" w:eastAsia="Wingdings" w:cs="Wingdings"/>
           <w:spacing w:val="-10"/>
           <w:sz w:val="24"/>
           <w:szCs w:val="24"/>
@@ -3349,7 +3173,7 @@
       </w:r>
       <w:r>
         <w:rPr>
-          <w:rFonts w:ascii="Wingdings" w:eastAsia="Wingdings" w:hAnsi="Wingdings" w:cs="Wingdings"/>
+          <w:rFonts w:ascii="Wingdings" w:hAnsi="Wingdings" w:eastAsia="Wingdings" w:cs="Wingdings"/>
           <w:spacing w:val="-50"/>
           <w:sz w:val="24"/>
           <w:szCs w:val="24"/>
@@ -3358,19 +3182,13 @@
       </w:r>
       <w:r>
         <w:rPr>
-          <w:rFonts w:ascii="SimSun" w:eastAsia="SimSun" w:hAnsi="SimSun" w:cs="SimSun"/>
+          <w:rFonts w:ascii="宋体" w:hAnsi="宋体" w:eastAsia="宋体" w:cs="宋体"/>
           <w:spacing w:val="-10"/>
           <w:sz w:val="24"/>
           <w:szCs w:val="24"/>
         </w:rPr>
         <w:t>服务报告应简明易懂，必要时针对不同的受众制定不同形式的服务报告。</w:t>
       </w:r>
-    </w:p>
-    <w:p>
-      <w:pPr>
-        <w:pStyle w:val="BodyText"/>
-        <w:spacing w:line="385" w:lineRule="auto"/>
-      </w:pPr>
     </w:p>
     <w:p>
       <w:pPr>
@@ -3378,7 +3196,7 @@
         <w:ind w:left="126"/>
         <w:outlineLvl w:val="1"/>
         <w:rPr>
-          <w:rFonts w:ascii="SimHei" w:eastAsia="SimHei" w:hAnsi="SimHei" w:cs="SimHei"/>
+          <w:rFonts w:ascii="黑体" w:hAnsi="黑体" w:eastAsia="黑体" w:cs="黑体"/>
           <w:sz w:val="30"/>
           <w:szCs w:val="30"/>
         </w:rPr>
@@ -3387,7 +3205,7 @@
       <w:bookmarkEnd w:id="6"/>
       <w:r>
         <w:rPr>
-          <w:rFonts w:ascii="SimHei" w:eastAsia="SimHei" w:hAnsi="SimHei" w:cs="SimHei"/>
+          <w:rFonts w:ascii="黑体" w:hAnsi="黑体" w:eastAsia="黑体" w:cs="黑体"/>
           <w:b/>
           <w:bCs/>
           <w:spacing w:val="-5"/>
@@ -3398,7 +3216,7 @@
       </w:r>
       <w:r>
         <w:rPr>
-          <w:rFonts w:ascii="SimHei" w:eastAsia="SimHei" w:hAnsi="SimHei" w:cs="SimHei"/>
+          <w:rFonts w:ascii="黑体" w:hAnsi="黑体" w:eastAsia="黑体" w:cs="黑体"/>
           <w:spacing w:val="-62"/>
           <w:sz w:val="30"/>
           <w:szCs w:val="30"/>
@@ -3407,7 +3225,7 @@
       </w:r>
       <w:r>
         <w:rPr>
-          <w:rFonts w:ascii="SimHei" w:eastAsia="SimHei" w:hAnsi="SimHei" w:cs="SimHei"/>
+          <w:rFonts w:ascii="黑体" w:hAnsi="黑体" w:eastAsia="黑体" w:cs="黑体"/>
           <w:b/>
           <w:bCs/>
           <w:spacing w:val="-5"/>
@@ -3419,23 +3237,17 @@
     </w:p>
     <w:p>
       <w:pPr>
-        <w:pStyle w:val="BodyText"/>
-        <w:spacing w:line="402" w:lineRule="auto"/>
-      </w:pPr>
-    </w:p>
-    <w:p>
-      <w:pPr>
         <w:spacing w:before="79" w:line="365" w:lineRule="auto"/>
         <w:ind w:left="132" w:right="146" w:firstLine="479"/>
         <w:rPr>
-          <w:rFonts w:ascii="SimSun" w:eastAsia="SimSun" w:hAnsi="SimSun" w:cs="SimSun"/>
-          <w:sz w:val="24"/>
-          <w:szCs w:val="24"/>
-        </w:rPr>
-      </w:pPr>
-      <w:r>
-        <w:rPr>
-          <w:rFonts w:ascii="SimSun" w:eastAsia="SimSun" w:hAnsi="SimSun" w:cs="SimSun"/>
+          <w:rFonts w:ascii="宋体" w:hAnsi="宋体" w:eastAsia="宋体" w:cs="宋体"/>
+          <w:sz w:val="24"/>
+          <w:szCs w:val="24"/>
+        </w:rPr>
+      </w:pPr>
+      <w:r>
+        <w:rPr>
+          <w:rFonts w:ascii="宋体" w:hAnsi="宋体" w:eastAsia="宋体" w:cs="宋体"/>
           <w:spacing w:val="-7"/>
           <w:sz w:val="24"/>
           <w:szCs w:val="24"/>
@@ -3444,7 +3256,7 @@
       </w:r>
       <w:r>
         <w:rPr>
-          <w:rFonts w:ascii="SimSun" w:eastAsia="SimSun" w:hAnsi="SimSun" w:cs="SimSun"/>
+          <w:rFonts w:ascii="宋体" w:hAnsi="宋体" w:eastAsia="宋体" w:cs="宋体"/>
           <w:spacing w:val="-8"/>
           <w:sz w:val="24"/>
           <w:szCs w:val="24"/>
@@ -3453,7 +3265,7 @@
       </w:r>
       <w:r>
         <w:rPr>
-          <w:rFonts w:ascii="SimSun" w:eastAsia="SimSun" w:hAnsi="SimSun" w:cs="SimSun"/>
+          <w:rFonts w:ascii="宋体" w:hAnsi="宋体" w:eastAsia="宋体" w:cs="宋体"/>
           <w:spacing w:val="-1"/>
           <w:sz w:val="24"/>
           <w:szCs w:val="24"/>
@@ -3466,14 +3278,14 @@
         <w:spacing w:before="140" w:line="294" w:lineRule="auto"/>
         <w:ind w:left="1031" w:right="74" w:hanging="409"/>
         <w:rPr>
-          <w:rFonts w:ascii="SimSun" w:eastAsia="SimSun" w:hAnsi="SimSun" w:cs="SimSun"/>
-          <w:sz w:val="24"/>
-          <w:szCs w:val="24"/>
-        </w:rPr>
-      </w:pPr>
-      <w:r>
-        <w:rPr>
-          <w:rFonts w:ascii="Wingdings" w:eastAsia="Wingdings" w:hAnsi="Wingdings" w:cs="Wingdings"/>
+          <w:rFonts w:ascii="宋体" w:hAnsi="宋体" w:eastAsia="宋体" w:cs="宋体"/>
+          <w:sz w:val="24"/>
+          <w:szCs w:val="24"/>
+        </w:rPr>
+      </w:pPr>
+      <w:r>
+        <w:rPr>
+          <w:rFonts w:ascii="Wingdings" w:hAnsi="Wingdings" w:eastAsia="Wingdings" w:cs="Wingdings"/>
           <w:spacing w:val="-2"/>
           <w:sz w:val="24"/>
           <w:szCs w:val="24"/>
@@ -3482,7 +3294,7 @@
       </w:r>
       <w:r>
         <w:rPr>
-          <w:rFonts w:ascii="Wingdings" w:eastAsia="Wingdings" w:hAnsi="Wingdings" w:cs="Wingdings"/>
+          <w:rFonts w:ascii="Wingdings" w:hAnsi="Wingdings" w:eastAsia="Wingdings" w:cs="Wingdings"/>
           <w:spacing w:val="-48"/>
           <w:sz w:val="24"/>
           <w:szCs w:val="24"/>
@@ -3491,21 +3303,12 @@
       </w:r>
       <w:r>
         <w:rPr>
-          <w:rFonts w:ascii="SimSun" w:eastAsia="SimSun" w:hAnsi="SimSun" w:cs="SimSun"/>
+          <w:rFonts w:ascii="宋体" w:hAnsi="宋体" w:eastAsia="宋体" w:cs="宋体"/>
           <w:spacing w:val="-2"/>
           <w:sz w:val="24"/>
           <w:szCs w:val="24"/>
         </w:rPr>
-        <w:t>被动报告：对已发生的事件进行解释阐述的报告，如突发事件报告和问</w:t>
-      </w:r>
-      <w:r>
-        <w:rPr>
-          <w:rFonts w:ascii="SimSun" w:eastAsia="SimSun" w:hAnsi="SimSun" w:cs="SimSun"/>
-          <w:spacing w:val="-2"/>
-          <w:sz w:val="24"/>
-          <w:szCs w:val="24"/>
-        </w:rPr>
-        <w:t>题报告等。</w:t>
+        <w:t>被动报告：对已发生的事件进行解释阐述的报告，如突发事件报告和问题报告等。</w:t>
       </w:r>
     </w:p>
     <w:p>
@@ -3513,14 +3316,14 @@
         <w:spacing w:before="182" w:line="294" w:lineRule="auto"/>
         <w:ind w:left="1034" w:right="74" w:hanging="412"/>
         <w:rPr>
-          <w:rFonts w:ascii="SimSun" w:eastAsia="SimSun" w:hAnsi="SimSun" w:cs="SimSun"/>
-          <w:sz w:val="24"/>
-          <w:szCs w:val="24"/>
-        </w:rPr>
-      </w:pPr>
-      <w:r>
-        <w:rPr>
-          <w:rFonts w:ascii="Wingdings" w:eastAsia="Wingdings" w:hAnsi="Wingdings" w:cs="Wingdings"/>
+          <w:rFonts w:ascii="宋体" w:hAnsi="宋体" w:eastAsia="宋体" w:cs="宋体"/>
+          <w:sz w:val="24"/>
+          <w:szCs w:val="24"/>
+        </w:rPr>
+      </w:pPr>
+      <w:r>
+        <w:rPr>
+          <w:rFonts w:ascii="Wingdings" w:hAnsi="Wingdings" w:eastAsia="Wingdings" w:cs="Wingdings"/>
           <w:spacing w:val="-2"/>
           <w:sz w:val="24"/>
           <w:szCs w:val="24"/>
@@ -3529,7 +3332,7 @@
       </w:r>
       <w:r>
         <w:rPr>
-          <w:rFonts w:ascii="Wingdings" w:eastAsia="Wingdings" w:hAnsi="Wingdings" w:cs="Wingdings"/>
+          <w:rFonts w:ascii="Wingdings" w:hAnsi="Wingdings" w:eastAsia="Wingdings" w:cs="Wingdings"/>
           <w:spacing w:val="-48"/>
           <w:sz w:val="24"/>
           <w:szCs w:val="24"/>
@@ -3538,7 +3341,7 @@
       </w:r>
       <w:r>
         <w:rPr>
-          <w:rFonts w:ascii="SimSun" w:eastAsia="SimSun" w:hAnsi="SimSun" w:cs="SimSun"/>
+          <w:rFonts w:ascii="宋体" w:hAnsi="宋体" w:eastAsia="宋体" w:cs="宋体"/>
           <w:spacing w:val="-2"/>
           <w:sz w:val="24"/>
           <w:szCs w:val="24"/>
@@ -3547,7 +3350,7 @@
       </w:r>
       <w:r>
         <w:rPr>
-          <w:rFonts w:ascii="SimSun" w:eastAsia="SimSun" w:hAnsi="SimSun" w:cs="SimSun"/>
+          <w:rFonts w:ascii="宋体" w:hAnsi="宋体" w:eastAsia="宋体" w:cs="宋体"/>
           <w:spacing w:val="-1"/>
           <w:sz w:val="24"/>
           <w:szCs w:val="24"/>
@@ -3560,14 +3363,14 @@
         <w:spacing w:before="180" w:line="238" w:lineRule="auto"/>
         <w:ind w:left="622"/>
         <w:rPr>
-          <w:rFonts w:ascii="SimSun" w:eastAsia="SimSun" w:hAnsi="SimSun" w:cs="SimSun"/>
-          <w:sz w:val="24"/>
-          <w:szCs w:val="24"/>
-        </w:rPr>
-      </w:pPr>
-      <w:r>
-        <w:rPr>
-          <w:rFonts w:ascii="Wingdings" w:eastAsia="Wingdings" w:hAnsi="Wingdings" w:cs="Wingdings"/>
+          <w:rFonts w:ascii="宋体" w:hAnsi="宋体" w:eastAsia="宋体" w:cs="宋体"/>
+          <w:sz w:val="24"/>
+          <w:szCs w:val="24"/>
+        </w:rPr>
+      </w:pPr>
+      <w:r>
+        <w:rPr>
+          <w:rFonts w:ascii="Wingdings" w:hAnsi="Wingdings" w:eastAsia="Wingdings" w:cs="Wingdings"/>
           <w:spacing w:val="-1"/>
           <w:sz w:val="24"/>
           <w:szCs w:val="24"/>
@@ -3576,7 +3379,7 @@
       </w:r>
       <w:r>
         <w:rPr>
-          <w:rFonts w:ascii="Wingdings" w:eastAsia="Wingdings" w:hAnsi="Wingdings" w:cs="Wingdings"/>
+          <w:rFonts w:ascii="Wingdings" w:hAnsi="Wingdings" w:eastAsia="Wingdings" w:cs="Wingdings"/>
           <w:spacing w:val="-52"/>
           <w:sz w:val="24"/>
           <w:szCs w:val="24"/>
@@ -3585,78 +3388,13 @@
       </w:r>
       <w:r>
         <w:rPr>
-          <w:rFonts w:ascii="SimSun" w:eastAsia="SimSun" w:hAnsi="SimSun" w:cs="SimSun"/>
+          <w:rFonts w:ascii="宋体" w:hAnsi="宋体" w:eastAsia="宋体" w:cs="宋体"/>
           <w:spacing w:val="-1"/>
           <w:sz w:val="24"/>
           <w:szCs w:val="24"/>
         </w:rPr>
         <w:t>进展汇报：对已计划好的活动的时间安排及具体进展进行报告。</w:t>
       </w:r>
-    </w:p>
-    <w:p>
-      <w:pPr>
-        <w:spacing w:line="238" w:lineRule="auto"/>
-        <w:rPr>
-          <w:rFonts w:ascii="SimSun" w:eastAsia="SimSun" w:hAnsi="SimSun" w:cs="SimSun"/>
-          <w:sz w:val="24"/>
-          <w:szCs w:val="24"/>
-        </w:rPr>
-        <w:sectPr>
-          <w:footerReference w:type="default" r:id="rId9"/>
-          <w:pgSz w:w="11910" w:h="16840"/>
-          <w:pgMar w:top="877" w:right="1786" w:bottom="1196" w:left="1677" w:header="0" w:footer="982" w:gutter="0"/>
-          <w:cols w:space="720"/>
-        </w:sectPr>
-      </w:pPr>
-    </w:p>
-    <w:p>
-      <w:pPr>
-        <w:spacing w:line="392" w:lineRule="exact"/>
-      </w:pPr>
-      <w:r>
-        <w:rPr>
-          <w:position w:val="-7"/>
-        </w:rPr>
-        <w:drawing>
-          <wp:inline distT="0" distB="0" distL="0" distR="0">
-            <wp:extent cx="687324" cy="249261"/>
-            <wp:effectExtent l="0" t="0" r="0" b="0"/>
-            <wp:docPr id="12" name="IM 12"/>
-            <wp:cNvGraphicFramePr/>
-            <a:graphic xmlns:a="http://schemas.openxmlformats.org/drawingml/2006/main">
-              <a:graphicData uri="http://schemas.openxmlformats.org/drawingml/2006/picture">
-                <pic:pic xmlns:pic="http://schemas.openxmlformats.org/drawingml/2006/picture">
-                  <pic:nvPicPr>
-                    <pic:cNvPr id="12" name="IM 12"/>
-                    <pic:cNvPicPr/>
-                  </pic:nvPicPr>
-                  <pic:blipFill>
-                    <a:blip xmlns:r="http://schemas.openxmlformats.org/officeDocument/2006/relationships" r:embed="rId4"/>
-                    <a:stretch>
-                      <a:fillRect/>
-                    </a:stretch>
-                  </pic:blipFill>
-                  <pic:spPr>
-                    <a:xfrm rot="0">
-                      <a:off x="0" y="0"/>
-                      <a:ext cx="687324" cy="249261"/>
-                    </a:xfrm>
-                    <a:prstGeom prst="rect">
-                      <a:avLst/>
-                    </a:prstGeom>
-                  </pic:spPr>
-                </pic:pic>
-              </a:graphicData>
-            </a:graphic>
-          </wp:inline>
-        </w:drawing>
-      </w:r>
-    </w:p>
-    <w:p>
-      <w:pPr>
-        <w:pStyle w:val="BodyText"/>
-        <w:spacing w:line="274" w:lineRule="auto"/>
-      </w:pPr>
     </w:p>
     <w:p>
       <w:pPr>
@@ -3664,7 +3402,7 @@
         <w:ind w:left="127"/>
         <w:outlineLvl w:val="0"/>
         <w:rPr>
-          <w:rFonts w:ascii="SimHei" w:eastAsia="SimHei" w:hAnsi="SimHei" w:cs="SimHei"/>
+          <w:rFonts w:ascii="黑体" w:hAnsi="黑体" w:eastAsia="黑体" w:cs="黑体"/>
           <w:sz w:val="31"/>
           <w:szCs w:val="31"/>
         </w:rPr>
@@ -3673,7 +3411,7 @@
       <w:bookmarkEnd w:id="7"/>
       <w:r>
         <w:rPr>
-          <w:rFonts w:ascii="SimHei" w:eastAsia="SimHei" w:hAnsi="SimHei" w:cs="SimHei"/>
+          <w:rFonts w:ascii="黑体" w:hAnsi="黑体" w:eastAsia="黑体" w:cs="黑体"/>
           <w:b/>
           <w:bCs/>
           <w:spacing w:val="1"/>
@@ -3684,7 +3422,7 @@
       </w:r>
       <w:r>
         <w:rPr>
-          <w:rFonts w:ascii="SimHei" w:eastAsia="SimHei" w:hAnsi="SimHei" w:cs="SimHei"/>
+          <w:rFonts w:ascii="黑体" w:hAnsi="黑体" w:eastAsia="黑体" w:cs="黑体"/>
           <w:spacing w:val="33"/>
           <w:sz w:val="31"/>
           <w:szCs w:val="31"/>
@@ -3693,7 +3431,7 @@
       </w:r>
       <w:r>
         <w:rPr>
-          <w:rFonts w:ascii="SimHei" w:eastAsia="SimHei" w:hAnsi="SimHei" w:cs="SimHei"/>
+          <w:rFonts w:ascii="黑体" w:hAnsi="黑体" w:eastAsia="黑体" w:cs="黑体"/>
           <w:b/>
           <w:bCs/>
           <w:spacing w:val="1"/>
@@ -3703,30 +3441,26 @@
         <w:t>角色与职责</w:t>
       </w:r>
     </w:p>
-    <w:p>
-      <w:pPr>
-        <w:spacing w:before="8"/>
-      </w:pPr>
-    </w:p>
-    <w:p>
-      <w:pPr>
-        <w:spacing w:before="7"/>
-      </w:pPr>
-    </w:p>
     <w:tbl>
       <w:tblPr>
-        <w:tblStyle w:val="TableNormal"/>
+        <w:tblStyle w:val="5"/>
         <w:tblW w:w="8301" w:type="dxa"/>
         <w:tblInd w:w="140" w:type="dxa"/>
         <w:tblBorders>
-          <w:top w:val="single" w:sz="2" w:space="0" w:color="000000"/>
-          <w:left w:val="single" w:sz="2" w:space="0" w:color="000000"/>
-          <w:bottom w:val="single" w:sz="2" w:space="0" w:color="000000"/>
-          <w:right w:val="single" w:sz="2" w:space="0" w:color="000000"/>
-          <w:insideH w:val="single" w:sz="2" w:space="0" w:color="000000"/>
-          <w:insideV w:val="single" w:sz="2" w:space="0" w:color="000000"/>
+          <w:top w:val="single" w:color="000000" w:sz="2" w:space="0"/>
+          <w:left w:val="single" w:color="000000" w:sz="2" w:space="0"/>
+          <w:bottom w:val="single" w:color="000000" w:sz="2" w:space="0"/>
+          <w:right w:val="single" w:color="000000" w:sz="2" w:space="0"/>
+          <w:insideH w:val="single" w:color="000000" w:sz="2" w:space="0"/>
+          <w:insideV w:val="single" w:color="000000" w:sz="2" w:space="0"/>
         </w:tblBorders>
         <w:tblLayout w:type="fixed"/>
+        <w:tblCellMar>
+          <w:top w:w="0" w:type="dxa"/>
+          <w:left w:w="0" w:type="dxa"/>
+          <w:bottom w:w="0" w:type="dxa"/>
+          <w:right w:w="0" w:type="dxa"/>
+        </w:tblCellMar>
       </w:tblPr>
       <w:tblGrid>
         <w:gridCol w:w="1424"/>
@@ -3735,27 +3469,30 @@
       </w:tblGrid>
       <w:tr>
         <w:tblPrEx>
-          <w:tblW w:w="8301" w:type="dxa"/>
-          <w:tblInd w:w="140" w:type="dxa"/>
           <w:tblBorders>
-            <w:top w:val="single" w:sz="2" w:space="0" w:color="000000"/>
-            <w:left w:val="single" w:sz="2" w:space="0" w:color="000000"/>
-            <w:bottom w:val="single" w:sz="2" w:space="0" w:color="000000"/>
-            <w:right w:val="single" w:sz="2" w:space="0" w:color="000000"/>
-            <w:insideH w:val="single" w:sz="2" w:space="0" w:color="000000"/>
-            <w:insideV w:val="single" w:sz="2" w:space="0" w:color="000000"/>
+            <w:top w:val="single" w:color="000000" w:sz="2" w:space="0"/>
+            <w:left w:val="single" w:color="000000" w:sz="2" w:space="0"/>
+            <w:bottom w:val="single" w:color="000000" w:sz="2" w:space="0"/>
+            <w:right w:val="single" w:color="000000" w:sz="2" w:space="0"/>
+            <w:insideH w:val="single" w:color="000000" w:sz="2" w:space="0"/>
+            <w:insideV w:val="single" w:color="000000" w:sz="2" w:space="0"/>
           </w:tblBorders>
-          <w:tblLayout w:type="fixed"/>
+          <w:tblCellMar>
+            <w:top w:w="0" w:type="dxa"/>
+            <w:left w:w="0" w:type="dxa"/>
+            <w:bottom w:w="0" w:type="dxa"/>
+            <w:right w:w="0" w:type="dxa"/>
+          </w:tblCellMar>
         </w:tblPrEx>
         <w:trPr>
-          <w:trHeight w:val="461"/>
+          <w:trHeight w:val="461" w:hRule="atLeast"/>
         </w:trPr>
         <w:tc>
           <w:tcPr>
             <w:tcW w:w="1424" w:type="dxa"/>
             <w:tcBorders>
-              <w:top w:val="single" w:sz="10" w:space="0" w:color="000000"/>
-              <w:left w:val="single" w:sz="10" w:space="0" w:color="000000"/>
+              <w:top w:val="single" w:color="000000" w:sz="10" w:space="0"/>
+              <w:left w:val="single" w:color="000000" w:sz="10" w:space="0"/>
             </w:tcBorders>
             <w:shd w:val="clear" w:color="auto" w:fill="818181"/>
           </w:tcPr>
@@ -3764,14 +3501,14 @@
               <w:spacing w:before="145" w:line="219" w:lineRule="auto"/>
               <w:ind w:left="481"/>
               <w:rPr>
-                <w:rFonts w:ascii="SimSun" w:eastAsia="SimSun" w:hAnsi="SimSun" w:cs="SimSun"/>
-                <w:sz w:val="24"/>
-                <w:szCs w:val="24"/>
-              </w:rPr>
-            </w:pPr>
-            <w:r>
-              <w:rPr>
-                <w:rFonts w:ascii="SimSun" w:eastAsia="SimSun" w:hAnsi="SimSun" w:cs="SimSun"/>
+                <w:rFonts w:ascii="宋体" w:hAnsi="宋体" w:eastAsia="宋体" w:cs="宋体"/>
+                <w:sz w:val="24"/>
+                <w:szCs w:val="24"/>
+              </w:rPr>
+            </w:pPr>
+            <w:r>
+              <w:rPr>
+                <w:rFonts w:ascii="宋体" w:hAnsi="宋体" w:eastAsia="宋体" w:cs="宋体"/>
                 <w:b/>
                 <w:bCs/>
                 <w:spacing w:val="-10"/>
@@ -3786,7 +3523,7 @@
           <w:tcPr>
             <w:tcW w:w="4946" w:type="dxa"/>
             <w:tcBorders>
-              <w:top w:val="single" w:sz="10" w:space="0" w:color="000000"/>
+              <w:top w:val="single" w:color="000000" w:sz="10" w:space="0"/>
             </w:tcBorders>
             <w:shd w:val="clear" w:color="auto" w:fill="818181"/>
           </w:tcPr>
@@ -3795,14 +3532,14 @@
               <w:spacing w:before="146" w:line="221" w:lineRule="auto"/>
               <w:ind w:left="2254"/>
               <w:rPr>
-                <w:rFonts w:ascii="SimSun" w:eastAsia="SimSun" w:hAnsi="SimSun" w:cs="SimSun"/>
-                <w:sz w:val="24"/>
-                <w:szCs w:val="24"/>
-              </w:rPr>
-            </w:pPr>
-            <w:r>
-              <w:rPr>
-                <w:rFonts w:ascii="SimSun" w:eastAsia="SimSun" w:hAnsi="SimSun" w:cs="SimSun"/>
+                <w:rFonts w:ascii="宋体" w:hAnsi="宋体" w:eastAsia="宋体" w:cs="宋体"/>
+                <w:sz w:val="24"/>
+                <w:szCs w:val="24"/>
+              </w:rPr>
+            </w:pPr>
+            <w:r>
+              <w:rPr>
+                <w:rFonts w:ascii="宋体" w:hAnsi="宋体" w:eastAsia="宋体" w:cs="宋体"/>
                 <w:b/>
                 <w:bCs/>
                 <w:spacing w:val="-8"/>
@@ -3817,8 +3554,8 @@
           <w:tcPr>
             <w:tcW w:w="1931" w:type="dxa"/>
             <w:tcBorders>
-              <w:top w:val="single" w:sz="10" w:space="0" w:color="000000"/>
-              <w:right w:val="single" w:sz="10" w:space="0" w:color="000000"/>
+              <w:top w:val="single" w:color="000000" w:sz="10" w:space="0"/>
+              <w:right w:val="single" w:color="000000" w:sz="10" w:space="0"/>
             </w:tcBorders>
             <w:shd w:val="clear" w:color="auto" w:fill="818181"/>
           </w:tcPr>
@@ -3827,14 +3564,14 @@
               <w:spacing w:before="146" w:line="220" w:lineRule="auto"/>
               <w:ind w:left="505"/>
               <w:rPr>
-                <w:rFonts w:ascii="SimSun" w:eastAsia="SimSun" w:hAnsi="SimSun" w:cs="SimSun"/>
-                <w:sz w:val="24"/>
-                <w:szCs w:val="24"/>
-              </w:rPr>
-            </w:pPr>
-            <w:r>
-              <w:rPr>
-                <w:rFonts w:ascii="SimSun" w:eastAsia="SimSun" w:hAnsi="SimSun" w:cs="SimSun"/>
+                <w:rFonts w:ascii="宋体" w:hAnsi="宋体" w:eastAsia="宋体" w:cs="宋体"/>
+                <w:sz w:val="24"/>
+                <w:szCs w:val="24"/>
+              </w:rPr>
+            </w:pPr>
+            <w:r>
+              <w:rPr>
+                <w:rFonts w:ascii="宋体" w:hAnsi="宋体" w:eastAsia="宋体" w:cs="宋体"/>
                 <w:b/>
                 <w:bCs/>
                 <w:spacing w:val="-5"/>
@@ -3848,23 +3585,34 @@
       </w:tr>
       <w:tr>
         <w:tblPrEx>
-          <w:tblW w:w="8301" w:type="dxa"/>
-          <w:tblInd w:w="140" w:type="dxa"/>
-          <w:tblLayout w:type="fixed"/>
+          <w:tblBorders>
+            <w:top w:val="single" w:color="000000" w:sz="2" w:space="0"/>
+            <w:left w:val="single" w:color="000000" w:sz="2" w:space="0"/>
+            <w:bottom w:val="single" w:color="000000" w:sz="2" w:space="0"/>
+            <w:right w:val="single" w:color="000000" w:sz="2" w:space="0"/>
+            <w:insideH w:val="single" w:color="000000" w:sz="2" w:space="0"/>
+            <w:insideV w:val="single" w:color="000000" w:sz="2" w:space="0"/>
+          </w:tblBorders>
+          <w:tblCellMar>
+            <w:top w:w="0" w:type="dxa"/>
+            <w:left w:w="0" w:type="dxa"/>
+            <w:bottom w:w="0" w:type="dxa"/>
+            <w:right w:w="0" w:type="dxa"/>
+          </w:tblCellMar>
         </w:tblPrEx>
         <w:trPr>
-          <w:trHeight w:val="1646"/>
+          <w:trHeight w:val="1646" w:hRule="atLeast"/>
         </w:trPr>
         <w:tc>
           <w:tcPr>
             <w:tcW w:w="1424" w:type="dxa"/>
             <w:tcBorders>
-              <w:left w:val="single" w:sz="10" w:space="0" w:color="000000"/>
+              <w:left w:val="single" w:color="000000" w:sz="10" w:space="0"/>
             </w:tcBorders>
           </w:tcPr>
           <w:p>
             <w:pPr>
-              <w:pStyle w:val="TableText"/>
+              <w:pStyle w:val="6"/>
               <w:spacing w:line="269" w:lineRule="auto"/>
             </w:pPr>
           </w:p>
@@ -3874,14 +3622,14 @@
               <w:ind w:left="121" w:right="76" w:hanging="1"/>
               <w:jc w:val="both"/>
               <w:rPr>
-                <w:rFonts w:ascii="SimSun" w:eastAsia="SimSun" w:hAnsi="SimSun" w:cs="SimSun"/>
-                <w:sz w:val="24"/>
-                <w:szCs w:val="24"/>
-              </w:rPr>
-            </w:pPr>
-            <w:r>
-              <w:rPr>
-                <w:rFonts w:ascii="SimSun" w:eastAsia="SimSun" w:hAnsi="SimSun" w:cs="SimSun"/>
+                <w:rFonts w:ascii="宋体" w:hAnsi="宋体" w:eastAsia="宋体" w:cs="宋体"/>
+                <w:sz w:val="24"/>
+                <w:szCs w:val="24"/>
+              </w:rPr>
+            </w:pPr>
+            <w:r>
+              <w:rPr>
+                <w:rFonts w:ascii="宋体" w:hAnsi="宋体" w:eastAsia="宋体" w:cs="宋体"/>
                 <w:spacing w:val="-11"/>
                 <w:sz w:val="24"/>
                 <w:szCs w:val="24"/>
@@ -3890,7 +3638,7 @@
             </w:r>
             <w:r>
               <w:rPr>
-                <w:rFonts w:ascii="SimSun" w:eastAsia="SimSun" w:hAnsi="SimSun" w:cs="SimSun"/>
+                <w:rFonts w:ascii="宋体" w:hAnsi="宋体" w:eastAsia="宋体" w:cs="宋体"/>
                 <w:spacing w:val="-23"/>
                 <w:sz w:val="24"/>
                 <w:szCs w:val="24"/>
@@ -3899,7 +3647,7 @@
             </w:r>
             <w:r>
               <w:rPr>
-                <w:rFonts w:ascii="SimSun" w:eastAsia="SimSun" w:hAnsi="SimSun" w:cs="SimSun"/>
+                <w:rFonts w:ascii="宋体" w:hAnsi="宋体" w:eastAsia="宋体" w:cs="宋体"/>
                 <w:spacing w:val="-11"/>
                 <w:sz w:val="24"/>
                 <w:szCs w:val="24"/>
@@ -3908,7 +3656,7 @@
             </w:r>
             <w:r>
               <w:rPr>
-                <w:rFonts w:ascii="SimSun" w:eastAsia="SimSun" w:hAnsi="SimSun" w:cs="SimSun"/>
+                <w:rFonts w:ascii="宋体" w:hAnsi="宋体" w:eastAsia="宋体" w:cs="宋体"/>
                 <w:spacing w:val="-26"/>
                 <w:sz w:val="24"/>
                 <w:szCs w:val="24"/>
@@ -3917,7 +3665,7 @@
             </w:r>
             <w:r>
               <w:rPr>
-                <w:rFonts w:ascii="SimSun" w:eastAsia="SimSun" w:hAnsi="SimSun" w:cs="SimSun"/>
+                <w:rFonts w:ascii="宋体" w:hAnsi="宋体" w:eastAsia="宋体" w:cs="宋体"/>
                 <w:spacing w:val="-11"/>
                 <w:sz w:val="24"/>
                 <w:szCs w:val="24"/>
@@ -3926,7 +3674,7 @@
             </w:r>
             <w:r>
               <w:rPr>
-                <w:rFonts w:ascii="SimSun" w:eastAsia="SimSun" w:hAnsi="SimSun" w:cs="SimSun"/>
+                <w:rFonts w:ascii="宋体" w:hAnsi="宋体" w:eastAsia="宋体" w:cs="宋体"/>
                 <w:spacing w:val="-16"/>
                 <w:sz w:val="24"/>
                 <w:szCs w:val="24"/>
@@ -3935,7 +3683,7 @@
             </w:r>
             <w:r>
               <w:rPr>
-                <w:rFonts w:ascii="SimSun" w:eastAsia="SimSun" w:hAnsi="SimSun" w:cs="SimSun"/>
+                <w:rFonts w:ascii="宋体" w:hAnsi="宋体" w:eastAsia="宋体" w:cs="宋体"/>
                 <w:spacing w:val="-11"/>
                 <w:sz w:val="24"/>
                 <w:szCs w:val="24"/>
@@ -3944,7 +3692,7 @@
             </w:r>
             <w:r>
               <w:rPr>
-                <w:rFonts w:ascii="SimSun" w:eastAsia="SimSun" w:hAnsi="SimSun" w:cs="SimSun"/>
+                <w:rFonts w:ascii="宋体" w:hAnsi="宋体" w:eastAsia="宋体" w:cs="宋体"/>
                 <w:spacing w:val="-13"/>
                 <w:sz w:val="24"/>
                 <w:szCs w:val="24"/>
@@ -3953,7 +3701,7 @@
             </w:r>
             <w:r>
               <w:rPr>
-                <w:rFonts w:ascii="SimSun" w:eastAsia="SimSun" w:hAnsi="SimSun" w:cs="SimSun"/>
+                <w:rFonts w:ascii="宋体" w:hAnsi="宋体" w:eastAsia="宋体" w:cs="宋体"/>
                 <w:spacing w:val="-21"/>
                 <w:sz w:val="24"/>
                 <w:szCs w:val="24"/>
@@ -3962,7 +3710,7 @@
             </w:r>
             <w:r>
               <w:rPr>
-                <w:rFonts w:ascii="SimSun" w:eastAsia="SimSun" w:hAnsi="SimSun" w:cs="SimSun"/>
+                <w:rFonts w:ascii="宋体" w:hAnsi="宋体" w:eastAsia="宋体" w:cs="宋体"/>
                 <w:spacing w:val="-13"/>
                 <w:sz w:val="24"/>
                 <w:szCs w:val="24"/>
@@ -3971,7 +3719,7 @@
             </w:r>
             <w:r>
               <w:rPr>
-                <w:rFonts w:ascii="SimSun" w:eastAsia="SimSun" w:hAnsi="SimSun" w:cs="SimSun"/>
+                <w:rFonts w:ascii="宋体" w:hAnsi="宋体" w:eastAsia="宋体" w:cs="宋体"/>
                 <w:spacing w:val="-15"/>
                 <w:sz w:val="24"/>
                 <w:szCs w:val="24"/>
@@ -3980,7 +3728,7 @@
             </w:r>
             <w:r>
               <w:rPr>
-                <w:rFonts w:ascii="SimSun" w:eastAsia="SimSun" w:hAnsi="SimSun" w:cs="SimSun"/>
+                <w:rFonts w:ascii="宋体" w:hAnsi="宋体" w:eastAsia="宋体" w:cs="宋体"/>
                 <w:spacing w:val="-13"/>
                 <w:sz w:val="24"/>
                 <w:szCs w:val="24"/>
@@ -3989,7 +3737,7 @@
             </w:r>
             <w:r>
               <w:rPr>
-                <w:rFonts w:ascii="SimSun" w:eastAsia="SimSun" w:hAnsi="SimSun" w:cs="SimSun"/>
+                <w:rFonts w:ascii="宋体" w:hAnsi="宋体" w:eastAsia="宋体" w:cs="宋体"/>
                 <w:spacing w:val="-23"/>
                 <w:sz w:val="24"/>
                 <w:szCs w:val="24"/>
@@ -3998,7 +3746,7 @@
             </w:r>
             <w:r>
               <w:rPr>
-                <w:rFonts w:ascii="SimSun" w:eastAsia="SimSun" w:hAnsi="SimSun" w:cs="SimSun"/>
+                <w:rFonts w:ascii="宋体" w:hAnsi="宋体" w:eastAsia="宋体" w:cs="宋体"/>
                 <w:spacing w:val="-13"/>
                 <w:sz w:val="24"/>
                 <w:szCs w:val="24"/>
@@ -4007,7 +3755,7 @@
             </w:r>
             <w:r>
               <w:rPr>
-                <w:rFonts w:ascii="SimSun" w:eastAsia="SimSun" w:hAnsi="SimSun" w:cs="SimSun"/>
+                <w:rFonts w:ascii="宋体" w:hAnsi="宋体" w:eastAsia="宋体" w:cs="宋体"/>
                 <w:sz w:val="24"/>
                 <w:szCs w:val="24"/>
               </w:rPr>
@@ -4024,14 +3772,14 @@
               <w:spacing w:before="145" w:line="313" w:lineRule="auto"/>
               <w:ind w:left="119" w:right="91"/>
               <w:rPr>
-                <w:rFonts w:ascii="SimSun" w:eastAsia="SimSun" w:hAnsi="SimSun" w:cs="SimSun"/>
-                <w:sz w:val="24"/>
-                <w:szCs w:val="24"/>
-              </w:rPr>
-            </w:pPr>
-            <w:r>
-              <w:rPr>
-                <w:rFonts w:ascii="SimSun" w:eastAsia="SimSun" w:hAnsi="SimSun" w:cs="SimSun"/>
+                <w:rFonts w:ascii="宋体" w:hAnsi="宋体" w:eastAsia="宋体" w:cs="宋体"/>
+                <w:sz w:val="24"/>
+                <w:szCs w:val="24"/>
+              </w:rPr>
+            </w:pPr>
+            <w:r>
+              <w:rPr>
+                <w:rFonts w:ascii="宋体" w:hAnsi="宋体" w:eastAsia="宋体" w:cs="宋体"/>
                 <w:spacing w:val="-4"/>
                 <w:sz w:val="24"/>
                 <w:szCs w:val="24"/>
@@ -4040,7 +3788,7 @@
             </w:r>
             <w:r>
               <w:rPr>
-                <w:rFonts w:ascii="SimSun" w:eastAsia="SimSun" w:hAnsi="SimSun" w:cs="SimSun"/>
+                <w:rFonts w:ascii="宋体" w:hAnsi="宋体" w:eastAsia="宋体" w:cs="宋体"/>
                 <w:spacing w:val="-1"/>
                 <w:sz w:val="24"/>
                 <w:szCs w:val="24"/>
@@ -4053,14 +3801,14 @@
               <w:spacing w:before="1" w:line="217" w:lineRule="auto"/>
               <w:ind w:left="122"/>
               <w:rPr>
-                <w:rFonts w:ascii="SimSun" w:eastAsia="SimSun" w:hAnsi="SimSun" w:cs="SimSun"/>
-                <w:sz w:val="24"/>
-                <w:szCs w:val="24"/>
-              </w:rPr>
-            </w:pPr>
-            <w:r>
-              <w:rPr>
-                <w:rFonts w:ascii="SimSun" w:eastAsia="SimSun" w:hAnsi="SimSun" w:cs="SimSun"/>
+                <w:rFonts w:ascii="宋体" w:hAnsi="宋体" w:eastAsia="宋体" w:cs="宋体"/>
+                <w:sz w:val="24"/>
+                <w:szCs w:val="24"/>
+              </w:rPr>
+            </w:pPr>
+            <w:r>
+              <w:rPr>
+                <w:rFonts w:ascii="宋体" w:hAnsi="宋体" w:eastAsia="宋体" w:cs="宋体"/>
                 <w:spacing w:val="-2"/>
                 <w:sz w:val="24"/>
                 <w:szCs w:val="24"/>
@@ -4073,14 +3821,14 @@
               <w:spacing w:before="112" w:line="216" w:lineRule="auto"/>
               <w:ind w:left="124"/>
               <w:rPr>
-                <w:rFonts w:ascii="SimSun" w:eastAsia="SimSun" w:hAnsi="SimSun" w:cs="SimSun"/>
-                <w:sz w:val="24"/>
-                <w:szCs w:val="24"/>
-              </w:rPr>
-            </w:pPr>
-            <w:r>
-              <w:rPr>
-                <w:rFonts w:ascii="SimSun" w:eastAsia="SimSun" w:hAnsi="SimSun" w:cs="SimSun"/>
+                <w:rFonts w:ascii="宋体" w:hAnsi="宋体" w:eastAsia="宋体" w:cs="宋体"/>
+                <w:sz w:val="24"/>
+                <w:szCs w:val="24"/>
+              </w:rPr>
+            </w:pPr>
+            <w:r>
+              <w:rPr>
+                <w:rFonts w:ascii="宋体" w:hAnsi="宋体" w:eastAsia="宋体" w:cs="宋体"/>
                 <w:spacing w:val="-1"/>
                 <w:sz w:val="24"/>
                 <w:szCs w:val="24"/>
@@ -4093,18 +3841,18 @@
           <w:tcPr>
             <w:tcW w:w="1931" w:type="dxa"/>
             <w:tcBorders>
-              <w:right w:val="single" w:sz="10" w:space="0" w:color="000000"/>
+              <w:right w:val="single" w:color="000000" w:sz="10" w:space="0"/>
             </w:tcBorders>
           </w:tcPr>
           <w:p>
             <w:pPr>
-              <w:pStyle w:val="TableText"/>
+              <w:pStyle w:val="6"/>
               <w:spacing w:line="336" w:lineRule="auto"/>
             </w:pPr>
           </w:p>
           <w:p>
             <w:pPr>
-              <w:pStyle w:val="TableText"/>
+              <w:pStyle w:val="6"/>
               <w:spacing w:line="337" w:lineRule="auto"/>
             </w:pPr>
           </w:p>
@@ -4113,14 +3861,14 @@
               <w:spacing w:before="78" w:line="219" w:lineRule="auto"/>
               <w:ind w:left="134"/>
               <w:rPr>
-                <w:rFonts w:ascii="SimSun" w:eastAsia="SimSun" w:hAnsi="SimSun" w:cs="SimSun"/>
-                <w:sz w:val="24"/>
-                <w:szCs w:val="24"/>
-              </w:rPr>
-            </w:pPr>
-            <w:r>
-              <w:rPr>
-                <w:rFonts w:ascii="SimSun" w:eastAsia="SimSun" w:hAnsi="SimSun" w:cs="SimSun"/>
+                <w:rFonts w:ascii="宋体" w:hAnsi="宋体" w:eastAsia="宋体" w:cs="宋体"/>
+                <w:sz w:val="24"/>
+                <w:szCs w:val="24"/>
+              </w:rPr>
+            </w:pPr>
+            <w:r>
+              <w:rPr>
+                <w:rFonts w:ascii="宋体" w:hAnsi="宋体" w:eastAsia="宋体" w:cs="宋体"/>
                 <w:spacing w:val="-2"/>
                 <w:sz w:val="24"/>
                 <w:szCs w:val="24"/>
@@ -4132,19 +3880,30 @@
       </w:tr>
       <w:tr>
         <w:tblPrEx>
-          <w:tblW w:w="8301" w:type="dxa"/>
-          <w:tblInd w:w="140" w:type="dxa"/>
-          <w:tblLayout w:type="fixed"/>
+          <w:tblBorders>
+            <w:top w:val="single" w:color="000000" w:sz="2" w:space="0"/>
+            <w:left w:val="single" w:color="000000" w:sz="2" w:space="0"/>
+            <w:bottom w:val="single" w:color="000000" w:sz="2" w:space="0"/>
+            <w:right w:val="single" w:color="000000" w:sz="2" w:space="0"/>
+            <w:insideH w:val="single" w:color="000000" w:sz="2" w:space="0"/>
+            <w:insideV w:val="single" w:color="000000" w:sz="2" w:space="0"/>
+          </w:tblBorders>
+          <w:tblCellMar>
+            <w:top w:w="0" w:type="dxa"/>
+            <w:left w:w="0" w:type="dxa"/>
+            <w:bottom w:w="0" w:type="dxa"/>
+            <w:right w:w="0" w:type="dxa"/>
+          </w:tblCellMar>
         </w:tblPrEx>
         <w:trPr>
-          <w:trHeight w:val="879"/>
+          <w:trHeight w:val="879" w:hRule="atLeast"/>
         </w:trPr>
         <w:tc>
           <w:tcPr>
             <w:tcW w:w="1424" w:type="dxa"/>
             <w:tcBorders>
-              <w:left w:val="single" w:sz="10" w:space="0" w:color="000000"/>
-              <w:bottom w:val="single" w:sz="10" w:space="0" w:color="000000"/>
+              <w:left w:val="single" w:color="000000" w:sz="10" w:space="0"/>
+              <w:bottom w:val="single" w:color="000000" w:sz="10" w:space="0"/>
             </w:tcBorders>
           </w:tcPr>
           <w:p>
@@ -4152,14 +3911,14 @@
               <w:spacing w:before="156" w:line="274" w:lineRule="auto"/>
               <w:ind w:left="121" w:right="160" w:hanging="1"/>
               <w:rPr>
-                <w:rFonts w:ascii="SimSun" w:eastAsia="SimSun" w:hAnsi="SimSun" w:cs="SimSun"/>
-                <w:sz w:val="24"/>
-                <w:szCs w:val="24"/>
-              </w:rPr>
-            </w:pPr>
-            <w:r>
-              <w:rPr>
-                <w:rFonts w:ascii="SimSun" w:eastAsia="SimSun" w:hAnsi="SimSun" w:cs="SimSun"/>
+                <w:rFonts w:ascii="宋体" w:hAnsi="宋体" w:eastAsia="宋体" w:cs="宋体"/>
+                <w:sz w:val="24"/>
+                <w:szCs w:val="24"/>
+              </w:rPr>
+            </w:pPr>
+            <w:r>
+              <w:rPr>
+                <w:rFonts w:ascii="宋体" w:hAnsi="宋体" w:eastAsia="宋体" w:cs="宋体"/>
                 <w:spacing w:val="42"/>
                 <w:sz w:val="24"/>
                 <w:szCs w:val="24"/>
@@ -4168,7 +3927,7 @@
             </w:r>
             <w:r>
               <w:rPr>
-                <w:rFonts w:ascii="SimSun" w:eastAsia="SimSun" w:hAnsi="SimSun" w:cs="SimSun"/>
+                <w:rFonts w:ascii="宋体" w:hAnsi="宋体" w:eastAsia="宋体" w:cs="宋体"/>
                 <w:spacing w:val="39"/>
                 <w:sz w:val="24"/>
                 <w:szCs w:val="24"/>
@@ -4181,7 +3940,7 @@
           <w:tcPr>
             <w:tcW w:w="4946" w:type="dxa"/>
             <w:tcBorders>
-              <w:bottom w:val="single" w:sz="10" w:space="0" w:color="000000"/>
+              <w:bottom w:val="single" w:color="000000" w:sz="10" w:space="0"/>
             </w:tcBorders>
           </w:tcPr>
           <w:p>
@@ -4189,14 +3948,14 @@
               <w:spacing w:before="160" w:line="218" w:lineRule="auto"/>
               <w:ind w:left="128"/>
               <w:rPr>
-                <w:rFonts w:ascii="SimSun" w:eastAsia="SimSun" w:hAnsi="SimSun" w:cs="SimSun"/>
-                <w:sz w:val="24"/>
-                <w:szCs w:val="24"/>
-              </w:rPr>
-            </w:pPr>
-            <w:r>
-              <w:rPr>
-                <w:rFonts w:ascii="SimSun" w:eastAsia="SimSun" w:hAnsi="SimSun" w:cs="SimSun"/>
+                <w:rFonts w:ascii="宋体" w:hAnsi="宋体" w:eastAsia="宋体" w:cs="宋体"/>
+                <w:sz w:val="24"/>
+                <w:szCs w:val="24"/>
+              </w:rPr>
+            </w:pPr>
+            <w:r>
+              <w:rPr>
+                <w:rFonts w:ascii="宋体" w:hAnsi="宋体" w:eastAsia="宋体" w:cs="宋体"/>
                 <w:spacing w:val="-2"/>
                 <w:sz w:val="24"/>
                 <w:szCs w:val="24"/>
@@ -4209,14 +3968,14 @@
               <w:spacing w:before="119" w:line="218" w:lineRule="auto"/>
               <w:ind w:left="119"/>
               <w:rPr>
-                <w:rFonts w:ascii="SimSun" w:eastAsia="SimSun" w:hAnsi="SimSun" w:cs="SimSun"/>
-                <w:sz w:val="24"/>
-                <w:szCs w:val="24"/>
-              </w:rPr>
-            </w:pPr>
-            <w:r>
-              <w:rPr>
-                <w:rFonts w:ascii="SimSun" w:eastAsia="SimSun" w:hAnsi="SimSun" w:cs="SimSun"/>
+                <w:rFonts w:ascii="宋体" w:hAnsi="宋体" w:eastAsia="宋体" w:cs="宋体"/>
+                <w:sz w:val="24"/>
+                <w:szCs w:val="24"/>
+              </w:rPr>
+            </w:pPr>
+            <w:r>
+              <w:rPr>
+                <w:rFonts w:ascii="宋体" w:hAnsi="宋体" w:eastAsia="宋体" w:cs="宋体"/>
                 <w:spacing w:val="-1"/>
                 <w:sz w:val="24"/>
                 <w:szCs w:val="24"/>
@@ -4229,13 +3988,13 @@
           <w:tcPr>
             <w:tcW w:w="1931" w:type="dxa"/>
             <w:tcBorders>
-              <w:bottom w:val="single" w:sz="10" w:space="0" w:color="000000"/>
-              <w:right w:val="single" w:sz="10" w:space="0" w:color="000000"/>
+              <w:bottom w:val="single" w:color="000000" w:sz="10" w:space="0"/>
+              <w:right w:val="single" w:color="000000" w:sz="10" w:space="0"/>
             </w:tcBorders>
           </w:tcPr>
           <w:p>
             <w:pPr>
-              <w:pStyle w:val="TableText"/>
+              <w:pStyle w:val="6"/>
               <w:spacing w:line="282" w:lineRule="auto"/>
             </w:pPr>
           </w:p>
@@ -4244,14 +4003,14 @@
               <w:spacing w:before="78" w:line="220" w:lineRule="auto"/>
               <w:ind w:left="138"/>
               <w:rPr>
-                <w:rFonts w:ascii="SimSun" w:eastAsia="SimSun" w:hAnsi="SimSun" w:cs="SimSun"/>
-                <w:sz w:val="24"/>
-                <w:szCs w:val="24"/>
-              </w:rPr>
-            </w:pPr>
-            <w:r>
-              <w:rPr>
-                <w:rFonts w:ascii="SimSun" w:eastAsia="SimSun" w:hAnsi="SimSun" w:cs="SimSun"/>
+                <w:rFonts w:ascii="宋体" w:hAnsi="宋体" w:eastAsia="宋体" w:cs="宋体"/>
+                <w:sz w:val="24"/>
+                <w:szCs w:val="24"/>
+              </w:rPr>
+            </w:pPr>
+            <w:r>
+              <w:rPr>
+                <w:rFonts w:ascii="宋体" w:hAnsi="宋体" w:eastAsia="宋体" w:cs="宋体"/>
                 <w:spacing w:val="-4"/>
                 <w:sz w:val="24"/>
                 <w:szCs w:val="24"/>
@@ -4262,31 +4021,13 @@
         </w:tc>
       </w:tr>
     </w:tbl>
-    <w:p>
-      <w:pPr>
-        <w:pStyle w:val="BodyText"/>
-        <w:spacing w:line="257" w:lineRule="auto"/>
-      </w:pPr>
-    </w:p>
-    <w:p>
-      <w:pPr>
-        <w:pStyle w:val="BodyText"/>
-        <w:spacing w:line="257" w:lineRule="auto"/>
-      </w:pPr>
-    </w:p>
-    <w:p>
-      <w:pPr>
-        <w:pStyle w:val="BodyText"/>
-        <w:spacing w:line="258" w:lineRule="auto"/>
-      </w:pPr>
-    </w:p>
     <w:p>
       <w:pPr>
         <w:spacing w:before="101" w:line="226" w:lineRule="auto"/>
         <w:ind w:left="133"/>
         <w:outlineLvl w:val="0"/>
         <w:rPr>
-          <w:rFonts w:ascii="SimHei" w:eastAsia="SimHei" w:hAnsi="SimHei" w:cs="SimHei"/>
+          <w:rFonts w:ascii="黑体" w:hAnsi="黑体" w:eastAsia="黑体" w:cs="黑体"/>
           <w:sz w:val="31"/>
           <w:szCs w:val="31"/>
         </w:rPr>
@@ -4297,7 +4038,7 @@
       <w:bookmarkEnd w:id="9"/>
       <w:r>
         <w:rPr>
-          <w:rFonts w:ascii="SimHei" w:eastAsia="SimHei" w:hAnsi="SimHei" w:cs="SimHei"/>
+          <w:rFonts w:ascii="黑体" w:hAnsi="黑体" w:eastAsia="黑体" w:cs="黑体"/>
           <w:b/>
           <w:bCs/>
           <w:sz w:val="31"/>
@@ -4307,7 +4048,7 @@
       </w:r>
       <w:r>
         <w:rPr>
-          <w:rFonts w:ascii="SimHei" w:eastAsia="SimHei" w:hAnsi="SimHei" w:cs="SimHei"/>
+          <w:rFonts w:ascii="黑体" w:hAnsi="黑体" w:eastAsia="黑体" w:cs="黑体"/>
           <w:spacing w:val="27"/>
           <w:sz w:val="31"/>
           <w:szCs w:val="31"/>
@@ -4316,7 +4057,7 @@
       </w:r>
       <w:r>
         <w:rPr>
-          <w:rFonts w:ascii="SimHei" w:eastAsia="SimHei" w:hAnsi="SimHei" w:cs="SimHei"/>
+          <w:rFonts w:ascii="黑体" w:hAnsi="黑体" w:eastAsia="黑体" w:cs="黑体"/>
           <w:b/>
           <w:bCs/>
           <w:sz w:val="31"/>
@@ -4331,7 +4072,7 @@
         <w:ind w:left="132"/>
         <w:outlineLvl w:val="1"/>
         <w:rPr>
-          <w:rFonts w:ascii="SimHei" w:eastAsia="SimHei" w:hAnsi="SimHei" w:cs="SimHei"/>
+          <w:rFonts w:ascii="黑体" w:hAnsi="黑体" w:eastAsia="黑体" w:cs="黑体"/>
           <w:sz w:val="30"/>
           <w:szCs w:val="30"/>
         </w:rPr>
@@ -4340,7 +4081,7 @@
       <w:bookmarkEnd w:id="10"/>
       <w:r>
         <w:rPr>
-          <w:rFonts w:ascii="SimHei" w:eastAsia="SimHei" w:hAnsi="SimHei" w:cs="SimHei"/>
+          <w:rFonts w:ascii="黑体" w:hAnsi="黑体" w:eastAsia="黑体" w:cs="黑体"/>
           <w:b/>
           <w:bCs/>
           <w:spacing w:val="-8"/>
@@ -4351,7 +4092,7 @@
       </w:r>
       <w:r>
         <w:rPr>
-          <w:rFonts w:ascii="SimHei" w:eastAsia="SimHei" w:hAnsi="SimHei" w:cs="SimHei"/>
+          <w:rFonts w:ascii="黑体" w:hAnsi="黑体" w:eastAsia="黑体" w:cs="黑体"/>
           <w:spacing w:val="22"/>
           <w:sz w:val="30"/>
           <w:szCs w:val="30"/>
@@ -4360,7 +4101,7 @@
       </w:r>
       <w:r>
         <w:rPr>
-          <w:rFonts w:ascii="SimHei" w:eastAsia="SimHei" w:hAnsi="SimHei" w:cs="SimHei"/>
+          <w:rFonts w:ascii="黑体" w:hAnsi="黑体" w:eastAsia="黑体" w:cs="黑体"/>
           <w:b/>
           <w:bCs/>
           <w:spacing w:val="-8"/>
@@ -4372,599 +4113,47 @@
     </w:p>
     <w:p>
       <w:pPr>
-        <w:pStyle w:val="BodyText"/>
-        <w:spacing w:line="262" w:lineRule="auto"/>
-      </w:pPr>
-    </w:p>
-    <w:p>
-      <w:pPr>
-        <w:pStyle w:val="BodyText"/>
-        <w:spacing w:line="262" w:lineRule="auto"/>
-      </w:pPr>
-    </w:p>
-    <w:p>
-      <w:pPr>
-        <w:pStyle w:val="BodyText"/>
-        <w:spacing w:line="262" w:lineRule="auto"/>
-      </w:pPr>
-    </w:p>
-    <w:p>
-      <w:pPr>
-        <w:spacing w:before="58" w:line="228" w:lineRule="auto"/>
-        <w:ind w:left="442"/>
-        <w:rPr>
-          <w:rFonts w:ascii="SimSun" w:eastAsia="SimSun" w:hAnsi="SimSun" w:cs="SimSun"/>
-          <w:sz w:val="18"/>
-          <w:szCs w:val="18"/>
-        </w:rPr>
+        <w:pStyle w:val="2"/>
+        <w:spacing w:line="307" w:lineRule="auto"/>
+        <w:ind w:left="0" w:leftChars="0" w:right="0" w:rightChars="0" w:firstLine="0" w:firstLineChars="0"/>
+        <w:jc w:val="center"/>
       </w:pPr>
       <w:r>
         <w:drawing>
-          <wp:anchor distT="0" distB="0" distL="0" distR="0" simplePos="0" relativeHeight="251658240" behindDoc="1" locked="0" layoutInCell="1" allowOverlap="1">
-            <wp:simplePos x="0" y="0"/>
-            <wp:positionH relativeFrom="column">
-              <wp:posOffset>253619</wp:posOffset>
-            </wp:positionH>
-            <wp:positionV relativeFrom="paragraph">
-              <wp:posOffset>-30407</wp:posOffset>
-            </wp:positionV>
-            <wp:extent cx="4917439" cy="2675255"/>
-            <wp:effectExtent l="0" t="0" r="0" b="0"/>
-            <wp:wrapNone/>
-            <wp:docPr id="14" name="IM 14"/>
-            <wp:cNvGraphicFramePr/>
+          <wp:inline distT="0" distB="0" distL="114300" distR="114300">
+            <wp:extent cx="3190875" cy="4333875"/>
+            <wp:effectExtent l="0" t="0" r="9525" b="9525"/>
+            <wp:docPr id="1" name="图片 1"/>
+            <wp:cNvGraphicFramePr>
+              <a:graphicFrameLocks xmlns:a="http://schemas.openxmlformats.org/drawingml/2006/main" noChangeAspect="1"/>
+            </wp:cNvGraphicFramePr>
             <a:graphic xmlns:a="http://schemas.openxmlformats.org/drawingml/2006/main">
               <a:graphicData uri="http://schemas.openxmlformats.org/drawingml/2006/picture">
                 <pic:pic xmlns:pic="http://schemas.openxmlformats.org/drawingml/2006/picture">
                   <pic:nvPicPr>
-                    <pic:cNvPr id="14" name="IM 14"/>
-                    <pic:cNvPicPr/>
+                    <pic:cNvPr id="1" name="图片 1"/>
+                    <pic:cNvPicPr>
+                      <a:picLocks noChangeAspect="1"/>
+                    </pic:cNvPicPr>
                   </pic:nvPicPr>
                   <pic:blipFill>
-                    <a:blip xmlns:r="http://schemas.openxmlformats.org/officeDocument/2006/relationships" r:embed="rId10"/>
+                    <a:blip r:embed="rId11"/>
                     <a:stretch>
                       <a:fillRect/>
                     </a:stretch>
                   </pic:blipFill>
                   <pic:spPr>
-                    <a:xfrm rot="0">
+                    <a:xfrm>
                       <a:off x="0" y="0"/>
-                      <a:ext cx="4917439" cy="2675255"/>
+                      <a:ext cx="3190875" cy="4333875"/>
                     </a:xfrm>
                     <a:prstGeom prst="rect">
                       <a:avLst/>
                     </a:prstGeom>
-                  </pic:spPr>
-                </pic:pic>
-              </a:graphicData>
-            </a:graphic>
-          </wp:anchor>
-        </w:drawing>
-      </w:r>
-      <w:r>
-        <w:rPr>
-          <w:rFonts w:ascii="SimSun" w:eastAsia="SimSun" w:hAnsi="SimSun" w:cs="SimSun"/>
-          <w:spacing w:val="17"/>
-          <w:sz w:val="18"/>
-          <w:szCs w:val="18"/>
-        </w:rPr>
-        <w:t>服务报告管理</w:t>
-      </w:r>
-    </w:p>
-    <w:p>
-      <w:pPr>
-        <w:pStyle w:val="BodyText"/>
-        <w:spacing w:line="261" w:lineRule="auto"/>
-      </w:pPr>
-    </w:p>
-    <w:p>
-      <w:pPr>
-        <w:pStyle w:val="BodyText"/>
-        <w:spacing w:line="261" w:lineRule="auto"/>
-      </w:pPr>
-    </w:p>
-    <w:p>
-      <w:pPr>
-        <w:spacing w:before="43" w:line="232" w:lineRule="auto"/>
-        <w:ind w:left="5567"/>
-        <w:rPr>
-          <w:rFonts w:ascii="SimSun" w:eastAsia="SimSun" w:hAnsi="SimSun" w:cs="SimSun"/>
-          <w:sz w:val="13"/>
-          <w:szCs w:val="13"/>
-        </w:rPr>
-      </w:pPr>
-      <w:r>
-        <w:pict>
-          <v:shapetype id="_x0000_t202" coordsize="21600,21600" o:spt="202" path="m,l,21600r21600,l21600,xe">
-            <v:stroke joinstyle="miter"/>
-            <v:path gradientshapeok="t" o:connecttype="rect"/>
-          </v:shapetype>
-          <v:shape id="_x0000_s1025" type="#_x0000_t202" style="height:13.4pt;margin-left:-28.19pt;margin-top:58.92pt;position:absolute;rotation:270;width:120.95pt;z-index:251659264">
-            <v:textbox inset="0,0,0,0">
-              <w:txbxContent>
-                <w:p>
-                  <w:pPr>
-                    <w:spacing w:before="49" w:line="229" w:lineRule="auto"/>
-                    <w:ind w:left="20"/>
-                    <w:rPr>
-                      <w:rFonts w:ascii="SimSun" w:eastAsia="SimSun" w:hAnsi="SimSun" w:cs="SimSun"/>
-                      <w:sz w:val="16"/>
-                      <w:szCs w:val="16"/>
-                    </w:rPr>
-                  </w:pPr>
-                  <w:r>
-                    <w:rPr>
-                      <w:rFonts w:ascii="SimSun" w:eastAsia="SimSun" w:hAnsi="SimSun" w:cs="SimSun"/>
-                      <w:spacing w:val="8"/>
-                      <w:sz w:val="16"/>
-                      <w:szCs w:val="16"/>
-                    </w:rPr>
-                    <w:t>服务报告编写人</w:t>
-                  </w:r>
-                  <w:r>
-                    <w:rPr>
-                      <w:rFonts w:ascii="SimSun" w:eastAsia="SimSun" w:hAnsi="SimSun" w:cs="SimSun"/>
-                      <w:spacing w:val="6"/>
-                      <w:sz w:val="16"/>
-                      <w:szCs w:val="16"/>
-                    </w:rPr>
-                    <w:t xml:space="preserve">          </w:t>
-                  </w:r>
-                  <w:r>
-                    <w:rPr>
-                      <w:rFonts w:ascii="SimSun" w:eastAsia="SimSun" w:hAnsi="SimSun" w:cs="SimSun"/>
-                      <w:spacing w:val="8"/>
-                      <w:sz w:val="16"/>
-                      <w:szCs w:val="16"/>
-                    </w:rPr>
-                    <w:t>客户</w:t>
-                  </w:r>
-                </w:p>
-              </w:txbxContent>
-            </v:textbox>
-          </v:shape>
-        </w:pict>
-      </w:r>
-      <w:r>
-        <w:rPr>
-          <w:rFonts w:ascii="SimSun" w:eastAsia="SimSun" w:hAnsi="SimSun" w:cs="SimSun"/>
-          <w:sz w:val="13"/>
-          <w:szCs w:val="13"/>
-        </w:rPr>
-        <w:t>接收服务报</w:t>
-      </w:r>
-    </w:p>
-    <w:p>
-      <w:pPr>
-        <w:spacing w:before="9" w:line="231" w:lineRule="auto"/>
-        <w:ind w:left="5571"/>
-        <w:rPr>
-          <w:rFonts w:ascii="SimSun" w:eastAsia="SimSun" w:hAnsi="SimSun" w:cs="SimSun"/>
-          <w:sz w:val="13"/>
-          <w:szCs w:val="13"/>
-        </w:rPr>
-      </w:pPr>
-      <w:r>
-        <w:pict>
-          <v:shape id="_x0000_s1026" type="#_x0000_t202" style="height:6.8pt;margin-left:359.77pt;margin-top:3.29pt;position:absolute;width:10.45pt;z-index:251666432">
-            <v:textbox inset="0,0,0,0">
-              <w:txbxContent>
-                <w:p>
-                  <w:pPr>
-                    <w:spacing w:before="19" w:line="200" w:lineRule="auto"/>
-                    <w:ind w:left="20"/>
-                    <w:rPr>
-                      <w:rFonts w:ascii="Times New Roman" w:eastAsia="Times New Roman" w:hAnsi="Times New Roman" w:cs="Times New Roman"/>
-                      <w:sz w:val="10"/>
-                      <w:szCs w:val="10"/>
-                    </w:rPr>
-                  </w:pPr>
-                  <w:r>
-                    <w:rPr>
-                      <w:rFonts w:ascii="Times New Roman" w:eastAsia="Times New Roman" w:hAnsi="Times New Roman" w:cs="Times New Roman"/>
-                      <w:spacing w:val="4"/>
-                      <w:sz w:val="10"/>
-                      <w:szCs w:val="10"/>
-                    </w:rPr>
-                    <w:t>Yes</w:t>
-                  </w:r>
-                </w:p>
-              </w:txbxContent>
-            </v:textbox>
-          </v:shape>
-        </w:pict>
-      </w:r>
-      <w:r>
-        <w:pict>
-          <v:shape id="_x0000_s1027" type="#_x0000_t202" style="height:6.8pt;margin-left:222.73pt;margin-top:3.77pt;position:absolute;width:8.8pt;z-index:251667456">
-            <v:textbox inset="0,0,0,0">
-              <w:txbxContent>
-                <w:p>
-                  <w:pPr>
-                    <w:spacing w:before="19" w:line="200" w:lineRule="auto"/>
-                    <w:ind w:left="20"/>
-                    <w:rPr>
-                      <w:rFonts w:ascii="Times New Roman" w:eastAsia="Times New Roman" w:hAnsi="Times New Roman" w:cs="Times New Roman"/>
-                      <w:sz w:val="10"/>
-                      <w:szCs w:val="10"/>
-                    </w:rPr>
-                  </w:pPr>
-                  <w:r>
-                    <w:rPr>
-                      <w:rFonts w:ascii="Times New Roman" w:eastAsia="Times New Roman" w:hAnsi="Times New Roman" w:cs="Times New Roman"/>
-                      <w:spacing w:val="6"/>
-                      <w:sz w:val="10"/>
-                      <w:szCs w:val="10"/>
-                    </w:rPr>
-                    <w:t>No</w:t>
-                  </w:r>
-                </w:p>
-              </w:txbxContent>
-            </v:textbox>
-          </v:shape>
-        </w:pict>
-      </w:r>
-      <w:r>
-        <w:rPr>
-          <w:rFonts w:ascii="SimSun" w:eastAsia="SimSun" w:hAnsi="SimSun" w:cs="SimSun"/>
-          <w:spacing w:val="5"/>
-          <w:sz w:val="13"/>
-          <w:szCs w:val="13"/>
-        </w:rPr>
-        <w:t>告，是否需</w:t>
-      </w:r>
-    </w:p>
-    <w:p>
-      <w:pPr>
-        <w:spacing w:before="20" w:line="232" w:lineRule="auto"/>
-        <w:ind w:left="5638"/>
-        <w:rPr>
-          <w:rFonts w:ascii="SimSun" w:eastAsia="SimSun" w:hAnsi="SimSun" w:cs="SimSun"/>
-          <w:sz w:val="13"/>
-          <w:szCs w:val="13"/>
-        </w:rPr>
-      </w:pPr>
-      <w:r>
-        <w:rPr>
-          <w:rFonts w:ascii="SimSun" w:eastAsia="SimSun" w:hAnsi="SimSun" w:cs="SimSun"/>
-          <w:spacing w:val="5"/>
-          <w:sz w:val="13"/>
-          <w:szCs w:val="13"/>
-        </w:rPr>
-        <w:t>要修改？</w:t>
-      </w:r>
-    </w:p>
-    <w:p>
-      <w:pPr>
-        <w:pStyle w:val="BodyText"/>
-        <w:spacing w:line="295" w:lineRule="auto"/>
-      </w:pPr>
-    </w:p>
-    <w:p>
-      <w:pPr>
-        <w:pStyle w:val="BodyText"/>
-        <w:spacing w:line="295" w:lineRule="auto"/>
-      </w:pPr>
-    </w:p>
-    <w:p>
-      <w:pPr>
-        <w:pStyle w:val="BodyText"/>
-        <w:spacing w:line="295" w:lineRule="auto"/>
-      </w:pPr>
-    </w:p>
-    <w:p>
-      <w:pPr>
-        <w:spacing w:before="43" w:line="231" w:lineRule="auto"/>
-        <w:ind w:left="5499"/>
-        <w:rPr>
-          <w:rFonts w:ascii="SimSun" w:eastAsia="SimSun" w:hAnsi="SimSun" w:cs="SimSun"/>
-          <w:sz w:val="13"/>
-          <w:szCs w:val="13"/>
-        </w:rPr>
-      </w:pPr>
-      <w:r>
-        <w:pict>
-          <v:shape id="_x0000_s1028" type="#_x0000_t202" style="height:10.15pt;margin-left:205.49pt;margin-top:1.13pt;position:absolute;width:43.7pt;z-index:251664384">
-            <v:textbox inset="0,0,0,0">
-              <w:txbxContent>
-                <w:p>
-                  <w:pPr>
-                    <w:spacing w:before="19" w:line="231" w:lineRule="auto"/>
-                    <w:ind w:left="20"/>
-                    <w:rPr>
-                      <w:rFonts w:ascii="SimSun" w:eastAsia="SimSun" w:hAnsi="SimSun" w:cs="SimSun"/>
-                      <w:sz w:val="13"/>
-                      <w:szCs w:val="13"/>
-                    </w:rPr>
-                  </w:pPr>
-                  <w:r>
-                    <w:rPr>
-                      <w:rFonts w:ascii="SimSun" w:eastAsia="SimSun" w:hAnsi="SimSun" w:cs="SimSun"/>
-                      <w:spacing w:val="8"/>
-                      <w:sz w:val="13"/>
-                      <w:szCs w:val="13"/>
-                    </w:rPr>
-                    <w:t>编写服务报告</w:t>
-                  </w:r>
-                </w:p>
-              </w:txbxContent>
-            </v:textbox>
-          </v:shape>
-        </w:pict>
-      </w:r>
-      <w:r>
-        <w:pict>
-          <v:shape id="_x0000_s1029" type="#_x0000_t202" style="height:19.3pt;margin-left:132.23pt;margin-top:-3.79pt;position:absolute;width:43.5pt;z-index:251661312">
-            <v:textbox inset="0,0,0,0">
-              <w:txbxContent>
-                <w:p>
-                  <w:pPr>
-                    <w:spacing w:before="19" w:line="260" w:lineRule="auto"/>
-                    <w:ind w:left="297" w:right="20" w:hanging="277"/>
-                    <w:rPr>
-                      <w:rFonts w:ascii="SimSun" w:eastAsia="SimSun" w:hAnsi="SimSun" w:cs="SimSun"/>
-                      <w:sz w:val="13"/>
-                      <w:szCs w:val="13"/>
-                    </w:rPr>
-                  </w:pPr>
-                  <w:r>
-                    <w:rPr>
-                      <w:rFonts w:ascii="SimSun" w:eastAsia="SimSun" w:hAnsi="SimSun" w:cs="SimSun"/>
-                      <w:spacing w:val="8"/>
-                      <w:sz w:val="13"/>
-                      <w:szCs w:val="13"/>
-                    </w:rPr>
-                    <w:t>收集分析报告</w:t>
-                  </w:r>
-                  <w:r>
-                    <w:rPr>
-                      <w:rFonts w:ascii="SimSun" w:eastAsia="SimSun" w:hAnsi="SimSun" w:cs="SimSun"/>
-                      <w:spacing w:val="5"/>
-                      <w:sz w:val="13"/>
-                      <w:szCs w:val="13"/>
-                    </w:rPr>
-                    <w:t>数据</w:t>
-                  </w:r>
-                </w:p>
-              </w:txbxContent>
-            </v:textbox>
-          </v:shape>
-        </w:pict>
-      </w:r>
-      <w:r>
-        <w:pict>
-          <v:shape id="_x0000_s1030" type="#_x0000_t202" style="height:10.15pt;margin-left:343.43pt;margin-top:1.13pt;position:absolute;width:43.75pt;z-index:251663360">
-            <v:textbox inset="0,0,0,0">
-              <w:txbxContent>
-                <w:p>
-                  <w:pPr>
-                    <w:spacing w:before="19" w:line="231" w:lineRule="auto"/>
-                    <w:ind w:left="20"/>
-                    <w:rPr>
-                      <w:rFonts w:ascii="SimSun" w:eastAsia="SimSun" w:hAnsi="SimSun" w:cs="SimSun"/>
-                      <w:sz w:val="13"/>
-                      <w:szCs w:val="13"/>
-                    </w:rPr>
-                  </w:pPr>
-                  <w:r>
-                    <w:rPr>
-                      <w:rFonts w:ascii="SimSun" w:eastAsia="SimSun" w:hAnsi="SimSun" w:cs="SimSun"/>
-                      <w:spacing w:val="9"/>
-                      <w:sz w:val="13"/>
-                      <w:szCs w:val="13"/>
-                    </w:rPr>
-                    <w:t>服务报告归档</w:t>
-                  </w:r>
-                </w:p>
-              </w:txbxContent>
-            </v:textbox>
-          </v:shape>
-        </w:pict>
-      </w:r>
-      <w:r>
-        <w:rPr>
-          <w:rFonts w:ascii="SimSun" w:eastAsia="SimSun" w:hAnsi="SimSun" w:cs="SimSun"/>
-          <w:spacing w:val="8"/>
-          <w:sz w:val="13"/>
-          <w:szCs w:val="13"/>
-        </w:rPr>
-        <w:t>提交服务报告</w:t>
-      </w:r>
-    </w:p>
-    <w:p>
-      <w:pPr>
-        <w:pStyle w:val="BodyText"/>
-        <w:spacing w:line="244" w:lineRule="auto"/>
-      </w:pPr>
-    </w:p>
-    <w:p>
-      <w:pPr>
-        <w:pStyle w:val="BodyText"/>
-        <w:spacing w:line="245" w:lineRule="auto"/>
-      </w:pPr>
-    </w:p>
-    <w:p>
-      <w:pPr>
-        <w:pStyle w:val="BodyText"/>
-        <w:spacing w:line="245" w:lineRule="auto"/>
-      </w:pPr>
-    </w:p>
-    <w:p>
-      <w:pPr>
-        <w:pStyle w:val="BodyText"/>
-        <w:spacing w:line="245" w:lineRule="auto"/>
-      </w:pPr>
-      <w:r>
-        <w:pict>
-          <v:shape id="_x0000_s1031" type="#_x0000_t202" style="height:13.4pt;margin-left:0.55pt;margin-top:30.75pt;position:absolute;rotation:270;width:52.65pt;z-index:251662336">
-            <v:textbox inset="0,0,0,0">
-              <w:txbxContent>
-                <w:p>
-                  <w:pPr>
-                    <w:spacing w:before="49" w:line="229" w:lineRule="auto"/>
-                    <w:ind w:left="20"/>
-                    <w:rPr>
-                      <w:rFonts w:ascii="SimSun" w:eastAsia="SimSun" w:hAnsi="SimSun" w:cs="SimSun"/>
-                      <w:sz w:val="16"/>
-                      <w:szCs w:val="16"/>
-                    </w:rPr>
-                  </w:pPr>
-                  <w:r>
-                    <w:rPr>
-                      <w:rFonts w:ascii="SimSun" w:eastAsia="SimSun" w:hAnsi="SimSun" w:cs="SimSun"/>
-                      <w:spacing w:val="8"/>
-                      <w:sz w:val="16"/>
-                      <w:szCs w:val="16"/>
-                    </w:rPr>
-                    <w:t>服务报告管理</w:t>
-                  </w:r>
-                </w:p>
-              </w:txbxContent>
-            </v:textbox>
-          </v:shape>
-        </w:pict>
-      </w:r>
-    </w:p>
-    <w:p>
-      <w:pPr>
-        <w:spacing w:before="42" w:line="231" w:lineRule="auto"/>
-        <w:ind w:left="5499"/>
-        <w:rPr>
-          <w:rFonts w:ascii="SimSun" w:eastAsia="SimSun" w:hAnsi="SimSun" w:cs="SimSun"/>
-          <w:sz w:val="13"/>
-          <w:szCs w:val="13"/>
-        </w:rPr>
-      </w:pPr>
-      <w:r>
-        <w:pict>
-          <v:shape id="_x0000_s1032" type="#_x0000_t202" style="height:13.55pt;margin-left:24.72pt;margin-top:18.2pt;position:absolute;rotation:270;width:26.9pt;z-index:251665408">
-            <v:textbox inset="0,0,0,0">
-              <w:txbxContent>
-                <w:p>
-                  <w:pPr>
-                    <w:spacing w:before="50" w:line="231" w:lineRule="auto"/>
-                    <w:ind w:left="20"/>
-                    <w:rPr>
-                      <w:rFonts w:ascii="SimSun" w:eastAsia="SimSun" w:hAnsi="SimSun" w:cs="SimSun"/>
-                      <w:sz w:val="16"/>
-                      <w:szCs w:val="16"/>
-                    </w:rPr>
-                  </w:pPr>
-                  <w:r>
-                    <w:rPr>
-                      <w:rFonts w:ascii="SimSun" w:eastAsia="SimSun" w:hAnsi="SimSun" w:cs="SimSun"/>
-                      <w:spacing w:val="5"/>
-                      <w:sz w:val="16"/>
-                      <w:szCs w:val="16"/>
-                    </w:rPr>
-                    <w:t>负责人</w:t>
-                  </w:r>
-                </w:p>
-              </w:txbxContent>
-            </v:textbox>
-          </v:shape>
-        </w:pict>
-      </w:r>
-      <w:r>
-        <w:pict>
-          <v:shape id="_x0000_s1033" type="#_x0000_t202" style="height:19.3pt;margin-left:67.49pt;margin-top:-3.78pt;position:absolute;width:43.7pt;z-index:251660288">
-            <v:textbox inset="0,0,0,0">
-              <w:txbxContent>
-                <w:p>
-                  <w:pPr>
-                    <w:spacing w:before="19" w:line="260" w:lineRule="auto"/>
-                    <w:ind w:left="302" w:right="20" w:hanging="282"/>
-                    <w:rPr>
-                      <w:rFonts w:ascii="SimSun" w:eastAsia="SimSun" w:hAnsi="SimSun" w:cs="SimSun"/>
-                      <w:sz w:val="13"/>
-                      <w:szCs w:val="13"/>
-                    </w:rPr>
-                  </w:pPr>
-                  <w:r>
-                    <w:rPr>
-                      <w:rFonts w:ascii="SimSun" w:eastAsia="SimSun" w:hAnsi="SimSun" w:cs="SimSun"/>
-                      <w:spacing w:val="8"/>
-                      <w:sz w:val="13"/>
-                      <w:szCs w:val="13"/>
-                    </w:rPr>
-                    <w:t>识别服务报告</w:t>
-                  </w:r>
-                  <w:r>
-                    <w:rPr>
-                      <w:rFonts w:ascii="SimSun" w:eastAsia="SimSun" w:hAnsi="SimSun" w:cs="SimSun"/>
-                      <w:spacing w:val="6"/>
-                      <w:sz w:val="13"/>
-                      <w:szCs w:val="13"/>
-                    </w:rPr>
-                    <w:t>要素</w:t>
-                  </w:r>
-                </w:p>
-              </w:txbxContent>
-            </v:textbox>
-          </v:shape>
-        </w:pict>
-      </w:r>
-      <w:r>
-        <w:rPr>
-          <w:rFonts w:ascii="SimSun" w:eastAsia="SimSun" w:hAnsi="SimSun" w:cs="SimSun"/>
-          <w:spacing w:val="9"/>
-          <w:sz w:val="13"/>
-          <w:szCs w:val="13"/>
-        </w:rPr>
-        <w:t>服务报告审核</w:t>
-      </w:r>
-    </w:p>
-    <w:p>
-      <w:pPr>
-        <w:spacing w:line="231" w:lineRule="auto"/>
-        <w:rPr>
-          <w:rFonts w:ascii="SimSun" w:eastAsia="SimSun" w:hAnsi="SimSun" w:cs="SimSun"/>
-          <w:sz w:val="13"/>
-          <w:szCs w:val="13"/>
-        </w:rPr>
-        <w:sectPr>
-          <w:footerReference w:type="default" r:id="rId11"/>
-          <w:pgSz w:w="11910" w:h="16840"/>
-          <w:pgMar w:top="877" w:right="1777" w:bottom="1196" w:left="1677" w:header="0" w:footer="982" w:gutter="0"/>
-          <w:cols w:space="720"/>
-        </w:sectPr>
-      </w:pPr>
-    </w:p>
-    <w:p>
-      <w:pPr>
-        <w:spacing w:line="392" w:lineRule="exact"/>
-      </w:pPr>
-      <w:r>
-        <w:rPr>
-          <w:position w:val="-7"/>
-        </w:rPr>
-        <w:drawing>
-          <wp:inline distT="0" distB="0" distL="0" distR="0">
-            <wp:extent cx="687324" cy="249261"/>
-            <wp:effectExtent l="0" t="0" r="0" b="0"/>
-            <wp:docPr id="22" name="IM 22"/>
-            <wp:cNvGraphicFramePr/>
-            <a:graphic xmlns:a="http://schemas.openxmlformats.org/drawingml/2006/main">
-              <a:graphicData uri="http://schemas.openxmlformats.org/drawingml/2006/picture">
-                <pic:pic xmlns:pic="http://schemas.openxmlformats.org/drawingml/2006/picture">
-                  <pic:nvPicPr>
-                    <pic:cNvPr id="22" name="IM 22"/>
-                    <pic:cNvPicPr/>
-                  </pic:nvPicPr>
-                  <pic:blipFill>
-                    <a:blip xmlns:r="http://schemas.openxmlformats.org/officeDocument/2006/relationships" r:embed="rId4"/>
-                    <a:stretch>
-                      <a:fillRect/>
-                    </a:stretch>
-                  </pic:blipFill>
-                  <pic:spPr>
-                    <a:xfrm rot="0">
-                      <a:off x="0" y="0"/>
-                      <a:ext cx="687324" cy="249261"/>
-                    </a:xfrm>
-                    <a:prstGeom prst="rect">
-                      <a:avLst/>
-                    </a:prstGeom>
+                    <a:noFill/>
+                    <a:ln>
+                      <a:noFill/>
+                    </a:ln>
                   </pic:spPr>
                 </pic:pic>
               </a:graphicData>
@@ -4975,17 +4164,11 @@
     </w:p>
     <w:p>
       <w:pPr>
-        <w:pStyle w:val="BodyText"/>
-        <w:spacing w:line="307" w:lineRule="auto"/>
-      </w:pPr>
-    </w:p>
-    <w:p>
-      <w:pPr>
         <w:spacing w:before="98" w:line="221" w:lineRule="auto"/>
         <w:ind w:left="132"/>
         <w:outlineLvl w:val="1"/>
         <w:rPr>
-          <w:rFonts w:ascii="SimHei" w:eastAsia="SimHei" w:hAnsi="SimHei" w:cs="SimHei"/>
+          <w:rFonts w:ascii="黑体" w:hAnsi="黑体" w:eastAsia="黑体" w:cs="黑体"/>
           <w:sz w:val="30"/>
           <w:szCs w:val="30"/>
         </w:rPr>
@@ -4994,7 +4177,7 @@
       <w:bookmarkEnd w:id="11"/>
       <w:r>
         <w:rPr>
-          <w:rFonts w:ascii="SimHei" w:eastAsia="SimHei" w:hAnsi="SimHei" w:cs="SimHei"/>
+          <w:rFonts w:ascii="黑体" w:hAnsi="黑体" w:eastAsia="黑体" w:cs="黑体"/>
           <w:b/>
           <w:bCs/>
           <w:spacing w:val="-7"/>
@@ -5005,7 +4188,7 @@
       </w:r>
       <w:r>
         <w:rPr>
-          <w:rFonts w:ascii="SimHei" w:eastAsia="SimHei" w:hAnsi="SimHei" w:cs="SimHei"/>
+          <w:rFonts w:ascii="黑体" w:hAnsi="黑体" w:eastAsia="黑体" w:cs="黑体"/>
           <w:spacing w:val="22"/>
           <w:sz w:val="30"/>
           <w:szCs w:val="30"/>
@@ -5014,7 +4197,7 @@
       </w:r>
       <w:r>
         <w:rPr>
-          <w:rFonts w:ascii="SimHei" w:eastAsia="SimHei" w:hAnsi="SimHei" w:cs="SimHei"/>
+          <w:rFonts w:ascii="黑体" w:hAnsi="黑体" w:eastAsia="黑体" w:cs="黑体"/>
           <w:b/>
           <w:bCs/>
           <w:spacing w:val="-7"/>
@@ -5024,25 +4207,26 @@
         <w:t>流程说明</w:t>
       </w:r>
     </w:p>
-    <w:p>
-      <w:pPr>
-        <w:spacing w:before="126"/>
-      </w:pPr>
-    </w:p>
     <w:tbl>
       <w:tblPr>
-        <w:tblStyle w:val="TableNormal"/>
+        <w:tblStyle w:val="5"/>
         <w:tblW w:w="8527" w:type="dxa"/>
         <w:tblInd w:w="17" w:type="dxa"/>
         <w:tblBorders>
-          <w:top w:val="single" w:sz="2" w:space="0" w:color="000000"/>
-          <w:left w:val="single" w:sz="2" w:space="0" w:color="000000"/>
-          <w:bottom w:val="single" w:sz="2" w:space="0" w:color="000000"/>
-          <w:right w:val="single" w:sz="2" w:space="0" w:color="000000"/>
-          <w:insideH w:val="single" w:sz="2" w:space="0" w:color="000000"/>
-          <w:insideV w:val="single" w:sz="2" w:space="0" w:color="000000"/>
+          <w:top w:val="single" w:color="000000" w:sz="2" w:space="0"/>
+          <w:left w:val="single" w:color="000000" w:sz="2" w:space="0"/>
+          <w:bottom w:val="single" w:color="000000" w:sz="2" w:space="0"/>
+          <w:right w:val="single" w:color="000000" w:sz="2" w:space="0"/>
+          <w:insideH w:val="single" w:color="000000" w:sz="2" w:space="0"/>
+          <w:insideV w:val="single" w:color="000000" w:sz="2" w:space="0"/>
         </w:tblBorders>
         <w:tblLayout w:type="fixed"/>
+        <w:tblCellMar>
+          <w:top w:w="0" w:type="dxa"/>
+          <w:left w:w="0" w:type="dxa"/>
+          <w:bottom w:w="0" w:type="dxa"/>
+          <w:right w:w="0" w:type="dxa"/>
+        </w:tblCellMar>
       </w:tblPr>
       <w:tblGrid>
         <w:gridCol w:w="1756"/>
@@ -5053,20 +4237,23 @@
       </w:tblGrid>
       <w:tr>
         <w:tblPrEx>
-          <w:tblW w:w="8527" w:type="dxa"/>
-          <w:tblInd w:w="17" w:type="dxa"/>
           <w:tblBorders>
-            <w:top w:val="single" w:sz="2" w:space="0" w:color="000000"/>
-            <w:left w:val="single" w:sz="2" w:space="0" w:color="000000"/>
-            <w:bottom w:val="single" w:sz="2" w:space="0" w:color="000000"/>
-            <w:right w:val="single" w:sz="2" w:space="0" w:color="000000"/>
-            <w:insideH w:val="single" w:sz="2" w:space="0" w:color="000000"/>
-            <w:insideV w:val="single" w:sz="2" w:space="0" w:color="000000"/>
+            <w:top w:val="single" w:color="000000" w:sz="2" w:space="0"/>
+            <w:left w:val="single" w:color="000000" w:sz="2" w:space="0"/>
+            <w:bottom w:val="single" w:color="000000" w:sz="2" w:space="0"/>
+            <w:right w:val="single" w:color="000000" w:sz="2" w:space="0"/>
+            <w:insideH w:val="single" w:color="000000" w:sz="2" w:space="0"/>
+            <w:insideV w:val="single" w:color="000000" w:sz="2" w:space="0"/>
           </w:tblBorders>
-          <w:tblLayout w:type="fixed"/>
+          <w:tblCellMar>
+            <w:top w:w="0" w:type="dxa"/>
+            <w:left w:w="0" w:type="dxa"/>
+            <w:bottom w:w="0" w:type="dxa"/>
+            <w:right w:w="0" w:type="dxa"/>
+          </w:tblCellMar>
         </w:tblPrEx>
         <w:trPr>
-          <w:trHeight w:val="810"/>
+          <w:trHeight w:val="810" w:hRule="atLeast"/>
         </w:trPr>
         <w:tc>
           <w:tcPr>
@@ -5075,7 +4262,7 @@
           </w:tcPr>
           <w:p>
             <w:pPr>
-              <w:pStyle w:val="TableText"/>
+              <w:pStyle w:val="6"/>
               <w:spacing w:line="245" w:lineRule="auto"/>
             </w:pPr>
           </w:p>
@@ -5084,14 +4271,14 @@
               <w:spacing w:before="78" w:line="220" w:lineRule="auto"/>
               <w:ind w:left="653"/>
               <w:rPr>
-                <w:rFonts w:ascii="SimSun" w:eastAsia="SimSun" w:hAnsi="SimSun" w:cs="SimSun"/>
-                <w:sz w:val="24"/>
-                <w:szCs w:val="24"/>
-              </w:rPr>
-            </w:pPr>
-            <w:r>
-              <w:rPr>
-                <w:rFonts w:ascii="SimSun" w:eastAsia="SimSun" w:hAnsi="SimSun" w:cs="SimSun"/>
+                <w:rFonts w:ascii="宋体" w:hAnsi="宋体" w:eastAsia="宋体" w:cs="宋体"/>
+                <w:sz w:val="24"/>
+                <w:szCs w:val="24"/>
+              </w:rPr>
+            </w:pPr>
+            <w:r>
+              <w:rPr>
+                <w:rFonts w:ascii="宋体" w:hAnsi="宋体" w:eastAsia="宋体" w:cs="宋体"/>
                 <w:b/>
                 <w:bCs/>
                 <w:spacing w:val="-10"/>
@@ -5109,7 +4296,7 @@
           </w:tcPr>
           <w:p>
             <w:pPr>
-              <w:pStyle w:val="TableText"/>
+              <w:pStyle w:val="6"/>
               <w:spacing w:line="245" w:lineRule="auto"/>
             </w:pPr>
           </w:p>
@@ -5118,14 +4305,14 @@
               <w:spacing w:before="78" w:line="221" w:lineRule="auto"/>
               <w:ind w:left="1619"/>
               <w:rPr>
-                <w:rFonts w:ascii="SimSun" w:eastAsia="SimSun" w:hAnsi="SimSun" w:cs="SimSun"/>
-                <w:sz w:val="24"/>
-                <w:szCs w:val="24"/>
-              </w:rPr>
-            </w:pPr>
-            <w:r>
-              <w:rPr>
-                <w:rFonts w:ascii="SimSun" w:eastAsia="SimSun" w:hAnsi="SimSun" w:cs="SimSun"/>
+                <w:rFonts w:ascii="宋体" w:hAnsi="宋体" w:eastAsia="宋体" w:cs="宋体"/>
+                <w:sz w:val="24"/>
+                <w:szCs w:val="24"/>
+              </w:rPr>
+            </w:pPr>
+            <w:r>
+              <w:rPr>
+                <w:rFonts w:ascii="宋体" w:hAnsi="宋体" w:eastAsia="宋体" w:cs="宋体"/>
                 <w:b/>
                 <w:bCs/>
                 <w:spacing w:val="-9"/>
@@ -5143,7 +4330,7 @@
           </w:tcPr>
           <w:p>
             <w:pPr>
-              <w:pStyle w:val="TableText"/>
+              <w:pStyle w:val="6"/>
               <w:spacing w:line="245" w:lineRule="auto"/>
             </w:pPr>
           </w:p>
@@ -5152,14 +4339,14 @@
               <w:spacing w:before="78" w:line="219" w:lineRule="auto"/>
               <w:ind w:left="183"/>
               <w:rPr>
-                <w:rFonts w:ascii="SimSun" w:eastAsia="SimSun" w:hAnsi="SimSun" w:cs="SimSun"/>
-                <w:sz w:val="24"/>
-                <w:szCs w:val="24"/>
-              </w:rPr>
-            </w:pPr>
-            <w:r>
-              <w:rPr>
-                <w:rFonts w:ascii="SimSun" w:eastAsia="SimSun" w:hAnsi="SimSun" w:cs="SimSun"/>
+                <w:rFonts w:ascii="宋体" w:hAnsi="宋体" w:eastAsia="宋体" w:cs="宋体"/>
+                <w:sz w:val="24"/>
+                <w:szCs w:val="24"/>
+              </w:rPr>
+            </w:pPr>
+            <w:r>
+              <w:rPr>
+                <w:rFonts w:ascii="宋体" w:hAnsi="宋体" w:eastAsia="宋体" w:cs="宋体"/>
                 <w:b/>
                 <w:bCs/>
                 <w:spacing w:val="-8"/>
@@ -5181,14 +4368,14 @@
               <w:spacing w:before="197" w:line="205" w:lineRule="auto"/>
               <w:ind w:left="120"/>
               <w:rPr>
-                <w:rFonts w:ascii="SimSun" w:eastAsia="SimSun" w:hAnsi="SimSun" w:cs="SimSun"/>
-                <w:sz w:val="24"/>
-                <w:szCs w:val="24"/>
-              </w:rPr>
-            </w:pPr>
-            <w:r>
-              <w:rPr>
-                <w:rFonts w:ascii="SimSun" w:eastAsia="SimSun" w:hAnsi="SimSun" w:cs="SimSun"/>
+                <w:rFonts w:ascii="宋体" w:hAnsi="宋体" w:eastAsia="宋体" w:cs="宋体"/>
+                <w:sz w:val="24"/>
+                <w:szCs w:val="24"/>
+              </w:rPr>
+            </w:pPr>
+            <w:r>
+              <w:rPr>
+                <w:rFonts w:ascii="宋体" w:hAnsi="宋体" w:eastAsia="宋体" w:cs="宋体"/>
                 <w:b/>
                 <w:bCs/>
                 <w:spacing w:val="-3"/>
@@ -5199,7 +4386,7 @@
             </w:r>
             <w:r>
               <w:rPr>
-                <w:rFonts w:ascii="SimSun" w:eastAsia="SimSun" w:hAnsi="SimSun" w:cs="SimSun"/>
+                <w:rFonts w:ascii="宋体" w:hAnsi="宋体" w:eastAsia="宋体" w:cs="宋体"/>
                 <w:spacing w:val="41"/>
                 <w:sz w:val="24"/>
                 <w:szCs w:val="24"/>
@@ -5208,7 +4395,7 @@
             </w:r>
             <w:r>
               <w:rPr>
-                <w:rFonts w:ascii="SimSun" w:eastAsia="SimSun" w:hAnsi="SimSun" w:cs="SimSun"/>
+                <w:rFonts w:ascii="宋体" w:hAnsi="宋体" w:eastAsia="宋体" w:cs="宋体"/>
                 <w:b/>
                 <w:bCs/>
                 <w:spacing w:val="-3"/>
@@ -5226,7 +4413,7 @@
           </w:tcPr>
           <w:p>
             <w:pPr>
-              <w:pStyle w:val="TableText"/>
+              <w:pStyle w:val="6"/>
               <w:spacing w:line="245" w:lineRule="auto"/>
             </w:pPr>
           </w:p>
@@ -5235,14 +4422,14 @@
               <w:spacing w:before="78" w:line="219" w:lineRule="auto"/>
               <w:ind w:left="461"/>
               <w:rPr>
-                <w:rFonts w:ascii="SimSun" w:eastAsia="SimSun" w:hAnsi="SimSun" w:cs="SimSun"/>
-                <w:sz w:val="24"/>
-                <w:szCs w:val="24"/>
-              </w:rPr>
-            </w:pPr>
-            <w:r>
-              <w:rPr>
-                <w:rFonts w:ascii="SimSun" w:eastAsia="SimSun" w:hAnsi="SimSun" w:cs="SimSun"/>
+                <w:rFonts w:ascii="宋体" w:hAnsi="宋体" w:eastAsia="宋体" w:cs="宋体"/>
+                <w:sz w:val="24"/>
+                <w:szCs w:val="24"/>
+              </w:rPr>
+            </w:pPr>
+            <w:r>
+              <w:rPr>
+                <w:rFonts w:ascii="宋体" w:hAnsi="宋体" w:eastAsia="宋体" w:cs="宋体"/>
                 <w:b/>
                 <w:bCs/>
                 <w:spacing w:val="-7"/>
@@ -5256,12 +4443,23 @@
       </w:tr>
       <w:tr>
         <w:tblPrEx>
-          <w:tblW w:w="8527" w:type="dxa"/>
-          <w:tblInd w:w="17" w:type="dxa"/>
-          <w:tblLayout w:type="fixed"/>
+          <w:tblBorders>
+            <w:top w:val="single" w:color="000000" w:sz="2" w:space="0"/>
+            <w:left w:val="single" w:color="000000" w:sz="2" w:space="0"/>
+            <w:bottom w:val="single" w:color="000000" w:sz="2" w:space="0"/>
+            <w:right w:val="single" w:color="000000" w:sz="2" w:space="0"/>
+            <w:insideH w:val="single" w:color="000000" w:sz="2" w:space="0"/>
+            <w:insideV w:val="single" w:color="000000" w:sz="2" w:space="0"/>
+          </w:tblBorders>
+          <w:tblCellMar>
+            <w:top w:w="0" w:type="dxa"/>
+            <w:left w:w="0" w:type="dxa"/>
+            <w:bottom w:w="0" w:type="dxa"/>
+            <w:right w:w="0" w:type="dxa"/>
+          </w:tblCellMar>
         </w:tblPrEx>
         <w:trPr>
-          <w:trHeight w:val="4830"/>
+          <w:trHeight w:val="4830" w:hRule="atLeast"/>
         </w:trPr>
         <w:tc>
           <w:tcPr>
@@ -5269,55 +4467,55 @@
           </w:tcPr>
           <w:p>
             <w:pPr>
-              <w:pStyle w:val="TableText"/>
+              <w:pStyle w:val="6"/>
               <w:spacing w:line="250" w:lineRule="auto"/>
             </w:pPr>
           </w:p>
           <w:p>
             <w:pPr>
-              <w:pStyle w:val="TableText"/>
+              <w:pStyle w:val="6"/>
               <w:spacing w:line="250" w:lineRule="auto"/>
             </w:pPr>
           </w:p>
           <w:p>
             <w:pPr>
-              <w:pStyle w:val="TableText"/>
+              <w:pStyle w:val="6"/>
               <w:spacing w:line="250" w:lineRule="auto"/>
             </w:pPr>
           </w:p>
           <w:p>
             <w:pPr>
-              <w:pStyle w:val="TableText"/>
+              <w:pStyle w:val="6"/>
               <w:spacing w:line="250" w:lineRule="auto"/>
             </w:pPr>
           </w:p>
           <w:p>
             <w:pPr>
-              <w:pStyle w:val="TableText"/>
+              <w:pStyle w:val="6"/>
               <w:spacing w:line="250" w:lineRule="auto"/>
             </w:pPr>
           </w:p>
           <w:p>
             <w:pPr>
-              <w:pStyle w:val="TableText"/>
+              <w:pStyle w:val="6"/>
               <w:spacing w:line="250" w:lineRule="auto"/>
             </w:pPr>
           </w:p>
           <w:p>
             <w:pPr>
-              <w:pStyle w:val="TableText"/>
+              <w:pStyle w:val="6"/>
               <w:spacing w:line="250" w:lineRule="auto"/>
             </w:pPr>
           </w:p>
           <w:p>
             <w:pPr>
-              <w:pStyle w:val="TableText"/>
+              <w:pStyle w:val="6"/>
               <w:spacing w:line="251" w:lineRule="auto"/>
             </w:pPr>
           </w:p>
           <w:p>
             <w:pPr>
-              <w:pStyle w:val="TableText"/>
+              <w:pStyle w:val="6"/>
               <w:spacing w:line="251" w:lineRule="auto"/>
             </w:pPr>
           </w:p>
@@ -5326,14 +4524,14 @@
               <w:spacing w:before="78" w:line="218" w:lineRule="auto"/>
               <w:ind w:left="126"/>
               <w:rPr>
-                <w:rFonts w:ascii="SimSun" w:eastAsia="SimSun" w:hAnsi="SimSun" w:cs="SimSun"/>
-                <w:sz w:val="24"/>
-                <w:szCs w:val="24"/>
-              </w:rPr>
-            </w:pPr>
-            <w:r>
-              <w:rPr>
-                <w:rFonts w:ascii="SimSun" w:eastAsia="SimSun" w:hAnsi="SimSun" w:cs="SimSun"/>
+                <w:rFonts w:ascii="宋体" w:hAnsi="宋体" w:eastAsia="宋体" w:cs="宋体"/>
+                <w:sz w:val="24"/>
+                <w:szCs w:val="24"/>
+              </w:rPr>
+            </w:pPr>
+            <w:r>
+              <w:rPr>
+                <w:rFonts w:ascii="宋体" w:hAnsi="宋体" w:eastAsia="宋体" w:cs="宋体"/>
                 <w:spacing w:val="-2"/>
                 <w:sz w:val="24"/>
                 <w:szCs w:val="24"/>
@@ -5351,14 +4549,14 @@
               <w:spacing w:before="116" w:line="311" w:lineRule="auto"/>
               <w:ind w:left="117" w:right="55"/>
               <w:rPr>
-                <w:rFonts w:ascii="SimSun" w:eastAsia="SimSun" w:hAnsi="SimSun" w:cs="SimSun"/>
-                <w:sz w:val="24"/>
-                <w:szCs w:val="24"/>
-              </w:rPr>
-            </w:pPr>
-            <w:r>
-              <w:rPr>
-                <w:rFonts w:ascii="SimSun" w:eastAsia="SimSun" w:hAnsi="SimSun" w:cs="SimSun"/>
+                <w:rFonts w:ascii="宋体" w:hAnsi="宋体" w:eastAsia="宋体" w:cs="宋体"/>
+                <w:sz w:val="24"/>
+                <w:szCs w:val="24"/>
+              </w:rPr>
+            </w:pPr>
+            <w:r>
+              <w:rPr>
+                <w:rFonts w:ascii="宋体" w:hAnsi="宋体" w:eastAsia="宋体" w:cs="宋体"/>
                 <w:spacing w:val="-10"/>
                 <w:sz w:val="24"/>
                 <w:szCs w:val="24"/>
@@ -5367,7 +4565,7 @@
             </w:r>
             <w:r>
               <w:rPr>
-                <w:rFonts w:ascii="SimSun" w:eastAsia="SimSun" w:hAnsi="SimSun" w:cs="SimSun"/>
+                <w:rFonts w:ascii="宋体" w:hAnsi="宋体" w:eastAsia="宋体" w:cs="宋体"/>
                 <w:spacing w:val="6"/>
                 <w:sz w:val="24"/>
                 <w:szCs w:val="24"/>
@@ -5376,7 +4574,7 @@
             </w:r>
             <w:r>
               <w:rPr>
-                <w:rFonts w:ascii="SimSun" w:eastAsia="SimSun" w:hAnsi="SimSun" w:cs="SimSun"/>
+                <w:rFonts w:ascii="宋体" w:hAnsi="宋体" w:eastAsia="宋体" w:cs="宋体"/>
                 <w:spacing w:val="-12"/>
                 <w:sz w:val="24"/>
                 <w:szCs w:val="24"/>
@@ -5385,7 +4583,7 @@
             </w:r>
             <w:r>
               <w:rPr>
-                <w:rFonts w:ascii="SimSun" w:eastAsia="SimSun" w:hAnsi="SimSun" w:cs="SimSun"/>
+                <w:rFonts w:ascii="宋体" w:hAnsi="宋体" w:eastAsia="宋体" w:cs="宋体"/>
                 <w:spacing w:val="-10"/>
                 <w:sz w:val="24"/>
                 <w:szCs w:val="24"/>
@@ -5394,7 +4592,7 @@
             </w:r>
             <w:r>
               <w:rPr>
-                <w:rFonts w:ascii="SimSun" w:eastAsia="SimSun" w:hAnsi="SimSun" w:cs="SimSun"/>
+                <w:rFonts w:ascii="宋体" w:hAnsi="宋体" w:eastAsia="宋体" w:cs="宋体"/>
                 <w:spacing w:val="-6"/>
                 <w:sz w:val="24"/>
                 <w:szCs w:val="24"/>
@@ -5407,14 +4605,14 @@
               <w:spacing w:line="219" w:lineRule="auto"/>
               <w:ind w:left="135"/>
               <w:rPr>
-                <w:rFonts w:ascii="SimSun" w:eastAsia="SimSun" w:hAnsi="SimSun" w:cs="SimSun"/>
-                <w:sz w:val="24"/>
-                <w:szCs w:val="24"/>
-              </w:rPr>
-            </w:pPr>
-            <w:r>
-              <w:rPr>
-                <w:rFonts w:ascii="SimSun" w:eastAsia="SimSun" w:hAnsi="SimSun" w:cs="SimSun"/>
+                <w:rFonts w:ascii="宋体" w:hAnsi="宋体" w:eastAsia="宋体" w:cs="宋体"/>
+                <w:sz w:val="24"/>
+                <w:szCs w:val="24"/>
+              </w:rPr>
+            </w:pPr>
+            <w:r>
+              <w:rPr>
+                <w:rFonts w:ascii="宋体" w:hAnsi="宋体" w:eastAsia="宋体" w:cs="宋体"/>
                 <w:spacing w:val="-4"/>
                 <w:sz w:val="24"/>
                 <w:szCs w:val="24"/>
@@ -5427,14 +4625,14 @@
               <w:spacing w:before="120" w:line="220" w:lineRule="auto"/>
               <w:ind w:left="120"/>
               <w:rPr>
-                <w:rFonts w:ascii="SimSun" w:eastAsia="SimSun" w:hAnsi="SimSun" w:cs="SimSun"/>
-                <w:sz w:val="24"/>
-                <w:szCs w:val="24"/>
-              </w:rPr>
-            </w:pPr>
-            <w:r>
-              <w:rPr>
-                <w:rFonts w:ascii="SimSun" w:eastAsia="SimSun" w:hAnsi="SimSun" w:cs="SimSun"/>
+                <w:rFonts w:ascii="宋体" w:hAnsi="宋体" w:eastAsia="宋体" w:cs="宋体"/>
+                <w:sz w:val="24"/>
+                <w:szCs w:val="24"/>
+              </w:rPr>
+            </w:pPr>
+            <w:r>
+              <w:rPr>
+                <w:rFonts w:ascii="宋体" w:hAnsi="宋体" w:eastAsia="宋体" w:cs="宋体"/>
                 <w:spacing w:val="-5"/>
                 <w:sz w:val="24"/>
                 <w:szCs w:val="24"/>
@@ -5447,14 +4645,14 @@
               <w:spacing w:before="119" w:line="219" w:lineRule="auto"/>
               <w:ind w:left="122"/>
               <w:rPr>
-                <w:rFonts w:ascii="SimSun" w:eastAsia="SimSun" w:hAnsi="SimSun" w:cs="SimSun"/>
-                <w:sz w:val="24"/>
-                <w:szCs w:val="24"/>
-              </w:rPr>
-            </w:pPr>
-            <w:r>
-              <w:rPr>
-                <w:rFonts w:ascii="SimSun" w:eastAsia="SimSun" w:hAnsi="SimSun" w:cs="SimSun"/>
+                <w:rFonts w:ascii="宋体" w:hAnsi="宋体" w:eastAsia="宋体" w:cs="宋体"/>
+                <w:sz w:val="24"/>
+                <w:szCs w:val="24"/>
+              </w:rPr>
+            </w:pPr>
+            <w:r>
+              <w:rPr>
+                <w:rFonts w:ascii="宋体" w:hAnsi="宋体" w:eastAsia="宋体" w:cs="宋体"/>
                 <w:spacing w:val="-2"/>
                 <w:sz w:val="24"/>
                 <w:szCs w:val="24"/>
@@ -5467,14 +4665,14 @@
               <w:spacing w:before="116" w:line="219" w:lineRule="auto"/>
               <w:ind w:left="116"/>
               <w:rPr>
-                <w:rFonts w:ascii="SimSun" w:eastAsia="SimSun" w:hAnsi="SimSun" w:cs="SimSun"/>
-                <w:sz w:val="24"/>
-                <w:szCs w:val="24"/>
-              </w:rPr>
-            </w:pPr>
-            <w:r>
-              <w:rPr>
-                <w:rFonts w:ascii="SimSun" w:eastAsia="SimSun" w:hAnsi="SimSun" w:cs="SimSun"/>
+                <w:rFonts w:ascii="宋体" w:hAnsi="宋体" w:eastAsia="宋体" w:cs="宋体"/>
+                <w:sz w:val="24"/>
+                <w:szCs w:val="24"/>
+              </w:rPr>
+            </w:pPr>
+            <w:r>
+              <w:rPr>
+                <w:rFonts w:ascii="宋体" w:hAnsi="宋体" w:eastAsia="宋体" w:cs="宋体"/>
                 <w:spacing w:val="-1"/>
                 <w:sz w:val="24"/>
                 <w:szCs w:val="24"/>
@@ -5487,14 +4685,14 @@
               <w:spacing w:before="121" w:line="219" w:lineRule="auto"/>
               <w:ind w:left="122"/>
               <w:rPr>
-                <w:rFonts w:ascii="SimSun" w:eastAsia="SimSun" w:hAnsi="SimSun" w:cs="SimSun"/>
-                <w:sz w:val="24"/>
-                <w:szCs w:val="24"/>
-              </w:rPr>
-            </w:pPr>
-            <w:r>
-              <w:rPr>
-                <w:rFonts w:ascii="SimSun" w:eastAsia="SimSun" w:hAnsi="SimSun" w:cs="SimSun"/>
+                <w:rFonts w:ascii="宋体" w:hAnsi="宋体" w:eastAsia="宋体" w:cs="宋体"/>
+                <w:sz w:val="24"/>
+                <w:szCs w:val="24"/>
+              </w:rPr>
+            </w:pPr>
+            <w:r>
+              <w:rPr>
+                <w:rFonts w:ascii="宋体" w:hAnsi="宋体" w:eastAsia="宋体" w:cs="宋体"/>
                 <w:spacing w:val="-2"/>
                 <w:sz w:val="24"/>
                 <w:szCs w:val="24"/>
@@ -5507,14 +4705,14 @@
               <w:spacing w:before="118" w:line="219" w:lineRule="auto"/>
               <w:ind w:left="119"/>
               <w:rPr>
-                <w:rFonts w:ascii="SimSun" w:eastAsia="SimSun" w:hAnsi="SimSun" w:cs="SimSun"/>
-                <w:sz w:val="24"/>
-                <w:szCs w:val="24"/>
-              </w:rPr>
-            </w:pPr>
-            <w:r>
-              <w:rPr>
-                <w:rFonts w:ascii="SimSun" w:eastAsia="SimSun" w:hAnsi="SimSun" w:cs="SimSun"/>
+                <w:rFonts w:ascii="宋体" w:hAnsi="宋体" w:eastAsia="宋体" w:cs="宋体"/>
+                <w:sz w:val="24"/>
+                <w:szCs w:val="24"/>
+              </w:rPr>
+            </w:pPr>
+            <w:r>
+              <w:rPr>
+                <w:rFonts w:ascii="宋体" w:hAnsi="宋体" w:eastAsia="宋体" w:cs="宋体"/>
                 <w:spacing w:val="-2"/>
                 <w:sz w:val="24"/>
                 <w:szCs w:val="24"/>
@@ -5527,14 +4725,14 @@
               <w:spacing w:before="118" w:line="199" w:lineRule="auto"/>
               <w:ind w:left="123"/>
               <w:rPr>
-                <w:rFonts w:ascii="SimSun" w:eastAsia="SimSun" w:hAnsi="SimSun" w:cs="SimSun"/>
-                <w:sz w:val="24"/>
-                <w:szCs w:val="24"/>
-              </w:rPr>
-            </w:pPr>
-            <w:r>
-              <w:rPr>
-                <w:rFonts w:ascii="SimSun" w:eastAsia="SimSun" w:hAnsi="SimSun" w:cs="SimSun"/>
+                <w:rFonts w:ascii="宋体" w:hAnsi="宋体" w:eastAsia="宋体" w:cs="宋体"/>
+                <w:sz w:val="24"/>
+                <w:szCs w:val="24"/>
+              </w:rPr>
+            </w:pPr>
+            <w:r>
+              <w:rPr>
+                <w:rFonts w:ascii="宋体" w:hAnsi="宋体" w:eastAsia="宋体" w:cs="宋体"/>
                 <w:spacing w:val="-2"/>
                 <w:sz w:val="24"/>
                 <w:szCs w:val="24"/>
@@ -5549,43 +4747,43 @@
           </w:tcPr>
           <w:p>
             <w:pPr>
-              <w:pStyle w:val="TableText"/>
+              <w:pStyle w:val="6"/>
               <w:spacing w:line="264" w:lineRule="auto"/>
             </w:pPr>
           </w:p>
           <w:p>
             <w:pPr>
-              <w:pStyle w:val="TableText"/>
+              <w:pStyle w:val="6"/>
               <w:spacing w:line="264" w:lineRule="auto"/>
             </w:pPr>
           </w:p>
           <w:p>
             <w:pPr>
-              <w:pStyle w:val="TableText"/>
+              <w:pStyle w:val="6"/>
               <w:spacing w:line="264" w:lineRule="auto"/>
             </w:pPr>
           </w:p>
           <w:p>
             <w:pPr>
-              <w:pStyle w:val="TableText"/>
+              <w:pStyle w:val="6"/>
               <w:spacing w:line="264" w:lineRule="auto"/>
             </w:pPr>
           </w:p>
           <w:p>
             <w:pPr>
-              <w:pStyle w:val="TableText"/>
+              <w:pStyle w:val="6"/>
               <w:spacing w:line="265" w:lineRule="auto"/>
             </w:pPr>
           </w:p>
           <w:p>
             <w:pPr>
-              <w:pStyle w:val="TableText"/>
+              <w:pStyle w:val="6"/>
               <w:spacing w:line="265" w:lineRule="auto"/>
             </w:pPr>
           </w:p>
           <w:p>
             <w:pPr>
-              <w:pStyle w:val="TableText"/>
+              <w:pStyle w:val="6"/>
               <w:spacing w:line="265" w:lineRule="auto"/>
             </w:pPr>
           </w:p>
@@ -5595,14 +4793,14 @@
               <w:ind w:left="124" w:right="39" w:hanging="5"/>
               <w:jc w:val="both"/>
               <w:rPr>
-                <w:rFonts w:ascii="SimSun" w:eastAsia="SimSun" w:hAnsi="SimSun" w:cs="SimSun"/>
-                <w:sz w:val="24"/>
-                <w:szCs w:val="24"/>
-              </w:rPr>
-            </w:pPr>
-            <w:r>
-              <w:rPr>
-                <w:rFonts w:ascii="SimSun" w:eastAsia="SimSun" w:hAnsi="SimSun" w:cs="SimSun"/>
+                <w:rFonts w:ascii="宋体" w:hAnsi="宋体" w:eastAsia="宋体" w:cs="宋体"/>
+                <w:sz w:val="24"/>
+                <w:szCs w:val="24"/>
+              </w:rPr>
+            </w:pPr>
+            <w:r>
+              <w:rPr>
+                <w:rFonts w:ascii="宋体" w:hAnsi="宋体" w:eastAsia="宋体" w:cs="宋体"/>
                 <w:spacing w:val="-10"/>
                 <w:sz w:val="24"/>
                 <w:szCs w:val="24"/>
@@ -5611,7 +4809,7 @@
             </w:r>
             <w:r>
               <w:rPr>
-                <w:rFonts w:ascii="SimSun" w:eastAsia="SimSun" w:hAnsi="SimSun" w:cs="SimSun"/>
+                <w:rFonts w:ascii="宋体" w:hAnsi="宋体" w:eastAsia="宋体" w:cs="宋体"/>
                 <w:spacing w:val="-20"/>
                 <w:sz w:val="24"/>
                 <w:szCs w:val="24"/>
@@ -5620,7 +4818,7 @@
             </w:r>
             <w:r>
               <w:rPr>
-                <w:rFonts w:ascii="SimSun" w:eastAsia="SimSun" w:hAnsi="SimSun" w:cs="SimSun"/>
+                <w:rFonts w:ascii="宋体" w:hAnsi="宋体" w:eastAsia="宋体" w:cs="宋体"/>
                 <w:spacing w:val="-10"/>
                 <w:sz w:val="24"/>
                 <w:szCs w:val="24"/>
@@ -5629,7 +4827,7 @@
             </w:r>
             <w:r>
               <w:rPr>
-                <w:rFonts w:ascii="SimSun" w:eastAsia="SimSun" w:hAnsi="SimSun" w:cs="SimSun"/>
+                <w:rFonts w:ascii="宋体" w:hAnsi="宋体" w:eastAsia="宋体" w:cs="宋体"/>
                 <w:spacing w:val="-26"/>
                 <w:sz w:val="24"/>
                 <w:szCs w:val="24"/>
@@ -5638,7 +4836,7 @@
             </w:r>
             <w:r>
               <w:rPr>
-                <w:rFonts w:ascii="SimSun" w:eastAsia="SimSun" w:hAnsi="SimSun" w:cs="SimSun"/>
+                <w:rFonts w:ascii="宋体" w:hAnsi="宋体" w:eastAsia="宋体" w:cs="宋体"/>
                 <w:spacing w:val="-10"/>
                 <w:sz w:val="24"/>
                 <w:szCs w:val="24"/>
@@ -5647,7 +4845,7 @@
             </w:r>
             <w:r>
               <w:rPr>
-                <w:rFonts w:ascii="SimSun" w:eastAsia="SimSun" w:hAnsi="SimSun" w:cs="SimSun"/>
+                <w:rFonts w:ascii="宋体" w:hAnsi="宋体" w:eastAsia="宋体" w:cs="宋体"/>
                 <w:spacing w:val="-15"/>
                 <w:sz w:val="24"/>
                 <w:szCs w:val="24"/>
@@ -5656,7 +4854,7 @@
             </w:r>
             <w:r>
               <w:rPr>
-                <w:rFonts w:ascii="SimSun" w:eastAsia="SimSun" w:hAnsi="SimSun" w:cs="SimSun"/>
+                <w:rFonts w:ascii="宋体" w:hAnsi="宋体" w:eastAsia="宋体" w:cs="宋体"/>
                 <w:spacing w:val="-21"/>
                 <w:sz w:val="24"/>
                 <w:szCs w:val="24"/>
@@ -5665,7 +4863,7 @@
             </w:r>
             <w:r>
               <w:rPr>
-                <w:rFonts w:ascii="SimSun" w:eastAsia="SimSun" w:hAnsi="SimSun" w:cs="SimSun"/>
+                <w:rFonts w:ascii="宋体" w:hAnsi="宋体" w:eastAsia="宋体" w:cs="宋体"/>
                 <w:spacing w:val="-15"/>
                 <w:sz w:val="24"/>
                 <w:szCs w:val="24"/>
@@ -5674,7 +4872,7 @@
             </w:r>
             <w:r>
               <w:rPr>
-                <w:rFonts w:ascii="SimSun" w:eastAsia="SimSun" w:hAnsi="SimSun" w:cs="SimSun"/>
+                <w:rFonts w:ascii="宋体" w:hAnsi="宋体" w:eastAsia="宋体" w:cs="宋体"/>
                 <w:spacing w:val="-6"/>
                 <w:sz w:val="24"/>
                 <w:szCs w:val="24"/>
@@ -5693,14 +4891,14 @@
               <w:spacing w:before="285" w:line="208" w:lineRule="auto"/>
               <w:ind w:left="1734"/>
               <w:rPr>
-                <w:rFonts w:ascii="SimSun" w:eastAsia="SimSun" w:hAnsi="SimSun" w:cs="SimSun"/>
-                <w:sz w:val="24"/>
-                <w:szCs w:val="24"/>
-              </w:rPr>
-            </w:pPr>
-            <w:r>
-              <w:rPr>
-                <w:rFonts w:ascii="SimSun" w:eastAsia="SimSun" w:hAnsi="SimSun" w:cs="SimSun"/>
+                <w:rFonts w:ascii="宋体" w:hAnsi="宋体" w:eastAsia="宋体" w:cs="宋体"/>
+                <w:sz w:val="24"/>
+                <w:szCs w:val="24"/>
+              </w:rPr>
+            </w:pPr>
+            <w:r>
+              <w:rPr>
+                <w:rFonts w:ascii="宋体" w:hAnsi="宋体" w:eastAsia="宋体" w:cs="宋体"/>
                 <w:spacing w:val="-1"/>
                 <w:sz w:val="24"/>
                 <w:szCs w:val="24"/>
@@ -5709,7 +4907,7 @@
             </w:r>
             <w:r>
               <w:rPr>
-                <w:rFonts w:ascii="SimSun" w:eastAsia="SimSun" w:hAnsi="SimSun" w:cs="SimSun"/>
+                <w:rFonts w:ascii="宋体" w:hAnsi="宋体" w:eastAsia="宋体" w:cs="宋体"/>
                 <w:spacing w:val="48"/>
                 <w:sz w:val="24"/>
                 <w:szCs w:val="24"/>
@@ -5718,7 +4916,7 @@
             </w:r>
             <w:r>
               <w:rPr>
-                <w:rFonts w:ascii="SimSun" w:eastAsia="SimSun" w:hAnsi="SimSun" w:cs="SimSun"/>
+                <w:rFonts w:ascii="宋体" w:hAnsi="宋体" w:eastAsia="宋体" w:cs="宋体"/>
                 <w:spacing w:val="-1"/>
                 <w:sz w:val="24"/>
                 <w:szCs w:val="24"/>
@@ -5727,7 +4925,7 @@
             </w:r>
             <w:r>
               <w:rPr>
-                <w:rFonts w:ascii="SimSun" w:eastAsia="SimSun" w:hAnsi="SimSun" w:cs="SimSun"/>
+                <w:rFonts w:ascii="宋体" w:hAnsi="宋体" w:eastAsia="宋体" w:cs="宋体"/>
                 <w:spacing w:val="45"/>
                 <w:sz w:val="24"/>
                 <w:szCs w:val="24"/>
@@ -5736,7 +4934,7 @@
             </w:r>
             <w:r>
               <w:rPr>
-                <w:rFonts w:ascii="SimSun" w:eastAsia="SimSun" w:hAnsi="SimSun" w:cs="SimSun"/>
+                <w:rFonts w:ascii="宋体" w:hAnsi="宋体" w:eastAsia="宋体" w:cs="宋体"/>
                 <w:spacing w:val="-1"/>
                 <w:sz w:val="24"/>
                 <w:szCs w:val="24"/>
@@ -5745,7 +4943,7 @@
             </w:r>
             <w:r>
               <w:rPr>
-                <w:rFonts w:ascii="SimSun" w:eastAsia="SimSun" w:hAnsi="SimSun" w:cs="SimSun"/>
+                <w:rFonts w:ascii="宋体" w:hAnsi="宋体" w:eastAsia="宋体" w:cs="宋体"/>
                 <w:spacing w:val="44"/>
                 <w:sz w:val="24"/>
                 <w:szCs w:val="24"/>
@@ -5754,7 +4952,7 @@
             </w:r>
             <w:r>
               <w:rPr>
-                <w:rFonts w:ascii="SimSun" w:eastAsia="SimSun" w:hAnsi="SimSun" w:cs="SimSun"/>
+                <w:rFonts w:ascii="宋体" w:hAnsi="宋体" w:eastAsia="宋体" w:cs="宋体"/>
                 <w:spacing w:val="-1"/>
                 <w:sz w:val="24"/>
                 <w:szCs w:val="24"/>
@@ -5769,37 +4967,37 @@
           </w:tcPr>
           <w:p>
             <w:pPr>
-              <w:pStyle w:val="TableText"/>
+              <w:pStyle w:val="6"/>
               <w:spacing w:line="274" w:lineRule="auto"/>
             </w:pPr>
           </w:p>
           <w:p>
             <w:pPr>
-              <w:pStyle w:val="TableText"/>
+              <w:pStyle w:val="6"/>
               <w:spacing w:line="274" w:lineRule="auto"/>
             </w:pPr>
           </w:p>
           <w:p>
             <w:pPr>
-              <w:pStyle w:val="TableText"/>
+              <w:pStyle w:val="6"/>
               <w:spacing w:line="274" w:lineRule="auto"/>
             </w:pPr>
           </w:p>
           <w:p>
             <w:pPr>
-              <w:pStyle w:val="TableText"/>
+              <w:pStyle w:val="6"/>
               <w:spacing w:line="274" w:lineRule="auto"/>
             </w:pPr>
           </w:p>
           <w:p>
             <w:pPr>
-              <w:pStyle w:val="TableText"/>
+              <w:pStyle w:val="6"/>
               <w:spacing w:line="275" w:lineRule="auto"/>
             </w:pPr>
           </w:p>
           <w:p>
             <w:pPr>
-              <w:pStyle w:val="TableText"/>
+              <w:pStyle w:val="6"/>
               <w:spacing w:line="275" w:lineRule="auto"/>
             </w:pPr>
           </w:p>
@@ -5808,14 +5006,14 @@
               <w:spacing w:before="78" w:line="312" w:lineRule="auto"/>
               <w:ind w:left="121" w:right="160"/>
               <w:rPr>
-                <w:rFonts w:ascii="SimSun" w:eastAsia="SimSun" w:hAnsi="SimSun" w:cs="SimSun"/>
-                <w:sz w:val="24"/>
-                <w:szCs w:val="24"/>
-              </w:rPr>
-            </w:pPr>
-            <w:r>
-              <w:rPr>
-                <w:rFonts w:ascii="SimSun" w:eastAsia="SimSun" w:hAnsi="SimSun" w:cs="SimSun"/>
+                <w:rFonts w:ascii="宋体" w:hAnsi="宋体" w:eastAsia="宋体" w:cs="宋体"/>
+                <w:sz w:val="24"/>
+                <w:szCs w:val="24"/>
+              </w:rPr>
+            </w:pPr>
+            <w:r>
+              <w:rPr>
+                <w:rFonts w:ascii="宋体" w:hAnsi="宋体" w:eastAsia="宋体" w:cs="宋体"/>
                 <w:spacing w:val="34"/>
                 <w:sz w:val="24"/>
                 <w:szCs w:val="24"/>
@@ -5824,7 +5022,7 @@
             </w:r>
             <w:r>
               <w:rPr>
-                <w:rFonts w:ascii="SimSun" w:eastAsia="SimSun" w:hAnsi="SimSun" w:cs="SimSun"/>
+                <w:rFonts w:ascii="宋体" w:hAnsi="宋体" w:eastAsia="宋体" w:cs="宋体"/>
                 <w:spacing w:val="24"/>
                 <w:sz w:val="24"/>
                 <w:szCs w:val="24"/>
@@ -5837,14 +5035,14 @@
               <w:spacing w:before="2" w:line="311" w:lineRule="auto"/>
               <w:ind w:left="120" w:right="160"/>
               <w:rPr>
-                <w:rFonts w:ascii="SimSun" w:eastAsia="SimSun" w:hAnsi="SimSun" w:cs="SimSun"/>
-                <w:sz w:val="24"/>
-                <w:szCs w:val="24"/>
-              </w:rPr>
-            </w:pPr>
-            <w:r>
-              <w:rPr>
-                <w:rFonts w:ascii="SimSun" w:eastAsia="SimSun" w:hAnsi="SimSun" w:cs="SimSun"/>
+                <w:rFonts w:ascii="宋体" w:hAnsi="宋体" w:eastAsia="宋体" w:cs="宋体"/>
+                <w:sz w:val="24"/>
+                <w:szCs w:val="24"/>
+              </w:rPr>
+            </w:pPr>
+            <w:r>
+              <w:rPr>
+                <w:rFonts w:ascii="宋体" w:hAnsi="宋体" w:eastAsia="宋体" w:cs="宋体"/>
                 <w:spacing w:val="34"/>
                 <w:sz w:val="24"/>
                 <w:szCs w:val="24"/>
@@ -5853,7 +5051,7 @@
             </w:r>
             <w:r>
               <w:rPr>
-                <w:rFonts w:ascii="SimSun" w:eastAsia="SimSun" w:hAnsi="SimSun" w:cs="SimSun"/>
+                <w:rFonts w:ascii="宋体" w:hAnsi="宋体" w:eastAsia="宋体" w:cs="宋体"/>
                 <w:spacing w:val="26"/>
                 <w:sz w:val="24"/>
                 <w:szCs w:val="24"/>
@@ -5865,12 +5063,23 @@
       </w:tr>
       <w:tr>
         <w:tblPrEx>
-          <w:tblW w:w="8527" w:type="dxa"/>
-          <w:tblInd w:w="17" w:type="dxa"/>
-          <w:tblLayout w:type="fixed"/>
+          <w:tblBorders>
+            <w:top w:val="single" w:color="000000" w:sz="2" w:space="0"/>
+            <w:left w:val="single" w:color="000000" w:sz="2" w:space="0"/>
+            <w:bottom w:val="single" w:color="000000" w:sz="2" w:space="0"/>
+            <w:right w:val="single" w:color="000000" w:sz="2" w:space="0"/>
+            <w:insideH w:val="single" w:color="000000" w:sz="2" w:space="0"/>
+            <w:insideV w:val="single" w:color="000000" w:sz="2" w:space="0"/>
+          </w:tblBorders>
+          <w:tblCellMar>
+            <w:top w:w="0" w:type="dxa"/>
+            <w:left w:w="0" w:type="dxa"/>
+            <w:bottom w:w="0" w:type="dxa"/>
+            <w:right w:w="0" w:type="dxa"/>
+          </w:tblCellMar>
         </w:tblPrEx>
         <w:trPr>
-          <w:trHeight w:val="1204"/>
+          <w:trHeight w:val="1204" w:hRule="atLeast"/>
         </w:trPr>
         <w:tc>
           <w:tcPr>
@@ -5878,7 +5087,7 @@
           </w:tcPr>
           <w:p>
             <w:pPr>
-              <w:pStyle w:val="TableText"/>
+              <w:pStyle w:val="6"/>
             </w:pPr>
           </w:p>
           <w:p>
@@ -5886,14 +5095,14 @@
               <w:spacing w:before="78" w:line="312" w:lineRule="auto"/>
               <w:ind w:left="123" w:right="198" w:firstLine="6"/>
               <w:rPr>
-                <w:rFonts w:ascii="SimSun" w:eastAsia="SimSun" w:hAnsi="SimSun" w:cs="SimSun"/>
-                <w:sz w:val="24"/>
-                <w:szCs w:val="24"/>
-              </w:rPr>
-            </w:pPr>
-            <w:r>
-              <w:rPr>
-                <w:rFonts w:ascii="SimSun" w:eastAsia="SimSun" w:hAnsi="SimSun" w:cs="SimSun"/>
+                <w:rFonts w:ascii="宋体" w:hAnsi="宋体" w:eastAsia="宋体" w:cs="宋体"/>
+                <w:sz w:val="24"/>
+                <w:szCs w:val="24"/>
+              </w:rPr>
+            </w:pPr>
+            <w:r>
+              <w:rPr>
+                <w:rFonts w:ascii="宋体" w:hAnsi="宋体" w:eastAsia="宋体" w:cs="宋体"/>
                 <w:spacing w:val="-3"/>
                 <w:sz w:val="24"/>
                 <w:szCs w:val="24"/>
@@ -5902,7 +5111,7 @@
             </w:r>
             <w:r>
               <w:rPr>
-                <w:rFonts w:ascii="SimSun" w:eastAsia="SimSun" w:hAnsi="SimSun" w:cs="SimSun"/>
+                <w:rFonts w:ascii="宋体" w:hAnsi="宋体" w:eastAsia="宋体" w:cs="宋体"/>
                 <w:spacing w:val="-6"/>
                 <w:sz w:val="24"/>
                 <w:szCs w:val="24"/>
@@ -5921,14 +5130,14 @@
               <w:ind w:left="122" w:right="220" w:hanging="6"/>
               <w:jc w:val="both"/>
               <w:rPr>
-                <w:rFonts w:ascii="SimSun" w:eastAsia="SimSun" w:hAnsi="SimSun" w:cs="SimSun"/>
-                <w:sz w:val="24"/>
-                <w:szCs w:val="24"/>
-              </w:rPr>
-            </w:pPr>
-            <w:r>
-              <w:rPr>
-                <w:rFonts w:ascii="SimSun" w:eastAsia="SimSun" w:hAnsi="SimSun" w:cs="SimSun"/>
+                <w:rFonts w:ascii="宋体" w:hAnsi="宋体" w:eastAsia="宋体" w:cs="宋体"/>
+                <w:sz w:val="24"/>
+                <w:szCs w:val="24"/>
+              </w:rPr>
+            </w:pPr>
+            <w:r>
+              <w:rPr>
+                <w:rFonts w:ascii="宋体" w:hAnsi="宋体" w:eastAsia="宋体" w:cs="宋体"/>
                 <w:spacing w:val="-1"/>
                 <w:sz w:val="24"/>
                 <w:szCs w:val="24"/>
@@ -5937,21 +5146,12 @@
             </w:r>
             <w:r>
               <w:rPr>
-                <w:rFonts w:ascii="SimSun" w:eastAsia="SimSun" w:hAnsi="SimSun" w:cs="SimSun"/>
+                <w:rFonts w:ascii="宋体" w:hAnsi="宋体" w:eastAsia="宋体" w:cs="宋体"/>
                 <w:spacing w:val="-2"/>
                 <w:sz w:val="24"/>
                 <w:szCs w:val="24"/>
               </w:rPr>
-              <w:t>的数据和指标，并进行相关的趋</w:t>
-            </w:r>
-            <w:r>
-              <w:rPr>
-                <w:rFonts w:ascii="SimSun" w:eastAsia="SimSun" w:hAnsi="SimSun" w:cs="SimSun"/>
-                <w:spacing w:val="-2"/>
-                <w:sz w:val="24"/>
-                <w:szCs w:val="24"/>
-              </w:rPr>
-              <w:t>势、可用性、持续性等分析。</w:t>
+              <w:t>的数据和指标，并进行相关的趋势、可用性、持续性等分析。</w:t>
             </w:r>
           </w:p>
         </w:tc>
@@ -5964,14 +5164,14 @@
               <w:spacing w:before="118" w:line="219" w:lineRule="auto"/>
               <w:ind w:left="119"/>
               <w:rPr>
-                <w:rFonts w:ascii="SimSun" w:eastAsia="SimSun" w:hAnsi="SimSun" w:cs="SimSun"/>
-                <w:sz w:val="24"/>
-                <w:szCs w:val="24"/>
-              </w:rPr>
-            </w:pPr>
-            <w:r>
-              <w:rPr>
-                <w:rFonts w:ascii="SimSun" w:eastAsia="SimSun" w:hAnsi="SimSun" w:cs="SimSun"/>
+                <w:rFonts w:ascii="宋体" w:hAnsi="宋体" w:eastAsia="宋体" w:cs="宋体"/>
+                <w:sz w:val="24"/>
+                <w:szCs w:val="24"/>
+              </w:rPr>
+            </w:pPr>
+            <w:r>
+              <w:rPr>
+                <w:rFonts w:ascii="宋体" w:hAnsi="宋体" w:eastAsia="宋体" w:cs="宋体"/>
                 <w:spacing w:val="-4"/>
                 <w:sz w:val="24"/>
                 <w:szCs w:val="24"/>
@@ -5984,14 +5184,14 @@
               <w:spacing w:before="114" w:line="260" w:lineRule="auto"/>
               <w:ind w:left="121" w:right="214" w:firstLine="3"/>
               <w:rPr>
-                <w:rFonts w:ascii="SimSun" w:eastAsia="SimSun" w:hAnsi="SimSun" w:cs="SimSun"/>
-                <w:sz w:val="24"/>
-                <w:szCs w:val="24"/>
-              </w:rPr>
-            </w:pPr>
-            <w:r>
-              <w:rPr>
-                <w:rFonts w:ascii="SimSun" w:eastAsia="SimSun" w:hAnsi="SimSun" w:cs="SimSun"/>
+                <w:rFonts w:ascii="宋体" w:hAnsi="宋体" w:eastAsia="宋体" w:cs="宋体"/>
+                <w:sz w:val="24"/>
+                <w:szCs w:val="24"/>
+              </w:rPr>
+            </w:pPr>
+            <w:r>
+              <w:rPr>
+                <w:rFonts w:ascii="宋体" w:hAnsi="宋体" w:eastAsia="宋体" w:cs="宋体"/>
                 <w:spacing w:val="-6"/>
                 <w:sz w:val="24"/>
                 <w:szCs w:val="24"/>
@@ -6000,7 +5200,7 @@
             </w:r>
             <w:r>
               <w:rPr>
-                <w:rFonts w:ascii="SimSun" w:eastAsia="SimSun" w:hAnsi="SimSun" w:cs="SimSun"/>
+                <w:rFonts w:ascii="宋体" w:hAnsi="宋体" w:eastAsia="宋体" w:cs="宋体"/>
                 <w:sz w:val="24"/>
                 <w:szCs w:val="24"/>
               </w:rPr>
@@ -6014,7 +5214,7 @@
           </w:tcPr>
           <w:p>
             <w:pPr>
-              <w:pStyle w:val="TableText"/>
+              <w:pStyle w:val="6"/>
             </w:pPr>
           </w:p>
         </w:tc>
@@ -6024,91 +5224,48 @@
           </w:tcPr>
           <w:p>
             <w:pPr>
-              <w:pStyle w:val="TableText"/>
+              <w:pStyle w:val="6"/>
             </w:pPr>
           </w:p>
         </w:tc>
       </w:tr>
       <w:tr>
         <w:tblPrEx>
-          <w:tblW w:w="8527" w:type="dxa"/>
-          <w:tblInd w:w="17" w:type="dxa"/>
-          <w:tblLayout w:type="fixed"/>
+          <w:tblBorders>
+            <w:top w:val="single" w:color="000000" w:sz="2" w:space="0"/>
+            <w:left w:val="single" w:color="000000" w:sz="2" w:space="0"/>
+            <w:bottom w:val="single" w:color="000000" w:sz="2" w:space="0"/>
+            <w:right w:val="single" w:color="000000" w:sz="2" w:space="0"/>
+            <w:insideH w:val="single" w:color="000000" w:sz="2" w:space="0"/>
+            <w:insideV w:val="single" w:color="000000" w:sz="2" w:space="0"/>
+          </w:tblBorders>
+          <w:tblCellMar>
+            <w:top w:w="0" w:type="dxa"/>
+            <w:left w:w="0" w:type="dxa"/>
+            <w:bottom w:w="0" w:type="dxa"/>
+            <w:right w:w="0" w:type="dxa"/>
+          </w:tblCellMar>
         </w:tblPrEx>
         <w:trPr>
-          <w:trHeight w:val="4831"/>
+          <w:trHeight w:val="3789" w:hRule="atLeast"/>
         </w:trPr>
         <w:tc>
           <w:tcPr>
             <w:tcW w:w="1756" w:type="dxa"/>
           </w:tcPr>
-          <w:p>
-            <w:pPr>
-              <w:pStyle w:val="TableText"/>
-              <w:spacing w:line="250" w:lineRule="auto"/>
-            </w:pPr>
-          </w:p>
-          <w:p>
-            <w:pPr>
-              <w:pStyle w:val="TableText"/>
-              <w:spacing w:line="250" w:lineRule="auto"/>
-            </w:pPr>
-          </w:p>
-          <w:p>
-            <w:pPr>
-              <w:pStyle w:val="TableText"/>
-              <w:spacing w:line="250" w:lineRule="auto"/>
-            </w:pPr>
-          </w:p>
-          <w:p>
-            <w:pPr>
-              <w:pStyle w:val="TableText"/>
-              <w:spacing w:line="250" w:lineRule="auto"/>
-            </w:pPr>
-          </w:p>
-          <w:p>
-            <w:pPr>
-              <w:pStyle w:val="TableText"/>
-              <w:spacing w:line="250" w:lineRule="auto"/>
-            </w:pPr>
-          </w:p>
-          <w:p>
-            <w:pPr>
-              <w:pStyle w:val="TableText"/>
-              <w:spacing w:line="250" w:lineRule="auto"/>
-            </w:pPr>
-          </w:p>
-          <w:p>
-            <w:pPr>
-              <w:pStyle w:val="TableText"/>
-              <w:spacing w:line="251" w:lineRule="auto"/>
-            </w:pPr>
-          </w:p>
-          <w:p>
-            <w:pPr>
-              <w:pStyle w:val="TableText"/>
-              <w:spacing w:line="251" w:lineRule="auto"/>
-            </w:pPr>
-          </w:p>
-          <w:p>
-            <w:pPr>
-              <w:pStyle w:val="TableText"/>
-              <w:spacing w:line="251" w:lineRule="auto"/>
-            </w:pPr>
-          </w:p>
           <w:p>
             <w:pPr>
               <w:spacing w:before="78" w:line="218" w:lineRule="auto"/>
               <w:ind w:left="126"/>
               <w:rPr>
-                <w:rFonts w:ascii="SimSun" w:eastAsia="SimSun" w:hAnsi="SimSun" w:cs="SimSun"/>
-                <w:sz w:val="24"/>
-                <w:szCs w:val="24"/>
-              </w:rPr>
-            </w:pPr>
-            <w:r>
-              <w:rPr>
-                <w:rFonts w:ascii="SimSun" w:eastAsia="SimSun" w:hAnsi="SimSun" w:cs="SimSun"/>
+                <w:rFonts w:ascii="宋体" w:hAnsi="宋体" w:eastAsia="宋体" w:cs="宋体"/>
+                <w:sz w:val="24"/>
+                <w:szCs w:val="24"/>
+              </w:rPr>
+            </w:pPr>
+            <w:r>
+              <w:rPr>
+                <w:rFonts w:ascii="宋体" w:hAnsi="宋体" w:eastAsia="宋体" w:cs="宋体"/>
                 <w:spacing w:val="-2"/>
                 <w:sz w:val="24"/>
                 <w:szCs w:val="24"/>
@@ -6123,154 +5280,145 @@
           </w:tcPr>
           <w:p>
             <w:pPr>
-              <w:spacing w:before="116" w:line="312" w:lineRule="auto"/>
-              <w:ind w:left="117" w:right="11"/>
-              <w:rPr>
-                <w:rFonts w:ascii="SimSun" w:eastAsia="SimSun" w:hAnsi="SimSun" w:cs="SimSun"/>
-                <w:sz w:val="24"/>
-                <w:szCs w:val="24"/>
-              </w:rPr>
-            </w:pPr>
-            <w:r>
-              <w:rPr>
-                <w:rFonts w:ascii="SimSun" w:eastAsia="SimSun" w:hAnsi="SimSun" w:cs="SimSun"/>
-                <w:spacing w:val="-3"/>
-                <w:sz w:val="24"/>
-                <w:szCs w:val="24"/>
-              </w:rPr>
-              <w:t>运维服务报告应满足客户的需求，</w:t>
-            </w:r>
-            <w:r>
-              <w:rPr>
-                <w:rFonts w:ascii="SimSun" w:eastAsia="SimSun" w:hAnsi="SimSun" w:cs="SimSun"/>
-                <w:spacing w:val="-12"/>
-                <w:sz w:val="24"/>
-                <w:szCs w:val="24"/>
-              </w:rPr>
-              <w:t>同时能够完整、及时、准确的反映</w:t>
-            </w:r>
-            <w:r>
-              <w:rPr>
-                <w:rFonts w:ascii="SimSun" w:eastAsia="SimSun" w:hAnsi="SimSun" w:cs="SimSun"/>
-                <w:spacing w:val="-18"/>
-                <w:sz w:val="24"/>
-                <w:szCs w:val="24"/>
-              </w:rPr>
-              <w:t>出服务项目所使用软件、设备等的运</w:t>
-            </w:r>
-            <w:r>
-              <w:rPr>
-                <w:rFonts w:ascii="SimSun" w:eastAsia="SimSun" w:hAnsi="SimSun" w:cs="SimSun"/>
-                <w:spacing w:val="-22"/>
-                <w:sz w:val="24"/>
-                <w:szCs w:val="24"/>
-              </w:rPr>
-              <w:t>行状态及趋势分析，为客户提供有价</w:t>
-            </w:r>
-            <w:r>
-              <w:rPr>
-                <w:rFonts w:ascii="SimSun" w:eastAsia="SimSun" w:hAnsi="SimSun" w:cs="SimSun"/>
-                <w:spacing w:val="-16"/>
-                <w:sz w:val="24"/>
-                <w:szCs w:val="24"/>
-              </w:rPr>
-              <w:t>值的信息。</w:t>
-            </w:r>
-          </w:p>
-          <w:p>
-            <w:pPr>
-              <w:spacing w:before="1" w:line="311" w:lineRule="auto"/>
-              <w:ind w:left="115" w:right="83"/>
-              <w:rPr>
-                <w:rFonts w:ascii="SimSun" w:eastAsia="SimSun" w:hAnsi="SimSun" w:cs="SimSun"/>
-                <w:sz w:val="24"/>
-                <w:szCs w:val="24"/>
-              </w:rPr>
-            </w:pPr>
-            <w:r>
-              <w:rPr>
-                <w:rFonts w:ascii="SimSun" w:eastAsia="SimSun" w:hAnsi="SimSun" w:cs="SimSun"/>
-                <w:spacing w:val="-8"/>
-                <w:sz w:val="24"/>
-                <w:szCs w:val="24"/>
-              </w:rPr>
-              <w:t>报告内容的完整性，包括时间、事</w:t>
-            </w:r>
-            <w:r>
-              <w:rPr>
-                <w:rFonts w:ascii="SimSun" w:eastAsia="SimSun" w:hAnsi="SimSun" w:cs="SimSun"/>
-                <w:spacing w:val="-8"/>
-                <w:sz w:val="24"/>
-                <w:szCs w:val="24"/>
-              </w:rPr>
-              <w:t>件、数量、相关人员、环境和总结</w:t>
-            </w:r>
-            <w:r>
-              <w:rPr>
-                <w:rFonts w:ascii="SimSun" w:eastAsia="SimSun" w:hAnsi="SimSun" w:cs="SimSun"/>
-                <w:spacing w:val="-5"/>
-                <w:sz w:val="24"/>
-                <w:szCs w:val="24"/>
-              </w:rPr>
-              <w:t>等；</w:t>
-            </w:r>
-          </w:p>
-          <w:p>
-            <w:pPr>
-              <w:spacing w:line="312" w:lineRule="auto"/>
-              <w:ind w:left="117" w:right="163" w:hanging="2"/>
-              <w:rPr>
-                <w:rFonts w:ascii="SimSun" w:eastAsia="SimSun" w:hAnsi="SimSun" w:cs="SimSun"/>
-                <w:sz w:val="24"/>
-                <w:szCs w:val="24"/>
-              </w:rPr>
-            </w:pPr>
-            <w:r>
-              <w:rPr>
-                <w:rFonts w:ascii="SimSun" w:eastAsia="SimSun" w:hAnsi="SimSun" w:cs="SimSun"/>
-                <w:spacing w:val="-13"/>
-                <w:sz w:val="24"/>
-                <w:szCs w:val="24"/>
-              </w:rPr>
-              <w:t>报告的及时性，即生成报告的频率</w:t>
-            </w:r>
-            <w:r>
-              <w:rPr>
-                <w:rFonts w:ascii="SimSun" w:eastAsia="SimSun" w:hAnsi="SimSun" w:cs="SimSun"/>
-                <w:spacing w:val="-3"/>
-                <w:sz w:val="24"/>
-                <w:szCs w:val="24"/>
-              </w:rPr>
-              <w:t>和有效期；</w:t>
-            </w:r>
-          </w:p>
-          <w:p>
-            <w:pPr>
-              <w:spacing w:before="1" w:line="250" w:lineRule="auto"/>
-              <w:ind w:left="124" w:right="107" w:hanging="9"/>
-              <w:rPr>
-                <w:rFonts w:ascii="SimSun" w:eastAsia="SimSun" w:hAnsi="SimSun" w:cs="SimSun"/>
-                <w:sz w:val="24"/>
-                <w:szCs w:val="24"/>
-              </w:rPr>
-            </w:pPr>
-            <w:r>
-              <w:rPr>
-                <w:rFonts w:ascii="SimSun" w:eastAsia="SimSun" w:hAnsi="SimSun" w:cs="SimSun"/>
-                <w:spacing w:val="-9"/>
-                <w:sz w:val="24"/>
-                <w:szCs w:val="24"/>
-              </w:rPr>
-              <w:t>报告的服务客户所关心的信息，是</w:t>
-            </w:r>
-            <w:r>
-              <w:rPr>
-                <w:rFonts w:ascii="SimSun" w:eastAsia="SimSun" w:hAnsi="SimSun" w:cs="SimSun"/>
-                <w:spacing w:val="-3"/>
-                <w:sz w:val="24"/>
-                <w:szCs w:val="24"/>
-              </w:rPr>
-              <w:t>否完整、准确。</w:t>
+              <w:keepNext w:val="0"/>
+              <w:keepLines w:val="0"/>
+              <w:pageBreakBefore w:val="0"/>
+              <w:widowControl/>
+              <w:kinsoku w:val="0"/>
+              <w:wordWrap/>
+              <w:overflowPunct/>
+              <w:topLinePunct w:val="0"/>
+              <w:autoSpaceDE w:val="0"/>
+              <w:autoSpaceDN w:val="0"/>
+              <w:bidi w:val="0"/>
+              <w:adjustRightInd w:val="0"/>
+              <w:snapToGrid w:val="0"/>
+              <w:spacing w:after="0" w:line="240" w:lineRule="auto"/>
+              <w:ind w:left="0" w:right="0" w:firstLine="0"/>
+              <w:jc w:val="left"/>
+              <w:textAlignment w:val="baseline"/>
+              <w:rPr>
+                <w:rFonts w:ascii="宋体" w:hAnsi="宋体" w:eastAsia="宋体" w:cs="宋体"/>
+                <w:spacing w:val="-6"/>
+                <w:sz w:val="24"/>
+                <w:szCs w:val="24"/>
+              </w:rPr>
+            </w:pPr>
+            <w:r>
+              <w:rPr>
+                <w:rFonts w:ascii="宋体" w:hAnsi="宋体" w:eastAsia="宋体" w:cs="宋体"/>
+                <w:spacing w:val="-6"/>
+                <w:sz w:val="24"/>
+                <w:szCs w:val="24"/>
+              </w:rPr>
+              <w:t>运维服务报告应满足客户的需求，同时能够完整、及时、准确的反映出服务项目所使用软件、设备等的运行状态及趋势分析，为客户提供有价值的信息。</w:t>
+            </w:r>
+          </w:p>
+          <w:p>
+            <w:pPr>
+              <w:keepNext w:val="0"/>
+              <w:keepLines w:val="0"/>
+              <w:pageBreakBefore w:val="0"/>
+              <w:widowControl/>
+              <w:kinsoku w:val="0"/>
+              <w:wordWrap/>
+              <w:overflowPunct/>
+              <w:topLinePunct w:val="0"/>
+              <w:autoSpaceDE w:val="0"/>
+              <w:autoSpaceDN w:val="0"/>
+              <w:bidi w:val="0"/>
+              <w:adjustRightInd w:val="0"/>
+              <w:snapToGrid w:val="0"/>
+              <w:spacing w:after="0" w:line="240" w:lineRule="auto"/>
+              <w:ind w:left="0" w:right="0" w:firstLine="0"/>
+              <w:jc w:val="left"/>
+              <w:textAlignment w:val="baseline"/>
+              <w:rPr>
+                <w:rFonts w:ascii="宋体" w:hAnsi="宋体" w:eastAsia="宋体" w:cs="宋体"/>
+                <w:spacing w:val="-6"/>
+                <w:sz w:val="24"/>
+                <w:szCs w:val="24"/>
+              </w:rPr>
+            </w:pPr>
+            <w:r>
+              <w:rPr>
+                <w:rFonts w:ascii="宋体" w:hAnsi="宋体" w:eastAsia="宋体" w:cs="宋体"/>
+                <w:spacing w:val="-6"/>
+                <w:sz w:val="24"/>
+                <w:szCs w:val="24"/>
+              </w:rPr>
+              <w:t>报告内容的完整性，包括时间、事件、数量、相关人员、环境和总结等；</w:t>
+            </w:r>
+          </w:p>
+          <w:p>
+            <w:pPr>
+              <w:keepNext w:val="0"/>
+              <w:keepLines w:val="0"/>
+              <w:pageBreakBefore w:val="0"/>
+              <w:widowControl/>
+              <w:kinsoku w:val="0"/>
+              <w:wordWrap/>
+              <w:overflowPunct/>
+              <w:topLinePunct w:val="0"/>
+              <w:autoSpaceDE w:val="0"/>
+              <w:autoSpaceDN w:val="0"/>
+              <w:bidi w:val="0"/>
+              <w:adjustRightInd w:val="0"/>
+              <w:snapToGrid w:val="0"/>
+              <w:spacing w:after="0" w:line="240" w:lineRule="auto"/>
+              <w:ind w:left="0" w:right="0" w:firstLine="0"/>
+              <w:jc w:val="left"/>
+              <w:textAlignment w:val="baseline"/>
+              <w:rPr>
+                <w:rFonts w:ascii="宋体" w:hAnsi="宋体" w:eastAsia="宋体" w:cs="宋体"/>
+                <w:spacing w:val="-6"/>
+                <w:sz w:val="24"/>
+                <w:szCs w:val="24"/>
+              </w:rPr>
+            </w:pPr>
+            <w:r>
+              <w:rPr>
+                <w:rFonts w:ascii="宋体" w:hAnsi="宋体" w:eastAsia="宋体" w:cs="宋体"/>
+                <w:spacing w:val="-6"/>
+                <w:sz w:val="24"/>
+                <w:szCs w:val="24"/>
+              </w:rPr>
+              <w:t>报告的及时性，即生成报告的频率和有效期；</w:t>
+            </w:r>
+          </w:p>
+          <w:p>
+            <w:pPr>
+              <w:keepNext w:val="0"/>
+              <w:keepLines w:val="0"/>
+              <w:pageBreakBefore w:val="0"/>
+              <w:widowControl/>
+              <w:kinsoku w:val="0"/>
+              <w:wordWrap/>
+              <w:overflowPunct/>
+              <w:topLinePunct w:val="0"/>
+              <w:autoSpaceDE w:val="0"/>
+              <w:autoSpaceDN w:val="0"/>
+              <w:bidi w:val="0"/>
+              <w:adjustRightInd w:val="0"/>
+              <w:snapToGrid w:val="0"/>
+              <w:spacing w:after="0" w:line="240" w:lineRule="auto"/>
+              <w:ind w:left="0" w:right="0" w:firstLine="0"/>
+              <w:jc w:val="left"/>
+              <w:textAlignment w:val="baseline"/>
+              <w:rPr>
+                <w:rFonts w:ascii="宋体" w:hAnsi="宋体" w:eastAsia="宋体" w:cs="宋体"/>
+                <w:sz w:val="24"/>
+                <w:szCs w:val="24"/>
+              </w:rPr>
+            </w:pPr>
+            <w:r>
+              <w:rPr>
+                <w:rFonts w:ascii="宋体" w:hAnsi="宋体" w:eastAsia="宋体" w:cs="宋体"/>
+                <w:spacing w:val="-6"/>
+                <w:sz w:val="24"/>
+                <w:szCs w:val="24"/>
+              </w:rPr>
+              <w:t>报告的服务客户所关心的信息，是否完整、准确。</w:t>
             </w:r>
           </w:p>
         </w:tc>
@@ -6278,62 +5426,20 @@
           <w:tcPr>
             <w:tcW w:w="1050" w:type="dxa"/>
           </w:tcPr>
-          <w:p>
-            <w:pPr>
-              <w:pStyle w:val="TableText"/>
-              <w:spacing w:line="264" w:lineRule="auto"/>
-            </w:pPr>
-          </w:p>
-          <w:p>
-            <w:pPr>
-              <w:pStyle w:val="TableText"/>
-              <w:spacing w:line="264" w:lineRule="auto"/>
-            </w:pPr>
-          </w:p>
-          <w:p>
-            <w:pPr>
-              <w:pStyle w:val="TableText"/>
-              <w:spacing w:line="264" w:lineRule="auto"/>
-            </w:pPr>
-          </w:p>
-          <w:p>
-            <w:pPr>
-              <w:pStyle w:val="TableText"/>
-              <w:spacing w:line="265" w:lineRule="auto"/>
-            </w:pPr>
-          </w:p>
-          <w:p>
-            <w:pPr>
-              <w:pStyle w:val="TableText"/>
-              <w:spacing w:line="265" w:lineRule="auto"/>
-            </w:pPr>
-          </w:p>
-          <w:p>
-            <w:pPr>
-              <w:pStyle w:val="TableText"/>
-              <w:spacing w:line="265" w:lineRule="auto"/>
-            </w:pPr>
-          </w:p>
-          <w:p>
-            <w:pPr>
-              <w:pStyle w:val="TableText"/>
-              <w:spacing w:line="265" w:lineRule="auto"/>
-            </w:pPr>
-          </w:p>
           <w:p>
             <w:pPr>
               <w:spacing w:before="78" w:line="313" w:lineRule="auto"/>
               <w:ind w:left="120" w:right="39" w:hanging="1"/>
               <w:jc w:val="both"/>
               <w:rPr>
-                <w:rFonts w:ascii="SimSun" w:eastAsia="SimSun" w:hAnsi="SimSun" w:cs="SimSun"/>
-                <w:sz w:val="24"/>
-                <w:szCs w:val="24"/>
-              </w:rPr>
-            </w:pPr>
-            <w:r>
-              <w:rPr>
-                <w:rFonts w:ascii="SimSun" w:eastAsia="SimSun" w:hAnsi="SimSun" w:cs="SimSun"/>
+                <w:rFonts w:ascii="宋体" w:hAnsi="宋体" w:eastAsia="宋体" w:cs="宋体"/>
+                <w:sz w:val="24"/>
+                <w:szCs w:val="24"/>
+              </w:rPr>
+            </w:pPr>
+            <w:r>
+              <w:rPr>
+                <w:rFonts w:ascii="宋体" w:hAnsi="宋体" w:eastAsia="宋体" w:cs="宋体"/>
                 <w:spacing w:val="-10"/>
                 <w:sz w:val="24"/>
                 <w:szCs w:val="24"/>
@@ -6342,7 +5448,7 @@
             </w:r>
             <w:r>
               <w:rPr>
-                <w:rFonts w:ascii="SimSun" w:eastAsia="SimSun" w:hAnsi="SimSun" w:cs="SimSun"/>
+                <w:rFonts w:ascii="宋体" w:hAnsi="宋体" w:eastAsia="宋体" w:cs="宋体"/>
                 <w:spacing w:val="-20"/>
                 <w:sz w:val="24"/>
                 <w:szCs w:val="24"/>
@@ -6351,7 +5457,7 @@
             </w:r>
             <w:r>
               <w:rPr>
-                <w:rFonts w:ascii="SimSun" w:eastAsia="SimSun" w:hAnsi="SimSun" w:cs="SimSun"/>
+                <w:rFonts w:ascii="宋体" w:hAnsi="宋体" w:eastAsia="宋体" w:cs="宋体"/>
                 <w:spacing w:val="-10"/>
                 <w:sz w:val="24"/>
                 <w:szCs w:val="24"/>
@@ -6360,7 +5466,7 @@
             </w:r>
             <w:r>
               <w:rPr>
-                <w:rFonts w:ascii="SimSun" w:eastAsia="SimSun" w:hAnsi="SimSun" w:cs="SimSun"/>
+                <w:rFonts w:ascii="宋体" w:hAnsi="宋体" w:eastAsia="宋体" w:cs="宋体"/>
                 <w:spacing w:val="-26"/>
                 <w:sz w:val="24"/>
                 <w:szCs w:val="24"/>
@@ -6369,7 +5475,7 @@
             </w:r>
             <w:r>
               <w:rPr>
-                <w:rFonts w:ascii="SimSun" w:eastAsia="SimSun" w:hAnsi="SimSun" w:cs="SimSun"/>
+                <w:rFonts w:ascii="宋体" w:hAnsi="宋体" w:eastAsia="宋体" w:cs="宋体"/>
                 <w:spacing w:val="-10"/>
                 <w:sz w:val="24"/>
                 <w:szCs w:val="24"/>
@@ -6378,7 +5484,7 @@
             </w:r>
             <w:r>
               <w:rPr>
-                <w:rFonts w:ascii="SimSun" w:eastAsia="SimSun" w:hAnsi="SimSun" w:cs="SimSun"/>
+                <w:rFonts w:ascii="宋体" w:hAnsi="宋体" w:eastAsia="宋体" w:cs="宋体"/>
                 <w:spacing w:val="-13"/>
                 <w:sz w:val="24"/>
                 <w:szCs w:val="24"/>
@@ -6387,7 +5493,7 @@
             </w:r>
             <w:r>
               <w:rPr>
-                <w:rFonts w:ascii="SimSun" w:eastAsia="SimSun" w:hAnsi="SimSun" w:cs="SimSun"/>
+                <w:rFonts w:ascii="宋体" w:hAnsi="宋体" w:eastAsia="宋体" w:cs="宋体"/>
                 <w:spacing w:val="-20"/>
                 <w:sz w:val="24"/>
                 <w:szCs w:val="24"/>
@@ -6396,7 +5502,7 @@
             </w:r>
             <w:r>
               <w:rPr>
-                <w:rFonts w:ascii="SimSun" w:eastAsia="SimSun" w:hAnsi="SimSun" w:cs="SimSun"/>
+                <w:rFonts w:ascii="宋体" w:hAnsi="宋体" w:eastAsia="宋体" w:cs="宋体"/>
                 <w:spacing w:val="-13"/>
                 <w:sz w:val="24"/>
                 <w:szCs w:val="24"/>
@@ -6405,7 +5511,7 @@
             </w:r>
             <w:r>
               <w:rPr>
-                <w:rFonts w:ascii="SimSun" w:eastAsia="SimSun" w:hAnsi="SimSun" w:cs="SimSun"/>
+                <w:rFonts w:ascii="宋体" w:hAnsi="宋体" w:eastAsia="宋体" w:cs="宋体"/>
                 <w:spacing w:val="-18"/>
                 <w:sz w:val="24"/>
                 <w:szCs w:val="24"/>
@@ -6414,7 +5520,7 @@
             </w:r>
             <w:r>
               <w:rPr>
-                <w:rFonts w:ascii="SimSun" w:eastAsia="SimSun" w:hAnsi="SimSun" w:cs="SimSun"/>
+                <w:rFonts w:ascii="宋体" w:hAnsi="宋体" w:eastAsia="宋体" w:cs="宋体"/>
                 <w:spacing w:val="-13"/>
                 <w:sz w:val="24"/>
                 <w:szCs w:val="24"/>
@@ -6423,7 +5529,7 @@
             </w:r>
             <w:r>
               <w:rPr>
-                <w:rFonts w:ascii="SimSun" w:eastAsia="SimSun" w:hAnsi="SimSun" w:cs="SimSun"/>
+                <w:rFonts w:ascii="宋体" w:hAnsi="宋体" w:eastAsia="宋体" w:cs="宋体"/>
                 <w:sz w:val="24"/>
                 <w:szCs w:val="24"/>
               </w:rPr>
@@ -6437,7 +5543,7 @@
           </w:tcPr>
           <w:p>
             <w:pPr>
-              <w:pStyle w:val="TableText"/>
+              <w:pStyle w:val="6"/>
             </w:pPr>
           </w:p>
         </w:tc>
@@ -6445,73 +5551,19 @@
           <w:tcPr>
             <w:tcW w:w="1387" w:type="dxa"/>
           </w:tcPr>
-          <w:p>
-            <w:pPr>
-              <w:pStyle w:val="TableText"/>
-              <w:spacing w:line="250" w:lineRule="auto"/>
-            </w:pPr>
-          </w:p>
-          <w:p>
-            <w:pPr>
-              <w:pStyle w:val="TableText"/>
-              <w:spacing w:line="250" w:lineRule="auto"/>
-            </w:pPr>
-          </w:p>
-          <w:p>
-            <w:pPr>
-              <w:pStyle w:val="TableText"/>
-              <w:spacing w:line="250" w:lineRule="auto"/>
-            </w:pPr>
-          </w:p>
-          <w:p>
-            <w:pPr>
-              <w:pStyle w:val="TableText"/>
-              <w:spacing w:line="250" w:lineRule="auto"/>
-            </w:pPr>
-          </w:p>
-          <w:p>
-            <w:pPr>
-              <w:pStyle w:val="TableText"/>
-              <w:spacing w:line="250" w:lineRule="auto"/>
-            </w:pPr>
-          </w:p>
-          <w:p>
-            <w:pPr>
-              <w:pStyle w:val="TableText"/>
-              <w:spacing w:line="250" w:lineRule="auto"/>
-            </w:pPr>
-          </w:p>
-          <w:p>
-            <w:pPr>
-              <w:pStyle w:val="TableText"/>
-              <w:spacing w:line="251" w:lineRule="auto"/>
-            </w:pPr>
-          </w:p>
-          <w:p>
-            <w:pPr>
-              <w:pStyle w:val="TableText"/>
-              <w:spacing w:line="251" w:lineRule="auto"/>
-            </w:pPr>
-          </w:p>
-          <w:p>
-            <w:pPr>
-              <w:pStyle w:val="TableText"/>
-              <w:spacing w:line="251" w:lineRule="auto"/>
-            </w:pPr>
-          </w:p>
           <w:p>
             <w:pPr>
               <w:spacing w:before="78" w:line="218" w:lineRule="auto"/>
               <w:ind w:left="121"/>
               <w:rPr>
-                <w:rFonts w:ascii="SimSun" w:eastAsia="SimSun" w:hAnsi="SimSun" w:cs="SimSun"/>
-                <w:sz w:val="24"/>
-                <w:szCs w:val="24"/>
-              </w:rPr>
-            </w:pPr>
-            <w:r>
-              <w:rPr>
-                <w:rFonts w:ascii="SimSun" w:eastAsia="SimSun" w:hAnsi="SimSun" w:cs="SimSun"/>
+                <w:rFonts w:ascii="宋体" w:hAnsi="宋体" w:eastAsia="宋体" w:cs="宋体"/>
+                <w:sz w:val="24"/>
+                <w:szCs w:val="24"/>
+              </w:rPr>
+            </w:pPr>
+            <w:r>
+              <w:rPr>
+                <w:rFonts w:ascii="宋体" w:hAnsi="宋体" w:eastAsia="宋体" w:cs="宋体"/>
                 <w:spacing w:val="-3"/>
                 <w:sz w:val="24"/>
                 <w:szCs w:val="24"/>
@@ -6523,20 +5575,32 @@
       </w:tr>
       <w:tr>
         <w:tblPrEx>
-          <w:tblW w:w="8527" w:type="dxa"/>
-          <w:tblInd w:w="17" w:type="dxa"/>
-          <w:tblLayout w:type="fixed"/>
+          <w:tblBorders>
+            <w:top w:val="single" w:color="000000" w:sz="2" w:space="0"/>
+            <w:left w:val="single" w:color="000000" w:sz="2" w:space="0"/>
+            <w:bottom w:val="single" w:color="000000" w:sz="2" w:space="0"/>
+            <w:right w:val="single" w:color="000000" w:sz="2" w:space="0"/>
+            <w:insideH w:val="single" w:color="000000" w:sz="2" w:space="0"/>
+            <w:insideV w:val="single" w:color="000000" w:sz="2" w:space="0"/>
+          </w:tblBorders>
+          <w:tblCellMar>
+            <w:top w:w="0" w:type="dxa"/>
+            <w:left w:w="0" w:type="dxa"/>
+            <w:bottom w:w="0" w:type="dxa"/>
+            <w:right w:w="0" w:type="dxa"/>
+          </w:tblCellMar>
         </w:tblPrEx>
         <w:trPr>
-          <w:trHeight w:val="1210"/>
+          <w:trHeight w:val="1210" w:hRule="atLeast"/>
         </w:trPr>
         <w:tc>
           <w:tcPr>
             <w:tcW w:w="1756" w:type="dxa"/>
-          </w:tcPr>
-          <w:p>
-            <w:pPr>
-              <w:pStyle w:val="TableText"/>
+            <w:vMerge w:val="restart"/>
+          </w:tcPr>
+          <w:p>
+            <w:pPr>
+              <w:pStyle w:val="6"/>
               <w:spacing w:line="443" w:lineRule="auto"/>
             </w:pPr>
           </w:p>
@@ -6545,14 +5609,14 @@
               <w:spacing w:before="78" w:line="218" w:lineRule="auto"/>
               <w:ind w:left="124"/>
               <w:rPr>
-                <w:rFonts w:ascii="SimSun" w:eastAsia="SimSun" w:hAnsi="SimSun" w:cs="SimSun"/>
-                <w:sz w:val="24"/>
-                <w:szCs w:val="24"/>
-              </w:rPr>
-            </w:pPr>
-            <w:r>
-              <w:rPr>
-                <w:rFonts w:ascii="SimSun" w:eastAsia="SimSun" w:hAnsi="SimSun" w:cs="SimSun"/>
+                <w:rFonts w:ascii="宋体" w:hAnsi="宋体" w:eastAsia="宋体" w:cs="宋体"/>
+                <w:sz w:val="24"/>
+                <w:szCs w:val="24"/>
+              </w:rPr>
+            </w:pPr>
+            <w:r>
+              <w:rPr>
+                <w:rFonts w:ascii="宋体" w:hAnsi="宋体" w:eastAsia="宋体" w:cs="宋体"/>
                 <w:spacing w:val="-2"/>
                 <w:sz w:val="24"/>
                 <w:szCs w:val="24"/>
@@ -6564,44 +5628,113 @@
         <w:tc>
           <w:tcPr>
             <w:tcW w:w="3694" w:type="dxa"/>
-          </w:tcPr>
-          <w:p>
-            <w:pPr>
-              <w:spacing w:before="119" w:line="277" w:lineRule="auto"/>
-              <w:ind w:left="115" w:right="53" w:firstLine="1"/>
-              <w:jc w:val="both"/>
-              <w:rPr>
-                <w:rFonts w:ascii="SimSun" w:eastAsia="SimSun" w:hAnsi="SimSun" w:cs="SimSun"/>
-                <w:sz w:val="24"/>
-                <w:szCs w:val="24"/>
-              </w:rPr>
-            </w:pPr>
-            <w:r>
-              <w:rPr>
-                <w:rFonts w:ascii="SimSun" w:eastAsia="SimSun" w:hAnsi="SimSun" w:cs="SimSun"/>
+            <w:vMerge w:val="restart"/>
+          </w:tcPr>
+          <w:p>
+            <w:pPr>
+              <w:keepNext w:val="0"/>
+              <w:keepLines w:val="0"/>
+              <w:pageBreakBefore w:val="0"/>
+              <w:widowControl/>
+              <w:kinsoku w:val="0"/>
+              <w:wordWrap/>
+              <w:overflowPunct/>
+              <w:topLinePunct w:val="0"/>
+              <w:autoSpaceDE w:val="0"/>
+              <w:autoSpaceDN w:val="0"/>
+              <w:bidi w:val="0"/>
+              <w:adjustRightInd w:val="0"/>
+              <w:snapToGrid w:val="0"/>
+              <w:spacing w:after="0" w:line="240" w:lineRule="auto"/>
+              <w:ind w:left="0" w:right="0" w:firstLine="0"/>
+              <w:jc w:val="left"/>
+              <w:textAlignment w:val="baseline"/>
+              <w:rPr>
+                <w:rFonts w:ascii="宋体" w:hAnsi="宋体" w:eastAsia="宋体" w:cs="宋体"/>
                 <w:spacing w:val="-6"/>
                 <w:sz w:val="24"/>
                 <w:szCs w:val="24"/>
               </w:rPr>
-              <w:t>服务报告编写人完成服务报告后，</w:t>
-            </w:r>
-            <w:r>
-              <w:rPr>
-                <w:rFonts w:ascii="SimSun" w:eastAsia="SimSun" w:hAnsi="SimSun" w:cs="SimSun"/>
-                <w:spacing w:val="6"/>
-                <w:sz w:val="24"/>
-                <w:szCs w:val="24"/>
-              </w:rPr>
-              <w:t>将报告提交到服务报告管理责任</w:t>
-            </w:r>
-            <w:r>
-              <w:rPr>
-                <w:rFonts w:ascii="SimSun" w:eastAsia="SimSun" w:hAnsi="SimSun" w:cs="SimSun"/>
-                <w:spacing w:val="-11"/>
-                <w:sz w:val="24"/>
-                <w:szCs w:val="24"/>
-              </w:rPr>
-              <w:t>人审核，遇特别情况，需提交给公</w:t>
+            </w:pPr>
+            <w:r>
+              <w:rPr>
+                <w:rFonts w:ascii="宋体" w:hAnsi="宋体" w:eastAsia="宋体" w:cs="宋体"/>
+                <w:spacing w:val="-6"/>
+                <w:sz w:val="24"/>
+                <w:szCs w:val="24"/>
+              </w:rPr>
+              <w:t>服务报告编写人完成服务报告后，将报告提交到服务报告管理责任人审核，遇特别情况，需提交给公</w:t>
+            </w:r>
+          </w:p>
+          <w:p>
+            <w:pPr>
+              <w:keepNext w:val="0"/>
+              <w:keepLines w:val="0"/>
+              <w:pageBreakBefore w:val="0"/>
+              <w:widowControl/>
+              <w:kinsoku w:val="0"/>
+              <w:wordWrap/>
+              <w:overflowPunct/>
+              <w:topLinePunct w:val="0"/>
+              <w:autoSpaceDE w:val="0"/>
+              <w:autoSpaceDN w:val="0"/>
+              <w:bidi w:val="0"/>
+              <w:adjustRightInd w:val="0"/>
+              <w:snapToGrid w:val="0"/>
+              <w:spacing w:after="0" w:line="240" w:lineRule="auto"/>
+              <w:ind w:left="0" w:right="0" w:firstLine="0"/>
+              <w:jc w:val="left"/>
+              <w:textAlignment w:val="baseline"/>
+              <w:rPr>
+                <w:rFonts w:ascii="宋体" w:hAnsi="宋体" w:eastAsia="宋体" w:cs="宋体"/>
+                <w:spacing w:val="-6"/>
+                <w:sz w:val="24"/>
+                <w:szCs w:val="24"/>
+              </w:rPr>
+            </w:pPr>
+            <w:r>
+              <w:rPr>
+                <w:rFonts w:ascii="宋体" w:hAnsi="宋体" w:eastAsia="宋体" w:cs="宋体"/>
+                <w:spacing w:val="-6"/>
+                <w:sz w:val="24"/>
+                <w:szCs w:val="24"/>
+              </w:rPr>
+              <w:t>司分管领导审核。</w:t>
+            </w:r>
+          </w:p>
+          <w:p>
+            <w:pPr>
+              <w:keepNext w:val="0"/>
+              <w:keepLines w:val="0"/>
+              <w:pageBreakBefore w:val="0"/>
+              <w:widowControl/>
+              <w:kinsoku w:val="0"/>
+              <w:wordWrap/>
+              <w:overflowPunct/>
+              <w:topLinePunct w:val="0"/>
+              <w:autoSpaceDE w:val="0"/>
+              <w:autoSpaceDN w:val="0"/>
+              <w:bidi w:val="0"/>
+              <w:adjustRightInd w:val="0"/>
+              <w:snapToGrid w:val="0"/>
+              <w:spacing w:after="0" w:line="240" w:lineRule="auto"/>
+              <w:ind w:left="0" w:right="0" w:firstLine="0"/>
+              <w:jc w:val="left"/>
+              <w:textAlignment w:val="baseline"/>
+              <w:rPr>
+                <w:rFonts w:ascii="宋体" w:hAnsi="宋体" w:eastAsia="宋体" w:cs="宋体"/>
+                <w:sz w:val="24"/>
+                <w:szCs w:val="24"/>
+              </w:rPr>
+            </w:pPr>
+            <w:r>
+              <w:rPr>
+                <w:rFonts w:ascii="宋体" w:hAnsi="宋体" w:eastAsia="宋体" w:cs="宋体"/>
+                <w:spacing w:val="-6"/>
+                <w:sz w:val="24"/>
+                <w:szCs w:val="24"/>
+              </w:rPr>
+              <w:t>服务报告单的审评标准参照如下几点：报告格式正确、内容完整、报告是否在规定的时间段内完成、报告的服务客户所关心的信息是否描述清楚、报告中所使用的词语是否易于理解、客户对此次服务是否满意。</w:t>
             </w:r>
           </w:p>
         </w:tc>
@@ -6614,14 +5747,14 @@
               <w:spacing w:before="119" w:line="219" w:lineRule="auto"/>
               <w:ind w:left="119"/>
               <w:rPr>
-                <w:rFonts w:ascii="SimSun" w:eastAsia="SimSun" w:hAnsi="SimSun" w:cs="SimSun"/>
-                <w:sz w:val="24"/>
-                <w:szCs w:val="24"/>
-              </w:rPr>
-            </w:pPr>
-            <w:r>
-              <w:rPr>
-                <w:rFonts w:ascii="SimSun" w:eastAsia="SimSun" w:hAnsi="SimSun" w:cs="SimSun"/>
+                <w:rFonts w:ascii="宋体" w:hAnsi="宋体" w:eastAsia="宋体" w:cs="宋体"/>
+                <w:sz w:val="24"/>
+                <w:szCs w:val="24"/>
+              </w:rPr>
+            </w:pPr>
+            <w:r>
+              <w:rPr>
+                <w:rFonts w:ascii="宋体" w:hAnsi="宋体" w:eastAsia="宋体" w:cs="宋体"/>
                 <w:spacing w:val="-4"/>
                 <w:sz w:val="24"/>
                 <w:szCs w:val="24"/>
@@ -6634,14 +5767,14 @@
               <w:spacing w:before="120" w:line="218" w:lineRule="auto"/>
               <w:ind w:left="125"/>
               <w:rPr>
-                <w:rFonts w:ascii="SimSun" w:eastAsia="SimSun" w:hAnsi="SimSun" w:cs="SimSun"/>
-                <w:sz w:val="24"/>
-                <w:szCs w:val="24"/>
-              </w:rPr>
-            </w:pPr>
-            <w:r>
-              <w:rPr>
-                <w:rFonts w:ascii="SimSun" w:eastAsia="SimSun" w:hAnsi="SimSun" w:cs="SimSun"/>
+                <w:rFonts w:ascii="宋体" w:hAnsi="宋体" w:eastAsia="宋体" w:cs="宋体"/>
+                <w:sz w:val="24"/>
+                <w:szCs w:val="24"/>
+              </w:rPr>
+            </w:pPr>
+            <w:r>
+              <w:rPr>
+                <w:rFonts w:ascii="宋体" w:hAnsi="宋体" w:eastAsia="宋体" w:cs="宋体"/>
                 <w:spacing w:val="-6"/>
                 <w:sz w:val="24"/>
                 <w:szCs w:val="24"/>
@@ -6654,14 +5787,14 @@
               <w:spacing w:before="122" w:line="208" w:lineRule="auto"/>
               <w:ind w:left="128"/>
               <w:rPr>
-                <w:rFonts w:ascii="SimSun" w:eastAsia="SimSun" w:hAnsi="SimSun" w:cs="SimSun"/>
-                <w:sz w:val="24"/>
-                <w:szCs w:val="24"/>
-              </w:rPr>
-            </w:pPr>
-            <w:r>
-              <w:rPr>
-                <w:rFonts w:ascii="SimSun" w:eastAsia="SimSun" w:hAnsi="SimSun" w:cs="SimSun"/>
+                <w:rFonts w:ascii="宋体" w:hAnsi="宋体" w:eastAsia="宋体" w:cs="宋体"/>
+                <w:sz w:val="24"/>
+                <w:szCs w:val="24"/>
+              </w:rPr>
+            </w:pPr>
+            <w:r>
+              <w:rPr>
+                <w:rFonts w:ascii="宋体" w:hAnsi="宋体" w:eastAsia="宋体" w:cs="宋体"/>
                 <w:spacing w:val="-6"/>
                 <w:sz w:val="24"/>
                 <w:szCs w:val="24"/>
@@ -6676,7 +5809,7 @@
           </w:tcPr>
           <w:p>
             <w:pPr>
-              <w:pStyle w:val="TableText"/>
+              <w:pStyle w:val="6"/>
             </w:pPr>
           </w:p>
         </w:tc>
@@ -6686,7 +5819,7 @@
           </w:tcPr>
           <w:p>
             <w:pPr>
-              <w:pStyle w:val="TableText"/>
+              <w:pStyle w:val="6"/>
               <w:spacing w:line="443" w:lineRule="auto"/>
             </w:pPr>
           </w:p>
@@ -6695,344 +5828,69 @@
               <w:spacing w:before="78" w:line="218" w:lineRule="auto"/>
               <w:ind w:left="121"/>
               <w:rPr>
-                <w:rFonts w:ascii="SimSun" w:eastAsia="SimSun" w:hAnsi="SimSun" w:cs="SimSun"/>
-                <w:sz w:val="24"/>
-                <w:szCs w:val="24"/>
-              </w:rPr>
-            </w:pPr>
-            <w:r>
-              <w:rPr>
-                <w:rFonts w:ascii="SimSun" w:eastAsia="SimSun" w:hAnsi="SimSun" w:cs="SimSun"/>
+                <w:rFonts w:ascii="宋体" w:hAnsi="宋体" w:eastAsia="宋体" w:cs="宋体"/>
+                <w:sz w:val="24"/>
+                <w:szCs w:val="24"/>
+              </w:rPr>
+            </w:pPr>
+            <w:r>
+              <w:rPr>
+                <w:rFonts w:ascii="宋体" w:hAnsi="宋体" w:eastAsia="宋体" w:cs="宋体"/>
                 <w:spacing w:val="-3"/>
                 <w:sz w:val="24"/>
                 <w:szCs w:val="24"/>
               </w:rPr>
               <w:t>服务报告</w:t>
             </w:r>
-          </w:p>
-        </w:tc>
-      </w:tr>
-    </w:tbl>
-    <w:p>
-      <w:pPr>
-        <w:pStyle w:val="BodyText"/>
-      </w:pPr>
-    </w:p>
-    <w:p>
-      <w:pPr>
-        <w:sectPr>
-          <w:footerReference w:type="default" r:id="rId12"/>
-          <w:pgSz w:w="11910" w:h="16840"/>
-          <w:pgMar w:top="877" w:right="1685" w:bottom="1196" w:left="1677" w:header="0" w:footer="982" w:gutter="0"/>
-          <w:cols w:space="720"/>
-        </w:sectPr>
-      </w:pPr>
-    </w:p>
-    <w:p>
-      <w:pPr>
-        <w:spacing w:line="392" w:lineRule="exact"/>
-      </w:pPr>
-      <w:r>
-        <w:rPr>
-          <w:position w:val="-7"/>
-        </w:rPr>
-        <w:drawing>
-          <wp:inline distT="0" distB="0" distL="0" distR="0">
-            <wp:extent cx="687324" cy="249261"/>
-            <wp:effectExtent l="0" t="0" r="0" b="0"/>
-            <wp:docPr id="24" name="IM 24"/>
-            <wp:cNvGraphicFramePr/>
-            <a:graphic xmlns:a="http://schemas.openxmlformats.org/drawingml/2006/main">
-              <a:graphicData uri="http://schemas.openxmlformats.org/drawingml/2006/picture">
-                <pic:pic xmlns:pic="http://schemas.openxmlformats.org/drawingml/2006/picture">
-                  <pic:nvPicPr>
-                    <pic:cNvPr id="24" name="IM 24"/>
-                    <pic:cNvPicPr/>
-                  </pic:nvPicPr>
-                  <pic:blipFill>
-                    <a:blip xmlns:r="http://schemas.openxmlformats.org/officeDocument/2006/relationships" r:embed="rId4"/>
-                    <a:stretch>
-                      <a:fillRect/>
-                    </a:stretch>
-                  </pic:blipFill>
-                  <pic:spPr>
-                    <a:xfrm rot="0">
-                      <a:off x="0" y="0"/>
-                      <a:ext cx="687324" cy="249261"/>
-                    </a:xfrm>
-                    <a:prstGeom prst="rect">
-                      <a:avLst/>
-                    </a:prstGeom>
-                  </pic:spPr>
-                </pic:pic>
-              </a:graphicData>
-            </a:graphic>
-          </wp:inline>
-        </w:drawing>
-      </w:r>
-    </w:p>
-    <w:p>
-      <w:pPr>
-        <w:spacing w:line="149" w:lineRule="exact"/>
-      </w:pPr>
-    </w:p>
-    <w:tbl>
-      <w:tblPr>
-        <w:tblStyle w:val="TableNormal"/>
-        <w:tblW w:w="8527" w:type="dxa"/>
-        <w:tblInd w:w="17" w:type="dxa"/>
-        <w:tblBorders>
-          <w:top w:val="single" w:sz="2" w:space="0" w:color="000000"/>
-          <w:left w:val="single" w:sz="2" w:space="0" w:color="000000"/>
-          <w:bottom w:val="single" w:sz="2" w:space="0" w:color="000000"/>
-          <w:right w:val="single" w:sz="2" w:space="0" w:color="000000"/>
-          <w:insideH w:val="single" w:sz="2" w:space="0" w:color="000000"/>
-          <w:insideV w:val="single" w:sz="2" w:space="0" w:color="000000"/>
-        </w:tblBorders>
-        <w:tblLayout w:type="fixed"/>
-      </w:tblPr>
-      <w:tblGrid>
-        <w:gridCol w:w="1756"/>
-        <w:gridCol w:w="3694"/>
-        <w:gridCol w:w="1050"/>
-        <w:gridCol w:w="640"/>
-        <w:gridCol w:w="1387"/>
-      </w:tblGrid>
-      <w:tr>
-        <w:tblPrEx>
-          <w:tblW w:w="8527" w:type="dxa"/>
-          <w:tblInd w:w="17" w:type="dxa"/>
-          <w:tblBorders>
-            <w:top w:val="single" w:sz="2" w:space="0" w:color="000000"/>
-            <w:left w:val="single" w:sz="2" w:space="0" w:color="000000"/>
-            <w:bottom w:val="single" w:sz="2" w:space="0" w:color="000000"/>
-            <w:right w:val="single" w:sz="2" w:space="0" w:color="000000"/>
-            <w:insideH w:val="single" w:sz="2" w:space="0" w:color="000000"/>
-            <w:insideV w:val="single" w:sz="2" w:space="0" w:color="000000"/>
-          </w:tblBorders>
-          <w:tblLayout w:type="fixed"/>
-        </w:tblPrEx>
-        <w:trPr>
-          <w:trHeight w:val="3221"/>
-        </w:trPr>
-        <w:tc>
-          <w:tcPr>
-            <w:tcW w:w="1756" w:type="dxa"/>
-          </w:tcPr>
-          <w:p>
-            <w:pPr>
-              <w:pStyle w:val="TableText"/>
-            </w:pPr>
-          </w:p>
-        </w:tc>
-        <w:tc>
-          <w:tcPr>
-            <w:tcW w:w="3694" w:type="dxa"/>
-          </w:tcPr>
-          <w:p>
-            <w:pPr>
-              <w:spacing w:before="119" w:line="219" w:lineRule="auto"/>
-              <w:ind w:left="127"/>
-              <w:rPr>
-                <w:rFonts w:ascii="SimSun" w:eastAsia="SimSun" w:hAnsi="SimSun" w:cs="SimSun"/>
-                <w:sz w:val="24"/>
-                <w:szCs w:val="24"/>
-              </w:rPr>
-            </w:pPr>
-            <w:r>
-              <w:rPr>
-                <w:rFonts w:ascii="SimSun" w:eastAsia="SimSun" w:hAnsi="SimSun" w:cs="SimSun"/>
-                <w:spacing w:val="-3"/>
-                <w:sz w:val="24"/>
-                <w:szCs w:val="24"/>
-              </w:rPr>
-              <w:t>司分管领导审核。</w:t>
-            </w:r>
-          </w:p>
-          <w:p>
-            <w:pPr>
-              <w:spacing w:before="121" w:line="295" w:lineRule="auto"/>
-              <w:ind w:left="115" w:right="34" w:firstLine="1"/>
-              <w:rPr>
-                <w:rFonts w:ascii="SimSun" w:eastAsia="SimSun" w:hAnsi="SimSun" w:cs="SimSun"/>
-                <w:sz w:val="24"/>
-                <w:szCs w:val="24"/>
-              </w:rPr>
-            </w:pPr>
-            <w:r>
-              <w:rPr>
-                <w:rFonts w:ascii="SimSun" w:eastAsia="SimSun" w:hAnsi="SimSun" w:cs="SimSun"/>
-                <w:spacing w:val="6"/>
-                <w:sz w:val="24"/>
-                <w:szCs w:val="24"/>
-              </w:rPr>
-              <w:t>服务报告单的审评标准参照如下</w:t>
-            </w:r>
-            <w:r>
-              <w:rPr>
-                <w:rFonts w:ascii="SimSun" w:eastAsia="SimSun" w:hAnsi="SimSun" w:cs="SimSun"/>
-                <w:spacing w:val="-5"/>
-                <w:sz w:val="24"/>
-                <w:szCs w:val="24"/>
-              </w:rPr>
-              <w:t>几点：报告格式正确、内容完整、</w:t>
-            </w:r>
-            <w:r>
-              <w:rPr>
-                <w:rFonts w:ascii="SimSun" w:eastAsia="SimSun" w:hAnsi="SimSun" w:cs="SimSun"/>
-                <w:spacing w:val="-5"/>
-                <w:sz w:val="24"/>
-                <w:szCs w:val="24"/>
-              </w:rPr>
-              <w:t>报告是否在规定的时间段内完成、</w:t>
-            </w:r>
-            <w:r>
-              <w:rPr>
-                <w:rFonts w:ascii="SimSun" w:eastAsia="SimSun" w:hAnsi="SimSun" w:cs="SimSun"/>
-                <w:spacing w:val="6"/>
-                <w:sz w:val="24"/>
-                <w:szCs w:val="24"/>
-              </w:rPr>
-              <w:t>报告的服务客户所关心的信息是</w:t>
-            </w:r>
-            <w:r>
-              <w:rPr>
-                <w:rFonts w:ascii="SimSun" w:eastAsia="SimSun" w:hAnsi="SimSun" w:cs="SimSun"/>
-                <w:spacing w:val="-12"/>
-                <w:sz w:val="24"/>
-                <w:szCs w:val="24"/>
-              </w:rPr>
-              <w:t>否描述清楚、报告中所使用的词语</w:t>
-            </w:r>
-            <w:r>
-              <w:rPr>
-                <w:rFonts w:ascii="SimSun" w:eastAsia="SimSun" w:hAnsi="SimSun" w:cs="SimSun"/>
-                <w:spacing w:val="-16"/>
-                <w:sz w:val="24"/>
-                <w:szCs w:val="24"/>
-              </w:rPr>
-              <w:t>是否易于理解、客户对此次服务是</w:t>
-            </w:r>
-            <w:r>
-              <w:rPr>
-                <w:rFonts w:ascii="SimSun" w:eastAsia="SimSun" w:hAnsi="SimSun" w:cs="SimSun"/>
-                <w:spacing w:val="-2"/>
-                <w:sz w:val="24"/>
-                <w:szCs w:val="24"/>
-              </w:rPr>
-              <w:t>否满意。</w:t>
-            </w:r>
-          </w:p>
-        </w:tc>
-        <w:tc>
-          <w:tcPr>
-            <w:tcW w:w="1050" w:type="dxa"/>
-          </w:tcPr>
-          <w:p>
-            <w:pPr>
-              <w:pStyle w:val="TableText"/>
-            </w:pPr>
-          </w:p>
-        </w:tc>
-        <w:tc>
-          <w:tcPr>
-            <w:tcW w:w="640" w:type="dxa"/>
-          </w:tcPr>
-          <w:p>
-            <w:pPr>
-              <w:pStyle w:val="TableText"/>
-            </w:pPr>
-          </w:p>
-        </w:tc>
-        <w:tc>
-          <w:tcPr>
-            <w:tcW w:w="1387" w:type="dxa"/>
-          </w:tcPr>
-          <w:p>
-            <w:pPr>
-              <w:pStyle w:val="TableText"/>
-            </w:pPr>
           </w:p>
         </w:tc>
       </w:tr>
       <w:tr>
         <w:tblPrEx>
-          <w:tblW w:w="8527" w:type="dxa"/>
-          <w:tblInd w:w="17" w:type="dxa"/>
-          <w:tblLayout w:type="fixed"/>
+          <w:tblBorders>
+            <w:top w:val="single" w:color="000000" w:sz="2" w:space="0"/>
+            <w:left w:val="single" w:color="000000" w:sz="2" w:space="0"/>
+            <w:bottom w:val="single" w:color="000000" w:sz="2" w:space="0"/>
+            <w:right w:val="single" w:color="000000" w:sz="2" w:space="0"/>
+            <w:insideH w:val="single" w:color="000000" w:sz="2" w:space="0"/>
+            <w:insideV w:val="single" w:color="000000" w:sz="2" w:space="0"/>
+          </w:tblBorders>
+          <w:tblCellMar>
+            <w:top w:w="0" w:type="dxa"/>
+            <w:left w:w="0" w:type="dxa"/>
+            <w:bottom w:w="0" w:type="dxa"/>
+            <w:right w:w="0" w:type="dxa"/>
+          </w:tblCellMar>
         </w:tblPrEx>
         <w:trPr>
-          <w:trHeight w:val="1203"/>
+          <w:trHeight w:val="1946" w:hRule="atLeast"/>
         </w:trPr>
         <w:tc>
           <w:tcPr>
             <w:tcW w:w="1756" w:type="dxa"/>
-          </w:tcPr>
-          <w:p>
-            <w:pPr>
-              <w:pStyle w:val="TableText"/>
-              <w:spacing w:line="438" w:lineRule="auto"/>
-            </w:pPr>
-          </w:p>
-          <w:p>
-            <w:pPr>
-              <w:spacing w:before="78" w:line="218" w:lineRule="auto"/>
-              <w:ind w:left="125"/>
-              <w:rPr>
-                <w:rFonts w:ascii="SimSun" w:eastAsia="SimSun" w:hAnsi="SimSun" w:cs="SimSun"/>
-                <w:sz w:val="24"/>
-                <w:szCs w:val="24"/>
-              </w:rPr>
-            </w:pPr>
-            <w:r>
-              <w:rPr>
-                <w:rFonts w:ascii="SimSun" w:eastAsia="SimSun" w:hAnsi="SimSun" w:cs="SimSun"/>
-                <w:spacing w:val="-2"/>
-                <w:sz w:val="24"/>
-                <w:szCs w:val="24"/>
-              </w:rPr>
-              <w:t>提交服务报告</w:t>
-            </w:r>
+            <w:vMerge w:val="continue"/>
+          </w:tcPr>
+          <w:p>
+            <w:pPr>
+              <w:pStyle w:val="6"/>
+            </w:pPr>
           </w:p>
         </w:tc>
         <w:tc>
           <w:tcPr>
             <w:tcW w:w="3694" w:type="dxa"/>
-          </w:tcPr>
-          <w:p>
-            <w:pPr>
-              <w:pStyle w:val="TableText"/>
-              <w:spacing w:line="241" w:lineRule="auto"/>
-            </w:pPr>
-          </w:p>
-          <w:p>
-            <w:pPr>
-              <w:spacing w:before="78" w:line="312" w:lineRule="auto"/>
-              <w:ind w:left="117" w:right="163" w:firstLine="1"/>
-              <w:rPr>
-                <w:rFonts w:ascii="SimSun" w:eastAsia="SimSun" w:hAnsi="SimSun" w:cs="SimSun"/>
-                <w:sz w:val="24"/>
-                <w:szCs w:val="24"/>
-              </w:rPr>
-            </w:pPr>
-            <w:r>
-              <w:rPr>
-                <w:rFonts w:ascii="SimSun" w:eastAsia="SimSun" w:hAnsi="SimSun" w:cs="SimSun"/>
-                <w:spacing w:val="-13"/>
-                <w:sz w:val="24"/>
-                <w:szCs w:val="24"/>
-              </w:rPr>
-              <w:t>经审核后，发送给客户及公司管理</w:t>
-            </w:r>
-            <w:r>
-              <w:rPr>
-                <w:rFonts w:ascii="SimSun" w:eastAsia="SimSun" w:hAnsi="SimSun" w:cs="SimSun"/>
-                <w:spacing w:val="-5"/>
-                <w:sz w:val="24"/>
-                <w:szCs w:val="24"/>
-              </w:rPr>
-              <w:t>层。</w:t>
-            </w:r>
+            <w:vMerge w:val="continue"/>
+          </w:tcPr>
+          <w:p>
+            <w:pPr>
+              <w:spacing w:before="121" w:line="295" w:lineRule="auto"/>
+              <w:ind w:left="115" w:right="34" w:firstLine="1"/>
+              <w:rPr>
+                <w:rFonts w:ascii="宋体" w:hAnsi="宋体" w:eastAsia="宋体" w:cs="宋体"/>
+                <w:sz w:val="24"/>
+                <w:szCs w:val="24"/>
+              </w:rPr>
+            </w:pPr>
           </w:p>
         </w:tc>
         <w:tc>
@@ -7041,51 +5899,8 @@
           </w:tcPr>
           <w:p>
             <w:pPr>
-              <w:spacing w:before="117" w:line="219" w:lineRule="auto"/>
-              <w:ind w:left="119"/>
-              <w:rPr>
-                <w:rFonts w:ascii="SimSun" w:eastAsia="SimSun" w:hAnsi="SimSun" w:cs="SimSun"/>
-                <w:sz w:val="24"/>
-                <w:szCs w:val="24"/>
-              </w:rPr>
-            </w:pPr>
-            <w:r>
-              <w:rPr>
-                <w:rFonts w:ascii="SimSun" w:eastAsia="SimSun" w:hAnsi="SimSun" w:cs="SimSun"/>
-                <w:spacing w:val="-4"/>
-                <w:sz w:val="24"/>
-                <w:szCs w:val="24"/>
-              </w:rPr>
-              <w:t>服务报</w:t>
-            </w:r>
-          </w:p>
-          <w:p>
-            <w:pPr>
-              <w:spacing w:before="120" w:line="258" w:lineRule="auto"/>
-              <w:ind w:left="121" w:right="214" w:firstLine="3"/>
-              <w:rPr>
-                <w:rFonts w:ascii="SimSun" w:eastAsia="SimSun" w:hAnsi="SimSun" w:cs="SimSun"/>
-                <w:sz w:val="24"/>
-                <w:szCs w:val="24"/>
-              </w:rPr>
-            </w:pPr>
-            <w:r>
-              <w:rPr>
-                <w:rFonts w:ascii="SimSun" w:eastAsia="SimSun" w:hAnsi="SimSun" w:cs="SimSun"/>
-                <w:spacing w:val="-6"/>
-                <w:sz w:val="24"/>
-                <w:szCs w:val="24"/>
-              </w:rPr>
-              <w:t>告编写</w:t>
-            </w:r>
-            <w:r>
-              <w:rPr>
-                <w:rFonts w:ascii="SimSun" w:eastAsia="SimSun" w:hAnsi="SimSun" w:cs="SimSun"/>
-                <w:sz w:val="24"/>
-                <w:szCs w:val="24"/>
-              </w:rPr>
-              <w:t>人</w:t>
-            </w:r>
+              <w:pStyle w:val="6"/>
+            </w:pPr>
           </w:p>
         </w:tc>
         <w:tc>
@@ -7094,7 +5909,7 @@
           </w:tcPr>
           <w:p>
             <w:pPr>
-              <w:pStyle w:val="TableText"/>
+              <w:pStyle w:val="6"/>
             </w:pPr>
           </w:p>
         </w:tc>
@@ -7104,40 +5919,30 @@
           </w:tcPr>
           <w:p>
             <w:pPr>
-              <w:pStyle w:val="TableText"/>
-              <w:spacing w:line="438" w:lineRule="auto"/>
-            </w:pPr>
-          </w:p>
-          <w:p>
-            <w:pPr>
-              <w:spacing w:before="78" w:line="218" w:lineRule="auto"/>
-              <w:ind w:left="121"/>
-              <w:rPr>
-                <w:rFonts w:ascii="SimSun" w:eastAsia="SimSun" w:hAnsi="SimSun" w:cs="SimSun"/>
-                <w:sz w:val="24"/>
-                <w:szCs w:val="24"/>
-              </w:rPr>
-            </w:pPr>
-            <w:r>
-              <w:rPr>
-                <w:rFonts w:ascii="SimSun" w:eastAsia="SimSun" w:hAnsi="SimSun" w:cs="SimSun"/>
-                <w:spacing w:val="-3"/>
-                <w:sz w:val="24"/>
-                <w:szCs w:val="24"/>
-              </w:rPr>
-              <w:t>服务报告</w:t>
-            </w:r>
+              <w:pStyle w:val="6"/>
+            </w:pPr>
           </w:p>
         </w:tc>
       </w:tr>
       <w:tr>
         <w:tblPrEx>
-          <w:tblW w:w="8527" w:type="dxa"/>
-          <w:tblInd w:w="17" w:type="dxa"/>
-          <w:tblLayout w:type="fixed"/>
+          <w:tblBorders>
+            <w:top w:val="single" w:color="000000" w:sz="2" w:space="0"/>
+            <w:left w:val="single" w:color="000000" w:sz="2" w:space="0"/>
+            <w:bottom w:val="single" w:color="000000" w:sz="2" w:space="0"/>
+            <w:right w:val="single" w:color="000000" w:sz="2" w:space="0"/>
+            <w:insideH w:val="single" w:color="000000" w:sz="2" w:space="0"/>
+            <w:insideV w:val="single" w:color="000000" w:sz="2" w:space="0"/>
+          </w:tblBorders>
+          <w:tblCellMar>
+            <w:top w:w="0" w:type="dxa"/>
+            <w:left w:w="0" w:type="dxa"/>
+            <w:bottom w:w="0" w:type="dxa"/>
+            <w:right w:w="0" w:type="dxa"/>
+          </w:tblCellMar>
         </w:tblPrEx>
         <w:trPr>
-          <w:trHeight w:val="1207"/>
+          <w:trHeight w:val="1203" w:hRule="atLeast"/>
         </w:trPr>
         <w:tc>
           <w:tcPr>
@@ -7145,7 +5950,193 @@
           </w:tcPr>
           <w:p>
             <w:pPr>
-              <w:pStyle w:val="TableText"/>
+              <w:pStyle w:val="6"/>
+              <w:spacing w:line="438" w:lineRule="auto"/>
+            </w:pPr>
+          </w:p>
+          <w:p>
+            <w:pPr>
+              <w:spacing w:before="78" w:line="218" w:lineRule="auto"/>
+              <w:ind w:left="125"/>
+              <w:rPr>
+                <w:rFonts w:ascii="宋体" w:hAnsi="宋体" w:eastAsia="宋体" w:cs="宋体"/>
+                <w:sz w:val="24"/>
+                <w:szCs w:val="24"/>
+              </w:rPr>
+            </w:pPr>
+            <w:r>
+              <w:rPr>
+                <w:rFonts w:ascii="宋体" w:hAnsi="宋体" w:eastAsia="宋体" w:cs="宋体"/>
+                <w:spacing w:val="-2"/>
+                <w:sz w:val="24"/>
+                <w:szCs w:val="24"/>
+              </w:rPr>
+              <w:t>提交服务报告</w:t>
+            </w:r>
+          </w:p>
+        </w:tc>
+        <w:tc>
+          <w:tcPr>
+            <w:tcW w:w="3694" w:type="dxa"/>
+          </w:tcPr>
+          <w:p>
+            <w:pPr>
+              <w:pStyle w:val="6"/>
+              <w:spacing w:line="241" w:lineRule="auto"/>
+            </w:pPr>
+          </w:p>
+          <w:p>
+            <w:pPr>
+              <w:spacing w:before="78" w:line="312" w:lineRule="auto"/>
+              <w:ind w:left="117" w:right="163" w:firstLine="1"/>
+              <w:rPr>
+                <w:rFonts w:ascii="宋体" w:hAnsi="宋体" w:eastAsia="宋体" w:cs="宋体"/>
+                <w:sz w:val="24"/>
+                <w:szCs w:val="24"/>
+              </w:rPr>
+            </w:pPr>
+            <w:r>
+              <w:rPr>
+                <w:rFonts w:ascii="宋体" w:hAnsi="宋体" w:eastAsia="宋体" w:cs="宋体"/>
+                <w:spacing w:val="-13"/>
+                <w:sz w:val="24"/>
+                <w:szCs w:val="24"/>
+              </w:rPr>
+              <w:t>经审核后，发送给客户及公司管理</w:t>
+            </w:r>
+            <w:r>
+              <w:rPr>
+                <w:rFonts w:ascii="宋体" w:hAnsi="宋体" w:eastAsia="宋体" w:cs="宋体"/>
+                <w:spacing w:val="-5"/>
+                <w:sz w:val="24"/>
+                <w:szCs w:val="24"/>
+              </w:rPr>
+              <w:t>层。</w:t>
+            </w:r>
+          </w:p>
+        </w:tc>
+        <w:tc>
+          <w:tcPr>
+            <w:tcW w:w="1050" w:type="dxa"/>
+          </w:tcPr>
+          <w:p>
+            <w:pPr>
+              <w:spacing w:before="117" w:line="219" w:lineRule="auto"/>
+              <w:ind w:left="119"/>
+              <w:rPr>
+                <w:rFonts w:ascii="宋体" w:hAnsi="宋体" w:eastAsia="宋体" w:cs="宋体"/>
+                <w:sz w:val="24"/>
+                <w:szCs w:val="24"/>
+              </w:rPr>
+            </w:pPr>
+            <w:r>
+              <w:rPr>
+                <w:rFonts w:ascii="宋体" w:hAnsi="宋体" w:eastAsia="宋体" w:cs="宋体"/>
+                <w:spacing w:val="-4"/>
+                <w:sz w:val="24"/>
+                <w:szCs w:val="24"/>
+              </w:rPr>
+              <w:t>服务报</w:t>
+            </w:r>
+          </w:p>
+          <w:p>
+            <w:pPr>
+              <w:spacing w:before="120" w:line="258" w:lineRule="auto"/>
+              <w:ind w:left="121" w:right="214" w:firstLine="3"/>
+              <w:rPr>
+                <w:rFonts w:ascii="宋体" w:hAnsi="宋体" w:eastAsia="宋体" w:cs="宋体"/>
+                <w:sz w:val="24"/>
+                <w:szCs w:val="24"/>
+              </w:rPr>
+            </w:pPr>
+            <w:r>
+              <w:rPr>
+                <w:rFonts w:ascii="宋体" w:hAnsi="宋体" w:eastAsia="宋体" w:cs="宋体"/>
+                <w:spacing w:val="-6"/>
+                <w:sz w:val="24"/>
+                <w:szCs w:val="24"/>
+              </w:rPr>
+              <w:t>告编写</w:t>
+            </w:r>
+            <w:r>
+              <w:rPr>
+                <w:rFonts w:ascii="宋体" w:hAnsi="宋体" w:eastAsia="宋体" w:cs="宋体"/>
+                <w:sz w:val="24"/>
+                <w:szCs w:val="24"/>
+              </w:rPr>
+              <w:t>人</w:t>
+            </w:r>
+          </w:p>
+        </w:tc>
+        <w:tc>
+          <w:tcPr>
+            <w:tcW w:w="640" w:type="dxa"/>
+          </w:tcPr>
+          <w:p>
+            <w:pPr>
+              <w:pStyle w:val="6"/>
+            </w:pPr>
+          </w:p>
+        </w:tc>
+        <w:tc>
+          <w:tcPr>
+            <w:tcW w:w="1387" w:type="dxa"/>
+          </w:tcPr>
+          <w:p>
+            <w:pPr>
+              <w:pStyle w:val="6"/>
+              <w:spacing w:line="438" w:lineRule="auto"/>
+            </w:pPr>
+          </w:p>
+          <w:p>
+            <w:pPr>
+              <w:spacing w:before="78" w:line="218" w:lineRule="auto"/>
+              <w:ind w:left="121"/>
+              <w:rPr>
+                <w:rFonts w:ascii="宋体" w:hAnsi="宋体" w:eastAsia="宋体" w:cs="宋体"/>
+                <w:sz w:val="24"/>
+                <w:szCs w:val="24"/>
+              </w:rPr>
+            </w:pPr>
+            <w:r>
+              <w:rPr>
+                <w:rFonts w:ascii="宋体" w:hAnsi="宋体" w:eastAsia="宋体" w:cs="宋体"/>
+                <w:spacing w:val="-3"/>
+                <w:sz w:val="24"/>
+                <w:szCs w:val="24"/>
+              </w:rPr>
+              <w:t>服务报告</w:t>
+            </w:r>
+          </w:p>
+        </w:tc>
+      </w:tr>
+      <w:tr>
+        <w:tblPrEx>
+          <w:tblBorders>
+            <w:top w:val="single" w:color="000000" w:sz="2" w:space="0"/>
+            <w:left w:val="single" w:color="000000" w:sz="2" w:space="0"/>
+            <w:bottom w:val="single" w:color="000000" w:sz="2" w:space="0"/>
+            <w:right w:val="single" w:color="000000" w:sz="2" w:space="0"/>
+            <w:insideH w:val="single" w:color="000000" w:sz="2" w:space="0"/>
+            <w:insideV w:val="single" w:color="000000" w:sz="2" w:space="0"/>
+          </w:tblBorders>
+          <w:tblCellMar>
+            <w:top w:w="0" w:type="dxa"/>
+            <w:left w:w="0" w:type="dxa"/>
+            <w:bottom w:w="0" w:type="dxa"/>
+            <w:right w:w="0" w:type="dxa"/>
+          </w:tblCellMar>
+        </w:tblPrEx>
+        <w:trPr>
+          <w:trHeight w:val="1207" w:hRule="atLeast"/>
+        </w:trPr>
+        <w:tc>
+          <w:tcPr>
+            <w:tcW w:w="1756" w:type="dxa"/>
+          </w:tcPr>
+          <w:p>
+            <w:pPr>
+              <w:pStyle w:val="6"/>
               <w:spacing w:line="442" w:lineRule="auto"/>
             </w:pPr>
           </w:p>
@@ -7154,14 +6145,14 @@
               <w:spacing w:before="78" w:line="218" w:lineRule="auto"/>
               <w:ind w:left="124"/>
               <w:rPr>
-                <w:rFonts w:ascii="SimSun" w:eastAsia="SimSun" w:hAnsi="SimSun" w:cs="SimSun"/>
-                <w:sz w:val="24"/>
-                <w:szCs w:val="24"/>
-              </w:rPr>
-            </w:pPr>
-            <w:r>
-              <w:rPr>
-                <w:rFonts w:ascii="SimSun" w:eastAsia="SimSun" w:hAnsi="SimSun" w:cs="SimSun"/>
+                <w:rFonts w:ascii="宋体" w:hAnsi="宋体" w:eastAsia="宋体" w:cs="宋体"/>
+                <w:sz w:val="24"/>
+                <w:szCs w:val="24"/>
+              </w:rPr>
+            </w:pPr>
+            <w:r>
+              <w:rPr>
+                <w:rFonts w:ascii="宋体" w:hAnsi="宋体" w:eastAsia="宋体" w:cs="宋体"/>
                 <w:spacing w:val="-2"/>
                 <w:sz w:val="24"/>
                 <w:szCs w:val="24"/>
@@ -7176,7 +6167,7 @@
           </w:tcPr>
           <w:p>
             <w:pPr>
-              <w:pStyle w:val="TableText"/>
+              <w:pStyle w:val="6"/>
               <w:spacing w:line="442" w:lineRule="auto"/>
             </w:pPr>
           </w:p>
@@ -7185,14 +6176,14 @@
               <w:spacing w:before="78" w:line="218" w:lineRule="auto"/>
               <w:ind w:left="116"/>
               <w:rPr>
-                <w:rFonts w:ascii="SimSun" w:eastAsia="SimSun" w:hAnsi="SimSun" w:cs="SimSun"/>
-                <w:sz w:val="24"/>
-                <w:szCs w:val="24"/>
-              </w:rPr>
-            </w:pPr>
-            <w:r>
-              <w:rPr>
-                <w:rFonts w:ascii="SimSun" w:eastAsia="SimSun" w:hAnsi="SimSun" w:cs="SimSun"/>
+                <w:rFonts w:ascii="宋体" w:hAnsi="宋体" w:eastAsia="宋体" w:cs="宋体"/>
+                <w:sz w:val="24"/>
+                <w:szCs w:val="24"/>
+              </w:rPr>
+            </w:pPr>
+            <w:r>
+              <w:rPr>
+                <w:rFonts w:ascii="宋体" w:hAnsi="宋体" w:eastAsia="宋体" w:cs="宋体"/>
                 <w:spacing w:val="-1"/>
                 <w:sz w:val="24"/>
                 <w:szCs w:val="24"/>
@@ -7210,14 +6201,14 @@
               <w:spacing w:before="118" w:line="219" w:lineRule="auto"/>
               <w:ind w:left="119"/>
               <w:rPr>
-                <w:rFonts w:ascii="SimSun" w:eastAsia="SimSun" w:hAnsi="SimSun" w:cs="SimSun"/>
-                <w:sz w:val="24"/>
-                <w:szCs w:val="24"/>
-              </w:rPr>
-            </w:pPr>
-            <w:r>
-              <w:rPr>
-                <w:rFonts w:ascii="SimSun" w:eastAsia="SimSun" w:hAnsi="SimSun" w:cs="SimSun"/>
+                <w:rFonts w:ascii="宋体" w:hAnsi="宋体" w:eastAsia="宋体" w:cs="宋体"/>
+                <w:sz w:val="24"/>
+                <w:szCs w:val="24"/>
+              </w:rPr>
+            </w:pPr>
+            <w:r>
+              <w:rPr>
+                <w:rFonts w:ascii="宋体" w:hAnsi="宋体" w:eastAsia="宋体" w:cs="宋体"/>
                 <w:spacing w:val="-4"/>
                 <w:sz w:val="24"/>
                 <w:szCs w:val="24"/>
@@ -7230,14 +6221,14 @@
               <w:spacing w:before="115" w:line="261" w:lineRule="auto"/>
               <w:ind w:left="121" w:right="214" w:firstLine="3"/>
               <w:rPr>
-                <w:rFonts w:ascii="SimSun" w:eastAsia="SimSun" w:hAnsi="SimSun" w:cs="SimSun"/>
-                <w:sz w:val="24"/>
-                <w:szCs w:val="24"/>
-              </w:rPr>
-            </w:pPr>
-            <w:r>
-              <w:rPr>
-                <w:rFonts w:ascii="SimSun" w:eastAsia="SimSun" w:hAnsi="SimSun" w:cs="SimSun"/>
+                <w:rFonts w:ascii="宋体" w:hAnsi="宋体" w:eastAsia="宋体" w:cs="宋体"/>
+                <w:sz w:val="24"/>
+                <w:szCs w:val="24"/>
+              </w:rPr>
+            </w:pPr>
+            <w:r>
+              <w:rPr>
+                <w:rFonts w:ascii="宋体" w:hAnsi="宋体" w:eastAsia="宋体" w:cs="宋体"/>
                 <w:spacing w:val="-6"/>
                 <w:sz w:val="24"/>
                 <w:szCs w:val="24"/>
@@ -7246,7 +6237,7 @@
             </w:r>
             <w:r>
               <w:rPr>
-                <w:rFonts w:ascii="SimSun" w:eastAsia="SimSun" w:hAnsi="SimSun" w:cs="SimSun"/>
+                <w:rFonts w:ascii="宋体" w:hAnsi="宋体" w:eastAsia="宋体" w:cs="宋体"/>
                 <w:sz w:val="24"/>
                 <w:szCs w:val="24"/>
               </w:rPr>
@@ -7260,7 +6251,7 @@
           </w:tcPr>
           <w:p>
             <w:pPr>
-              <w:pStyle w:val="TableText"/>
+              <w:pStyle w:val="6"/>
             </w:pPr>
           </w:p>
         </w:tc>
@@ -7270,7 +6261,7 @@
           </w:tcPr>
           <w:p>
             <w:pPr>
-              <w:pStyle w:val="TableText"/>
+              <w:pStyle w:val="6"/>
               <w:spacing w:line="442" w:lineRule="auto"/>
             </w:pPr>
           </w:p>
@@ -7279,14 +6270,14 @@
               <w:spacing w:before="78" w:line="218" w:lineRule="auto"/>
               <w:ind w:left="121"/>
               <w:rPr>
-                <w:rFonts w:ascii="SimSun" w:eastAsia="SimSun" w:hAnsi="SimSun" w:cs="SimSun"/>
-                <w:sz w:val="24"/>
-                <w:szCs w:val="24"/>
-              </w:rPr>
-            </w:pPr>
-            <w:r>
-              <w:rPr>
-                <w:rFonts w:ascii="SimSun" w:eastAsia="SimSun" w:hAnsi="SimSun" w:cs="SimSun"/>
+                <w:rFonts w:ascii="宋体" w:hAnsi="宋体" w:eastAsia="宋体" w:cs="宋体"/>
+                <w:sz w:val="24"/>
+                <w:szCs w:val="24"/>
+              </w:rPr>
+            </w:pPr>
+            <w:r>
+              <w:rPr>
+                <w:rFonts w:ascii="宋体" w:hAnsi="宋体" w:eastAsia="宋体" w:cs="宋体"/>
                 <w:spacing w:val="-3"/>
                 <w:sz w:val="24"/>
                 <w:szCs w:val="24"/>
@@ -7297,19 +6288,13 @@
         </w:tc>
       </w:tr>
     </w:tbl>
-    <w:p>
-      <w:pPr>
-        <w:pStyle w:val="BodyText"/>
-        <w:spacing w:line="467" w:lineRule="auto"/>
-      </w:pPr>
-    </w:p>
     <w:p>
       <w:pPr>
         <w:spacing w:before="101" w:line="226" w:lineRule="auto"/>
         <w:ind w:left="135"/>
         <w:outlineLvl w:val="0"/>
         <w:rPr>
-          <w:rFonts w:ascii="SimHei" w:eastAsia="SimHei" w:hAnsi="SimHei" w:cs="SimHei"/>
+          <w:rFonts w:ascii="黑体" w:hAnsi="黑体" w:eastAsia="黑体" w:cs="黑体"/>
           <w:sz w:val="31"/>
           <w:szCs w:val="31"/>
         </w:rPr>
@@ -7318,7 +6303,7 @@
       <w:bookmarkEnd w:id="12"/>
       <w:r>
         <w:rPr>
-          <w:rFonts w:ascii="SimHei" w:eastAsia="SimHei" w:hAnsi="SimHei" w:cs="SimHei"/>
+          <w:rFonts w:ascii="黑体" w:hAnsi="黑体" w:eastAsia="黑体" w:cs="黑体"/>
           <w:b/>
           <w:bCs/>
           <w:spacing w:val="-1"/>
@@ -7329,7 +6314,7 @@
       </w:r>
       <w:r>
         <w:rPr>
-          <w:rFonts w:ascii="SimHei" w:eastAsia="SimHei" w:hAnsi="SimHei" w:cs="SimHei"/>
+          <w:rFonts w:ascii="黑体" w:hAnsi="黑体" w:eastAsia="黑体" w:cs="黑体"/>
           <w:spacing w:val="29"/>
           <w:sz w:val="31"/>
           <w:szCs w:val="31"/>
@@ -7338,7 +6323,7 @@
       </w:r>
       <w:r>
         <w:rPr>
-          <w:rFonts w:ascii="SimHei" w:eastAsia="SimHei" w:hAnsi="SimHei" w:cs="SimHei"/>
+          <w:rFonts w:ascii="黑体" w:hAnsi="黑体" w:eastAsia="黑体" w:cs="黑体"/>
           <w:b/>
           <w:bCs/>
           <w:spacing w:val="-1"/>
@@ -7350,29 +6335,17 @@
     </w:p>
     <w:p>
       <w:pPr>
-        <w:pStyle w:val="BodyText"/>
-        <w:spacing w:line="264" w:lineRule="auto"/>
-      </w:pPr>
-    </w:p>
-    <w:p>
-      <w:pPr>
-        <w:pStyle w:val="BodyText"/>
-        <w:spacing w:line="265" w:lineRule="auto"/>
-      </w:pPr>
-    </w:p>
-    <w:p>
-      <w:pPr>
         <w:spacing w:before="78" w:line="364" w:lineRule="auto"/>
         <w:ind w:left="131" w:right="384" w:firstLine="482"/>
         <w:rPr>
-          <w:rFonts w:ascii="SimSun" w:eastAsia="SimSun" w:hAnsi="SimSun" w:cs="SimSun"/>
-          <w:sz w:val="24"/>
-          <w:szCs w:val="24"/>
-        </w:rPr>
-      </w:pPr>
-      <w:r>
-        <w:rPr>
-          <w:rFonts w:ascii="SimSun" w:eastAsia="SimSun" w:hAnsi="SimSun" w:cs="SimSun"/>
+          <w:rFonts w:ascii="宋体" w:hAnsi="宋体" w:eastAsia="宋体" w:cs="宋体"/>
+          <w:sz w:val="24"/>
+          <w:szCs w:val="24"/>
+        </w:rPr>
+      </w:pPr>
+      <w:r>
+        <w:rPr>
+          <w:rFonts w:ascii="宋体" w:hAnsi="宋体" w:eastAsia="宋体" w:cs="宋体"/>
           <w:sz w:val="24"/>
           <w:szCs w:val="24"/>
         </w:rPr>
@@ -7380,21 +6353,12 @@
       </w:r>
       <w:r>
         <w:rPr>
-          <w:rFonts w:ascii="SimSun" w:eastAsia="SimSun" w:hAnsi="SimSun" w:cs="SimSun"/>
+          <w:rFonts w:ascii="宋体" w:hAnsi="宋体" w:eastAsia="宋体" w:cs="宋体"/>
           <w:spacing w:val="-1"/>
           <w:sz w:val="24"/>
           <w:szCs w:val="24"/>
         </w:rPr>
-        <w:t>下关键绩效指标（KPI）和其</w:t>
-      </w:r>
-      <w:r>
-        <w:rPr>
-          <w:rFonts w:ascii="SimSun" w:eastAsia="SimSun" w:hAnsi="SimSun" w:cs="SimSun"/>
-          <w:spacing w:val="-1"/>
-          <w:sz w:val="24"/>
-          <w:szCs w:val="24"/>
-        </w:rPr>
-        <w:t>他相关评价标准用以衡量服务报告管理流程的有效性和效率：</w:t>
+        <w:t>下关键绩效指标（KPI）和其他相关评价标准用以衡量服务报告管理流程的有效性和效率：</w:t>
       </w:r>
     </w:p>
     <w:p>
@@ -7402,22 +6366,39 @@
         <w:spacing w:line="363" w:lineRule="auto"/>
         <w:ind w:left="136" w:right="384" w:firstLine="475"/>
         <w:rPr>
-          <w:rFonts w:ascii="SimSun" w:eastAsia="SimSun" w:hAnsi="SimSun" w:cs="SimSun"/>
-          <w:sz w:val="24"/>
-          <w:szCs w:val="24"/>
-        </w:rPr>
-      </w:pPr>
-      <w:r>
-        <w:rPr>
-          <w:rFonts w:ascii="SimSun" w:eastAsia="SimSun" w:hAnsi="SimSun" w:cs="SimSun"/>
-          <w:sz w:val="24"/>
-          <w:szCs w:val="24"/>
-        </w:rPr>
-        <w:t>服务报告按时完成率（100%）= （当期内按时提</w:t>
-      </w:r>
-      <w:r>
-        <w:rPr>
-          <w:rFonts w:ascii="SimSun" w:eastAsia="SimSun" w:hAnsi="SimSun" w:cs="SimSun"/>
+          <w:rFonts w:ascii="宋体" w:hAnsi="宋体" w:eastAsia="宋体" w:cs="宋体"/>
+          <w:sz w:val="24"/>
+          <w:szCs w:val="24"/>
+        </w:rPr>
+      </w:pPr>
+      <w:r>
+        <w:rPr>
+          <w:rFonts w:ascii="宋体" w:hAnsi="宋体" w:eastAsia="宋体" w:cs="宋体"/>
+          <w:sz w:val="24"/>
+          <w:szCs w:val="24"/>
+        </w:rPr>
+        <w:t>服务报告按时</w:t>
+      </w:r>
+      <w:r>
+        <w:rPr>
+          <w:rFonts w:hint="eastAsia" w:ascii="宋体" w:hAnsi="宋体" w:eastAsia="宋体" w:cs="宋体"/>
+          <w:sz w:val="24"/>
+          <w:szCs w:val="24"/>
+          <w:lang w:val="en-US" w:eastAsia="zh-CN"/>
+        </w:rPr>
+        <w:t>提交</w:t>
+      </w:r>
+      <w:r>
+        <w:rPr>
+          <w:rFonts w:ascii="宋体" w:hAnsi="宋体" w:eastAsia="宋体" w:cs="宋体"/>
+          <w:sz w:val="24"/>
+          <w:szCs w:val="24"/>
+        </w:rPr>
+        <w:t>率（100%）=（当期内按时提</w:t>
+      </w:r>
+      <w:r>
+        <w:rPr>
+          <w:rFonts w:ascii="宋体" w:hAnsi="宋体" w:eastAsia="宋体" w:cs="宋体"/>
           <w:spacing w:val="-1"/>
           <w:sz w:val="24"/>
           <w:szCs w:val="24"/>
@@ -7426,19 +6407,13 @@
       </w:r>
       <w:r>
         <w:rPr>
-          <w:rFonts w:ascii="SimSun" w:eastAsia="SimSun" w:hAnsi="SimSun" w:cs="SimSun"/>
+          <w:rFonts w:ascii="宋体" w:hAnsi="宋体" w:eastAsia="宋体" w:cs="宋体"/>
           <w:spacing w:val="-2"/>
           <w:sz w:val="24"/>
           <w:szCs w:val="24"/>
         </w:rPr>
         <w:t>交的报告数）*100%</w:t>
       </w:r>
-    </w:p>
-    <w:p>
-      <w:pPr>
-        <w:pStyle w:val="BodyText"/>
-        <w:spacing w:line="344" w:lineRule="auto"/>
-      </w:pPr>
     </w:p>
     <w:p>
       <w:pPr>
@@ -7446,7 +6421,7 @@
         <w:ind w:left="130"/>
         <w:outlineLvl w:val="0"/>
         <w:rPr>
-          <w:rFonts w:ascii="SimHei" w:eastAsia="SimHei" w:hAnsi="SimHei" w:cs="SimHei"/>
+          <w:rFonts w:ascii="黑体" w:hAnsi="黑体" w:eastAsia="黑体" w:cs="黑体"/>
           <w:sz w:val="31"/>
           <w:szCs w:val="31"/>
         </w:rPr>
@@ -7455,7 +6430,7 @@
       <w:bookmarkEnd w:id="13"/>
       <w:r>
         <w:rPr>
-          <w:rFonts w:ascii="SimHei" w:eastAsia="SimHei" w:hAnsi="SimHei" w:cs="SimHei"/>
+          <w:rFonts w:ascii="黑体" w:hAnsi="黑体" w:eastAsia="黑体" w:cs="黑体"/>
           <w:b/>
           <w:bCs/>
           <w:spacing w:val="2"/>
@@ -7466,7 +6441,7 @@
       </w:r>
       <w:r>
         <w:rPr>
-          <w:rFonts w:ascii="SimHei" w:eastAsia="SimHei" w:hAnsi="SimHei" w:cs="SimHei"/>
+          <w:rFonts w:ascii="黑体" w:hAnsi="黑体" w:eastAsia="黑体" w:cs="黑体"/>
           <w:spacing w:val="29"/>
           <w:sz w:val="31"/>
           <w:szCs w:val="31"/>
@@ -7475,7 +6450,7 @@
       </w:r>
       <w:r>
         <w:rPr>
-          <w:rFonts w:ascii="SimHei" w:eastAsia="SimHei" w:hAnsi="SimHei" w:cs="SimHei"/>
+          <w:rFonts w:ascii="黑体" w:hAnsi="黑体" w:eastAsia="黑体" w:cs="黑体"/>
           <w:b/>
           <w:bCs/>
           <w:spacing w:val="2"/>
@@ -7487,29 +6462,17 @@
     </w:p>
     <w:p>
       <w:pPr>
-        <w:pStyle w:val="BodyText"/>
-        <w:spacing w:line="260" w:lineRule="auto"/>
-      </w:pPr>
-    </w:p>
-    <w:p>
-      <w:pPr>
-        <w:pStyle w:val="BodyText"/>
-        <w:spacing w:line="261" w:lineRule="auto"/>
-      </w:pPr>
-    </w:p>
-    <w:p>
-      <w:pPr>
         <w:spacing w:before="78" w:line="295" w:lineRule="auto"/>
         <w:ind w:left="1030" w:right="176" w:hanging="408"/>
         <w:rPr>
-          <w:rFonts w:ascii="SimSun" w:eastAsia="SimSun" w:hAnsi="SimSun" w:cs="SimSun"/>
-          <w:sz w:val="24"/>
-          <w:szCs w:val="24"/>
-        </w:rPr>
-      </w:pPr>
-      <w:r>
-        <w:rPr>
-          <w:rFonts w:ascii="Wingdings" w:eastAsia="Wingdings" w:hAnsi="Wingdings" w:cs="Wingdings"/>
+          <w:rFonts w:ascii="宋体" w:hAnsi="宋体" w:eastAsia="宋体" w:cs="宋体"/>
+          <w:sz w:val="24"/>
+          <w:szCs w:val="24"/>
+        </w:rPr>
+      </w:pPr>
+      <w:r>
+        <w:rPr>
+          <w:rFonts w:ascii="Wingdings" w:hAnsi="Wingdings" w:eastAsia="Wingdings" w:cs="Wingdings"/>
           <w:spacing w:val="-2"/>
           <w:sz w:val="24"/>
           <w:szCs w:val="24"/>
@@ -7518,7 +6481,7 @@
       </w:r>
       <w:r>
         <w:rPr>
-          <w:rFonts w:ascii="Wingdings" w:eastAsia="Wingdings" w:hAnsi="Wingdings" w:cs="Wingdings"/>
+          <w:rFonts w:ascii="Wingdings" w:hAnsi="Wingdings" w:eastAsia="Wingdings" w:cs="Wingdings"/>
           <w:spacing w:val="-48"/>
           <w:sz w:val="24"/>
           <w:szCs w:val="24"/>
@@ -7527,7 +6490,7 @@
       </w:r>
       <w:r>
         <w:rPr>
-          <w:rFonts w:ascii="SimSun" w:eastAsia="SimSun" w:hAnsi="SimSun" w:cs="SimSun"/>
+          <w:rFonts w:ascii="宋体" w:hAnsi="宋体" w:eastAsia="宋体" w:cs="宋体"/>
           <w:spacing w:val="-2"/>
           <w:sz w:val="24"/>
           <w:szCs w:val="24"/>
@@ -7536,7 +6499,7 @@
       </w:r>
       <w:r>
         <w:rPr>
-          <w:rFonts w:ascii="SimSun" w:eastAsia="SimSun" w:hAnsi="SimSun" w:cs="SimSun"/>
+          <w:rFonts w:ascii="宋体" w:hAnsi="宋体" w:eastAsia="宋体" w:cs="宋体"/>
           <w:spacing w:val="-1"/>
           <w:sz w:val="24"/>
           <w:szCs w:val="24"/>
@@ -7549,14 +6512,14 @@
         <w:spacing w:before="177" w:line="295" w:lineRule="auto"/>
         <w:ind w:left="1030" w:right="176" w:hanging="408"/>
         <w:rPr>
-          <w:rFonts w:ascii="SimSun" w:eastAsia="SimSun" w:hAnsi="SimSun" w:cs="SimSun"/>
-          <w:sz w:val="24"/>
-          <w:szCs w:val="24"/>
-        </w:rPr>
-      </w:pPr>
-      <w:r>
-        <w:rPr>
-          <w:rFonts w:ascii="Wingdings" w:eastAsia="Wingdings" w:hAnsi="Wingdings" w:cs="Wingdings"/>
+          <w:rFonts w:ascii="宋体" w:hAnsi="宋体" w:eastAsia="宋体" w:cs="宋体"/>
+          <w:sz w:val="24"/>
+          <w:szCs w:val="24"/>
+        </w:rPr>
+      </w:pPr>
+      <w:r>
+        <w:rPr>
+          <w:rFonts w:ascii="Wingdings" w:hAnsi="Wingdings" w:eastAsia="Wingdings" w:cs="Wingdings"/>
           <w:spacing w:val="-2"/>
           <w:sz w:val="24"/>
           <w:szCs w:val="24"/>
@@ -7565,7 +6528,7 @@
       </w:r>
       <w:r>
         <w:rPr>
-          <w:rFonts w:ascii="Wingdings" w:eastAsia="Wingdings" w:hAnsi="Wingdings" w:cs="Wingdings"/>
+          <w:rFonts w:ascii="Wingdings" w:hAnsi="Wingdings" w:eastAsia="Wingdings" w:cs="Wingdings"/>
           <w:spacing w:val="-48"/>
           <w:sz w:val="24"/>
           <w:szCs w:val="24"/>
@@ -7574,7 +6537,7 @@
       </w:r>
       <w:r>
         <w:rPr>
-          <w:rFonts w:ascii="SimSun" w:eastAsia="SimSun" w:hAnsi="SimSun" w:cs="SimSun"/>
+          <w:rFonts w:ascii="宋体" w:hAnsi="宋体" w:eastAsia="宋体" w:cs="宋体"/>
           <w:spacing w:val="-2"/>
           <w:sz w:val="24"/>
           <w:szCs w:val="24"/>
@@ -7583,7 +6546,7 @@
       </w:r>
       <w:r>
         <w:rPr>
-          <w:rFonts w:ascii="SimSun" w:eastAsia="SimSun" w:hAnsi="SimSun" w:cs="SimSun"/>
+          <w:rFonts w:ascii="宋体" w:hAnsi="宋体" w:eastAsia="宋体" w:cs="宋体"/>
           <w:spacing w:val="-1"/>
           <w:sz w:val="24"/>
           <w:szCs w:val="24"/>
@@ -7596,14 +6559,14 @@
         <w:spacing w:before="178" w:line="239" w:lineRule="auto"/>
         <w:ind w:left="622"/>
         <w:rPr>
-          <w:rFonts w:ascii="SimSun" w:eastAsia="SimSun" w:hAnsi="SimSun" w:cs="SimSun"/>
-          <w:sz w:val="24"/>
-          <w:szCs w:val="24"/>
-        </w:rPr>
-      </w:pPr>
-      <w:r>
-        <w:rPr>
-          <w:rFonts w:ascii="Wingdings" w:eastAsia="Wingdings" w:hAnsi="Wingdings" w:cs="Wingdings"/>
+          <w:rFonts w:ascii="宋体" w:hAnsi="宋体" w:eastAsia="宋体" w:cs="宋体"/>
+          <w:sz w:val="24"/>
+          <w:szCs w:val="24"/>
+        </w:rPr>
+      </w:pPr>
+      <w:r>
+        <w:rPr>
+          <w:rFonts w:ascii="Wingdings" w:hAnsi="Wingdings" w:eastAsia="Wingdings" w:cs="Wingdings"/>
           <w:spacing w:val="-1"/>
           <w:sz w:val="24"/>
           <w:szCs w:val="24"/>
@@ -7612,7 +6575,7 @@
       </w:r>
       <w:r>
         <w:rPr>
-          <w:rFonts w:ascii="Wingdings" w:eastAsia="Wingdings" w:hAnsi="Wingdings" w:cs="Wingdings"/>
+          <w:rFonts w:ascii="Wingdings" w:hAnsi="Wingdings" w:eastAsia="Wingdings" w:cs="Wingdings"/>
           <w:spacing w:val="-50"/>
           <w:sz w:val="24"/>
           <w:szCs w:val="24"/>
@@ -7621,7 +6584,7 @@
       </w:r>
       <w:r>
         <w:rPr>
-          <w:rFonts w:ascii="SimSun" w:eastAsia="SimSun" w:hAnsi="SimSun" w:cs="SimSun"/>
+          <w:rFonts w:ascii="宋体" w:hAnsi="宋体" w:eastAsia="宋体" w:cs="宋体"/>
           <w:spacing w:val="-1"/>
           <w:sz w:val="24"/>
           <w:szCs w:val="24"/>
@@ -7630,30 +6593,55 @@
       </w:r>
     </w:p>
     <w:sectPr>
-      <w:footerReference w:type="default" r:id="rId13"/>
+      <w:footerReference r:id="rId8" w:type="default"/>
       <w:pgSz w:w="11910" w:h="16840"/>
       <w:pgMar w:top="877" w:right="1685" w:bottom="1196" w:left="1677" w:header="0" w:footer="982" w:gutter="0"/>
-      <w:cols w:space="720"/>
+      <w:cols w:space="720" w:num="1"/>
     </w:sectPr>
   </w:body>
 </w:document>
 </file>
 
+<file path=word/endnotes.xml><?xml version="1.0" encoding="utf-8"?>
+<w:endnotes xmlns:wpc="http://schemas.microsoft.com/office/word/2010/wordprocessingCanvas" xmlns:mc="http://schemas.openxmlformats.org/markup-compatibility/2006" xmlns:o="urn:schemas-microsoft-com:office:office" xmlns:r="http://schemas.openxmlformats.org/officeDocument/2006/relationships" xmlns:m="http://schemas.openxmlformats.org/officeDocument/2006/math" xmlns:v="urn:schemas-microsoft-com:vml" xmlns:wp14="http://schemas.microsoft.com/office/word/2010/wordprocessingDrawing" xmlns:wp="http://schemas.openxmlformats.org/drawingml/2006/wordprocessingDrawing" xmlns:w="http://schemas.openxmlformats.org/wordprocessingml/2006/main" xmlns:w14="http://schemas.microsoft.com/office/word/2010/wordml" xmlns:w15="http://schemas.microsoft.com/office/word/2012/wordml" xmlns:w10="urn:schemas-microsoft-com:office:word" xmlns:wpg="http://schemas.microsoft.com/office/word/2010/wordprocessingGroup" xmlns:wpi="http://schemas.microsoft.com/office/word/2010/wordprocessingInk" xmlns:wne="http://schemas.microsoft.com/office/word/2006/wordml" xmlns:wps="http://schemas.microsoft.com/office/word/2010/wordprocessingShape" xmlns:wpsCustomData="http://www.wps.cn/officeDocument/2013/wpsCustomData" mc:Ignorable="w14 w15 wp14">
+  <w:endnote w:type="separator" w:id="0">
+    <w:p>
+      <w:pPr>
+        <w:spacing w:line="240" w:lineRule="auto"/>
+      </w:pPr>
+      <w:r>
+        <w:separator/>
+      </w:r>
+    </w:p>
+  </w:endnote>
+  <w:endnote w:type="continuationSeparator" w:id="1">
+    <w:p>
+      <w:pPr>
+        <w:spacing w:line="240" w:lineRule="auto"/>
+      </w:pPr>
+      <w:r>
+        <w:continuationSeparator/>
+      </w:r>
+    </w:p>
+  </w:endnote>
+</w:endnotes>
+</file>
+
 <file path=word/footer1.xml><?xml version="1.0" encoding="utf-8"?>
-<w:ftr xmlns:wpc="http://schemas.microsoft.com/office/word/2010/wordprocessingCanvas" xmlns:mc="http://schemas.openxmlformats.org/markup-compatibility/2006" xmlns:o="urn:schemas-microsoft-com:office:office" xmlns:r="http://schemas.openxmlformats.org/officeDocument/2006/relationships" xmlns:m="http://schemas.openxmlformats.org/officeDocument/2006/math" xmlns:v="urn:schemas-microsoft-com:vml" xmlns:wp14="http://schemas.microsoft.com/office/word/2010/wordprocessingDrawing" xmlns:wp="http://schemas.openxmlformats.org/drawingml/2006/wordprocessingDrawing" xmlns:w10="urn:schemas-microsoft-com:office:word" xmlns:w="http://schemas.openxmlformats.org/wordprocessingml/2006/main" xmlns:w14="http://schemas.microsoft.com/office/word/2010/wordml" xmlns:w15="http://schemas.microsoft.com/office/word/2012/wordml" xmlns:wne="http://schemas.microsoft.com/office/word/2006/wordml" xmlns:wpg="http://schemas.microsoft.com/office/word/2010/wordprocessingGroup" xmlns:wpi="http://schemas.microsoft.com/office/word/2010/wordprocessingInk" xmlns:wps="http://schemas.microsoft.com/office/word/2010/wordprocessingShape" mc:Ignorable="w14 w15 wp14">
+<w:ftr xmlns:wpc="http://schemas.microsoft.com/office/word/2010/wordprocessingCanvas" xmlns:mc="http://schemas.openxmlformats.org/markup-compatibility/2006" xmlns:o="urn:schemas-microsoft-com:office:office" xmlns:r="http://schemas.openxmlformats.org/officeDocument/2006/relationships" xmlns:m="http://schemas.openxmlformats.org/officeDocument/2006/math" xmlns:v="urn:schemas-microsoft-com:vml" xmlns:wp14="http://schemas.microsoft.com/office/word/2010/wordprocessingDrawing" xmlns:wp="http://schemas.openxmlformats.org/drawingml/2006/wordprocessingDrawing" xmlns:w10="urn:schemas-microsoft-com:office:word" xmlns:w="http://schemas.openxmlformats.org/wordprocessingml/2006/main" xmlns:w14="http://schemas.microsoft.com/office/word/2010/wordml" xmlns:w15="http://schemas.microsoft.com/office/word/2012/wordml" xmlns:wpg="http://schemas.microsoft.com/office/word/2010/wordprocessingGroup" xmlns:wpi="http://schemas.microsoft.com/office/word/2010/wordprocessingInk" xmlns:wne="http://schemas.microsoft.com/office/word/2006/wordml" xmlns:wps="http://schemas.microsoft.com/office/word/2010/wordprocessingShape" xmlns:wpsCustomData="http://www.wps.cn/officeDocument/2013/wpsCustomData" mc:Ignorable="w14 w15 wp14">
   <w:p>
     <w:pPr>
       <w:spacing w:line="209" w:lineRule="auto"/>
       <w:ind w:left="3650"/>
       <w:rPr>
-        <w:rFonts w:ascii="SimSun" w:eastAsia="SimSun" w:hAnsi="SimSun" w:cs="SimSun"/>
+        <w:rFonts w:ascii="宋体" w:hAnsi="宋体" w:eastAsia="宋体" w:cs="宋体"/>
         <w:sz w:val="18"/>
         <w:szCs w:val="18"/>
       </w:rPr>
     </w:pPr>
     <w:r>
       <w:rPr>
-        <w:rFonts w:ascii="SimSun" w:eastAsia="SimSun" w:hAnsi="SimSun" w:cs="SimSun"/>
+        <w:rFonts w:ascii="宋体" w:hAnsi="宋体" w:eastAsia="宋体" w:cs="宋体"/>
         <w:spacing w:val="-11"/>
         <w:sz w:val="18"/>
         <w:szCs w:val="18"/>
@@ -7662,7 +6650,7 @@
     </w:r>
     <w:r>
       <w:rPr>
-        <w:rFonts w:ascii="SimSun" w:eastAsia="SimSun" w:hAnsi="SimSun" w:cs="SimSun"/>
+        <w:rFonts w:ascii="宋体" w:hAnsi="宋体" w:eastAsia="宋体" w:cs="宋体"/>
         <w:spacing w:val="-21"/>
         <w:sz w:val="18"/>
         <w:szCs w:val="18"/>
@@ -7671,7 +6659,7 @@
     </w:r>
     <w:r>
       <w:rPr>
-        <w:rFonts w:ascii="SimSun" w:eastAsia="SimSun" w:hAnsi="SimSun" w:cs="SimSun"/>
+        <w:rFonts w:ascii="宋体" w:hAnsi="宋体" w:eastAsia="宋体" w:cs="宋体"/>
         <w:spacing w:val="-11"/>
         <w:sz w:val="18"/>
         <w:szCs w:val="18"/>
@@ -7680,7 +6668,7 @@
     </w:r>
     <w:r>
       <w:rPr>
-        <w:rFonts w:ascii="SimSun" w:eastAsia="SimSun" w:hAnsi="SimSun" w:cs="SimSun"/>
+        <w:rFonts w:ascii="宋体" w:hAnsi="宋体" w:eastAsia="宋体" w:cs="宋体"/>
         <w:spacing w:val="-39"/>
         <w:sz w:val="18"/>
         <w:szCs w:val="18"/>
@@ -7689,7 +6677,7 @@
     </w:r>
     <w:r>
       <w:rPr>
-        <w:rFonts w:ascii="SimSun" w:eastAsia="SimSun" w:hAnsi="SimSun" w:cs="SimSun"/>
+        <w:rFonts w:ascii="宋体" w:hAnsi="宋体" w:eastAsia="宋体" w:cs="宋体"/>
         <w:spacing w:val="-11"/>
         <w:sz w:val="18"/>
         <w:szCs w:val="18"/>
@@ -7698,7 +6686,7 @@
     </w:r>
     <w:r>
       <w:rPr>
-        <w:rFonts w:ascii="SimSun" w:eastAsia="SimSun" w:hAnsi="SimSun" w:cs="SimSun"/>
+        <w:rFonts w:ascii="宋体" w:hAnsi="宋体" w:eastAsia="宋体" w:cs="宋体"/>
         <w:spacing w:val="-16"/>
         <w:sz w:val="18"/>
         <w:szCs w:val="18"/>
@@ -7707,7 +6695,7 @@
     </w:r>
     <w:r>
       <w:rPr>
-        <w:rFonts w:ascii="Calibri" w:eastAsia="Calibri" w:hAnsi="Calibri" w:cs="Calibri"/>
+        <w:rFonts w:ascii="Calibri" w:hAnsi="Calibri" w:eastAsia="Calibri" w:cs="Calibri"/>
         <w:spacing w:val="-11"/>
         <w:sz w:val="18"/>
         <w:szCs w:val="18"/>
@@ -7716,7 +6704,7 @@
     </w:r>
     <w:r>
       <w:rPr>
-        <w:rFonts w:ascii="Calibri" w:eastAsia="Calibri" w:hAnsi="Calibri" w:cs="Calibri"/>
+        <w:rFonts w:ascii="Calibri" w:hAnsi="Calibri" w:eastAsia="Calibri" w:cs="Calibri"/>
         <w:spacing w:val="12"/>
         <w:sz w:val="18"/>
         <w:szCs w:val="18"/>
@@ -7725,7 +6713,7 @@
     </w:r>
     <w:r>
       <w:rPr>
-        <w:rFonts w:ascii="SimSun" w:eastAsia="SimSun" w:hAnsi="SimSun" w:cs="SimSun"/>
+        <w:rFonts w:ascii="宋体" w:hAnsi="宋体" w:eastAsia="宋体" w:cs="宋体"/>
         <w:spacing w:val="-11"/>
         <w:sz w:val="18"/>
         <w:szCs w:val="18"/>
@@ -7737,20 +6725,20 @@
 </file>
 
 <file path=word/footer2.xml><?xml version="1.0" encoding="utf-8"?>
-<w:ftr xmlns:wpc="http://schemas.microsoft.com/office/word/2010/wordprocessingCanvas" xmlns:mc="http://schemas.openxmlformats.org/markup-compatibility/2006" xmlns:o="urn:schemas-microsoft-com:office:office" xmlns:r="http://schemas.openxmlformats.org/officeDocument/2006/relationships" xmlns:m="http://schemas.openxmlformats.org/officeDocument/2006/math" xmlns:v="urn:schemas-microsoft-com:vml" xmlns:wp14="http://schemas.microsoft.com/office/word/2010/wordprocessingDrawing" xmlns:wp="http://schemas.openxmlformats.org/drawingml/2006/wordprocessingDrawing" xmlns:w10="urn:schemas-microsoft-com:office:word" xmlns:w="http://schemas.openxmlformats.org/wordprocessingml/2006/main" xmlns:w14="http://schemas.microsoft.com/office/word/2010/wordml" xmlns:w15="http://schemas.microsoft.com/office/word/2012/wordml" xmlns:wne="http://schemas.microsoft.com/office/word/2006/wordml" xmlns:wpg="http://schemas.microsoft.com/office/word/2010/wordprocessingGroup" xmlns:wpi="http://schemas.microsoft.com/office/word/2010/wordprocessingInk" xmlns:wps="http://schemas.microsoft.com/office/word/2010/wordprocessingShape" mc:Ignorable="w14 w15 wp14">
+<w:ftr xmlns:wpc="http://schemas.microsoft.com/office/word/2010/wordprocessingCanvas" xmlns:mc="http://schemas.openxmlformats.org/markup-compatibility/2006" xmlns:o="urn:schemas-microsoft-com:office:office" xmlns:r="http://schemas.openxmlformats.org/officeDocument/2006/relationships" xmlns:m="http://schemas.openxmlformats.org/officeDocument/2006/math" xmlns:v="urn:schemas-microsoft-com:vml" xmlns:wp14="http://schemas.microsoft.com/office/word/2010/wordprocessingDrawing" xmlns:wp="http://schemas.openxmlformats.org/drawingml/2006/wordprocessingDrawing" xmlns:w10="urn:schemas-microsoft-com:office:word" xmlns:w="http://schemas.openxmlformats.org/wordprocessingml/2006/main" xmlns:w14="http://schemas.microsoft.com/office/word/2010/wordml" xmlns:w15="http://schemas.microsoft.com/office/word/2012/wordml" xmlns:wpg="http://schemas.microsoft.com/office/word/2010/wordprocessingGroup" xmlns:wpi="http://schemas.microsoft.com/office/word/2010/wordprocessingInk" xmlns:wne="http://schemas.microsoft.com/office/word/2006/wordml" xmlns:wps="http://schemas.microsoft.com/office/word/2010/wordprocessingShape" xmlns:wpsCustomData="http://www.wps.cn/officeDocument/2013/wpsCustomData" mc:Ignorable="w14 w15 wp14">
   <w:p>
     <w:pPr>
       <w:spacing w:line="209" w:lineRule="auto"/>
       <w:ind w:left="3650"/>
       <w:rPr>
-        <w:rFonts w:ascii="SimSun" w:eastAsia="SimSun" w:hAnsi="SimSun" w:cs="SimSun"/>
+        <w:rFonts w:ascii="宋体" w:hAnsi="宋体" w:eastAsia="宋体" w:cs="宋体"/>
         <w:sz w:val="18"/>
         <w:szCs w:val="18"/>
       </w:rPr>
     </w:pPr>
     <w:r>
       <w:rPr>
-        <w:rFonts w:ascii="SimSun" w:eastAsia="SimSun" w:hAnsi="SimSun" w:cs="SimSun"/>
+        <w:rFonts w:ascii="宋体" w:hAnsi="宋体" w:eastAsia="宋体" w:cs="宋体"/>
         <w:spacing w:val="-9"/>
         <w:sz w:val="18"/>
         <w:szCs w:val="18"/>
@@ -7759,7 +6747,7 @@
     </w:r>
     <w:r>
       <w:rPr>
-        <w:rFonts w:ascii="SimSun" w:eastAsia="SimSun" w:hAnsi="SimSun" w:cs="SimSun"/>
+        <w:rFonts w:ascii="宋体" w:hAnsi="宋体" w:eastAsia="宋体" w:cs="宋体"/>
         <w:spacing w:val="-35"/>
         <w:sz w:val="18"/>
         <w:szCs w:val="18"/>
@@ -7768,7 +6756,7 @@
     </w:r>
     <w:r>
       <w:rPr>
-        <w:rFonts w:ascii="SimSun" w:eastAsia="SimSun" w:hAnsi="SimSun" w:cs="SimSun"/>
+        <w:rFonts w:ascii="宋体" w:hAnsi="宋体" w:eastAsia="宋体" w:cs="宋体"/>
         <w:spacing w:val="-9"/>
         <w:sz w:val="18"/>
         <w:szCs w:val="18"/>
@@ -7777,7 +6765,7 @@
     </w:r>
     <w:r>
       <w:rPr>
-        <w:rFonts w:ascii="SimSun" w:eastAsia="SimSun" w:hAnsi="SimSun" w:cs="SimSun"/>
+        <w:rFonts w:ascii="宋体" w:hAnsi="宋体" w:eastAsia="宋体" w:cs="宋体"/>
         <w:spacing w:val="-39"/>
         <w:sz w:val="18"/>
         <w:szCs w:val="18"/>
@@ -7786,7 +6774,7 @@
     </w:r>
     <w:r>
       <w:rPr>
-        <w:rFonts w:ascii="SimSun" w:eastAsia="SimSun" w:hAnsi="SimSun" w:cs="SimSun"/>
+        <w:rFonts w:ascii="宋体" w:hAnsi="宋体" w:eastAsia="宋体" w:cs="宋体"/>
         <w:spacing w:val="-9"/>
         <w:sz w:val="18"/>
         <w:szCs w:val="18"/>
@@ -7795,7 +6783,7 @@
     </w:r>
     <w:r>
       <w:rPr>
-        <w:rFonts w:ascii="SimSun" w:eastAsia="SimSun" w:hAnsi="SimSun" w:cs="SimSun"/>
+        <w:rFonts w:ascii="宋体" w:hAnsi="宋体" w:eastAsia="宋体" w:cs="宋体"/>
         <w:spacing w:val="-16"/>
         <w:sz w:val="18"/>
         <w:szCs w:val="18"/>
@@ -7804,7 +6792,7 @@
     </w:r>
     <w:r>
       <w:rPr>
-        <w:rFonts w:ascii="Calibri" w:eastAsia="Calibri" w:hAnsi="Calibri" w:cs="Calibri"/>
+        <w:rFonts w:ascii="Calibri" w:hAnsi="Calibri" w:eastAsia="Calibri" w:cs="Calibri"/>
         <w:spacing w:val="-9"/>
         <w:sz w:val="18"/>
         <w:szCs w:val="18"/>
@@ -7813,7 +6801,7 @@
     </w:r>
     <w:r>
       <w:rPr>
-        <w:rFonts w:ascii="Calibri" w:eastAsia="Calibri" w:hAnsi="Calibri" w:cs="Calibri"/>
+        <w:rFonts w:ascii="Calibri" w:hAnsi="Calibri" w:eastAsia="Calibri" w:cs="Calibri"/>
         <w:spacing w:val="12"/>
         <w:sz w:val="18"/>
         <w:szCs w:val="18"/>
@@ -7822,7 +6810,7 @@
     </w:r>
     <w:r>
       <w:rPr>
-        <w:rFonts w:ascii="SimSun" w:eastAsia="SimSun" w:hAnsi="SimSun" w:cs="SimSun"/>
+        <w:rFonts w:ascii="宋体" w:hAnsi="宋体" w:eastAsia="宋体" w:cs="宋体"/>
         <w:spacing w:val="-9"/>
         <w:sz w:val="18"/>
         <w:szCs w:val="18"/>
@@ -7834,20 +6822,20 @@
 </file>
 
 <file path=word/footer3.xml><?xml version="1.0" encoding="utf-8"?>
-<w:ftr xmlns:wpc="http://schemas.microsoft.com/office/word/2010/wordprocessingCanvas" xmlns:mc="http://schemas.openxmlformats.org/markup-compatibility/2006" xmlns:o="urn:schemas-microsoft-com:office:office" xmlns:r="http://schemas.openxmlformats.org/officeDocument/2006/relationships" xmlns:m="http://schemas.openxmlformats.org/officeDocument/2006/math" xmlns:v="urn:schemas-microsoft-com:vml" xmlns:wp14="http://schemas.microsoft.com/office/word/2010/wordprocessingDrawing" xmlns:wp="http://schemas.openxmlformats.org/drawingml/2006/wordprocessingDrawing" xmlns:w10="urn:schemas-microsoft-com:office:word" xmlns:w="http://schemas.openxmlformats.org/wordprocessingml/2006/main" xmlns:w14="http://schemas.microsoft.com/office/word/2010/wordml" xmlns:w15="http://schemas.microsoft.com/office/word/2012/wordml" xmlns:wne="http://schemas.microsoft.com/office/word/2006/wordml" xmlns:wpg="http://schemas.microsoft.com/office/word/2010/wordprocessingGroup" xmlns:wpi="http://schemas.microsoft.com/office/word/2010/wordprocessingInk" xmlns:wps="http://schemas.microsoft.com/office/word/2010/wordprocessingShape" mc:Ignorable="w14 w15 wp14">
+<w:ftr xmlns:wpc="http://schemas.microsoft.com/office/word/2010/wordprocessingCanvas" xmlns:mc="http://schemas.openxmlformats.org/markup-compatibility/2006" xmlns:o="urn:schemas-microsoft-com:office:office" xmlns:r="http://schemas.openxmlformats.org/officeDocument/2006/relationships" xmlns:m="http://schemas.openxmlformats.org/officeDocument/2006/math" xmlns:v="urn:schemas-microsoft-com:vml" xmlns:wp14="http://schemas.microsoft.com/office/word/2010/wordprocessingDrawing" xmlns:wp="http://schemas.openxmlformats.org/drawingml/2006/wordprocessingDrawing" xmlns:w10="urn:schemas-microsoft-com:office:word" xmlns:w="http://schemas.openxmlformats.org/wordprocessingml/2006/main" xmlns:w14="http://schemas.microsoft.com/office/word/2010/wordml" xmlns:w15="http://schemas.microsoft.com/office/word/2012/wordml" xmlns:wpg="http://schemas.microsoft.com/office/word/2010/wordprocessingGroup" xmlns:wpi="http://schemas.microsoft.com/office/word/2010/wordprocessingInk" xmlns:wne="http://schemas.microsoft.com/office/word/2006/wordml" xmlns:wps="http://schemas.microsoft.com/office/word/2010/wordprocessingShape" xmlns:wpsCustomData="http://www.wps.cn/officeDocument/2013/wpsCustomData" mc:Ignorable="w14 w15 wp14">
   <w:p>
     <w:pPr>
       <w:spacing w:line="209" w:lineRule="auto"/>
       <w:ind w:left="3740"/>
       <w:rPr>
-        <w:rFonts w:ascii="SimSun" w:eastAsia="SimSun" w:hAnsi="SimSun" w:cs="SimSun"/>
+        <w:rFonts w:ascii="宋体" w:hAnsi="宋体" w:eastAsia="宋体" w:cs="宋体"/>
         <w:sz w:val="18"/>
         <w:szCs w:val="18"/>
       </w:rPr>
     </w:pPr>
     <w:r>
       <w:rPr>
-        <w:rFonts w:ascii="SimSun" w:eastAsia="SimSun" w:hAnsi="SimSun" w:cs="SimSun"/>
+        <w:rFonts w:ascii="宋体" w:hAnsi="宋体" w:eastAsia="宋体" w:cs="宋体"/>
         <w:spacing w:val="-9"/>
         <w:sz w:val="18"/>
         <w:szCs w:val="18"/>
@@ -7856,7 +6844,7 @@
     </w:r>
     <w:r>
       <w:rPr>
-        <w:rFonts w:ascii="SimSun" w:eastAsia="SimSun" w:hAnsi="SimSun" w:cs="SimSun"/>
+        <w:rFonts w:ascii="宋体" w:hAnsi="宋体" w:eastAsia="宋体" w:cs="宋体"/>
         <w:spacing w:val="-35"/>
         <w:sz w:val="18"/>
         <w:szCs w:val="18"/>
@@ -7865,7 +6853,7 @@
     </w:r>
     <w:r>
       <w:rPr>
-        <w:rFonts w:ascii="SimSun" w:eastAsia="SimSun" w:hAnsi="SimSun" w:cs="SimSun"/>
+        <w:rFonts w:ascii="宋体" w:hAnsi="宋体" w:eastAsia="宋体" w:cs="宋体"/>
         <w:spacing w:val="-9"/>
         <w:sz w:val="18"/>
         <w:szCs w:val="18"/>
@@ -7874,7 +6862,7 @@
     </w:r>
     <w:r>
       <w:rPr>
-        <w:rFonts w:ascii="SimSun" w:eastAsia="SimSun" w:hAnsi="SimSun" w:cs="SimSun"/>
+        <w:rFonts w:ascii="宋体" w:hAnsi="宋体" w:eastAsia="宋体" w:cs="宋体"/>
         <w:spacing w:val="-39"/>
         <w:sz w:val="18"/>
         <w:szCs w:val="18"/>
@@ -7883,7 +6871,7 @@
     </w:r>
     <w:r>
       <w:rPr>
-        <w:rFonts w:ascii="SimSun" w:eastAsia="SimSun" w:hAnsi="SimSun" w:cs="SimSun"/>
+        <w:rFonts w:ascii="宋体" w:hAnsi="宋体" w:eastAsia="宋体" w:cs="宋体"/>
         <w:spacing w:val="-9"/>
         <w:sz w:val="18"/>
         <w:szCs w:val="18"/>
@@ -7892,7 +6880,7 @@
     </w:r>
     <w:r>
       <w:rPr>
-        <w:rFonts w:ascii="SimSun" w:eastAsia="SimSun" w:hAnsi="SimSun" w:cs="SimSun"/>
+        <w:rFonts w:ascii="宋体" w:hAnsi="宋体" w:eastAsia="宋体" w:cs="宋体"/>
         <w:spacing w:val="-16"/>
         <w:sz w:val="18"/>
         <w:szCs w:val="18"/>
@@ -7901,7 +6889,7 @@
     </w:r>
     <w:r>
       <w:rPr>
-        <w:rFonts w:ascii="Calibri" w:eastAsia="Calibri" w:hAnsi="Calibri" w:cs="Calibri"/>
+        <w:rFonts w:ascii="Calibri" w:hAnsi="Calibri" w:eastAsia="Calibri" w:cs="Calibri"/>
         <w:spacing w:val="-9"/>
         <w:sz w:val="18"/>
         <w:szCs w:val="18"/>
@@ -7910,7 +6898,7 @@
     </w:r>
     <w:r>
       <w:rPr>
-        <w:rFonts w:ascii="Calibri" w:eastAsia="Calibri" w:hAnsi="Calibri" w:cs="Calibri"/>
+        <w:rFonts w:ascii="Calibri" w:hAnsi="Calibri" w:eastAsia="Calibri" w:cs="Calibri"/>
         <w:spacing w:val="12"/>
         <w:sz w:val="18"/>
         <w:szCs w:val="18"/>
@@ -7919,7 +6907,7 @@
     </w:r>
     <w:r>
       <w:rPr>
-        <w:rFonts w:ascii="SimSun" w:eastAsia="SimSun" w:hAnsi="SimSun" w:cs="SimSun"/>
+        <w:rFonts w:ascii="宋体" w:hAnsi="宋体" w:eastAsia="宋体" w:cs="宋体"/>
         <w:spacing w:val="-9"/>
         <w:sz w:val="18"/>
         <w:szCs w:val="18"/>
@@ -7931,20 +6919,20 @@
 </file>
 
 <file path=word/footer4.xml><?xml version="1.0" encoding="utf-8"?>
-<w:ftr xmlns:wpc="http://schemas.microsoft.com/office/word/2010/wordprocessingCanvas" xmlns:mc="http://schemas.openxmlformats.org/markup-compatibility/2006" xmlns:o="urn:schemas-microsoft-com:office:office" xmlns:r="http://schemas.openxmlformats.org/officeDocument/2006/relationships" xmlns:m="http://schemas.openxmlformats.org/officeDocument/2006/math" xmlns:v="urn:schemas-microsoft-com:vml" xmlns:wp14="http://schemas.microsoft.com/office/word/2010/wordprocessingDrawing" xmlns:wp="http://schemas.openxmlformats.org/drawingml/2006/wordprocessingDrawing" xmlns:w10="urn:schemas-microsoft-com:office:word" xmlns:w="http://schemas.openxmlformats.org/wordprocessingml/2006/main" xmlns:w14="http://schemas.microsoft.com/office/word/2010/wordml" xmlns:w15="http://schemas.microsoft.com/office/word/2012/wordml" xmlns:wne="http://schemas.microsoft.com/office/word/2006/wordml" xmlns:wpg="http://schemas.microsoft.com/office/word/2010/wordprocessingGroup" xmlns:wpi="http://schemas.microsoft.com/office/word/2010/wordprocessingInk" xmlns:wps="http://schemas.microsoft.com/office/word/2010/wordprocessingShape" mc:Ignorable="w14 w15 wp14">
+<w:ftr xmlns:wpc="http://schemas.microsoft.com/office/word/2010/wordprocessingCanvas" xmlns:mc="http://schemas.openxmlformats.org/markup-compatibility/2006" xmlns:o="urn:schemas-microsoft-com:office:office" xmlns:r="http://schemas.openxmlformats.org/officeDocument/2006/relationships" xmlns:m="http://schemas.openxmlformats.org/officeDocument/2006/math" xmlns:v="urn:schemas-microsoft-com:vml" xmlns:wp14="http://schemas.microsoft.com/office/word/2010/wordprocessingDrawing" xmlns:wp="http://schemas.openxmlformats.org/drawingml/2006/wordprocessingDrawing" xmlns:w10="urn:schemas-microsoft-com:office:word" xmlns:w="http://schemas.openxmlformats.org/wordprocessingml/2006/main" xmlns:w14="http://schemas.microsoft.com/office/word/2010/wordml" xmlns:w15="http://schemas.microsoft.com/office/word/2012/wordml" xmlns:wpg="http://schemas.microsoft.com/office/word/2010/wordprocessingGroup" xmlns:wpi="http://schemas.microsoft.com/office/word/2010/wordprocessingInk" xmlns:wne="http://schemas.microsoft.com/office/word/2006/wordml" xmlns:wps="http://schemas.microsoft.com/office/word/2010/wordprocessingShape" xmlns:wpsCustomData="http://www.wps.cn/officeDocument/2013/wpsCustomData" mc:Ignorable="w14 w15 wp14">
   <w:p>
     <w:pPr>
       <w:spacing w:line="209" w:lineRule="auto"/>
       <w:ind w:left="3650"/>
       <w:rPr>
-        <w:rFonts w:ascii="SimSun" w:eastAsia="SimSun" w:hAnsi="SimSun" w:cs="SimSun"/>
+        <w:rFonts w:ascii="宋体" w:hAnsi="宋体" w:eastAsia="宋体" w:cs="宋体"/>
         <w:sz w:val="18"/>
         <w:szCs w:val="18"/>
       </w:rPr>
     </w:pPr>
     <w:r>
       <w:rPr>
-        <w:rFonts w:ascii="SimSun" w:eastAsia="SimSun" w:hAnsi="SimSun" w:cs="SimSun"/>
+        <w:rFonts w:ascii="宋体" w:hAnsi="宋体" w:eastAsia="宋体" w:cs="宋体"/>
         <w:spacing w:val="-9"/>
         <w:sz w:val="18"/>
         <w:szCs w:val="18"/>
@@ -7953,7 +6941,7 @@
     </w:r>
     <w:r>
       <w:rPr>
-        <w:rFonts w:ascii="SimSun" w:eastAsia="SimSun" w:hAnsi="SimSun" w:cs="SimSun"/>
+        <w:rFonts w:ascii="宋体" w:hAnsi="宋体" w:eastAsia="宋体" w:cs="宋体"/>
         <w:spacing w:val="-35"/>
         <w:sz w:val="18"/>
         <w:szCs w:val="18"/>
@@ -7962,16 +6950,16 @@
     </w:r>
     <w:r>
       <w:rPr>
-        <w:rFonts w:ascii="SimSun" w:eastAsia="SimSun" w:hAnsi="SimSun" w:cs="SimSun"/>
+        <w:rFonts w:ascii="宋体" w:hAnsi="宋体" w:eastAsia="宋体" w:cs="宋体"/>
         <w:spacing w:val="-9"/>
         <w:sz w:val="18"/>
         <w:szCs w:val="18"/>
       </w:rPr>
-      <w:t>4</w:t>
+      <w:t>8</w:t>
     </w:r>
     <w:r>
       <w:rPr>
-        <w:rFonts w:ascii="SimSun" w:eastAsia="SimSun" w:hAnsi="SimSun" w:cs="SimSun"/>
+        <w:rFonts w:ascii="宋体" w:hAnsi="宋体" w:eastAsia="宋体" w:cs="宋体"/>
         <w:spacing w:val="-39"/>
         <w:sz w:val="18"/>
         <w:szCs w:val="18"/>
@@ -7980,7 +6968,7 @@
     </w:r>
     <w:r>
       <w:rPr>
-        <w:rFonts w:ascii="SimSun" w:eastAsia="SimSun" w:hAnsi="SimSun" w:cs="SimSun"/>
+        <w:rFonts w:ascii="宋体" w:hAnsi="宋体" w:eastAsia="宋体" w:cs="宋体"/>
         <w:spacing w:val="-9"/>
         <w:sz w:val="18"/>
         <w:szCs w:val="18"/>
@@ -7989,7 +6977,7 @@
     </w:r>
     <w:r>
       <w:rPr>
-        <w:rFonts w:ascii="SimSun" w:eastAsia="SimSun" w:hAnsi="SimSun" w:cs="SimSun"/>
+        <w:rFonts w:ascii="宋体" w:hAnsi="宋体" w:eastAsia="宋体" w:cs="宋体"/>
         <w:spacing w:val="-16"/>
         <w:sz w:val="18"/>
         <w:szCs w:val="18"/>
@@ -7998,7 +6986,7 @@
     </w:r>
     <w:r>
       <w:rPr>
-        <w:rFonts w:ascii="Calibri" w:eastAsia="Calibri" w:hAnsi="Calibri" w:cs="Calibri"/>
+        <w:rFonts w:ascii="Calibri" w:hAnsi="Calibri" w:eastAsia="Calibri" w:cs="Calibri"/>
         <w:spacing w:val="-9"/>
         <w:sz w:val="18"/>
         <w:szCs w:val="18"/>
@@ -8007,7 +6995,7 @@
     </w:r>
     <w:r>
       <w:rPr>
-        <w:rFonts w:ascii="Calibri" w:eastAsia="Calibri" w:hAnsi="Calibri" w:cs="Calibri"/>
+        <w:rFonts w:ascii="Calibri" w:hAnsi="Calibri" w:eastAsia="Calibri" w:cs="Calibri"/>
         <w:spacing w:val="12"/>
         <w:sz w:val="18"/>
         <w:szCs w:val="18"/>
@@ -8016,7 +7004,7 @@
     </w:r>
     <w:r>
       <w:rPr>
-        <w:rFonts w:ascii="SimSun" w:eastAsia="SimSun" w:hAnsi="SimSun" w:cs="SimSun"/>
+        <w:rFonts w:ascii="宋体" w:hAnsi="宋体" w:eastAsia="宋体" w:cs="宋体"/>
         <w:spacing w:val="-9"/>
         <w:sz w:val="18"/>
         <w:szCs w:val="18"/>
@@ -8027,585 +7015,357 @@
 </w:ftr>
 </file>
 
-<file path=word/footer5.xml><?xml version="1.0" encoding="utf-8"?>
-<w:ftr xmlns:wpc="http://schemas.microsoft.com/office/word/2010/wordprocessingCanvas" xmlns:mc="http://schemas.openxmlformats.org/markup-compatibility/2006" xmlns:o="urn:schemas-microsoft-com:office:office" xmlns:r="http://schemas.openxmlformats.org/officeDocument/2006/relationships" xmlns:m="http://schemas.openxmlformats.org/officeDocument/2006/math" xmlns:v="urn:schemas-microsoft-com:vml" xmlns:wp14="http://schemas.microsoft.com/office/word/2010/wordprocessingDrawing" xmlns:wp="http://schemas.openxmlformats.org/drawingml/2006/wordprocessingDrawing" xmlns:w10="urn:schemas-microsoft-com:office:word" xmlns:w="http://schemas.openxmlformats.org/wordprocessingml/2006/main" xmlns:w14="http://schemas.microsoft.com/office/word/2010/wordml" xmlns:w15="http://schemas.microsoft.com/office/word/2012/wordml" xmlns:wne="http://schemas.microsoft.com/office/word/2006/wordml" xmlns:wpg="http://schemas.microsoft.com/office/word/2010/wordprocessingGroup" xmlns:wpi="http://schemas.microsoft.com/office/word/2010/wordprocessingInk" xmlns:wps="http://schemas.microsoft.com/office/word/2010/wordprocessingShape" mc:Ignorable="w14 w15 wp14">
-  <w:p>
-    <w:pPr>
-      <w:spacing w:line="209" w:lineRule="auto"/>
-      <w:ind w:left="3650"/>
-      <w:rPr>
-        <w:rFonts w:ascii="SimSun" w:eastAsia="SimSun" w:hAnsi="SimSun" w:cs="SimSun"/>
-        <w:sz w:val="18"/>
-        <w:szCs w:val="18"/>
-      </w:rPr>
-    </w:pPr>
-    <w:r>
-      <w:rPr>
-        <w:rFonts w:ascii="SimSun" w:eastAsia="SimSun" w:hAnsi="SimSun" w:cs="SimSun"/>
-        <w:spacing w:val="-9"/>
-        <w:sz w:val="18"/>
-        <w:szCs w:val="18"/>
-      </w:rPr>
-      <w:t>第</w:t>
-    </w:r>
-    <w:r>
-      <w:rPr>
-        <w:rFonts w:ascii="SimSun" w:eastAsia="SimSun" w:hAnsi="SimSun" w:cs="SimSun"/>
-        <w:spacing w:val="-35"/>
-        <w:sz w:val="18"/>
-        <w:szCs w:val="18"/>
-      </w:rPr>
-      <w:t xml:space="preserve"> </w:t>
-    </w:r>
-    <w:r>
-      <w:rPr>
-        <w:rFonts w:ascii="SimSun" w:eastAsia="SimSun" w:hAnsi="SimSun" w:cs="SimSun"/>
-        <w:spacing w:val="-9"/>
-        <w:sz w:val="18"/>
-        <w:szCs w:val="18"/>
-      </w:rPr>
-      <w:t>5</w:t>
-    </w:r>
-    <w:r>
-      <w:rPr>
-        <w:rFonts w:ascii="SimSun" w:eastAsia="SimSun" w:hAnsi="SimSun" w:cs="SimSun"/>
-        <w:spacing w:val="-39"/>
-        <w:sz w:val="18"/>
-        <w:szCs w:val="18"/>
-      </w:rPr>
-      <w:t xml:space="preserve"> </w:t>
-    </w:r>
-    <w:r>
-      <w:rPr>
-        <w:rFonts w:ascii="SimSun" w:eastAsia="SimSun" w:hAnsi="SimSun" w:cs="SimSun"/>
-        <w:spacing w:val="-9"/>
-        <w:sz w:val="18"/>
-        <w:szCs w:val="18"/>
-      </w:rPr>
-      <w:t>页，共</w:t>
-    </w:r>
-    <w:r>
-      <w:rPr>
-        <w:rFonts w:ascii="SimSun" w:eastAsia="SimSun" w:hAnsi="SimSun" w:cs="SimSun"/>
-        <w:spacing w:val="-16"/>
-        <w:sz w:val="18"/>
-        <w:szCs w:val="18"/>
-      </w:rPr>
-      <w:t xml:space="preserve"> </w:t>
-    </w:r>
-    <w:r>
-      <w:rPr>
-        <w:rFonts w:ascii="Calibri" w:eastAsia="Calibri" w:hAnsi="Calibri" w:cs="Calibri"/>
-        <w:spacing w:val="-9"/>
-        <w:sz w:val="18"/>
-        <w:szCs w:val="18"/>
-      </w:rPr>
-      <w:t>8</w:t>
-    </w:r>
-    <w:r>
-      <w:rPr>
-        <w:rFonts w:ascii="Calibri" w:eastAsia="Calibri" w:hAnsi="Calibri" w:cs="Calibri"/>
-        <w:spacing w:val="12"/>
-        <w:sz w:val="18"/>
-        <w:szCs w:val="18"/>
-      </w:rPr>
-      <w:t xml:space="preserve"> </w:t>
-    </w:r>
-    <w:r>
-      <w:rPr>
-        <w:rFonts w:ascii="SimSun" w:eastAsia="SimSun" w:hAnsi="SimSun" w:cs="SimSun"/>
-        <w:spacing w:val="-9"/>
-        <w:sz w:val="18"/>
-        <w:szCs w:val="18"/>
-      </w:rPr>
-      <w:t>页</w:t>
-    </w:r>
-  </w:p>
-</w:ftr>
-</file>
-
-<file path=word/footer6.xml><?xml version="1.0" encoding="utf-8"?>
-<w:ftr xmlns:wpc="http://schemas.microsoft.com/office/word/2010/wordprocessingCanvas" xmlns:mc="http://schemas.openxmlformats.org/markup-compatibility/2006" xmlns:o="urn:schemas-microsoft-com:office:office" xmlns:r="http://schemas.openxmlformats.org/officeDocument/2006/relationships" xmlns:m="http://schemas.openxmlformats.org/officeDocument/2006/math" xmlns:v="urn:schemas-microsoft-com:vml" xmlns:wp14="http://schemas.microsoft.com/office/word/2010/wordprocessingDrawing" xmlns:wp="http://schemas.openxmlformats.org/drawingml/2006/wordprocessingDrawing" xmlns:w10="urn:schemas-microsoft-com:office:word" xmlns:w="http://schemas.openxmlformats.org/wordprocessingml/2006/main" xmlns:w14="http://schemas.microsoft.com/office/word/2010/wordml" xmlns:w15="http://schemas.microsoft.com/office/word/2012/wordml" xmlns:wne="http://schemas.microsoft.com/office/word/2006/wordml" xmlns:wpg="http://schemas.microsoft.com/office/word/2010/wordprocessingGroup" xmlns:wpi="http://schemas.microsoft.com/office/word/2010/wordprocessingInk" xmlns:wps="http://schemas.microsoft.com/office/word/2010/wordprocessingShape" mc:Ignorable="w14 w15 wp14">
-  <w:p>
-    <w:pPr>
-      <w:spacing w:line="209" w:lineRule="auto"/>
-      <w:ind w:left="3650"/>
-      <w:rPr>
-        <w:rFonts w:ascii="SimSun" w:eastAsia="SimSun" w:hAnsi="SimSun" w:cs="SimSun"/>
-        <w:sz w:val="18"/>
-        <w:szCs w:val="18"/>
-      </w:rPr>
-    </w:pPr>
-    <w:r>
-      <w:rPr>
-        <w:rFonts w:ascii="SimSun" w:eastAsia="SimSun" w:hAnsi="SimSun" w:cs="SimSun"/>
-        <w:spacing w:val="-9"/>
-        <w:sz w:val="18"/>
-        <w:szCs w:val="18"/>
-      </w:rPr>
-      <w:t>第</w:t>
-    </w:r>
-    <w:r>
-      <w:rPr>
-        <w:rFonts w:ascii="SimSun" w:eastAsia="SimSun" w:hAnsi="SimSun" w:cs="SimSun"/>
-        <w:spacing w:val="-35"/>
-        <w:sz w:val="18"/>
-        <w:szCs w:val="18"/>
-      </w:rPr>
-      <w:t xml:space="preserve"> </w:t>
-    </w:r>
-    <w:r>
-      <w:rPr>
-        <w:rFonts w:ascii="SimSun" w:eastAsia="SimSun" w:hAnsi="SimSun" w:cs="SimSun"/>
-        <w:spacing w:val="-9"/>
-        <w:sz w:val="18"/>
-        <w:szCs w:val="18"/>
-      </w:rPr>
-      <w:t>6</w:t>
-    </w:r>
-    <w:r>
-      <w:rPr>
-        <w:rFonts w:ascii="SimSun" w:eastAsia="SimSun" w:hAnsi="SimSun" w:cs="SimSun"/>
-        <w:spacing w:val="-39"/>
-        <w:sz w:val="18"/>
-        <w:szCs w:val="18"/>
-      </w:rPr>
-      <w:t xml:space="preserve"> </w:t>
-    </w:r>
-    <w:r>
-      <w:rPr>
-        <w:rFonts w:ascii="SimSun" w:eastAsia="SimSun" w:hAnsi="SimSun" w:cs="SimSun"/>
-        <w:spacing w:val="-9"/>
-        <w:sz w:val="18"/>
-        <w:szCs w:val="18"/>
-      </w:rPr>
-      <w:t>页，共</w:t>
-    </w:r>
-    <w:r>
-      <w:rPr>
-        <w:rFonts w:ascii="SimSun" w:eastAsia="SimSun" w:hAnsi="SimSun" w:cs="SimSun"/>
-        <w:spacing w:val="-16"/>
-        <w:sz w:val="18"/>
-        <w:szCs w:val="18"/>
-      </w:rPr>
-      <w:t xml:space="preserve"> </w:t>
-    </w:r>
-    <w:r>
-      <w:rPr>
-        <w:rFonts w:ascii="Calibri" w:eastAsia="Calibri" w:hAnsi="Calibri" w:cs="Calibri"/>
-        <w:spacing w:val="-9"/>
-        <w:sz w:val="18"/>
-        <w:szCs w:val="18"/>
-      </w:rPr>
-      <w:t>8</w:t>
-    </w:r>
-    <w:r>
-      <w:rPr>
-        <w:rFonts w:ascii="Calibri" w:eastAsia="Calibri" w:hAnsi="Calibri" w:cs="Calibri"/>
-        <w:spacing w:val="12"/>
-        <w:sz w:val="18"/>
-        <w:szCs w:val="18"/>
-      </w:rPr>
-      <w:t xml:space="preserve"> </w:t>
-    </w:r>
-    <w:r>
-      <w:rPr>
-        <w:rFonts w:ascii="SimSun" w:eastAsia="SimSun" w:hAnsi="SimSun" w:cs="SimSun"/>
-        <w:spacing w:val="-9"/>
-        <w:sz w:val="18"/>
-        <w:szCs w:val="18"/>
-      </w:rPr>
-      <w:t>页</w:t>
-    </w:r>
-  </w:p>
-</w:ftr>
-</file>
-
-<file path=word/footer7.xml><?xml version="1.0" encoding="utf-8"?>
-<w:ftr xmlns:wpc="http://schemas.microsoft.com/office/word/2010/wordprocessingCanvas" xmlns:mc="http://schemas.openxmlformats.org/markup-compatibility/2006" xmlns:o="urn:schemas-microsoft-com:office:office" xmlns:r="http://schemas.openxmlformats.org/officeDocument/2006/relationships" xmlns:m="http://schemas.openxmlformats.org/officeDocument/2006/math" xmlns:v="urn:schemas-microsoft-com:vml" xmlns:wp14="http://schemas.microsoft.com/office/word/2010/wordprocessingDrawing" xmlns:wp="http://schemas.openxmlformats.org/drawingml/2006/wordprocessingDrawing" xmlns:w10="urn:schemas-microsoft-com:office:word" xmlns:w="http://schemas.openxmlformats.org/wordprocessingml/2006/main" xmlns:w14="http://schemas.microsoft.com/office/word/2010/wordml" xmlns:w15="http://schemas.microsoft.com/office/word/2012/wordml" xmlns:wne="http://schemas.microsoft.com/office/word/2006/wordml" xmlns:wpg="http://schemas.microsoft.com/office/word/2010/wordprocessingGroup" xmlns:wpi="http://schemas.microsoft.com/office/word/2010/wordprocessingInk" xmlns:wps="http://schemas.microsoft.com/office/word/2010/wordprocessingShape" mc:Ignorable="w14 w15 wp14">
-  <w:p>
-    <w:pPr>
-      <w:spacing w:line="209" w:lineRule="auto"/>
-      <w:ind w:left="3650"/>
-      <w:rPr>
-        <w:rFonts w:ascii="SimSun" w:eastAsia="SimSun" w:hAnsi="SimSun" w:cs="SimSun"/>
-        <w:sz w:val="18"/>
-        <w:szCs w:val="18"/>
-      </w:rPr>
-    </w:pPr>
-    <w:r>
-      <w:rPr>
-        <w:rFonts w:ascii="SimSun" w:eastAsia="SimSun" w:hAnsi="SimSun" w:cs="SimSun"/>
-        <w:spacing w:val="-9"/>
-        <w:sz w:val="18"/>
-        <w:szCs w:val="18"/>
-      </w:rPr>
-      <w:t>第</w:t>
-    </w:r>
-    <w:r>
-      <w:rPr>
-        <w:rFonts w:ascii="SimSun" w:eastAsia="SimSun" w:hAnsi="SimSun" w:cs="SimSun"/>
-        <w:spacing w:val="-35"/>
-        <w:sz w:val="18"/>
-        <w:szCs w:val="18"/>
-      </w:rPr>
-      <w:t xml:space="preserve"> </w:t>
-    </w:r>
-    <w:r>
-      <w:rPr>
-        <w:rFonts w:ascii="SimSun" w:eastAsia="SimSun" w:hAnsi="SimSun" w:cs="SimSun"/>
-        <w:spacing w:val="-9"/>
-        <w:sz w:val="18"/>
-        <w:szCs w:val="18"/>
-      </w:rPr>
-      <w:t>7</w:t>
-    </w:r>
-    <w:r>
-      <w:rPr>
-        <w:rFonts w:ascii="SimSun" w:eastAsia="SimSun" w:hAnsi="SimSun" w:cs="SimSun"/>
-        <w:spacing w:val="-39"/>
-        <w:sz w:val="18"/>
-        <w:szCs w:val="18"/>
-      </w:rPr>
-      <w:t xml:space="preserve"> </w:t>
-    </w:r>
-    <w:r>
-      <w:rPr>
-        <w:rFonts w:ascii="SimSun" w:eastAsia="SimSun" w:hAnsi="SimSun" w:cs="SimSun"/>
-        <w:spacing w:val="-9"/>
-        <w:sz w:val="18"/>
-        <w:szCs w:val="18"/>
-      </w:rPr>
-      <w:t>页，共</w:t>
-    </w:r>
-    <w:r>
-      <w:rPr>
-        <w:rFonts w:ascii="SimSun" w:eastAsia="SimSun" w:hAnsi="SimSun" w:cs="SimSun"/>
-        <w:spacing w:val="-16"/>
-        <w:sz w:val="18"/>
-        <w:szCs w:val="18"/>
-      </w:rPr>
-      <w:t xml:space="preserve"> </w:t>
-    </w:r>
-    <w:r>
-      <w:rPr>
-        <w:rFonts w:ascii="Calibri" w:eastAsia="Calibri" w:hAnsi="Calibri" w:cs="Calibri"/>
-        <w:spacing w:val="-9"/>
-        <w:sz w:val="18"/>
-        <w:szCs w:val="18"/>
-      </w:rPr>
-      <w:t>8</w:t>
-    </w:r>
-    <w:r>
-      <w:rPr>
-        <w:rFonts w:ascii="Calibri" w:eastAsia="Calibri" w:hAnsi="Calibri" w:cs="Calibri"/>
-        <w:spacing w:val="12"/>
-        <w:sz w:val="18"/>
-        <w:szCs w:val="18"/>
-      </w:rPr>
-      <w:t xml:space="preserve"> </w:t>
-    </w:r>
-    <w:r>
-      <w:rPr>
-        <w:rFonts w:ascii="SimSun" w:eastAsia="SimSun" w:hAnsi="SimSun" w:cs="SimSun"/>
-        <w:spacing w:val="-9"/>
-        <w:sz w:val="18"/>
-        <w:szCs w:val="18"/>
-      </w:rPr>
-      <w:t>页</w:t>
-    </w:r>
-  </w:p>
-</w:ftr>
-</file>
-
-<file path=word/footer8.xml><?xml version="1.0" encoding="utf-8"?>
-<w:ftr xmlns:wpc="http://schemas.microsoft.com/office/word/2010/wordprocessingCanvas" xmlns:mc="http://schemas.openxmlformats.org/markup-compatibility/2006" xmlns:o="urn:schemas-microsoft-com:office:office" xmlns:r="http://schemas.openxmlformats.org/officeDocument/2006/relationships" xmlns:m="http://schemas.openxmlformats.org/officeDocument/2006/math" xmlns:v="urn:schemas-microsoft-com:vml" xmlns:wp14="http://schemas.microsoft.com/office/word/2010/wordprocessingDrawing" xmlns:wp="http://schemas.openxmlformats.org/drawingml/2006/wordprocessingDrawing" xmlns:w10="urn:schemas-microsoft-com:office:word" xmlns:w="http://schemas.openxmlformats.org/wordprocessingml/2006/main" xmlns:w14="http://schemas.microsoft.com/office/word/2010/wordml" xmlns:w15="http://schemas.microsoft.com/office/word/2012/wordml" xmlns:wne="http://schemas.microsoft.com/office/word/2006/wordml" xmlns:wpg="http://schemas.microsoft.com/office/word/2010/wordprocessingGroup" xmlns:wpi="http://schemas.microsoft.com/office/word/2010/wordprocessingInk" xmlns:wps="http://schemas.microsoft.com/office/word/2010/wordprocessingShape" mc:Ignorable="w14 w15 wp14">
-  <w:p>
-    <w:pPr>
-      <w:spacing w:line="209" w:lineRule="auto"/>
-      <w:ind w:left="3650"/>
-      <w:rPr>
-        <w:rFonts w:ascii="SimSun" w:eastAsia="SimSun" w:hAnsi="SimSun" w:cs="SimSun"/>
-        <w:sz w:val="18"/>
-        <w:szCs w:val="18"/>
-      </w:rPr>
-    </w:pPr>
-    <w:r>
-      <w:rPr>
-        <w:rFonts w:ascii="SimSun" w:eastAsia="SimSun" w:hAnsi="SimSun" w:cs="SimSun"/>
-        <w:spacing w:val="-9"/>
-        <w:sz w:val="18"/>
-        <w:szCs w:val="18"/>
-      </w:rPr>
-      <w:t>第</w:t>
-    </w:r>
-    <w:r>
-      <w:rPr>
-        <w:rFonts w:ascii="SimSun" w:eastAsia="SimSun" w:hAnsi="SimSun" w:cs="SimSun"/>
-        <w:spacing w:val="-35"/>
-        <w:sz w:val="18"/>
-        <w:szCs w:val="18"/>
-      </w:rPr>
-      <w:t xml:space="preserve"> </w:t>
-    </w:r>
-    <w:r>
-      <w:rPr>
-        <w:rFonts w:ascii="SimSun" w:eastAsia="SimSun" w:hAnsi="SimSun" w:cs="SimSun"/>
-        <w:spacing w:val="-9"/>
-        <w:sz w:val="18"/>
-        <w:szCs w:val="18"/>
-      </w:rPr>
-      <w:t>8</w:t>
-    </w:r>
-    <w:r>
-      <w:rPr>
-        <w:rFonts w:ascii="SimSun" w:eastAsia="SimSun" w:hAnsi="SimSun" w:cs="SimSun"/>
-        <w:spacing w:val="-39"/>
-        <w:sz w:val="18"/>
-        <w:szCs w:val="18"/>
-      </w:rPr>
-      <w:t xml:space="preserve"> </w:t>
-    </w:r>
-    <w:r>
-      <w:rPr>
-        <w:rFonts w:ascii="SimSun" w:eastAsia="SimSun" w:hAnsi="SimSun" w:cs="SimSun"/>
-        <w:spacing w:val="-9"/>
-        <w:sz w:val="18"/>
-        <w:szCs w:val="18"/>
-      </w:rPr>
-      <w:t>页，共</w:t>
-    </w:r>
-    <w:r>
-      <w:rPr>
-        <w:rFonts w:ascii="SimSun" w:eastAsia="SimSun" w:hAnsi="SimSun" w:cs="SimSun"/>
-        <w:spacing w:val="-16"/>
-        <w:sz w:val="18"/>
-        <w:szCs w:val="18"/>
-      </w:rPr>
-      <w:t xml:space="preserve"> </w:t>
-    </w:r>
-    <w:r>
-      <w:rPr>
-        <w:rFonts w:ascii="Calibri" w:eastAsia="Calibri" w:hAnsi="Calibri" w:cs="Calibri"/>
-        <w:spacing w:val="-9"/>
-        <w:sz w:val="18"/>
-        <w:szCs w:val="18"/>
-      </w:rPr>
-      <w:t>8</w:t>
-    </w:r>
-    <w:r>
-      <w:rPr>
-        <w:rFonts w:ascii="Calibri" w:eastAsia="Calibri" w:hAnsi="Calibri" w:cs="Calibri"/>
-        <w:spacing w:val="12"/>
-        <w:sz w:val="18"/>
-        <w:szCs w:val="18"/>
-      </w:rPr>
-      <w:t xml:space="preserve"> </w:t>
-    </w:r>
-    <w:r>
-      <w:rPr>
-        <w:rFonts w:ascii="SimSun" w:eastAsia="SimSun" w:hAnsi="SimSun" w:cs="SimSun"/>
-        <w:spacing w:val="-9"/>
-        <w:sz w:val="18"/>
-        <w:szCs w:val="18"/>
-      </w:rPr>
-      <w:t>页</w:t>
-    </w:r>
-  </w:p>
-</w:ftr>
+<file path=word/footnotes.xml><?xml version="1.0" encoding="utf-8"?>
+<w:footnotes xmlns:wpc="http://schemas.microsoft.com/office/word/2010/wordprocessingCanvas" xmlns:mc="http://schemas.openxmlformats.org/markup-compatibility/2006" xmlns:o="urn:schemas-microsoft-com:office:office" xmlns:r="http://schemas.openxmlformats.org/officeDocument/2006/relationships" xmlns:m="http://schemas.openxmlformats.org/officeDocument/2006/math" xmlns:v="urn:schemas-microsoft-com:vml" xmlns:wp14="http://schemas.microsoft.com/office/word/2010/wordprocessingDrawing" xmlns:wp="http://schemas.openxmlformats.org/drawingml/2006/wordprocessingDrawing" xmlns:w="http://schemas.openxmlformats.org/wordprocessingml/2006/main" xmlns:w14="http://schemas.microsoft.com/office/word/2010/wordml" xmlns:w15="http://schemas.microsoft.com/office/word/2012/wordml" xmlns:w10="urn:schemas-microsoft-com:office:word" xmlns:wpg="http://schemas.microsoft.com/office/word/2010/wordprocessingGroup" xmlns:wpi="http://schemas.microsoft.com/office/word/2010/wordprocessingInk" xmlns:wne="http://schemas.microsoft.com/office/word/2006/wordml" xmlns:wps="http://schemas.microsoft.com/office/word/2010/wordprocessingShape" xmlns:wpsCustomData="http://www.wps.cn/officeDocument/2013/wpsCustomData" mc:Ignorable="w14 w15 wp14">
+  <w:footnote w:type="separator" w:id="0">
+    <w:p>
+      <w:pPr>
+        <w:spacing w:before="0" w:after="0" w:line="240" w:lineRule="auto"/>
+      </w:pPr>
+      <w:r>
+        <w:separator/>
+      </w:r>
+    </w:p>
+  </w:footnote>
+  <w:footnote w:type="continuationSeparator" w:id="1">
+    <w:p>
+      <w:pPr>
+        <w:spacing w:before="0" w:after="0" w:line="240" w:lineRule="auto"/>
+      </w:pPr>
+      <w:r>
+        <w:continuationSeparator/>
+      </w:r>
+    </w:p>
+  </w:footnote>
+</w:footnotes>
 </file>
 
 <file path=word/styles.xml><?xml version="1.0" encoding="utf-8"?>
-<w:styles xmlns:mc="http://schemas.openxmlformats.org/markup-compatibility/2006" xmlns:r="http://schemas.openxmlformats.org/officeDocument/2006/relationships" xmlns:w="http://schemas.openxmlformats.org/wordprocessingml/2006/main" xmlns:w14="http://schemas.microsoft.com/office/word/2010/wordml" xmlns:w15="http://schemas.microsoft.com/office/word/2012/wordml" mc:Ignorable="w14 w15">
+<w:styles xmlns:mc="http://schemas.openxmlformats.org/markup-compatibility/2006" xmlns:o="urn:schemas-microsoft-com:office:office" xmlns:r="http://schemas.openxmlformats.org/officeDocument/2006/relationships" xmlns:m="http://schemas.openxmlformats.org/officeDocument/2006/math" xmlns:v="urn:schemas-microsoft-com:vml" xmlns:w="http://schemas.openxmlformats.org/wordprocessingml/2006/main" xmlns:w14="http://schemas.microsoft.com/office/word/2010/wordml" xmlns:w10="urn:schemas-microsoft-com:office:word" xmlns:sl="http://schemas.openxmlformats.org/schemaLibrary/2006/main" xmlns:wpsCustomData="http://www.wps.cn/officeDocument/2013/wpsCustomData" mc:Ignorable="w14">
   <w:docDefaults>
     <w:rPrDefault>
       <w:rPr>
-        <w:rFonts w:ascii="Arial" w:eastAsia="Arial" w:hAnsi="Arial" w:cs="Arial"/>
-        <w:snapToGrid w:val="0"/>
-        <w:color w:val="000000"/>
-        <w:kern w:val="0"/>
-        <w:sz w:val="21"/>
-        <w:szCs w:val="21"/>
-        <w:lang w:val="en-US" w:eastAsia="en-US" w:bidi="ar-SA"/>
+        <w:rFonts w:ascii="Arial" w:hAnsi="Arial" w:eastAsia="Arial" w:cs="Arial"/>
       </w:rPr>
     </w:rPrDefault>
-    <w:pPrDefault>
-      <w:pPr>
-        <w:spacing w:after="200" w:line="276" w:lineRule="auto"/>
-      </w:pPr>
-    </w:pPrDefault>
+    <w:pPrDefault/>
   </w:docDefaults>
-  <w:latentStyles w:defLockedState="0" w:defUIPriority="99" w:defSemiHidden="1" w:defUnhideWhenUsed="1" w:defQFormat="0" w:count="267">
-    <w:lsdException w:name="Normal" w:semiHidden="0" w:uiPriority="0" w:unhideWhenUsed="0" w:qFormat="1"/>
-    <w:lsdException w:name="heading 1" w:semiHidden="0" w:uiPriority="9" w:unhideWhenUsed="0" w:qFormat="1"/>
-    <w:lsdException w:name="heading 2" w:uiPriority="9" w:qFormat="1"/>
-    <w:lsdException w:name="heading 3" w:uiPriority="9" w:qFormat="1"/>
-    <w:lsdException w:name="heading 4" w:uiPriority="9" w:qFormat="1"/>
-    <w:lsdException w:name="heading 5" w:uiPriority="9" w:qFormat="1"/>
-    <w:lsdException w:name="heading 6" w:uiPriority="9" w:qFormat="1"/>
-    <w:lsdException w:name="heading 7" w:uiPriority="9" w:qFormat="1"/>
-    <w:lsdException w:name="heading 8" w:uiPriority="9" w:qFormat="1"/>
-    <w:lsdException w:name="heading 9" w:uiPriority="9" w:qFormat="1"/>
-    <w:lsdException w:name="toc 1" w:uiPriority="39"/>
-    <w:lsdException w:name="toc 2" w:uiPriority="39"/>
-    <w:lsdException w:name="toc 3" w:uiPriority="39"/>
-    <w:lsdException w:name="toc 4" w:uiPriority="39"/>
-    <w:lsdException w:name="toc 5" w:uiPriority="39"/>
-    <w:lsdException w:name="toc 6" w:uiPriority="39"/>
-    <w:lsdException w:name="toc 7" w:uiPriority="39"/>
-    <w:lsdException w:name="toc 8" w:uiPriority="39"/>
-    <w:lsdException w:name="toc 9" w:uiPriority="39"/>
-    <w:lsdException w:name="caption" w:uiPriority="35" w:qFormat="1"/>
-    <w:lsdException w:name="Title" w:semiHidden="0" w:uiPriority="10" w:unhideWhenUsed="0" w:qFormat="1"/>
-    <w:lsdException w:name="Default Paragraph Font" w:uiPriority="1"/>
-    <w:lsdException w:name="Subtitle" w:semiHidden="0" w:uiPriority="11" w:unhideWhenUsed="0" w:qFormat="1"/>
-    <w:lsdException w:name="Strong" w:semiHidden="0" w:uiPriority="22" w:unhideWhenUsed="0" w:qFormat="1"/>
-    <w:lsdException w:name="Emphasis" w:semiHidden="0" w:uiPriority="20" w:unhideWhenUsed="0" w:qFormat="1"/>
-    <w:lsdException w:name="Table Grid" w:semiHidden="0" w:uiPriority="59" w:unhideWhenUsed="0"/>
-    <w:lsdException w:name="Placeholder Text" w:unhideWhenUsed="0"/>
-    <w:lsdException w:name="No Spacing" w:semiHidden="0" w:uiPriority="1" w:unhideWhenUsed="0" w:qFormat="1"/>
-    <w:lsdException w:name="Light Shading" w:semiHidden="0" w:uiPriority="60" w:unhideWhenUsed="0"/>
-    <w:lsdException w:name="Light List" w:semiHidden="0" w:uiPriority="61" w:unhideWhenUsed="0"/>
-    <w:lsdException w:name="Light Grid" w:semiHidden="0" w:uiPriority="62" w:unhideWhenUsed="0"/>
-    <w:lsdException w:name="Medium Shading 1" w:semiHidden="0" w:uiPriority="63" w:unhideWhenUsed="0"/>
-    <w:lsdException w:name="Medium Shading 2" w:semiHidden="0" w:uiPriority="64" w:unhideWhenUsed="0"/>
-    <w:lsdException w:name="Medium List 1" w:semiHidden="0" w:uiPriority="65" w:unhideWhenUsed="0"/>
-    <w:lsdException w:name="Medium List 2" w:semiHidden="0" w:uiPriority="66" w:unhideWhenUsed="0"/>
-    <w:lsdException w:name="Medium Grid 1" w:semiHidden="0" w:uiPriority="67" w:unhideWhenUsed="0"/>
-    <w:lsdException w:name="Medium Grid 2" w:semiHidden="0" w:uiPriority="68" w:unhideWhenUsed="0"/>
-    <w:lsdException w:name="Medium Grid 3" w:semiHidden="0" w:uiPriority="69" w:unhideWhenUsed="0"/>
-    <w:lsdException w:name="Dark List" w:semiHidden="0" w:uiPriority="70" w:unhideWhenUsed="0"/>
-    <w:lsdException w:name="Colorful Shading" w:semiHidden="0" w:uiPriority="71" w:unhideWhenUsed="0"/>
-    <w:lsdException w:name="Colorful List" w:semiHidden="0" w:uiPriority="72" w:unhideWhenUsed="0"/>
-    <w:lsdException w:name="Colorful Grid" w:semiHidden="0" w:uiPriority="73" w:unhideWhenUsed="0"/>
-    <w:lsdException w:name="Light Shading Accent 1" w:semiHidden="0" w:uiPriority="60" w:unhideWhenUsed="0"/>
-    <w:lsdException w:name="Light List Accent 1" w:semiHidden="0" w:uiPriority="61" w:unhideWhenUsed="0"/>
-    <w:lsdException w:name="Light Grid Accent 1" w:semiHidden="0" w:uiPriority="62" w:unhideWhenUsed="0"/>
-    <w:lsdException w:name="Medium Shading 1 Accent 1" w:semiHidden="0" w:uiPriority="63" w:unhideWhenUsed="0"/>
-    <w:lsdException w:name="Medium Shading 2 Accent 1" w:semiHidden="0" w:uiPriority="64" w:unhideWhenUsed="0"/>
-    <w:lsdException w:name="Medium List 1 Accent 1" w:semiHidden="0" w:uiPriority="65" w:unhideWhenUsed="0"/>
-    <w:lsdException w:name="Revision" w:unhideWhenUsed="0"/>
-    <w:lsdException w:name="List Paragraph" w:semiHidden="0" w:uiPriority="34" w:unhideWhenUsed="0" w:qFormat="1"/>
-    <w:lsdException w:name="Quote" w:semiHidden="0" w:uiPriority="29" w:unhideWhenUsed="0" w:qFormat="1"/>
-    <w:lsdException w:name="Intense Quote" w:semiHidden="0" w:uiPriority="30" w:unhideWhenUsed="0" w:qFormat="1"/>
-    <w:lsdException w:name="Medium List 2 Accent 1" w:semiHidden="0" w:uiPriority="66" w:unhideWhenUsed="0"/>
-    <w:lsdException w:name="Medium Grid 1 Accent 1" w:semiHidden="0" w:uiPriority="67" w:unhideWhenUsed="0"/>
-    <w:lsdException w:name="Medium Grid 2 Accent 1" w:semiHidden="0" w:uiPriority="68" w:unhideWhenUsed="0"/>
-    <w:lsdException w:name="Medium Grid 3 Accent 1" w:semiHidden="0" w:uiPriority="69" w:unhideWhenUsed="0"/>
-    <w:lsdException w:name="Dark List Accent 1" w:semiHidden="0" w:uiPriority="70" w:unhideWhenUsed="0"/>
-    <w:lsdException w:name="Colorful Shading Accent 1" w:semiHidden="0" w:uiPriority="71" w:unhideWhenUsed="0"/>
-    <w:lsdException w:name="Colorful List Accent 1" w:semiHidden="0" w:uiPriority="72" w:unhideWhenUsed="0"/>
-    <w:lsdException w:name="Colorful Grid Accent 1" w:semiHidden="0" w:uiPriority="73" w:unhideWhenUsed="0"/>
-    <w:lsdException w:name="Light Shading Accent 2" w:semiHidden="0" w:uiPriority="60" w:unhideWhenUsed="0"/>
-    <w:lsdException w:name="Light List Accent 2" w:semiHidden="0" w:uiPriority="61" w:unhideWhenUsed="0"/>
-    <w:lsdException w:name="Light Grid Accent 2" w:semiHidden="0" w:uiPriority="62" w:unhideWhenUsed="0"/>
-    <w:lsdException w:name="Medium Shading 1 Accent 2" w:semiHidden="0" w:uiPriority="63" w:unhideWhenUsed="0"/>
-    <w:lsdException w:name="Medium Shading 2 Accent 2" w:semiHidden="0" w:uiPriority="64" w:unhideWhenUsed="0"/>
-    <w:lsdException w:name="Medium List 1 Accent 2" w:semiHidden="0" w:uiPriority="65" w:unhideWhenUsed="0"/>
-    <w:lsdException w:name="Medium List 2 Accent 2" w:semiHidden="0" w:uiPriority="66" w:unhideWhenUsed="0"/>
-    <w:lsdException w:name="Medium Grid 1 Accent 2" w:semiHidden="0" w:uiPriority="67" w:unhideWhenUsed="0"/>
-    <w:lsdException w:name="Medium Grid 2 Accent 2" w:semiHidden="0" w:uiPriority="68" w:unhideWhenUsed="0"/>
-    <w:lsdException w:name="Medium Grid 3 Accent 2" w:semiHidden="0" w:uiPriority="69" w:unhideWhenUsed="0"/>
-    <w:lsdException w:name="Dark List Accent 2" w:semiHidden="0" w:uiPriority="70" w:unhideWhenUsed="0"/>
-    <w:lsdException w:name="Colorful Shading Accent 2" w:semiHidden="0" w:uiPriority="71" w:unhideWhenUsed="0"/>
-    <w:lsdException w:name="Colorful List Accent 2" w:semiHidden="0" w:uiPriority="72" w:unhideWhenUsed="0"/>
-    <w:lsdException w:name="Colorful Grid Accent 2" w:semiHidden="0" w:uiPriority="73" w:unhideWhenUsed="0"/>
-    <w:lsdException w:name="Light Shading Accent 3" w:semiHidden="0" w:uiPriority="60" w:unhideWhenUsed="0"/>
-    <w:lsdException w:name="Light List Accent 3" w:semiHidden="0" w:uiPriority="61" w:unhideWhenUsed="0"/>
-    <w:lsdException w:name="Light Grid Accent 3" w:semiHidden="0" w:uiPriority="62" w:unhideWhenUsed="0"/>
-    <w:lsdException w:name="Medium Shading 1 Accent 3" w:semiHidden="0" w:uiPriority="63" w:unhideWhenUsed="0"/>
-    <w:lsdException w:name="Medium Shading 2 Accent 3" w:semiHidden="0" w:uiPriority="64" w:unhideWhenUsed="0"/>
-    <w:lsdException w:name="Medium List 1 Accent 3" w:semiHidden="0" w:uiPriority="65" w:unhideWhenUsed="0"/>
-    <w:lsdException w:name="Medium List 2 Accent 3" w:semiHidden="0" w:uiPriority="66" w:unhideWhenUsed="0"/>
-    <w:lsdException w:name="Medium Grid 1 Accent 3" w:semiHidden="0" w:uiPriority="67" w:unhideWhenUsed="0"/>
-    <w:lsdException w:name="Medium Grid 2 Accent 3" w:semiHidden="0" w:uiPriority="68" w:unhideWhenUsed="0"/>
-    <w:lsdException w:name="Medium Grid 3 Accent 3" w:semiHidden="0" w:uiPriority="69" w:unhideWhenUsed="0"/>
-    <w:lsdException w:name="Dark List Accent 3" w:semiHidden="0" w:uiPriority="70" w:unhideWhenUsed="0"/>
-    <w:lsdException w:name="Colorful Shading Accent 3" w:semiHidden="0" w:uiPriority="71" w:unhideWhenUsed="0"/>
-    <w:lsdException w:name="Colorful List Accent 3" w:semiHidden="0" w:uiPriority="72" w:unhideWhenUsed="0"/>
-    <w:lsdException w:name="Colorful Grid Accent 3" w:semiHidden="0" w:uiPriority="73" w:unhideWhenUsed="0"/>
-    <w:lsdException w:name="Light Shading Accent 4" w:semiHidden="0" w:uiPriority="60" w:unhideWhenUsed="0"/>
-    <w:lsdException w:name="Light List Accent 4" w:semiHidden="0" w:uiPriority="61" w:unhideWhenUsed="0"/>
-    <w:lsdException w:name="Light Grid Accent 4" w:semiHidden="0" w:uiPriority="62" w:unhideWhenUsed="0"/>
-    <w:lsdException w:name="Medium Shading 1 Accent 4" w:semiHidden="0" w:uiPriority="63" w:unhideWhenUsed="0"/>
-    <w:lsdException w:name="Medium Shading 2 Accent 4" w:semiHidden="0" w:uiPriority="64" w:unhideWhenUsed="0"/>
-    <w:lsdException w:name="Medium List 1 Accent 4" w:semiHidden="0" w:uiPriority="65" w:unhideWhenUsed="0"/>
-    <w:lsdException w:name="Medium List 2 Accent 4" w:semiHidden="0" w:uiPriority="66" w:unhideWhenUsed="0"/>
-    <w:lsdException w:name="Medium Grid 1 Accent 4" w:semiHidden="0" w:uiPriority="67" w:unhideWhenUsed="0"/>
-    <w:lsdException w:name="Medium Grid 2 Accent 4" w:semiHidden="0" w:uiPriority="68" w:unhideWhenUsed="0"/>
-    <w:lsdException w:name="Medium Grid 3 Accent 4" w:semiHidden="0" w:uiPriority="69" w:unhideWhenUsed="0"/>
-    <w:lsdException w:name="Dark List Accent 4" w:semiHidden="0" w:uiPriority="70" w:unhideWhenUsed="0"/>
-    <w:lsdException w:name="Colorful Shading Accent 4" w:semiHidden="0" w:uiPriority="71" w:unhideWhenUsed="0"/>
-    <w:lsdException w:name="Colorful List Accent 4" w:semiHidden="0" w:uiPriority="72" w:unhideWhenUsed="0"/>
-    <w:lsdException w:name="Colorful Grid Accent 4" w:semiHidden="0" w:uiPriority="73" w:unhideWhenUsed="0"/>
-    <w:lsdException w:name="Light Shading Accent 5" w:semiHidden="0" w:uiPriority="60" w:unhideWhenUsed="0"/>
-    <w:lsdException w:name="Light List Accent 5" w:semiHidden="0" w:uiPriority="61" w:unhideWhenUsed="0"/>
-    <w:lsdException w:name="Light Grid Accent 5" w:semiHidden="0" w:uiPriority="62" w:unhideWhenUsed="0"/>
-    <w:lsdException w:name="Medium Shading 1 Accent 5" w:semiHidden="0" w:uiPriority="63" w:unhideWhenUsed="0"/>
-    <w:lsdException w:name="Medium Shading 2 Accent 5" w:semiHidden="0" w:uiPriority="64" w:unhideWhenUsed="0"/>
-    <w:lsdException w:name="Medium List 1 Accent 5" w:semiHidden="0" w:uiPriority="65" w:unhideWhenUsed="0"/>
-    <w:lsdException w:name="Medium List 2 Accent 5" w:semiHidden="0" w:uiPriority="66" w:unhideWhenUsed="0"/>
-    <w:lsdException w:name="Medium Grid 1 Accent 5" w:semiHidden="0" w:uiPriority="67" w:unhideWhenUsed="0"/>
-    <w:lsdException w:name="Medium Grid 2 Accent 5" w:semiHidden="0" w:uiPriority="68" w:unhideWhenUsed="0"/>
-    <w:lsdException w:name="Medium Grid 3 Accent 5" w:semiHidden="0" w:uiPriority="69" w:unhideWhenUsed="0"/>
-    <w:lsdException w:name="Dark List Accent 5" w:semiHidden="0" w:uiPriority="70" w:unhideWhenUsed="0"/>
-    <w:lsdException w:name="Colorful Shading Accent 5" w:semiHidden="0" w:uiPriority="71" w:unhideWhenUsed="0"/>
-    <w:lsdException w:name="Colorful List Accent 5" w:semiHidden="0" w:uiPriority="72" w:unhideWhenUsed="0"/>
-    <w:lsdException w:name="Colorful Grid Accent 5" w:semiHidden="0" w:uiPriority="73" w:unhideWhenUsed="0"/>
-    <w:lsdException w:name="Light Shading Accent 6" w:semiHidden="0" w:uiPriority="60" w:unhideWhenUsed="0"/>
-    <w:lsdException w:name="Light List Accent 6" w:semiHidden="0" w:uiPriority="61" w:unhideWhenUsed="0"/>
-    <w:lsdException w:name="Light Grid Accent 6" w:semiHidden="0" w:uiPriority="62" w:unhideWhenUsed="0"/>
-    <w:lsdException w:name="Medium Shading 1 Accent 6" w:semiHidden="0" w:uiPriority="63" w:unhideWhenUsed="0"/>
-    <w:lsdException w:name="Medium Shading 2 Accent 6" w:semiHidden="0" w:uiPriority="64" w:unhideWhenUsed="0"/>
-    <w:lsdException w:name="Medium List 1 Accent 6" w:semiHidden="0" w:uiPriority="65" w:unhideWhenUsed="0"/>
-    <w:lsdException w:name="Medium List 2 Accent 6" w:semiHidden="0" w:uiPriority="66" w:unhideWhenUsed="0"/>
-    <w:lsdException w:name="Medium Grid 1 Accent 6" w:semiHidden="0" w:uiPriority="67" w:unhideWhenUsed="0"/>
-    <w:lsdException w:name="Medium Grid 2 Accent 6" w:semiHidden="0" w:uiPriority="68" w:unhideWhenUsed="0"/>
-    <w:lsdException w:name="Medium Grid 3 Accent 6" w:semiHidden="0" w:uiPriority="69" w:unhideWhenUsed="0"/>
-    <w:lsdException w:name="Dark List Accent 6" w:semiHidden="0" w:uiPriority="70" w:unhideWhenUsed="0"/>
-    <w:lsdException w:name="Colorful Shading Accent 6" w:semiHidden="0" w:uiPriority="71" w:unhideWhenUsed="0"/>
-    <w:lsdException w:name="Colorful List Accent 6" w:semiHidden="0" w:uiPriority="72" w:unhideWhenUsed="0"/>
-    <w:lsdException w:name="Colorful Grid Accent 6" w:semiHidden="0" w:uiPriority="73" w:unhideWhenUsed="0"/>
-    <w:lsdException w:name="Subtle Emphasis" w:semiHidden="0" w:uiPriority="19" w:unhideWhenUsed="0" w:qFormat="1"/>
-    <w:lsdException w:name="Intense Emphasis" w:semiHidden="0" w:uiPriority="21" w:unhideWhenUsed="0" w:qFormat="1"/>
-    <w:lsdException w:name="Subtle Reference" w:semiHidden="0" w:uiPriority="31" w:unhideWhenUsed="0" w:qFormat="1"/>
-    <w:lsdException w:name="Intense Reference" w:semiHidden="0" w:uiPriority="32" w:unhideWhenUsed="0" w:qFormat="1"/>
-    <w:lsdException w:name="Book Title" w:semiHidden="0" w:uiPriority="33" w:unhideWhenUsed="0" w:qFormat="1"/>
-    <w:lsdException w:name="Bibliography" w:uiPriority="37"/>
-    <w:lsdException w:name="TOC Heading" w:uiPriority="39" w:qFormat="1"/>
+  <w:latentStyles w:count="260" w:defQFormat="0" w:defUnhideWhenUsed="1" w:defSemiHidden="1" w:defUIPriority="99" w:defLockedState="0">
+    <w:lsdException w:qFormat="1" w:unhideWhenUsed="0" w:uiPriority="0" w:name="Normal"/>
+    <w:lsdException w:qFormat="1" w:unhideWhenUsed="0" w:uiPriority="9" w:semiHidden="0" w:name="heading 1"/>
+    <w:lsdException w:qFormat="1" w:uiPriority="9" w:name="heading 2"/>
+    <w:lsdException w:qFormat="1" w:uiPriority="9" w:name="heading 3"/>
+    <w:lsdException w:qFormat="1" w:uiPriority="9" w:name="heading 4"/>
+    <w:lsdException w:qFormat="1" w:uiPriority="9" w:name="heading 5"/>
+    <w:lsdException w:qFormat="1" w:uiPriority="9" w:name="heading 6"/>
+    <w:lsdException w:qFormat="1" w:uiPriority="9" w:name="heading 7"/>
+    <w:lsdException w:qFormat="1" w:uiPriority="9" w:name="heading 8"/>
+    <w:lsdException w:qFormat="1" w:uiPriority="9" w:name="heading 9"/>
+    <w:lsdException w:uiPriority="99" w:name="index 1"/>
+    <w:lsdException w:uiPriority="99" w:name="index 2"/>
+    <w:lsdException w:uiPriority="99" w:name="index 3"/>
+    <w:lsdException w:uiPriority="99" w:name="index 4"/>
+    <w:lsdException w:uiPriority="99" w:name="index 5"/>
+    <w:lsdException w:uiPriority="99" w:name="index 6"/>
+    <w:lsdException w:uiPriority="99" w:name="index 7"/>
+    <w:lsdException w:uiPriority="99" w:name="index 8"/>
+    <w:lsdException w:uiPriority="99" w:name="index 9"/>
+    <w:lsdException w:uiPriority="39" w:name="toc 1"/>
+    <w:lsdException w:uiPriority="39" w:name="toc 2"/>
+    <w:lsdException w:uiPriority="39" w:name="toc 3"/>
+    <w:lsdException w:uiPriority="39" w:name="toc 4"/>
+    <w:lsdException w:uiPriority="39" w:name="toc 5"/>
+    <w:lsdException w:uiPriority="39" w:name="toc 6"/>
+    <w:lsdException w:uiPriority="39" w:name="toc 7"/>
+    <w:lsdException w:uiPriority="39" w:name="toc 8"/>
+    <w:lsdException w:uiPriority="39" w:name="toc 9"/>
+    <w:lsdException w:uiPriority="99" w:name="Normal Indent"/>
+    <w:lsdException w:uiPriority="99" w:name="footnote text"/>
+    <w:lsdException w:uiPriority="99" w:name="annotation text"/>
+    <w:lsdException w:uiPriority="99" w:name="header"/>
+    <w:lsdException w:uiPriority="99" w:name="footer"/>
+    <w:lsdException w:uiPriority="99" w:name="index heading"/>
+    <w:lsdException w:qFormat="1" w:uiPriority="35" w:name="caption"/>
+    <w:lsdException w:uiPriority="99" w:name="table of figures"/>
+    <w:lsdException w:uiPriority="99" w:name="envelope address"/>
+    <w:lsdException w:uiPriority="99" w:name="envelope return"/>
+    <w:lsdException w:uiPriority="99" w:name="footnote reference"/>
+    <w:lsdException w:uiPriority="99" w:name="annotation reference"/>
+    <w:lsdException w:uiPriority="99" w:name="line number"/>
+    <w:lsdException w:uiPriority="99" w:name="page number"/>
+    <w:lsdException w:uiPriority="99" w:name="endnote reference"/>
+    <w:lsdException w:uiPriority="99" w:name="endnote text"/>
+    <w:lsdException w:uiPriority="99" w:name="table of authorities"/>
+    <w:lsdException w:uiPriority="99" w:name="macro"/>
+    <w:lsdException w:uiPriority="99" w:name="toa heading"/>
+    <w:lsdException w:uiPriority="99" w:name="List"/>
+    <w:lsdException w:uiPriority="99" w:name="List Bullet"/>
+    <w:lsdException w:uiPriority="99" w:name="List Number"/>
+    <w:lsdException w:uiPriority="99" w:name="List 2"/>
+    <w:lsdException w:uiPriority="99" w:name="List 3"/>
+    <w:lsdException w:uiPriority="99" w:name="List 4"/>
+    <w:lsdException w:uiPriority="99" w:name="List 5"/>
+    <w:lsdException w:uiPriority="99" w:name="List Bullet 2"/>
+    <w:lsdException w:uiPriority="99" w:name="List Bullet 3"/>
+    <w:lsdException w:uiPriority="99" w:name="List Bullet 4"/>
+    <w:lsdException w:uiPriority="99" w:name="List Bullet 5"/>
+    <w:lsdException w:uiPriority="99" w:name="List Number 2"/>
+    <w:lsdException w:uiPriority="99" w:name="List Number 3"/>
+    <w:lsdException w:uiPriority="99" w:name="List Number 4"/>
+    <w:lsdException w:uiPriority="99" w:name="List Number 5"/>
+    <w:lsdException w:qFormat="1" w:unhideWhenUsed="0" w:uiPriority="10" w:semiHidden="0" w:name="Title"/>
+    <w:lsdException w:uiPriority="99" w:name="Closing"/>
+    <w:lsdException w:uiPriority="99" w:name="Signature"/>
+    <w:lsdException w:qFormat="1" w:uiPriority="1" w:name="Default Paragraph Font"/>
+    <w:lsdException w:qFormat="1" w:unhideWhenUsed="0" w:uiPriority="0" w:name="Body Text"/>
+    <w:lsdException w:uiPriority="99" w:name="Body Text Indent"/>
+    <w:lsdException w:uiPriority="99" w:name="List Continue"/>
+    <w:lsdException w:uiPriority="99" w:name="List Continue 2"/>
+    <w:lsdException w:uiPriority="99" w:name="List Continue 3"/>
+    <w:lsdException w:uiPriority="99" w:name="List Continue 4"/>
+    <w:lsdException w:uiPriority="99" w:name="List Continue 5"/>
+    <w:lsdException w:uiPriority="99" w:name="Message Header"/>
+    <w:lsdException w:qFormat="1" w:unhideWhenUsed="0" w:uiPriority="11" w:semiHidden="0" w:name="Subtitle"/>
+    <w:lsdException w:uiPriority="99" w:name="Salutation"/>
+    <w:lsdException w:uiPriority="99" w:name="Date"/>
+    <w:lsdException w:uiPriority="99" w:name="Body Text First Indent"/>
+    <w:lsdException w:uiPriority="99" w:name="Body Text First Indent 2"/>
+    <w:lsdException w:uiPriority="99" w:name="Note Heading"/>
+    <w:lsdException w:uiPriority="99" w:name="Body Text 2"/>
+    <w:lsdException w:uiPriority="99" w:name="Body Text 3"/>
+    <w:lsdException w:uiPriority="99" w:name="Body Text Indent 2"/>
+    <w:lsdException w:uiPriority="99" w:name="Body Text Indent 3"/>
+    <w:lsdException w:uiPriority="99" w:name="Block Text"/>
+    <w:lsdException w:uiPriority="99" w:name="Hyperlink"/>
+    <w:lsdException w:uiPriority="99" w:name="FollowedHyperlink"/>
+    <w:lsdException w:qFormat="1" w:unhideWhenUsed="0" w:uiPriority="22" w:semiHidden="0" w:name="Strong"/>
+    <w:lsdException w:qFormat="1" w:unhideWhenUsed="0" w:uiPriority="20" w:semiHidden="0" w:name="Emphasis"/>
+    <w:lsdException w:uiPriority="99" w:name="Document Map"/>
+    <w:lsdException w:uiPriority="99" w:name="Plain Text"/>
+    <w:lsdException w:uiPriority="99" w:name="E-mail Signature"/>
+    <w:lsdException w:uiPriority="99" w:name="Normal (Web)"/>
+    <w:lsdException w:uiPriority="99" w:name="HTML Acronym"/>
+    <w:lsdException w:uiPriority="99" w:name="HTML Address"/>
+    <w:lsdException w:uiPriority="99" w:name="HTML Cite"/>
+    <w:lsdException w:uiPriority="99" w:name="HTML Code"/>
+    <w:lsdException w:uiPriority="99" w:name="HTML Definition"/>
+    <w:lsdException w:uiPriority="99" w:name="HTML Keyboard"/>
+    <w:lsdException w:uiPriority="99" w:name="HTML Preformatted"/>
+    <w:lsdException w:uiPriority="99" w:name="HTML Sample"/>
+    <w:lsdException w:uiPriority="99" w:name="HTML Typewriter"/>
+    <w:lsdException w:uiPriority="99" w:name="HTML Variable"/>
+    <w:lsdException w:qFormat="1" w:uiPriority="99" w:name="Normal Table"/>
+    <w:lsdException w:uiPriority="99" w:name="annotation subject"/>
+    <w:lsdException w:uiPriority="99" w:name="Table Simple 1"/>
+    <w:lsdException w:uiPriority="99" w:name="Table Simple 2"/>
+    <w:lsdException w:uiPriority="99" w:name="Table Simple 3"/>
+    <w:lsdException w:uiPriority="99" w:name="Table Classic 1"/>
+    <w:lsdException w:uiPriority="99" w:name="Table Classic 2"/>
+    <w:lsdException w:uiPriority="99" w:name="Table Classic 3"/>
+    <w:lsdException w:uiPriority="99" w:name="Table Classic 4"/>
+    <w:lsdException w:uiPriority="99" w:name="Table Colorful 1"/>
+    <w:lsdException w:uiPriority="99" w:name="Table Colorful 2"/>
+    <w:lsdException w:uiPriority="99" w:name="Table Colorful 3"/>
+    <w:lsdException w:uiPriority="99" w:name="Table Columns 1"/>
+    <w:lsdException w:uiPriority="99" w:name="Table Columns 2"/>
+    <w:lsdException w:uiPriority="99" w:name="Table Columns 3"/>
+    <w:lsdException w:uiPriority="99" w:name="Table Columns 4"/>
+    <w:lsdException w:uiPriority="99" w:name="Table Columns 5"/>
+    <w:lsdException w:uiPriority="99" w:name="Table Grid 1"/>
+    <w:lsdException w:uiPriority="99" w:name="Table Grid 2"/>
+    <w:lsdException w:uiPriority="99" w:name="Table Grid 3"/>
+    <w:lsdException w:uiPriority="99" w:name="Table Grid 4"/>
+    <w:lsdException w:uiPriority="99" w:name="Table Grid 5"/>
+    <w:lsdException w:uiPriority="99" w:name="Table Grid 6"/>
+    <w:lsdException w:uiPriority="99" w:name="Table Grid 7"/>
+    <w:lsdException w:uiPriority="99" w:name="Table Grid 8"/>
+    <w:lsdException w:uiPriority="99" w:name="Table List 1"/>
+    <w:lsdException w:uiPriority="99" w:name="Table List 2"/>
+    <w:lsdException w:uiPriority="99" w:name="Table List 3"/>
+    <w:lsdException w:uiPriority="99" w:name="Table List 4"/>
+    <w:lsdException w:uiPriority="99" w:name="Table List 5"/>
+    <w:lsdException w:uiPriority="99" w:name="Table List 6"/>
+    <w:lsdException w:uiPriority="99" w:name="Table List 7"/>
+    <w:lsdException w:uiPriority="99" w:name="Table List 8"/>
+    <w:lsdException w:uiPriority="99" w:name="Table 3D effects 1"/>
+    <w:lsdException w:uiPriority="99" w:name="Table 3D effects 2"/>
+    <w:lsdException w:uiPriority="99" w:name="Table 3D effects 3"/>
+    <w:lsdException w:uiPriority="99" w:name="Table Contemporary"/>
+    <w:lsdException w:uiPriority="99" w:name="Table Elegant"/>
+    <w:lsdException w:uiPriority="99" w:name="Table Professional"/>
+    <w:lsdException w:uiPriority="99" w:name="Table Subtle 1"/>
+    <w:lsdException w:uiPriority="99" w:name="Table Subtle 2"/>
+    <w:lsdException w:uiPriority="99" w:name="Table Web 1"/>
+    <w:lsdException w:uiPriority="99" w:name="Table Web 2"/>
+    <w:lsdException w:uiPriority="99" w:name="Table Web 3"/>
+    <w:lsdException w:uiPriority="99" w:name="Balloon Text"/>
+    <w:lsdException w:unhideWhenUsed="0" w:uiPriority="59" w:semiHidden="0" w:name="Table Grid"/>
+    <w:lsdException w:uiPriority="99" w:name="Table Theme"/>
+    <w:lsdException w:unhideWhenUsed="0" w:uiPriority="60" w:semiHidden="0" w:name="Light Shading"/>
+    <w:lsdException w:unhideWhenUsed="0" w:uiPriority="61" w:semiHidden="0" w:name="Light List"/>
+    <w:lsdException w:unhideWhenUsed="0" w:uiPriority="62" w:semiHidden="0" w:name="Light Grid"/>
+    <w:lsdException w:unhideWhenUsed="0" w:uiPriority="63" w:semiHidden="0" w:name="Medium Shading 1"/>
+    <w:lsdException w:unhideWhenUsed="0" w:uiPriority="64" w:semiHidden="0" w:name="Medium Shading 2"/>
+    <w:lsdException w:unhideWhenUsed="0" w:uiPriority="65" w:semiHidden="0" w:name="Medium List 1"/>
+    <w:lsdException w:unhideWhenUsed="0" w:uiPriority="66" w:semiHidden="0" w:name="Medium List 2"/>
+    <w:lsdException w:unhideWhenUsed="0" w:uiPriority="67" w:semiHidden="0" w:name="Medium Grid 1"/>
+    <w:lsdException w:unhideWhenUsed="0" w:uiPriority="68" w:semiHidden="0" w:name="Medium Grid 2"/>
+    <w:lsdException w:unhideWhenUsed="0" w:uiPriority="69" w:semiHidden="0" w:name="Medium Grid 3"/>
+    <w:lsdException w:unhideWhenUsed="0" w:uiPriority="70" w:semiHidden="0" w:name="Dark List"/>
+    <w:lsdException w:unhideWhenUsed="0" w:uiPriority="71" w:semiHidden="0" w:name="Colorful Shading"/>
+    <w:lsdException w:unhideWhenUsed="0" w:uiPriority="72" w:semiHidden="0" w:name="Colorful List"/>
+    <w:lsdException w:unhideWhenUsed="0" w:uiPriority="73" w:semiHidden="0" w:name="Colorful Grid"/>
+    <w:lsdException w:unhideWhenUsed="0" w:uiPriority="60" w:semiHidden="0" w:name="Light Shading Accent 1"/>
+    <w:lsdException w:unhideWhenUsed="0" w:uiPriority="61" w:semiHidden="0" w:name="Light List Accent 1"/>
+    <w:lsdException w:unhideWhenUsed="0" w:uiPriority="62" w:semiHidden="0" w:name="Light Grid Accent 1"/>
+    <w:lsdException w:unhideWhenUsed="0" w:uiPriority="63" w:semiHidden="0" w:name="Medium Shading 1 Accent 1"/>
+    <w:lsdException w:unhideWhenUsed="0" w:uiPriority="64" w:semiHidden="0" w:name="Medium Shading 2 Accent 1"/>
+    <w:lsdException w:unhideWhenUsed="0" w:uiPriority="65" w:semiHidden="0" w:name="Medium List 1 Accent 1"/>
+    <w:lsdException w:unhideWhenUsed="0" w:uiPriority="66" w:semiHidden="0" w:name="Medium List 2 Accent 1"/>
+    <w:lsdException w:unhideWhenUsed="0" w:uiPriority="67" w:semiHidden="0" w:name="Medium Grid 1 Accent 1"/>
+    <w:lsdException w:unhideWhenUsed="0" w:uiPriority="68" w:semiHidden="0" w:name="Medium Grid 2 Accent 1"/>
+    <w:lsdException w:unhideWhenUsed="0" w:uiPriority="69" w:semiHidden="0" w:name="Medium Grid 3 Accent 1"/>
+    <w:lsdException w:unhideWhenUsed="0" w:uiPriority="70" w:semiHidden="0" w:name="Dark List Accent 1"/>
+    <w:lsdException w:unhideWhenUsed="0" w:uiPriority="71" w:semiHidden="0" w:name="Colorful Shading Accent 1"/>
+    <w:lsdException w:unhideWhenUsed="0" w:uiPriority="72" w:semiHidden="0" w:name="Colorful List Accent 1"/>
+    <w:lsdException w:unhideWhenUsed="0" w:uiPriority="73" w:semiHidden="0" w:name="Colorful Grid Accent 1"/>
+    <w:lsdException w:unhideWhenUsed="0" w:uiPriority="60" w:semiHidden="0" w:name="Light Shading Accent 2"/>
+    <w:lsdException w:unhideWhenUsed="0" w:uiPriority="61" w:semiHidden="0" w:name="Light List Accent 2"/>
+    <w:lsdException w:unhideWhenUsed="0" w:uiPriority="62" w:semiHidden="0" w:name="Light Grid Accent 2"/>
+    <w:lsdException w:unhideWhenUsed="0" w:uiPriority="63" w:semiHidden="0" w:name="Medium Shading 1 Accent 2"/>
+    <w:lsdException w:unhideWhenUsed="0" w:uiPriority="64" w:semiHidden="0" w:name="Medium Shading 2 Accent 2"/>
+    <w:lsdException w:unhideWhenUsed="0" w:uiPriority="65" w:semiHidden="0" w:name="Medium List 1 Accent 2"/>
+    <w:lsdException w:unhideWhenUsed="0" w:uiPriority="66" w:semiHidden="0" w:name="Medium List 2 Accent 2"/>
+    <w:lsdException w:unhideWhenUsed="0" w:uiPriority="67" w:semiHidden="0" w:name="Medium Grid 1 Accent 2"/>
+    <w:lsdException w:unhideWhenUsed="0" w:uiPriority="68" w:semiHidden="0" w:name="Medium Grid 2 Accent 2"/>
+    <w:lsdException w:unhideWhenUsed="0" w:uiPriority="69" w:semiHidden="0" w:name="Medium Grid 3 Accent 2"/>
+    <w:lsdException w:unhideWhenUsed="0" w:uiPriority="70" w:semiHidden="0" w:name="Dark List Accent 2"/>
+    <w:lsdException w:unhideWhenUsed="0" w:uiPriority="71" w:semiHidden="0" w:name="Colorful Shading Accent 2"/>
+    <w:lsdException w:unhideWhenUsed="0" w:uiPriority="72" w:semiHidden="0" w:name="Colorful List Accent 2"/>
+    <w:lsdException w:unhideWhenUsed="0" w:uiPriority="73" w:semiHidden="0" w:name="Colorful Grid Accent 2"/>
+    <w:lsdException w:unhideWhenUsed="0" w:uiPriority="60" w:semiHidden="0" w:name="Light Shading Accent 3"/>
+    <w:lsdException w:unhideWhenUsed="0" w:uiPriority="61" w:semiHidden="0" w:name="Light List Accent 3"/>
+    <w:lsdException w:unhideWhenUsed="0" w:uiPriority="62" w:semiHidden="0" w:name="Light Grid Accent 3"/>
+    <w:lsdException w:unhideWhenUsed="0" w:uiPriority="63" w:semiHidden="0" w:name="Medium Shading 1 Accent 3"/>
+    <w:lsdException w:unhideWhenUsed="0" w:uiPriority="64" w:semiHidden="0" w:name="Medium Shading 2 Accent 3"/>
+    <w:lsdException w:unhideWhenUsed="0" w:uiPriority="65" w:semiHidden="0" w:name="Medium List 1 Accent 3"/>
+    <w:lsdException w:unhideWhenUsed="0" w:uiPriority="66" w:semiHidden="0" w:name="Medium List 2 Accent 3"/>
+    <w:lsdException w:unhideWhenUsed="0" w:uiPriority="67" w:semiHidden="0" w:name="Medium Grid 1 Accent 3"/>
+    <w:lsdException w:unhideWhenUsed="0" w:uiPriority="68" w:semiHidden="0" w:name="Medium Grid 2 Accent 3"/>
+    <w:lsdException w:unhideWhenUsed="0" w:uiPriority="69" w:semiHidden="0" w:name="Medium Grid 3 Accent 3"/>
+    <w:lsdException w:unhideWhenUsed="0" w:uiPriority="70" w:semiHidden="0" w:name="Dark List Accent 3"/>
+    <w:lsdException w:unhideWhenUsed="0" w:uiPriority="71" w:semiHidden="0" w:name="Colorful Shading Accent 3"/>
+    <w:lsdException w:unhideWhenUsed="0" w:uiPriority="72" w:semiHidden="0" w:name="Colorful List Accent 3"/>
+    <w:lsdException w:unhideWhenUsed="0" w:uiPriority="73" w:semiHidden="0" w:name="Colorful Grid Accent 3"/>
+    <w:lsdException w:unhideWhenUsed="0" w:uiPriority="60" w:semiHidden="0" w:name="Light Shading Accent 4"/>
+    <w:lsdException w:unhideWhenUsed="0" w:uiPriority="61" w:semiHidden="0" w:name="Light List Accent 4"/>
+    <w:lsdException w:unhideWhenUsed="0" w:uiPriority="62" w:semiHidden="0" w:name="Light Grid Accent 4"/>
+    <w:lsdException w:unhideWhenUsed="0" w:uiPriority="63" w:semiHidden="0" w:name="Medium Shading 1 Accent 4"/>
+    <w:lsdException w:unhideWhenUsed="0" w:uiPriority="64" w:semiHidden="0" w:name="Medium Shading 2 Accent 4"/>
+    <w:lsdException w:unhideWhenUsed="0" w:uiPriority="65" w:semiHidden="0" w:name="Medium List 1 Accent 4"/>
+    <w:lsdException w:unhideWhenUsed="0" w:uiPriority="66" w:semiHidden="0" w:name="Medium List 2 Accent 4"/>
+    <w:lsdException w:unhideWhenUsed="0" w:uiPriority="67" w:semiHidden="0" w:name="Medium Grid 1 Accent 4"/>
+    <w:lsdException w:unhideWhenUsed="0" w:uiPriority="68" w:semiHidden="0" w:name="Medium Grid 2 Accent 4"/>
+    <w:lsdException w:unhideWhenUsed="0" w:uiPriority="69" w:semiHidden="0" w:name="Medium Grid 3 Accent 4"/>
+    <w:lsdException w:unhideWhenUsed="0" w:uiPriority="70" w:semiHidden="0" w:name="Dark List Accent 4"/>
+    <w:lsdException w:unhideWhenUsed="0" w:uiPriority="71" w:semiHidden="0" w:name="Colorful Shading Accent 4"/>
+    <w:lsdException w:unhideWhenUsed="0" w:uiPriority="72" w:semiHidden="0" w:name="Colorful List Accent 4"/>
+    <w:lsdException w:unhideWhenUsed="0" w:uiPriority="73" w:semiHidden="0" w:name="Colorful Grid Accent 4"/>
+    <w:lsdException w:unhideWhenUsed="0" w:uiPriority="60" w:semiHidden="0" w:name="Light Shading Accent 5"/>
+    <w:lsdException w:unhideWhenUsed="0" w:uiPriority="61" w:semiHidden="0" w:name="Light List Accent 5"/>
+    <w:lsdException w:unhideWhenUsed="0" w:uiPriority="62" w:semiHidden="0" w:name="Light Grid Accent 5"/>
+    <w:lsdException w:unhideWhenUsed="0" w:uiPriority="63" w:semiHidden="0" w:name="Medium Shading 1 Accent 5"/>
+    <w:lsdException w:unhideWhenUsed="0" w:uiPriority="64" w:semiHidden="0" w:name="Medium Shading 2 Accent 5"/>
+    <w:lsdException w:unhideWhenUsed="0" w:uiPriority="65" w:semiHidden="0" w:name="Medium List 1 Accent 5"/>
+    <w:lsdException w:unhideWhenUsed="0" w:uiPriority="66" w:semiHidden="0" w:name="Medium List 2 Accent 5"/>
+    <w:lsdException w:unhideWhenUsed="0" w:uiPriority="67" w:semiHidden="0" w:name="Medium Grid 1 Accent 5"/>
+    <w:lsdException w:unhideWhenUsed="0" w:uiPriority="68" w:semiHidden="0" w:name="Medium Grid 2 Accent 5"/>
+    <w:lsdException w:unhideWhenUsed="0" w:uiPriority="69" w:semiHidden="0" w:name="Medium Grid 3 Accent 5"/>
+    <w:lsdException w:unhideWhenUsed="0" w:uiPriority="70" w:semiHidden="0" w:name="Dark List Accent 5"/>
+    <w:lsdException w:unhideWhenUsed="0" w:uiPriority="71" w:semiHidden="0" w:name="Colorful Shading Accent 5"/>
+    <w:lsdException w:unhideWhenUsed="0" w:uiPriority="72" w:semiHidden="0" w:name="Colorful List Accent 5"/>
+    <w:lsdException w:unhideWhenUsed="0" w:uiPriority="73" w:semiHidden="0" w:name="Colorful Grid Accent 5"/>
+    <w:lsdException w:unhideWhenUsed="0" w:uiPriority="60" w:semiHidden="0" w:name="Light Shading Accent 6"/>
+    <w:lsdException w:unhideWhenUsed="0" w:uiPriority="61" w:semiHidden="0" w:name="Light List Accent 6"/>
+    <w:lsdException w:unhideWhenUsed="0" w:uiPriority="62" w:semiHidden="0" w:name="Light Grid Accent 6"/>
+    <w:lsdException w:unhideWhenUsed="0" w:uiPriority="63" w:semiHidden="0" w:name="Medium Shading 1 Accent 6"/>
+    <w:lsdException w:unhideWhenUsed="0" w:uiPriority="64" w:semiHidden="0" w:name="Medium Shading 2 Accent 6"/>
+    <w:lsdException w:unhideWhenUsed="0" w:uiPriority="65" w:semiHidden="0" w:name="Medium List 1 Accent 6"/>
+    <w:lsdException w:unhideWhenUsed="0" w:uiPriority="66" w:semiHidden="0" w:name="Medium List 2 Accent 6"/>
+    <w:lsdException w:unhideWhenUsed="0" w:uiPriority="67" w:semiHidden="0" w:name="Medium Grid 1 Accent 6"/>
+    <w:lsdException w:unhideWhenUsed="0" w:uiPriority="68" w:semiHidden="0" w:name="Medium Grid 2 Accent 6"/>
+    <w:lsdException w:unhideWhenUsed="0" w:uiPriority="69" w:semiHidden="0" w:name="Medium Grid 3 Accent 6"/>
+    <w:lsdException w:unhideWhenUsed="0" w:uiPriority="70" w:semiHidden="0" w:name="Dark List Accent 6"/>
+    <w:lsdException w:unhideWhenUsed="0" w:uiPriority="71" w:semiHidden="0" w:name="Colorful Shading Accent 6"/>
+    <w:lsdException w:unhideWhenUsed="0" w:uiPriority="72" w:semiHidden="0" w:name="Colorful List Accent 6"/>
+    <w:lsdException w:unhideWhenUsed="0" w:uiPriority="73" w:semiHidden="0" w:name="Colorful Grid Accent 6"/>
   </w:latentStyles>
-  <w:style w:type="paragraph" w:default="1" w:styleId="Normal">
+  <w:style w:type="paragraph" w:default="1" w:styleId="1">
     <w:name w:val="Normal"/>
     <w:semiHidden/>
     <w:qFormat/>
+    <w:uiPriority w:val="0"/>
     <w:pPr>
       <w:kinsoku w:val="0"/>
       <w:autoSpaceDE w:val="0"/>
       <w:autoSpaceDN w:val="0"/>
       <w:adjustRightInd w:val="0"/>
       <w:snapToGrid w:val="0"/>
-      <w:spacing w:line="240" w:lineRule="auto"/>
+      <w:spacing w:after="200" w:line="240" w:lineRule="auto"/>
       <w:jc w:val="left"/>
       <w:textAlignment w:val="baseline"/>
     </w:pPr>
     <w:rPr>
-      <w:noProof/>
+      <w:rFonts w:ascii="Arial" w:hAnsi="Arial" w:eastAsia="Arial" w:cs="Arial"/>
       <w:snapToGrid w:val="0"/>
       <w:color w:val="000000"/>
       <w:kern w:val="0"/>
+      <w:sz w:val="21"/>
+      <w:szCs w:val="21"/>
+      <w:lang w:val="en-US" w:eastAsia="en-US" w:bidi="ar-SA"/>
     </w:rPr>
   </w:style>
-  <w:style w:type="character" w:default="1" w:styleId="DefaultParagraphFont">
+  <w:style w:type="character" w:default="1" w:styleId="4">
     <w:name w:val="Default Paragraph Font"/>
-    <w:uiPriority w:val="1"/>
     <w:semiHidden/>
     <w:unhideWhenUsed/>
+    <w:qFormat/>
+    <w:uiPriority w:val="1"/>
   </w:style>
-  <w:style w:type="table" w:customStyle="1" w:styleId="TableNormal">
+  <w:style w:type="table" w:default="1" w:styleId="3">
+    <w:name w:val="Normal Table"/>
+    <w:semiHidden/>
+    <w:unhideWhenUsed/>
+    <w:qFormat/>
+    <w:uiPriority w:val="99"/>
+    <w:tblPr>
+      <w:tblCellMar>
+        <w:top w:w="0" w:type="dxa"/>
+        <w:left w:w="108" w:type="dxa"/>
+        <w:bottom w:w="0" w:type="dxa"/>
+        <w:right w:w="108" w:type="dxa"/>
+      </w:tblCellMar>
+    </w:tblPr>
+  </w:style>
+  <w:style w:type="paragraph" w:styleId="2">
+    <w:name w:val="Body Text"/>
+    <w:basedOn w:val="1"/>
+    <w:semiHidden/>
+    <w:qFormat/>
+    <w:uiPriority w:val="0"/>
+    <w:rPr>
+      <w:rFonts w:ascii="Arial" w:hAnsi="Arial" w:eastAsia="Arial" w:cs="Arial"/>
+      <w:sz w:val="21"/>
+      <w:szCs w:val="21"/>
+      <w:lang w:val="en-US" w:eastAsia="en-US" w:bidi="ar-SA"/>
+    </w:rPr>
+  </w:style>
+  <w:style w:type="table" w:customStyle="1" w:styleId="5">
     <w:name w:val="Table Normal"/>
     <w:semiHidden/>
     <w:unhideWhenUsed/>
     <w:qFormat/>
+    <w:uiPriority w:val="0"/>
     <w:tblPr>
       <w:tblCellMar>
         <w:top w:w="0" w:type="dxa"/>
@@ -8615,29 +7375,302 @@
       </w:tblCellMar>
     </w:tblPr>
   </w:style>
-  <w:style w:type="paragraph" w:styleId="BodyText">
-    <w:name w:val="Body Text"/>
-    <w:basedOn w:val="Normal"/>
+  <w:style w:type="paragraph" w:customStyle="1" w:styleId="6">
+    <w:name w:val="Table Text"/>
+    <w:basedOn w:val="1"/>
     <w:semiHidden/>
     <w:qFormat/>
+    <w:uiPriority w:val="0"/>
     <w:rPr>
-      <w:rFonts w:ascii="Arial" w:eastAsia="Arial" w:hAnsi="Arial" w:cs="Arial"/>
-      <w:sz w:val="21"/>
-      <w:szCs w:val="21"/>
-      <w:lang w:val="en-US" w:eastAsia="en-US" w:bidi="ar-SA"/>
-    </w:rPr>
-  </w:style>
-  <w:style w:type="paragraph" w:customStyle="1" w:styleId="TableText">
-    <w:name w:val="Table Text"/>
-    <w:basedOn w:val="Normal"/>
-    <w:semiHidden/>
-    <w:qFormat/>
-    <w:rPr>
-      <w:rFonts w:ascii="Arial" w:eastAsia="Arial" w:hAnsi="Arial" w:cs="Arial"/>
+      <w:rFonts w:ascii="Arial" w:hAnsi="Arial" w:eastAsia="Arial" w:cs="Arial"/>
       <w:sz w:val="21"/>
       <w:szCs w:val="21"/>
       <w:lang w:val="en-US" w:eastAsia="en-US" w:bidi="ar-SA"/>
     </w:rPr>
   </w:style>
 </w:styles>
+</file>
+
+<file path=word/theme/theme1.xml><?xml version="1.0" encoding="utf-8"?>
+<a:theme xmlns:a="http://schemas.openxmlformats.org/drawingml/2006/main" name="Office">
+  <a:themeElements>
+    <a:clrScheme name="Office">
+      <a:dk1>
+        <a:sysClr val="windowText" lastClr="000000"/>
+      </a:dk1>
+      <a:lt1>
+        <a:sysClr val="window" lastClr="FFFFFF"/>
+      </a:lt1>
+      <a:dk2>
+        <a:srgbClr val="1F497D"/>
+      </a:dk2>
+      <a:lt2>
+        <a:srgbClr val="EEECE1"/>
+      </a:lt2>
+      <a:accent1>
+        <a:srgbClr val="4F81BD"/>
+      </a:accent1>
+      <a:accent2>
+        <a:srgbClr val="C0504D"/>
+      </a:accent2>
+      <a:accent3>
+        <a:srgbClr val="9BBB59"/>
+      </a:accent3>
+      <a:accent4>
+        <a:srgbClr val="8064A2"/>
+      </a:accent4>
+      <a:accent5>
+        <a:srgbClr val="4BACC6"/>
+      </a:accent5>
+      <a:accent6>
+        <a:srgbClr val="F79646"/>
+      </a:accent6>
+      <a:hlink>
+        <a:srgbClr val="0000FF"/>
+      </a:hlink>
+      <a:folHlink>
+        <a:srgbClr val="800080"/>
+      </a:folHlink>
+    </a:clrScheme>
+    <a:fontScheme name="Office">
+      <a:majorFont>
+        <a:latin typeface="Cambria"/>
+        <a:ea typeface=""/>
+        <a:cs typeface=""/>
+        <a:font script="Jpan" typeface="ＭＳ ゴシック"/>
+        <a:font script="Hang" typeface="맑은 고딕"/>
+        <a:font script="Hans" typeface="宋体"/>
+        <a:font script="Hant" typeface="新細明體"/>
+        <a:font script="Arab" typeface="Times New Roman"/>
+        <a:font script="Hebr" typeface="Times New Roman"/>
+        <a:font script="Thai" typeface="Angsana New"/>
+        <a:font script="Ethi" typeface="Nyala"/>
+        <a:font script="Beng" typeface="Vrinda"/>
+        <a:font script="Gujr" typeface="Shruti"/>
+        <a:font script="Khmr" typeface="MoolBoran"/>
+        <a:font script="Knda" typeface="Tunga"/>
+        <a:font script="Guru" typeface="Raavi"/>
+        <a:font script="Cans" typeface="Euphemia"/>
+        <a:font script="Cher" typeface="Plantagenet Cherokee"/>
+        <a:font script="Yiii" typeface="Microsoft Yi Baiti"/>
+        <a:font script="Tibt" typeface="Microsoft Himalaya"/>
+        <a:font script="Thaa" typeface="MV Boli"/>
+        <a:font script="Deva" typeface="Mangal"/>
+        <a:font script="Telu" typeface="Gautami"/>
+        <a:font script="Taml" typeface="Latha"/>
+        <a:font script="Syrc" typeface="Estrangelo Edessa"/>
+        <a:font script="Orya" typeface="Kalinga"/>
+        <a:font script="Mlym" typeface="Kartika"/>
+        <a:font script="Laoo" typeface="DokChampa"/>
+        <a:font script="Sinh" typeface="Iskoola Pota"/>
+        <a:font script="Mong" typeface="Mongolian Baiti"/>
+        <a:font script="Viet" typeface="Times New Roman"/>
+        <a:font script="Uigh" typeface="Microsoft Uighur"/>
+        <a:font script="Geor" typeface="Sylfaen"/>
+      </a:majorFont>
+      <a:minorFont>
+        <a:latin typeface="Calibri"/>
+        <a:ea typeface=""/>
+        <a:cs typeface=""/>
+        <a:font script="Jpan" typeface="ＭＳ 明朝"/>
+        <a:font script="Hang" typeface="맑은 고딕"/>
+        <a:font script="Hans" typeface="宋体"/>
+        <a:font script="Hant" typeface="新細明體"/>
+        <a:font script="Arab" typeface="Arial"/>
+        <a:font script="Hebr" typeface="Arial"/>
+        <a:font script="Thai" typeface="Cordia New"/>
+        <a:font script="Ethi" typeface="Nyala"/>
+        <a:font script="Beng" typeface="Vrinda"/>
+        <a:font script="Gujr" typeface="Shruti"/>
+        <a:font script="Khmr" typeface="DaunPenh"/>
+        <a:font script="Knda" typeface="Tunga"/>
+        <a:font script="Guru" typeface="Raavi"/>
+        <a:font script="Cans" typeface="Euphemia"/>
+        <a:font script="Cher" typeface="Plantagenet Cherokee"/>
+        <a:font script="Yiii" typeface="Microsoft Yi Baiti"/>
+        <a:font script="Tibt" typeface="Microsoft Himalaya"/>
+        <a:font script="Thaa" typeface="MV Boli"/>
+        <a:font script="Deva" typeface="Mangal"/>
+        <a:font script="Telu" typeface="Gautami"/>
+        <a:font script="Taml" typeface="Latha"/>
+        <a:font script="Syrc" typeface="Estrangelo Edessa"/>
+        <a:font script="Orya" typeface="Kalinga"/>
+        <a:font script="Mlym" typeface="Kartika"/>
+        <a:font script="Laoo" typeface="DokChampa"/>
+        <a:font script="Sinh" typeface="Iskoola Pota"/>
+        <a:font script="Mong" typeface="Mongolian Baiti"/>
+        <a:font script="Viet" typeface="Arial"/>
+        <a:font script="Uigh" typeface="Microsoft Uighur"/>
+        <a:font script="Geor" typeface="Sylfaen"/>
+      </a:minorFont>
+    </a:fontScheme>
+    <a:fmtScheme name="Office">
+      <a:fillStyleLst>
+        <a:solidFill>
+          <a:schemeClr val="phClr"/>
+        </a:solidFill>
+        <a:gradFill rotWithShape="1">
+          <a:gsLst>
+            <a:gs pos="0">
+              <a:schemeClr val="phClr">
+                <a:tint val="50000"/>
+                <a:satMod val="300000"/>
+              </a:schemeClr>
+            </a:gs>
+            <a:gs pos="35000">
+              <a:schemeClr val="phClr">
+                <a:tint val="37000"/>
+                <a:satMod val="300000"/>
+              </a:schemeClr>
+            </a:gs>
+            <a:gs pos="100000">
+              <a:schemeClr val="phClr">
+                <a:tint val="15000"/>
+                <a:satMod val="350000"/>
+              </a:schemeClr>
+            </a:gs>
+          </a:gsLst>
+          <a:lin ang="16200000" scaled="1"/>
+        </a:gradFill>
+        <a:gradFill rotWithShape="1">
+          <a:gsLst>
+            <a:gs pos="0">
+              <a:schemeClr val="phClr">
+                <a:shade val="51000"/>
+                <a:satMod val="130000"/>
+              </a:schemeClr>
+            </a:gs>
+            <a:gs pos="80000">
+              <a:schemeClr val="phClr">
+                <a:shade val="93000"/>
+                <a:satMod val="130000"/>
+              </a:schemeClr>
+            </a:gs>
+            <a:gs pos="100000">
+              <a:schemeClr val="phClr">
+                <a:shade val="94000"/>
+                <a:satMod val="135000"/>
+              </a:schemeClr>
+            </a:gs>
+          </a:gsLst>
+          <a:lin ang="16200000" scaled="0"/>
+        </a:gradFill>
+      </a:fillStyleLst>
+      <a:lnStyleLst>
+        <a:ln w="9525" cap="flat" cmpd="sng" algn="ctr">
+          <a:solidFill>
+            <a:schemeClr val="phClr">
+              <a:shade val="95000"/>
+              <a:satMod val="105000"/>
+            </a:schemeClr>
+          </a:solidFill>
+          <a:prstDash val="solid"/>
+        </a:ln>
+        <a:ln w="25400" cap="flat" cmpd="sng" algn="ctr">
+          <a:solidFill>
+            <a:schemeClr val="phClr"/>
+          </a:solidFill>
+          <a:prstDash val="solid"/>
+        </a:ln>
+        <a:ln w="38100" cap="flat" cmpd="sng" algn="ctr">
+          <a:solidFill>
+            <a:schemeClr val="phClr"/>
+          </a:solidFill>
+          <a:prstDash val="solid"/>
+        </a:ln>
+      </a:lnStyleLst>
+      <a:effectStyleLst>
+        <a:effectStyle>
+          <a:effectLst>
+            <a:outerShdw blurRad="40000" dist="20000" dir="5400000" rotWithShape="0">
+              <a:srgbClr val="000000">
+                <a:alpha val="38000"/>
+              </a:srgbClr>
+            </a:outerShdw>
+          </a:effectLst>
+        </a:effectStyle>
+        <a:effectStyle>
+          <a:effectLst>
+            <a:outerShdw blurRad="40000" dist="23000" dir="5400000" rotWithShape="0">
+              <a:srgbClr val="000000">
+                <a:alpha val="35000"/>
+              </a:srgbClr>
+            </a:outerShdw>
+          </a:effectLst>
+        </a:effectStyle>
+        <a:effectStyle>
+          <a:effectLst>
+            <a:outerShdw blurRad="40000" dist="23000" dir="5400000" rotWithShape="0">
+              <a:srgbClr val="000000">
+                <a:alpha val="35000"/>
+              </a:srgbClr>
+            </a:outerShdw>
+          </a:effectLst>
+          <a:scene3d>
+            <a:camera prst="orthographicFront">
+              <a:rot lat="0" lon="0" rev="0"/>
+            </a:camera>
+            <a:lightRig rig="threePt" dir="t">
+              <a:rot lat="0" lon="0" rev="1200000"/>
+            </a:lightRig>
+          </a:scene3d>
+          <a:sp3d>
+            <a:bevelT w="63500" h="25400"/>
+          </a:sp3d>
+        </a:effectStyle>
+      </a:effectStyleLst>
+      <a:bgFillStyleLst>
+        <a:solidFill>
+          <a:schemeClr val="phClr"/>
+        </a:solidFill>
+        <a:gradFill rotWithShape="1">
+          <a:gsLst>
+            <a:gs pos="0">
+              <a:schemeClr val="phClr">
+                <a:tint val="40000"/>
+                <a:satMod val="350000"/>
+              </a:schemeClr>
+            </a:gs>
+            <a:gs pos="40000">
+              <a:schemeClr val="phClr">
+                <a:tint val="45000"/>
+                <a:satMod val="350000"/>
+                <a:shade val="99000"/>
+              </a:schemeClr>
+            </a:gs>
+            <a:gs pos="100000">
+              <a:schemeClr val="phClr">
+                <a:shade val="20000"/>
+                <a:satMod val="255000"/>
+              </a:schemeClr>
+            </a:gs>
+          </a:gsLst>
+          <a:path path="circle">
+            <a:fillToRect l="50000" t="-80000" r="50000" b="180000"/>
+          </a:path>
+        </a:gradFill>
+        <a:gradFill rotWithShape="1">
+          <a:gsLst>
+            <a:gs pos="0">
+              <a:schemeClr val="phClr">
+                <a:tint val="80000"/>
+                <a:satMod val="300000"/>
+              </a:schemeClr>
+            </a:gs>
+            <a:gs pos="100000">
+              <a:schemeClr val="phClr">
+                <a:shade val="30000"/>
+                <a:satMod val="200000"/>
+              </a:schemeClr>
+            </a:gs>
+          </a:gsLst>
+          <a:path path="circle">
+            <a:fillToRect l="50000" t="50000" r="50000" b="50000"/>
+          </a:path>
+        </a:gradFill>
+      </a:bgFillStyleLst>
+    </a:fmtScheme>
+  </a:themeElements>
+  <a:objectDefaults/>
+</a:theme>
 </file>